--- a/Section-7.docx
+++ b/Section-7.docx
@@ -5,8 +5,14 @@
     <w:p>
       <w:pPr>
         <w:pStyle w:val="Heading1"/>
-      </w:pPr>
-      <w:r>
+        <w:rPr>
+          <w:rFonts w:ascii="Cambria" w:hAnsi="Cambria"/>
+        </w:rPr>
+      </w:pPr>
+      <w:r>
+        <w:rPr>
+          <w:rFonts w:ascii="Cambria" w:hAnsi="Cambria"/>
+        </w:rPr>
         <w:t>1. Creating Lists Programmatically</w:t>
       </w:r>
     </w:p>
@@ -118,8 +124,14 @@
     <w:p>
       <w:pPr>
         <w:pStyle w:val="Heading1"/>
-      </w:pPr>
-      <w:r>
+        <w:rPr>
+          <w:rFonts w:ascii="Cambria" w:hAnsi="Cambria"/>
+        </w:rPr>
+      </w:pPr>
+      <w:r>
+        <w:rPr>
+          <w:rFonts w:ascii="Cambria" w:hAnsi="Cambria"/>
+        </w:rPr>
         <w:t>2. List Unpacking</w:t>
       </w:r>
     </w:p>
@@ -169,7 +181,14 @@
         <w:rPr>
           <w:rFonts w:ascii="Cambria" w:hAnsi="Cambria"/>
         </w:rPr>
-        <w:t xml:space="preserve"> to collect the "remaining" e</w:t>
+        <w:t xml:space="preserve"> to collect the "remaining" </w:t>
+      </w:r>
+      <w:proofErr w:type="spellStart"/>
+      <w:r>
+        <w:rPr>
+          <w:rFonts w:ascii="Cambria" w:hAnsi="Cambria"/>
+        </w:rPr>
+        <w:t>e</w:t>
       </w:r>
       <w:r>
         <w:rPr>
@@ -181,23 +200,46 @@
         <w:rPr>
           <w:rFonts w:ascii="Cambria" w:hAnsi="Cambria"/>
         </w:rPr>
-        <w:t>lements.</w:t>
-      </w:r>
-    </w:p>
-    <w:p>
-      <w:pPr>
-        <w:pStyle w:val="HTMLPreformatted"/>
-        <w:rPr>
-          <w:rStyle w:val="HTMLCode"/>
-          <w:rFonts w:ascii="Cambria" w:hAnsi="Cambria"/>
-        </w:rPr>
-      </w:pPr>
-      <w:r>
-        <w:rPr>
-          <w:rStyle w:val="HTMLCode"/>
-          <w:rFonts w:ascii="Cambria" w:hAnsi="Cambria"/>
-        </w:rPr>
-        <w:t>a, b, *remainingList, d = [1, 2, 3, 4, 5, 6, 7]</w:t>
+        <w:t>lements</w:t>
+      </w:r>
+      <w:proofErr w:type="spellEnd"/>
+      <w:r>
+        <w:rPr>
+          <w:rFonts w:ascii="Cambria" w:hAnsi="Cambria"/>
+        </w:rPr>
+        <w:t>.</w:t>
+      </w:r>
+    </w:p>
+    <w:p>
+      <w:pPr>
+        <w:pStyle w:val="HTMLPreformatted"/>
+        <w:rPr>
+          <w:rStyle w:val="HTMLCode"/>
+          <w:rFonts w:ascii="Cambria" w:hAnsi="Cambria"/>
+        </w:rPr>
+      </w:pPr>
+      <w:r>
+        <w:rPr>
+          <w:rStyle w:val="HTMLCode"/>
+          <w:rFonts w:ascii="Cambria" w:hAnsi="Cambria"/>
+        </w:rPr>
+        <w:t>a, b, *</w:t>
+      </w:r>
+      <w:proofErr w:type="spellStart"/>
+      <w:r>
+        <w:rPr>
+          <w:rStyle w:val="HTMLCode"/>
+          <w:rFonts w:ascii="Cambria" w:hAnsi="Cambria"/>
+        </w:rPr>
+        <w:t>remainingList</w:t>
+      </w:r>
+      <w:proofErr w:type="spellEnd"/>
+      <w:r>
+        <w:rPr>
+          <w:rStyle w:val="HTMLCode"/>
+          <w:rFonts w:ascii="Cambria" w:hAnsi="Cambria"/>
+        </w:rPr>
+        <w:t>, d = [1, 2, 3, 4, 5, 6, 7]</w:t>
       </w:r>
     </w:p>
     <w:p>
@@ -245,7 +287,23 @@
           <w:rStyle w:val="HTMLCode"/>
           <w:rFonts w:ascii="Cambria" w:hAnsi="Cambria"/>
         </w:rPr>
-        <w:t>print(remainingList) # [3, 4, 5, 6]</w:t>
+        <w:t>print(</w:t>
+      </w:r>
+      <w:proofErr w:type="spellStart"/>
+      <w:r>
+        <w:rPr>
+          <w:rStyle w:val="HTMLCode"/>
+          <w:rFonts w:ascii="Cambria" w:hAnsi="Cambria"/>
+        </w:rPr>
+        <w:t>remainingList</w:t>
+      </w:r>
+      <w:proofErr w:type="spellEnd"/>
+      <w:r>
+        <w:rPr>
+          <w:rStyle w:val="HTMLCode"/>
+          <w:rFonts w:ascii="Cambria" w:hAnsi="Cambria"/>
+        </w:rPr>
+        <w:t>) # [3, 4, 5, 6]</w:t>
       </w:r>
     </w:p>
     <w:p>
@@ -266,8 +324,14 @@
     <w:p>
       <w:pPr>
         <w:pStyle w:val="Heading1"/>
-      </w:pPr>
-      <w:r>
+        <w:rPr>
+          <w:rFonts w:ascii="Cambria" w:hAnsi="Cambria"/>
+        </w:rPr>
+      </w:pPr>
+      <w:r>
+        <w:rPr>
+          <w:rFonts w:ascii="Cambria" w:hAnsi="Cambria"/>
+        </w:rPr>
         <w:t>3. Dictionary Basics</w:t>
       </w:r>
     </w:p>
@@ -500,8 +564,14 @@
     <w:p>
       <w:pPr>
         <w:pStyle w:val="Heading1"/>
-      </w:pPr>
-      <w:r>
+        <w:rPr>
+          <w:rFonts w:ascii="Cambria" w:hAnsi="Cambria"/>
+        </w:rPr>
+      </w:pPr>
+      <w:r>
+        <w:rPr>
+          <w:rFonts w:ascii="Cambria" w:hAnsi="Cambria"/>
+        </w:rPr>
         <w:t>4. Nested Dictionaries (List of Dictionaries)</w:t>
       </w:r>
     </w:p>
@@ -630,8 +700,14 @@
     <w:p>
       <w:pPr>
         <w:pStyle w:val="Heading1"/>
-      </w:pPr>
-      <w:r>
+        <w:rPr>
+          <w:rFonts w:ascii="Cambria" w:hAnsi="Cambria"/>
+        </w:rPr>
+      </w:pPr>
+      <w:r>
+        <w:rPr>
+          <w:rFonts w:ascii="Cambria" w:hAnsi="Cambria"/>
+        </w:rPr>
         <w:t>5. Dictionary Characteristics</w:t>
       </w:r>
     </w:p>
@@ -760,8 +836,14 @@
     <w:p>
       <w:pPr>
         <w:pStyle w:val="Heading1"/>
-      </w:pPr>
-      <w:r>
+        <w:rPr>
+          <w:rFonts w:ascii="Cambria" w:hAnsi="Cambria"/>
+        </w:rPr>
+      </w:pPr>
+      <w:r>
+        <w:rPr>
+          <w:rFonts w:ascii="Cambria" w:hAnsi="Cambria"/>
+        </w:rPr>
         <w:t>6. Example Dictionary</w:t>
       </w:r>
     </w:p>
@@ -897,8 +979,14 @@
     <w:p>
       <w:pPr>
         <w:pStyle w:val="Heading1"/>
-      </w:pPr>
-      <w:r>
+        <w:rPr>
+          <w:rFonts w:ascii="Cambria" w:hAnsi="Cambria"/>
+        </w:rPr>
+      </w:pPr>
+      <w:r>
+        <w:rPr>
+          <w:rFonts w:ascii="Cambria" w:hAnsi="Cambria"/>
+        </w:rPr>
         <w:t>7. Most Used Dictionary Methods</w:t>
       </w:r>
     </w:p>
@@ -1004,112 +1092,317 @@
           <w:rStyle w:val="HTMLCode"/>
           <w:rFonts w:ascii="Cambria" w:hAnsi="Cambria"/>
         </w:rPr>
-        <w:t>print(dictionary.get('weapon'))     # None (key not found)</w:t>
-      </w:r>
-    </w:p>
-    <w:p>
-      <w:pPr>
-        <w:pStyle w:val="HTMLPreformatted"/>
-        <w:rPr>
-          <w:rStyle w:val="HTMLCode"/>
-          <w:rFonts w:ascii="Cambria" w:hAnsi="Cambria"/>
-        </w:rPr>
-      </w:pPr>
-      <w:r>
-        <w:rPr>
-          <w:rStyle w:val="HTMLCode"/>
-          <w:rFonts w:ascii="Cambria" w:hAnsi="Cambria"/>
-        </w:rPr>
-        <w:t>print(dictionary.values())          # dict_values(['john', 'full', '2 lives'])</w:t>
-      </w:r>
-    </w:p>
-    <w:p>
-      <w:pPr>
-        <w:pStyle w:val="HTMLPreformatted"/>
-        <w:rPr>
-          <w:rStyle w:val="HTMLCode"/>
-          <w:rFonts w:ascii="Cambria" w:hAnsi="Cambria"/>
-        </w:rPr>
-      </w:pPr>
-      <w:r>
-        <w:rPr>
-          <w:rStyle w:val="HTMLCode"/>
-          <w:rFonts w:ascii="Cambria" w:hAnsi="Cambria"/>
-        </w:rPr>
-        <w:t>print(dictionary.items())           # dict_items([('player','john'),('power','full'),('bonus','2 lives')])</w:t>
-      </w:r>
-    </w:p>
-    <w:p>
-      <w:pPr>
-        <w:pStyle w:val="HTMLPreformatted"/>
-        <w:rPr>
-          <w:rStyle w:val="HTMLCode"/>
-          <w:rFonts w:ascii="Cambria" w:hAnsi="Cambria"/>
-        </w:rPr>
-      </w:pPr>
-    </w:p>
-    <w:p>
-      <w:pPr>
-        <w:pStyle w:val="HTMLPreformatted"/>
-        <w:rPr>
-          <w:rStyle w:val="HTMLCode"/>
-          <w:rFonts w:ascii="Cambria" w:hAnsi="Cambria"/>
-        </w:rPr>
-      </w:pPr>
-      <w:r>
-        <w:rPr>
-          <w:rStyle w:val="HTMLCode"/>
-          <w:rFonts w:ascii="Cambria" w:hAnsi="Cambria"/>
-        </w:rPr>
-        <w:t>print('weapons' in dictionary.keys())  # False</w:t>
-      </w:r>
-    </w:p>
-    <w:p>
-      <w:pPr>
-        <w:pStyle w:val="HTMLPreformatted"/>
-        <w:rPr>
-          <w:rStyle w:val="HTMLCode"/>
-          <w:rFonts w:ascii="Cambria" w:hAnsi="Cambria"/>
-        </w:rPr>
-      </w:pPr>
-      <w:r>
-        <w:rPr>
-          <w:rStyle w:val="HTMLCode"/>
-          <w:rFonts w:ascii="Cambria" w:hAnsi="Cambria"/>
-        </w:rPr>
-        <w:t>print('bonus' in dictionary.keys())    # True</w:t>
-      </w:r>
-    </w:p>
-    <w:p>
-      <w:pPr>
-        <w:pStyle w:val="HTMLPreformatted"/>
-        <w:rPr>
-          <w:rStyle w:val="HTMLCode"/>
-          <w:rFonts w:ascii="Cambria" w:hAnsi="Cambria"/>
-        </w:rPr>
-      </w:pPr>
-      <w:r>
-        <w:rPr>
-          <w:rStyle w:val="HTMLCode"/>
-          <w:rFonts w:ascii="Cambria" w:hAnsi="Cambria"/>
-        </w:rPr>
-        <w:t>print('full' in dictionary.keys())     # False</w:t>
-      </w:r>
-    </w:p>
-    <w:p>
-      <w:pPr>
-        <w:pStyle w:val="HTMLPreformatted"/>
-        <w:rPr>
-          <w:rStyle w:val="HTMLCode"/>
-          <w:rFonts w:ascii="Cambria" w:hAnsi="Cambria"/>
-        </w:rPr>
-      </w:pPr>
-      <w:r>
-        <w:rPr>
-          <w:rStyle w:val="HTMLCode"/>
-          <w:rFonts w:ascii="Cambria" w:hAnsi="Cambria"/>
-        </w:rPr>
-        <w:t>print('full' in dictionary.values())   # True</w:t>
+        <w:t>print(</w:t>
+      </w:r>
+      <w:proofErr w:type="spellStart"/>
+      <w:r>
+        <w:rPr>
+          <w:rStyle w:val="HTMLCode"/>
+          <w:rFonts w:ascii="Cambria" w:hAnsi="Cambria"/>
+        </w:rPr>
+        <w:t>dictionary.get</w:t>
+      </w:r>
+      <w:proofErr w:type="spellEnd"/>
+      <w:r>
+        <w:rPr>
+          <w:rStyle w:val="HTMLCode"/>
+          <w:rFonts w:ascii="Cambria" w:hAnsi="Cambria"/>
+        </w:rPr>
+        <w:t>('weapon'))     # None (key not found)</w:t>
+      </w:r>
+    </w:p>
+    <w:p>
+      <w:pPr>
+        <w:pStyle w:val="HTMLPreformatted"/>
+        <w:rPr>
+          <w:rStyle w:val="HTMLCode"/>
+          <w:rFonts w:ascii="Cambria" w:hAnsi="Cambria"/>
+        </w:rPr>
+      </w:pPr>
+      <w:r>
+        <w:rPr>
+          <w:rStyle w:val="HTMLCode"/>
+          <w:rFonts w:ascii="Cambria" w:hAnsi="Cambria"/>
+        </w:rPr>
+        <w:t>print(</w:t>
+      </w:r>
+      <w:proofErr w:type="spellStart"/>
+      <w:r>
+        <w:rPr>
+          <w:rStyle w:val="HTMLCode"/>
+          <w:rFonts w:ascii="Cambria" w:hAnsi="Cambria"/>
+        </w:rPr>
+        <w:t>dictionary.values</w:t>
+      </w:r>
+      <w:proofErr w:type="spellEnd"/>
+      <w:r>
+        <w:rPr>
+          <w:rStyle w:val="HTMLCode"/>
+          <w:rFonts w:ascii="Cambria" w:hAnsi="Cambria"/>
+        </w:rPr>
+        <w:t xml:space="preserve">())          </w:t>
+      </w:r>
+      <w:r>
+        <w:rPr>
+          <w:rStyle w:val="HTMLCode"/>
+          <w:rFonts w:ascii="Cambria" w:hAnsi="Cambria"/>
+        </w:rPr>
+        <w:tab/>
+        <w:t xml:space="preserve">   </w:t>
+      </w:r>
+      <w:r>
+        <w:rPr>
+          <w:rStyle w:val="HTMLCode"/>
+          <w:rFonts w:ascii="Cambria" w:hAnsi="Cambria"/>
+        </w:rPr>
+        <w:t xml:space="preserve"># </w:t>
+      </w:r>
+      <w:proofErr w:type="spellStart"/>
+      <w:r>
+        <w:rPr>
+          <w:rStyle w:val="HTMLCode"/>
+          <w:rFonts w:ascii="Cambria" w:hAnsi="Cambria"/>
+        </w:rPr>
+        <w:t>dict_values</w:t>
+      </w:r>
+      <w:proofErr w:type="spellEnd"/>
+      <w:r>
+        <w:rPr>
+          <w:rStyle w:val="HTMLCode"/>
+          <w:rFonts w:ascii="Cambria" w:hAnsi="Cambria"/>
+        </w:rPr>
+        <w:t>(['john', 'full', '2 lives'])</w:t>
+      </w:r>
+    </w:p>
+    <w:p>
+      <w:pPr>
+        <w:pStyle w:val="HTMLPreformatted"/>
+        <w:rPr>
+          <w:rStyle w:val="HTMLCode"/>
+          <w:rFonts w:ascii="Cambria" w:hAnsi="Cambria"/>
+        </w:rPr>
+      </w:pPr>
+      <w:r>
+        <w:rPr>
+          <w:rStyle w:val="HTMLCode"/>
+          <w:rFonts w:ascii="Cambria" w:hAnsi="Cambria"/>
+        </w:rPr>
+        <w:t>print(</w:t>
+      </w:r>
+      <w:proofErr w:type="spellStart"/>
+      <w:r>
+        <w:rPr>
+          <w:rStyle w:val="HTMLCode"/>
+          <w:rFonts w:ascii="Cambria" w:hAnsi="Cambria"/>
+        </w:rPr>
+        <w:t>dictionary.items</w:t>
+      </w:r>
+      <w:proofErr w:type="spellEnd"/>
+      <w:r>
+        <w:rPr>
+          <w:rStyle w:val="HTMLCode"/>
+          <w:rFonts w:ascii="Cambria" w:hAnsi="Cambria"/>
+        </w:rPr>
+        <w:t xml:space="preserve">())           </w:t>
+      </w:r>
+      <w:r>
+        <w:rPr>
+          <w:rStyle w:val="HTMLCode"/>
+          <w:rFonts w:ascii="Cambria" w:hAnsi="Cambria"/>
+        </w:rPr>
+        <w:t xml:space="preserve">      </w:t>
+      </w:r>
+      <w:r>
+        <w:rPr>
+          <w:rStyle w:val="HTMLCode"/>
+          <w:rFonts w:ascii="Cambria" w:hAnsi="Cambria"/>
+        </w:rPr>
+        <w:t xml:space="preserve"># </w:t>
+      </w:r>
+      <w:proofErr w:type="spellStart"/>
+      <w:r>
+        <w:rPr>
+          <w:rStyle w:val="HTMLCode"/>
+          <w:rFonts w:ascii="Cambria" w:hAnsi="Cambria"/>
+        </w:rPr>
+        <w:t>dict_items</w:t>
+      </w:r>
+      <w:proofErr w:type="spellEnd"/>
+      <w:r>
+        <w:rPr>
+          <w:rStyle w:val="HTMLCode"/>
+          <w:rFonts w:ascii="Cambria" w:hAnsi="Cambria"/>
+        </w:rPr>
+        <w:t>([('</w:t>
+      </w:r>
+      <w:proofErr w:type="spellStart"/>
+      <w:r>
+        <w:rPr>
+          <w:rStyle w:val="HTMLCode"/>
+          <w:rFonts w:ascii="Cambria" w:hAnsi="Cambria"/>
+        </w:rPr>
+        <w:t>player','john</w:t>
+      </w:r>
+      <w:proofErr w:type="spellEnd"/>
+      <w:r>
+        <w:rPr>
+          <w:rStyle w:val="HTMLCode"/>
+          <w:rFonts w:ascii="Cambria" w:hAnsi="Cambria"/>
+        </w:rPr>
+        <w:t>'),('</w:t>
+      </w:r>
+      <w:proofErr w:type="spellStart"/>
+      <w:r>
+        <w:rPr>
+          <w:rStyle w:val="HTMLCode"/>
+          <w:rFonts w:ascii="Cambria" w:hAnsi="Cambria"/>
+        </w:rPr>
+        <w:t>power','full</w:t>
+      </w:r>
+      <w:proofErr w:type="spellEnd"/>
+      <w:r>
+        <w:rPr>
+          <w:rStyle w:val="HTMLCode"/>
+          <w:rFonts w:ascii="Cambria" w:hAnsi="Cambria"/>
+        </w:rPr>
+        <w:t>'),('bonus','2 lives')])</w:t>
+      </w:r>
+    </w:p>
+    <w:p>
+      <w:pPr>
+        <w:pStyle w:val="HTMLPreformatted"/>
+        <w:rPr>
+          <w:rStyle w:val="HTMLCode"/>
+          <w:rFonts w:ascii="Cambria" w:hAnsi="Cambria"/>
+        </w:rPr>
+      </w:pPr>
+    </w:p>
+    <w:p>
+      <w:pPr>
+        <w:pStyle w:val="HTMLPreformatted"/>
+        <w:rPr>
+          <w:rStyle w:val="HTMLCode"/>
+          <w:rFonts w:ascii="Cambria" w:hAnsi="Cambria"/>
+        </w:rPr>
+      </w:pPr>
+      <w:r>
+        <w:rPr>
+          <w:rStyle w:val="HTMLCode"/>
+          <w:rFonts w:ascii="Cambria" w:hAnsi="Cambria"/>
+        </w:rPr>
+        <w:t xml:space="preserve">print('weapons' in </w:t>
+      </w:r>
+      <w:proofErr w:type="spellStart"/>
+      <w:r>
+        <w:rPr>
+          <w:rStyle w:val="HTMLCode"/>
+          <w:rFonts w:ascii="Cambria" w:hAnsi="Cambria"/>
+        </w:rPr>
+        <w:t>dictionary.keys</w:t>
+      </w:r>
+      <w:proofErr w:type="spellEnd"/>
+      <w:r>
+        <w:rPr>
+          <w:rStyle w:val="HTMLCode"/>
+          <w:rFonts w:ascii="Cambria" w:hAnsi="Cambria"/>
+        </w:rPr>
+        <w:t>())  # False</w:t>
+      </w:r>
+    </w:p>
+    <w:p>
+      <w:pPr>
+        <w:pStyle w:val="HTMLPreformatted"/>
+        <w:rPr>
+          <w:rStyle w:val="HTMLCode"/>
+          <w:rFonts w:ascii="Cambria" w:hAnsi="Cambria"/>
+        </w:rPr>
+      </w:pPr>
+      <w:r>
+        <w:rPr>
+          <w:rStyle w:val="HTMLCode"/>
+          <w:rFonts w:ascii="Cambria" w:hAnsi="Cambria"/>
+        </w:rPr>
+        <w:t xml:space="preserve">print('bonus' in </w:t>
+      </w:r>
+      <w:proofErr w:type="spellStart"/>
+      <w:r>
+        <w:rPr>
+          <w:rStyle w:val="HTMLCode"/>
+          <w:rFonts w:ascii="Cambria" w:hAnsi="Cambria"/>
+        </w:rPr>
+        <w:t>dictionary.keys</w:t>
+      </w:r>
+      <w:proofErr w:type="spellEnd"/>
+      <w:r>
+        <w:rPr>
+          <w:rStyle w:val="HTMLCode"/>
+          <w:rFonts w:ascii="Cambria" w:hAnsi="Cambria"/>
+        </w:rPr>
+        <w:t>())    # True</w:t>
+      </w:r>
+    </w:p>
+    <w:p>
+      <w:pPr>
+        <w:pStyle w:val="HTMLPreformatted"/>
+        <w:rPr>
+          <w:rStyle w:val="HTMLCode"/>
+          <w:rFonts w:ascii="Cambria" w:hAnsi="Cambria"/>
+        </w:rPr>
+      </w:pPr>
+      <w:r>
+        <w:rPr>
+          <w:rStyle w:val="HTMLCode"/>
+          <w:rFonts w:ascii="Cambria" w:hAnsi="Cambria"/>
+        </w:rPr>
+        <w:t xml:space="preserve">print('full' in </w:t>
+      </w:r>
+      <w:proofErr w:type="spellStart"/>
+      <w:r>
+        <w:rPr>
+          <w:rStyle w:val="HTMLCode"/>
+          <w:rFonts w:ascii="Cambria" w:hAnsi="Cambria"/>
+        </w:rPr>
+        <w:t>dictionary.keys</w:t>
+      </w:r>
+      <w:proofErr w:type="spellEnd"/>
+      <w:r>
+        <w:rPr>
+          <w:rStyle w:val="HTMLCode"/>
+          <w:rFonts w:ascii="Cambria" w:hAnsi="Cambria"/>
+        </w:rPr>
+        <w:t>())     # False</w:t>
+      </w:r>
+    </w:p>
+    <w:p>
+      <w:pPr>
+        <w:pStyle w:val="HTMLPreformatted"/>
+        <w:rPr>
+          <w:rStyle w:val="HTMLCode"/>
+          <w:rFonts w:ascii="Cambria" w:hAnsi="Cambria"/>
+        </w:rPr>
+      </w:pPr>
+      <w:r>
+        <w:rPr>
+          <w:rStyle w:val="HTMLCode"/>
+          <w:rFonts w:ascii="Cambria" w:hAnsi="Cambria"/>
+        </w:rPr>
+        <w:t xml:space="preserve">print('full' in </w:t>
+      </w:r>
+      <w:proofErr w:type="spellStart"/>
+      <w:r>
+        <w:rPr>
+          <w:rStyle w:val="HTMLCode"/>
+          <w:rFonts w:ascii="Cambria" w:hAnsi="Cambria"/>
+        </w:rPr>
+        <w:t>dictionary.values</w:t>
+      </w:r>
+      <w:proofErr w:type="spellEnd"/>
+      <w:r>
+        <w:rPr>
+          <w:rStyle w:val="HTMLCode"/>
+          <w:rFonts w:ascii="Cambria" w:hAnsi="Cambria"/>
+        </w:rPr>
+        <w:t>())   # True</w:t>
       </w:r>
     </w:p>
     <w:p>
@@ -1158,11 +1451,1794 @@
           <w:rStyle w:val="HTMLCode"/>
           <w:rFonts w:ascii="Cambria" w:hAnsi="Cambria"/>
         </w:rPr>
-        <w:t>print(dictionary.popitem())            # removes last inserted key-value pair</w:t>
-      </w:r>
-    </w:p>
-    <w:p>
-      <w:pPr>
+        <w:t>print(</w:t>
+      </w:r>
+      <w:proofErr w:type="spellStart"/>
+      <w:r>
+        <w:rPr>
+          <w:rStyle w:val="HTMLCode"/>
+          <w:rFonts w:ascii="Cambria" w:hAnsi="Cambria"/>
+        </w:rPr>
+        <w:t>dictionary.popitem</w:t>
+      </w:r>
+      <w:proofErr w:type="spellEnd"/>
+      <w:r>
+        <w:rPr>
+          <w:rStyle w:val="HTMLCode"/>
+          <w:rFonts w:ascii="Cambria" w:hAnsi="Cambria"/>
+        </w:rPr>
+        <w:t>())            # removes last inserted key-value pair</w:t>
+      </w:r>
+    </w:p>
+    <w:p>
+      <w:pPr>
+        <w:pStyle w:val="Heading1"/>
+        <w:rPr>
+          <w:rFonts w:ascii="Cambria" w:hAnsi="Cambria"/>
+        </w:rPr>
+      </w:pPr>
+      <w:r>
+        <w:rPr>
+          <w:rStyle w:val="Strong"/>
+          <w:rFonts w:ascii="Cambria" w:hAnsi="Cambria"/>
+          <w:b w:val="0"/>
+          <w:bCs w:val="0"/>
+        </w:rPr>
+        <w:t>8</w:t>
+      </w:r>
+      <w:r>
+        <w:rPr>
+          <w:rStyle w:val="Strong"/>
+          <w:rFonts w:ascii="Cambria" w:hAnsi="Cambria"/>
+          <w:b w:val="0"/>
+          <w:bCs w:val="0"/>
+        </w:rPr>
+        <w:t>. Tuple Data Type</w:t>
+      </w:r>
+    </w:p>
+    <w:p>
+      <w:pPr>
+        <w:pStyle w:val="NormalWeb"/>
+        <w:numPr>
+          <w:ilvl w:val="0"/>
+          <w:numId w:val="7"/>
+        </w:numPr>
+        <w:rPr>
+          <w:rFonts w:ascii="Cambria" w:hAnsi="Cambria"/>
+        </w:rPr>
+      </w:pPr>
+      <w:r>
+        <w:rPr>
+          <w:rFonts w:ascii="Cambria" w:hAnsi="Cambria"/>
+        </w:rPr>
+        <w:t xml:space="preserve">Tuples are like lists, but </w:t>
+      </w:r>
+      <w:r>
+        <w:rPr>
+          <w:rStyle w:val="Strong"/>
+          <w:rFonts w:ascii="Cambria" w:hAnsi="Cambria"/>
+        </w:rPr>
+        <w:t>immutable</w:t>
+      </w:r>
+      <w:r>
+        <w:rPr>
+          <w:rFonts w:ascii="Cambria" w:hAnsi="Cambria"/>
+        </w:rPr>
+        <w:t xml:space="preserve"> (cannot be changed after creation).</w:t>
+      </w:r>
+    </w:p>
+    <w:p>
+      <w:pPr>
+        <w:pStyle w:val="NormalWeb"/>
+        <w:numPr>
+          <w:ilvl w:val="0"/>
+          <w:numId w:val="7"/>
+        </w:numPr>
+        <w:rPr>
+          <w:rFonts w:ascii="Cambria" w:hAnsi="Cambria"/>
+        </w:rPr>
+      </w:pPr>
+      <w:r>
+        <w:rPr>
+          <w:rFonts w:ascii="Cambria" w:hAnsi="Cambria"/>
+        </w:rPr>
+        <w:t xml:space="preserve">Defined using </w:t>
+      </w:r>
+      <w:r>
+        <w:rPr>
+          <w:rStyle w:val="Strong"/>
+          <w:rFonts w:ascii="Cambria" w:hAnsi="Cambria"/>
+        </w:rPr>
+        <w:t>()` parentheses</w:t>
+      </w:r>
+      <w:r>
+        <w:rPr>
+          <w:rFonts w:ascii="Cambria" w:hAnsi="Cambria"/>
+        </w:rPr>
+        <w:t>.</w:t>
+      </w:r>
+    </w:p>
+    <w:p>
+      <w:pPr>
+        <w:pStyle w:val="Heading2"/>
+        <w:rPr>
+          <w:rFonts w:ascii="Cambria" w:hAnsi="Cambria"/>
+        </w:rPr>
+      </w:pPr>
+      <w:r>
+        <w:rPr>
+          <w:rFonts w:ascii="Cambria" w:hAnsi="Cambria"/>
+        </w:rPr>
+        <w:t>Example:</w:t>
+      </w:r>
+    </w:p>
+    <w:p>
+      <w:pPr>
+        <w:pStyle w:val="HTMLPreformatted"/>
+        <w:rPr>
+          <w:rStyle w:val="HTMLCode"/>
+          <w:rFonts w:ascii="Cambria" w:hAnsi="Cambria"/>
+        </w:rPr>
+      </w:pPr>
+      <w:proofErr w:type="spellStart"/>
+      <w:r>
+        <w:rPr>
+          <w:rStyle w:val="HTMLCode"/>
+          <w:rFonts w:ascii="Cambria" w:hAnsi="Cambria"/>
+        </w:rPr>
+        <w:t>test_tuple</w:t>
+      </w:r>
+      <w:proofErr w:type="spellEnd"/>
+      <w:r>
+        <w:rPr>
+          <w:rStyle w:val="HTMLCode"/>
+          <w:rFonts w:ascii="Cambria" w:hAnsi="Cambria"/>
+        </w:rPr>
+        <w:t xml:space="preserve"> = (1, 2, 3, 4, 5, 6)</w:t>
+      </w:r>
+    </w:p>
+    <w:p>
+      <w:pPr>
+        <w:pStyle w:val="HTMLPreformatted"/>
+        <w:rPr>
+          <w:rStyle w:val="HTMLCode"/>
+          <w:rFonts w:ascii="Cambria" w:hAnsi="Cambria"/>
+        </w:rPr>
+      </w:pPr>
+    </w:p>
+    <w:p>
+      <w:pPr>
+        <w:pStyle w:val="HTMLPreformatted"/>
+        <w:rPr>
+          <w:rStyle w:val="HTMLCode"/>
+          <w:rFonts w:ascii="Cambria" w:hAnsi="Cambria"/>
+        </w:rPr>
+      </w:pPr>
+      <w:r>
+        <w:rPr>
+          <w:rStyle w:val="HTMLCode"/>
+          <w:rFonts w:ascii="Cambria" w:hAnsi="Cambria"/>
+        </w:rPr>
+        <w:t># Tuple unpacking</w:t>
+      </w:r>
+    </w:p>
+    <w:p>
+      <w:pPr>
+        <w:pStyle w:val="HTMLPreformatted"/>
+        <w:rPr>
+          <w:rStyle w:val="HTMLCode"/>
+          <w:rFonts w:ascii="Cambria" w:hAnsi="Cambria"/>
+        </w:rPr>
+      </w:pPr>
+      <w:r>
+        <w:rPr>
+          <w:rStyle w:val="HTMLCode"/>
+          <w:rFonts w:ascii="Cambria" w:hAnsi="Cambria"/>
+        </w:rPr>
+        <w:t xml:space="preserve">a, b, c, *rest = </w:t>
+      </w:r>
+      <w:proofErr w:type="spellStart"/>
+      <w:r>
+        <w:rPr>
+          <w:rStyle w:val="HTMLCode"/>
+          <w:rFonts w:ascii="Cambria" w:hAnsi="Cambria"/>
+        </w:rPr>
+        <w:t>test_tuple</w:t>
+      </w:r>
+      <w:proofErr w:type="spellEnd"/>
+    </w:p>
+    <w:p>
+      <w:pPr>
+        <w:pStyle w:val="HTMLPreformatted"/>
+        <w:rPr>
+          <w:rStyle w:val="HTMLCode"/>
+          <w:rFonts w:ascii="Cambria" w:hAnsi="Cambria"/>
+        </w:rPr>
+      </w:pPr>
+      <w:r>
+        <w:rPr>
+          <w:rStyle w:val="HTMLCode"/>
+          <w:rFonts w:ascii="Cambria" w:hAnsi="Cambria"/>
+        </w:rPr>
+        <w:t>print(a)   # 1</w:t>
+      </w:r>
+    </w:p>
+    <w:p>
+      <w:pPr>
+        <w:pStyle w:val="HTMLPreformatted"/>
+        <w:rPr>
+          <w:rStyle w:val="HTMLCode"/>
+          <w:rFonts w:ascii="Cambria" w:hAnsi="Cambria"/>
+        </w:rPr>
+      </w:pPr>
+      <w:r>
+        <w:rPr>
+          <w:rStyle w:val="HTMLCode"/>
+          <w:rFonts w:ascii="Cambria" w:hAnsi="Cambria"/>
+        </w:rPr>
+        <w:t>print(b)   # 2</w:t>
+      </w:r>
+    </w:p>
+    <w:p>
+      <w:pPr>
+        <w:pStyle w:val="HTMLPreformatted"/>
+        <w:rPr>
+          <w:rStyle w:val="HTMLCode"/>
+          <w:rFonts w:ascii="Cambria" w:hAnsi="Cambria"/>
+        </w:rPr>
+      </w:pPr>
+      <w:r>
+        <w:rPr>
+          <w:rStyle w:val="HTMLCode"/>
+          <w:rFonts w:ascii="Cambria" w:hAnsi="Cambria"/>
+        </w:rPr>
+        <w:t>print(c)   # 3</w:t>
+      </w:r>
+    </w:p>
+    <w:p>
+      <w:pPr>
+        <w:pStyle w:val="HTMLPreformatted"/>
+        <w:rPr>
+          <w:rStyle w:val="HTMLCode"/>
+          <w:rFonts w:ascii="Cambria" w:hAnsi="Cambria"/>
+        </w:rPr>
+      </w:pPr>
+    </w:p>
+    <w:p>
+      <w:pPr>
+        <w:pStyle w:val="HTMLPreformatted"/>
+        <w:rPr>
+          <w:rStyle w:val="HTMLCode"/>
+          <w:rFonts w:ascii="Cambria" w:hAnsi="Cambria"/>
+        </w:rPr>
+      </w:pPr>
+      <w:r>
+        <w:rPr>
+          <w:rStyle w:val="HTMLCode"/>
+          <w:rFonts w:ascii="Cambria" w:hAnsi="Cambria"/>
+        </w:rPr>
+        <w:t># Access elements</w:t>
+      </w:r>
+    </w:p>
+    <w:p>
+      <w:pPr>
+        <w:pStyle w:val="HTMLPreformatted"/>
+        <w:rPr>
+          <w:rStyle w:val="HTMLCode"/>
+          <w:rFonts w:ascii="Cambria" w:hAnsi="Cambria"/>
+        </w:rPr>
+      </w:pPr>
+      <w:r>
+        <w:rPr>
+          <w:rStyle w:val="HTMLCode"/>
+          <w:rFonts w:ascii="Cambria" w:hAnsi="Cambria"/>
+        </w:rPr>
+        <w:lastRenderedPageBreak/>
+        <w:t>print(</w:t>
+      </w:r>
+      <w:proofErr w:type="spellStart"/>
+      <w:r>
+        <w:rPr>
+          <w:rStyle w:val="HTMLCode"/>
+          <w:rFonts w:ascii="Cambria" w:hAnsi="Cambria"/>
+        </w:rPr>
+        <w:t>test_tuple</w:t>
+      </w:r>
+      <w:proofErr w:type="spellEnd"/>
+      <w:r>
+        <w:rPr>
+          <w:rStyle w:val="HTMLCode"/>
+          <w:rFonts w:ascii="Cambria" w:hAnsi="Cambria"/>
+        </w:rPr>
+        <w:t>[0])     # 1</w:t>
+      </w:r>
+    </w:p>
+    <w:p>
+      <w:pPr>
+        <w:pStyle w:val="HTMLPreformatted"/>
+        <w:rPr>
+          <w:rStyle w:val="HTMLCode"/>
+          <w:rFonts w:ascii="Cambria" w:hAnsi="Cambria"/>
+        </w:rPr>
+      </w:pPr>
+      <w:r>
+        <w:rPr>
+          <w:rStyle w:val="HTMLCode"/>
+          <w:rFonts w:ascii="Cambria" w:hAnsi="Cambria"/>
+        </w:rPr>
+        <w:t>print(</w:t>
+      </w:r>
+      <w:proofErr w:type="spellStart"/>
+      <w:r>
+        <w:rPr>
+          <w:rStyle w:val="HTMLCode"/>
+          <w:rFonts w:ascii="Cambria" w:hAnsi="Cambria"/>
+        </w:rPr>
+        <w:t>test_tuple</w:t>
+      </w:r>
+      <w:proofErr w:type="spellEnd"/>
+      <w:r>
+        <w:rPr>
+          <w:rStyle w:val="HTMLCode"/>
+          <w:rFonts w:ascii="Cambria" w:hAnsi="Cambria"/>
+        </w:rPr>
+        <w:t>)        # (1, 2, 3, 4, 5, 6)</w:t>
+      </w:r>
+    </w:p>
+    <w:p>
+      <w:pPr>
+        <w:pStyle w:val="HTMLPreformatted"/>
+        <w:rPr>
+          <w:rStyle w:val="HTMLCode"/>
+          <w:rFonts w:ascii="Cambria" w:hAnsi="Cambria"/>
+        </w:rPr>
+      </w:pPr>
+    </w:p>
+    <w:p>
+      <w:pPr>
+        <w:pStyle w:val="HTMLPreformatted"/>
+        <w:rPr>
+          <w:rStyle w:val="HTMLCode"/>
+          <w:rFonts w:ascii="Cambria" w:hAnsi="Cambria"/>
+        </w:rPr>
+      </w:pPr>
+      <w:r>
+        <w:rPr>
+          <w:rStyle w:val="HTMLCode"/>
+          <w:rFonts w:ascii="Cambria" w:hAnsi="Cambria"/>
+        </w:rPr>
+        <w:t># Membership</w:t>
+      </w:r>
+    </w:p>
+    <w:p>
+      <w:pPr>
+        <w:pStyle w:val="HTMLPreformatted"/>
+        <w:rPr>
+          <w:rStyle w:val="HTMLCode"/>
+          <w:rFonts w:ascii="Cambria" w:hAnsi="Cambria"/>
+        </w:rPr>
+      </w:pPr>
+      <w:r>
+        <w:rPr>
+          <w:rStyle w:val="HTMLCode"/>
+          <w:rFonts w:ascii="Cambria" w:hAnsi="Cambria"/>
+        </w:rPr>
+        <w:t xml:space="preserve">print(200 in </w:t>
+      </w:r>
+      <w:proofErr w:type="spellStart"/>
+      <w:r>
+        <w:rPr>
+          <w:rStyle w:val="HTMLCode"/>
+          <w:rFonts w:ascii="Cambria" w:hAnsi="Cambria"/>
+        </w:rPr>
+        <w:t>test_tuple</w:t>
+      </w:r>
+      <w:proofErr w:type="spellEnd"/>
+      <w:r>
+        <w:rPr>
+          <w:rStyle w:val="HTMLCode"/>
+          <w:rFonts w:ascii="Cambria" w:hAnsi="Cambria"/>
+        </w:rPr>
+        <w:t>)  # False</w:t>
+      </w:r>
+    </w:p>
+    <w:p>
+      <w:pPr>
+        <w:pStyle w:val="HTMLPreformatted"/>
+        <w:rPr>
+          <w:rStyle w:val="HTMLCode"/>
+          <w:rFonts w:ascii="Cambria" w:hAnsi="Cambria"/>
+        </w:rPr>
+      </w:pPr>
+    </w:p>
+    <w:p>
+      <w:pPr>
+        <w:pStyle w:val="HTMLPreformatted"/>
+        <w:rPr>
+          <w:rStyle w:val="HTMLCode"/>
+          <w:rFonts w:ascii="Cambria" w:hAnsi="Cambria"/>
+        </w:rPr>
+      </w:pPr>
+      <w:r>
+        <w:rPr>
+          <w:rStyle w:val="HTMLCode"/>
+          <w:rFonts w:ascii="Cambria" w:hAnsi="Cambria"/>
+        </w:rPr>
+        <w:t># Length of tuple</w:t>
+      </w:r>
+    </w:p>
+    <w:p>
+      <w:pPr>
+        <w:pStyle w:val="HTMLPreformatted"/>
+        <w:rPr>
+          <w:rStyle w:val="HTMLCode"/>
+          <w:rFonts w:ascii="Cambria" w:hAnsi="Cambria"/>
+        </w:rPr>
+      </w:pPr>
+      <w:r>
+        <w:rPr>
+          <w:rStyle w:val="HTMLCode"/>
+          <w:rFonts w:ascii="Cambria" w:hAnsi="Cambria"/>
+        </w:rPr>
+        <w:t>print(</w:t>
+      </w:r>
+      <w:proofErr w:type="spellStart"/>
+      <w:r>
+        <w:rPr>
+          <w:rStyle w:val="HTMLCode"/>
+          <w:rFonts w:ascii="Cambria" w:hAnsi="Cambria"/>
+        </w:rPr>
+        <w:t>len</w:t>
+      </w:r>
+      <w:proofErr w:type="spellEnd"/>
+      <w:r>
+        <w:rPr>
+          <w:rStyle w:val="HTMLCode"/>
+          <w:rFonts w:ascii="Cambria" w:hAnsi="Cambria"/>
+        </w:rPr>
+        <w:t>(</w:t>
+      </w:r>
+      <w:proofErr w:type="spellStart"/>
+      <w:r>
+        <w:rPr>
+          <w:rStyle w:val="HTMLCode"/>
+          <w:rFonts w:ascii="Cambria" w:hAnsi="Cambria"/>
+        </w:rPr>
+        <w:t>test_tuple</w:t>
+      </w:r>
+      <w:proofErr w:type="spellEnd"/>
+      <w:r>
+        <w:rPr>
+          <w:rStyle w:val="HTMLCode"/>
+          <w:rFonts w:ascii="Cambria" w:hAnsi="Cambria"/>
+        </w:rPr>
+        <w:t>))    # 6</w:t>
+      </w:r>
+    </w:p>
+    <w:p>
+      <w:pPr>
+        <w:pStyle w:val="HTMLPreformatted"/>
+        <w:rPr>
+          <w:rStyle w:val="HTMLCode"/>
+          <w:rFonts w:ascii="Cambria" w:hAnsi="Cambria"/>
+        </w:rPr>
+      </w:pPr>
+    </w:p>
+    <w:p>
+      <w:pPr>
+        <w:pStyle w:val="HTMLPreformatted"/>
+        <w:rPr>
+          <w:rStyle w:val="HTMLCode"/>
+          <w:rFonts w:ascii="Cambria" w:hAnsi="Cambria"/>
+        </w:rPr>
+      </w:pPr>
+      <w:r>
+        <w:rPr>
+          <w:rStyle w:val="HTMLCode"/>
+          <w:rFonts w:ascii="Cambria" w:hAnsi="Cambria"/>
+        </w:rPr>
+        <w:t># Tuple methods</w:t>
+      </w:r>
+    </w:p>
+    <w:p>
+      <w:pPr>
+        <w:pStyle w:val="HTMLPreformatted"/>
+        <w:rPr>
+          <w:rStyle w:val="HTMLCode"/>
+          <w:rFonts w:ascii="Cambria" w:hAnsi="Cambria"/>
+        </w:rPr>
+      </w:pPr>
+      <w:r>
+        <w:rPr>
+          <w:rStyle w:val="HTMLCode"/>
+          <w:rFonts w:ascii="Cambria" w:hAnsi="Cambria"/>
+        </w:rPr>
+        <w:t>print(</w:t>
+      </w:r>
+      <w:proofErr w:type="spellStart"/>
+      <w:r>
+        <w:rPr>
+          <w:rStyle w:val="HTMLCode"/>
+          <w:rFonts w:ascii="Cambria" w:hAnsi="Cambria"/>
+        </w:rPr>
+        <w:t>test_tuple.count</w:t>
+      </w:r>
+      <w:proofErr w:type="spellEnd"/>
+      <w:r>
+        <w:rPr>
+          <w:rStyle w:val="HTMLCode"/>
+          <w:rFonts w:ascii="Cambria" w:hAnsi="Cambria"/>
+        </w:rPr>
+        <w:t>(3))   # Count occurrences of 3</w:t>
+      </w:r>
+    </w:p>
+    <w:p>
+      <w:pPr>
+        <w:pStyle w:val="HTMLPreformatted"/>
+        <w:rPr>
+          <w:rFonts w:ascii="Cambria" w:hAnsi="Cambria"/>
+        </w:rPr>
+      </w:pPr>
+      <w:r>
+        <w:rPr>
+          <w:rStyle w:val="HTMLCode"/>
+          <w:rFonts w:ascii="Cambria" w:hAnsi="Cambria"/>
+        </w:rPr>
+        <w:t>print(</w:t>
+      </w:r>
+      <w:proofErr w:type="spellStart"/>
+      <w:r>
+        <w:rPr>
+          <w:rStyle w:val="HTMLCode"/>
+          <w:rFonts w:ascii="Cambria" w:hAnsi="Cambria"/>
+        </w:rPr>
+        <w:t>test_tuple.index</w:t>
+      </w:r>
+      <w:proofErr w:type="spellEnd"/>
+      <w:r>
+        <w:rPr>
+          <w:rStyle w:val="HTMLCode"/>
+          <w:rFonts w:ascii="Cambria" w:hAnsi="Cambria"/>
+        </w:rPr>
+        <w:t>(2))   # Find index of 2</w:t>
+      </w:r>
+    </w:p>
+    <w:p>
+      <w:pPr>
+        <w:pStyle w:val="Heading1"/>
+        <w:rPr>
+          <w:rFonts w:ascii="Cambria" w:hAnsi="Cambria"/>
+        </w:rPr>
+      </w:pPr>
+      <w:r>
+        <w:rPr>
+          <w:rStyle w:val="Strong"/>
+          <w:rFonts w:ascii="Cambria" w:hAnsi="Cambria"/>
+          <w:b w:val="0"/>
+          <w:bCs w:val="0"/>
+        </w:rPr>
+        <w:t>9</w:t>
+      </w:r>
+      <w:r>
+        <w:rPr>
+          <w:rStyle w:val="Strong"/>
+          <w:rFonts w:ascii="Cambria" w:hAnsi="Cambria"/>
+          <w:b w:val="0"/>
+          <w:bCs w:val="0"/>
+        </w:rPr>
+        <w:t>. Set Data Type</w:t>
+      </w:r>
+    </w:p>
+    <w:p>
+      <w:pPr>
+        <w:pStyle w:val="NormalWeb"/>
+        <w:numPr>
+          <w:ilvl w:val="0"/>
+          <w:numId w:val="8"/>
+        </w:numPr>
+        <w:rPr>
+          <w:rFonts w:ascii="Cambria" w:hAnsi="Cambria"/>
+        </w:rPr>
+      </w:pPr>
+      <w:r>
+        <w:rPr>
+          <w:rFonts w:ascii="Cambria" w:hAnsi="Cambria"/>
+        </w:rPr>
+        <w:t xml:space="preserve">A </w:t>
+      </w:r>
+      <w:r>
+        <w:rPr>
+          <w:rStyle w:val="Strong"/>
+          <w:rFonts w:ascii="Cambria" w:hAnsi="Cambria"/>
+        </w:rPr>
+        <w:t>set</w:t>
+      </w:r>
+      <w:r>
+        <w:rPr>
+          <w:rFonts w:ascii="Cambria" w:hAnsi="Cambria"/>
+        </w:rPr>
+        <w:t xml:space="preserve"> is an unordered collection of unique elements.</w:t>
+      </w:r>
+    </w:p>
+    <w:p>
+      <w:pPr>
+        <w:pStyle w:val="NormalWeb"/>
+        <w:numPr>
+          <w:ilvl w:val="0"/>
+          <w:numId w:val="8"/>
+        </w:numPr>
+        <w:rPr>
+          <w:rFonts w:ascii="Cambria" w:hAnsi="Cambria"/>
+        </w:rPr>
+      </w:pPr>
+      <w:r>
+        <w:rPr>
+          <w:rFonts w:ascii="Cambria" w:hAnsi="Cambria"/>
+        </w:rPr>
+        <w:t xml:space="preserve">Defined using </w:t>
+      </w:r>
+      <w:r>
+        <w:rPr>
+          <w:rStyle w:val="Strong"/>
+          <w:rFonts w:ascii="Cambria" w:hAnsi="Cambria"/>
+        </w:rPr>
+        <w:t>{} curly braces</w:t>
+      </w:r>
+      <w:r>
+        <w:rPr>
+          <w:rFonts w:ascii="Cambria" w:hAnsi="Cambria"/>
+        </w:rPr>
+        <w:t>.</w:t>
+      </w:r>
+    </w:p>
+    <w:p>
+      <w:pPr>
+        <w:pStyle w:val="Heading2"/>
+        <w:rPr>
+          <w:rFonts w:ascii="Cambria" w:hAnsi="Cambria"/>
+        </w:rPr>
+      </w:pPr>
+      <w:r>
+        <w:rPr>
+          <w:rFonts w:ascii="Cambria" w:hAnsi="Cambria"/>
+        </w:rPr>
+        <w:t>Example:</w:t>
+      </w:r>
+    </w:p>
+    <w:p>
+      <w:pPr>
+        <w:pStyle w:val="HTMLPreformatted"/>
+        <w:rPr>
+          <w:rStyle w:val="HTMLCode"/>
+          <w:rFonts w:ascii="Cambria" w:hAnsi="Cambria"/>
+        </w:rPr>
+      </w:pPr>
+      <w:r>
+        <w:rPr>
+          <w:rStyle w:val="HTMLCode"/>
+          <w:rFonts w:ascii="Cambria" w:hAnsi="Cambria"/>
+        </w:rPr>
+        <w:t>test_set1 = {1, 2, 3, 4, 5, 6, 7, 6, 7}  # duplicates removed</w:t>
+      </w:r>
+    </w:p>
+    <w:p>
+      <w:pPr>
+        <w:pStyle w:val="HTMLPreformatted"/>
+        <w:rPr>
+          <w:rStyle w:val="HTMLCode"/>
+          <w:rFonts w:ascii="Cambria" w:hAnsi="Cambria"/>
+        </w:rPr>
+      </w:pPr>
+      <w:r>
+        <w:rPr>
+          <w:rStyle w:val="HTMLCode"/>
+          <w:rFonts w:ascii="Cambria" w:hAnsi="Cambria"/>
+        </w:rPr>
+        <w:t>test_set2 = {9, 8, 7, 1}</w:t>
+      </w:r>
+    </w:p>
+    <w:p>
+      <w:pPr>
+        <w:pStyle w:val="HTMLPreformatted"/>
+        <w:rPr>
+          <w:rStyle w:val="HTMLCode"/>
+          <w:rFonts w:ascii="Cambria" w:hAnsi="Cambria"/>
+        </w:rPr>
+      </w:pPr>
+    </w:p>
+    <w:p>
+      <w:pPr>
+        <w:pStyle w:val="HTMLPreformatted"/>
+        <w:rPr>
+          <w:rStyle w:val="HTMLCode"/>
+          <w:rFonts w:ascii="Cambria" w:hAnsi="Cambria"/>
+        </w:rPr>
+      </w:pPr>
+      <w:r>
+        <w:rPr>
+          <w:rStyle w:val="HTMLCode"/>
+          <w:rFonts w:ascii="Cambria" w:hAnsi="Cambria"/>
+        </w:rPr>
+        <w:t>print(test_set1)                        # {1, 2, 3, 4, 5, 6, 7}</w:t>
+      </w:r>
+    </w:p>
+    <w:p>
+      <w:pPr>
+        <w:pStyle w:val="HTMLPreformatted"/>
+        <w:rPr>
+          <w:rStyle w:val="HTMLCode"/>
+          <w:rFonts w:ascii="Cambria" w:hAnsi="Cambria"/>
+        </w:rPr>
+      </w:pPr>
+      <w:r>
+        <w:rPr>
+          <w:rStyle w:val="HTMLCode"/>
+          <w:rFonts w:ascii="Cambria" w:hAnsi="Cambria"/>
+        </w:rPr>
+        <w:t>print(test_set1.union(test_set2))       # Combine sets</w:t>
+      </w:r>
+    </w:p>
+    <w:p>
+      <w:pPr>
+        <w:pStyle w:val="HTMLPreformatted"/>
+        <w:rPr>
+          <w:rStyle w:val="HTMLCode"/>
+          <w:rFonts w:ascii="Cambria" w:hAnsi="Cambria"/>
+        </w:rPr>
+      </w:pPr>
+      <w:r>
+        <w:rPr>
+          <w:rStyle w:val="HTMLCode"/>
+          <w:rFonts w:ascii="Cambria" w:hAnsi="Cambria"/>
+        </w:rPr>
+        <w:t>print(test_set1.intersection(test_set2))# Common elements</w:t>
+      </w:r>
+    </w:p>
+    <w:p>
+      <w:pPr>
+        <w:pStyle w:val="HTMLPreformatted"/>
+        <w:rPr>
+          <w:rStyle w:val="HTMLCode"/>
+          <w:rFonts w:ascii="Cambria" w:hAnsi="Cambria"/>
+        </w:rPr>
+      </w:pPr>
+    </w:p>
+    <w:p>
+      <w:pPr>
+        <w:pStyle w:val="HTMLPreformatted"/>
+        <w:rPr>
+          <w:rStyle w:val="HTMLCode"/>
+          <w:rFonts w:ascii="Cambria" w:hAnsi="Cambria"/>
+        </w:rPr>
+      </w:pPr>
+      <w:r>
+        <w:rPr>
+          <w:rStyle w:val="HTMLCode"/>
+          <w:rFonts w:ascii="Cambria" w:hAnsi="Cambria"/>
+        </w:rPr>
+        <w:t># Copying and modifying</w:t>
+      </w:r>
+    </w:p>
+    <w:p>
+      <w:pPr>
+        <w:pStyle w:val="HTMLPreformatted"/>
+        <w:rPr>
+          <w:rStyle w:val="HTMLCode"/>
+          <w:rFonts w:ascii="Cambria" w:hAnsi="Cambria"/>
+        </w:rPr>
+      </w:pPr>
+      <w:proofErr w:type="spellStart"/>
+      <w:r>
+        <w:rPr>
+          <w:rStyle w:val="HTMLCode"/>
+          <w:rFonts w:ascii="Cambria" w:hAnsi="Cambria"/>
+        </w:rPr>
+        <w:t>new_set</w:t>
+      </w:r>
+      <w:proofErr w:type="spellEnd"/>
+      <w:r>
+        <w:rPr>
+          <w:rStyle w:val="HTMLCode"/>
+          <w:rFonts w:ascii="Cambria" w:hAnsi="Cambria"/>
+        </w:rPr>
+        <w:t xml:space="preserve"> = test_set1.copy()</w:t>
+      </w:r>
+    </w:p>
+    <w:p>
+      <w:pPr>
+        <w:pStyle w:val="HTMLPreformatted"/>
+        <w:rPr>
+          <w:rStyle w:val="HTMLCode"/>
+          <w:rFonts w:ascii="Cambria" w:hAnsi="Cambria"/>
+        </w:rPr>
+      </w:pPr>
+      <w:r>
+        <w:rPr>
+          <w:rStyle w:val="HTMLCode"/>
+          <w:rFonts w:ascii="Cambria" w:hAnsi="Cambria"/>
+        </w:rPr>
+        <w:t xml:space="preserve">test_set1.add(100)  </w:t>
+      </w:r>
+    </w:p>
+    <w:p>
+      <w:pPr>
+        <w:pStyle w:val="HTMLPreformatted"/>
+        <w:rPr>
+          <w:rStyle w:val="HTMLCode"/>
+          <w:rFonts w:ascii="Cambria" w:hAnsi="Cambria"/>
+        </w:rPr>
+      </w:pPr>
+      <w:r>
+        <w:rPr>
+          <w:rStyle w:val="HTMLCode"/>
+          <w:rFonts w:ascii="Cambria" w:hAnsi="Cambria"/>
+        </w:rPr>
+        <w:t>print(test_set1)</w:t>
+      </w:r>
+    </w:p>
+    <w:p>
+      <w:pPr>
+        <w:pStyle w:val="HTMLPreformatted"/>
+        <w:rPr>
+          <w:rStyle w:val="HTMLCode"/>
+          <w:rFonts w:ascii="Cambria" w:hAnsi="Cambria"/>
+        </w:rPr>
+      </w:pPr>
+    </w:p>
+    <w:p>
+      <w:pPr>
+        <w:pStyle w:val="HTMLPreformatted"/>
+        <w:rPr>
+          <w:rStyle w:val="HTMLCode"/>
+          <w:rFonts w:ascii="Cambria" w:hAnsi="Cambria"/>
+        </w:rPr>
+      </w:pPr>
+      <w:r>
+        <w:rPr>
+          <w:rStyle w:val="HTMLCode"/>
+          <w:rFonts w:ascii="Cambria" w:hAnsi="Cambria"/>
+        </w:rPr>
+        <w:t># Difference</w:t>
+      </w:r>
+    </w:p>
+    <w:p>
+      <w:pPr>
+        <w:pStyle w:val="HTMLPreformatted"/>
+        <w:rPr>
+          <w:rStyle w:val="HTMLCode"/>
+          <w:rFonts w:ascii="Cambria" w:hAnsi="Cambria"/>
+        </w:rPr>
+      </w:pPr>
+      <w:r>
+        <w:rPr>
+          <w:rStyle w:val="HTMLCode"/>
+          <w:rFonts w:ascii="Cambria" w:hAnsi="Cambria"/>
+        </w:rPr>
+        <w:t>print(test_set1.difference(test_set2))  # Elements only in set1</w:t>
+      </w:r>
+    </w:p>
+    <w:p>
+      <w:pPr>
+        <w:pStyle w:val="HTMLPreformatted"/>
+        <w:rPr>
+          <w:rFonts w:ascii="Cambria" w:hAnsi="Cambria"/>
+        </w:rPr>
+      </w:pPr>
+      <w:r>
+        <w:rPr>
+          <w:rStyle w:val="HTMLCode"/>
+          <w:rFonts w:ascii="Cambria" w:hAnsi="Cambria"/>
+        </w:rPr>
+        <w:t>print(test_set2.difference(test_set1))  # Elements only in set2</w:t>
+      </w:r>
+    </w:p>
+    <w:p>
+      <w:pPr>
+        <w:pStyle w:val="Heading1"/>
+        <w:rPr>
+          <w:rFonts w:ascii="Cambria" w:hAnsi="Cambria"/>
+        </w:rPr>
+      </w:pPr>
+      <w:r>
+        <w:rPr>
+          <w:rStyle w:val="Strong"/>
+          <w:rFonts w:ascii="Cambria" w:hAnsi="Cambria"/>
+          <w:b w:val="0"/>
+          <w:bCs w:val="0"/>
+        </w:rPr>
+        <w:t>10</w:t>
+      </w:r>
+      <w:r>
+        <w:rPr>
+          <w:rStyle w:val="Strong"/>
+          <w:rFonts w:ascii="Cambria" w:hAnsi="Cambria"/>
+          <w:b w:val="0"/>
+          <w:bCs w:val="0"/>
+        </w:rPr>
+        <w:t>. Introduction to Conditionals</w:t>
+      </w:r>
+    </w:p>
+    <w:p>
+      <w:pPr>
+        <w:pStyle w:val="NormalWeb"/>
+        <w:numPr>
+          <w:ilvl w:val="0"/>
+          <w:numId w:val="9"/>
+        </w:numPr>
+        <w:rPr>
+          <w:rFonts w:ascii="Cambria" w:hAnsi="Cambria"/>
+        </w:rPr>
+      </w:pPr>
+      <w:r>
+        <w:rPr>
+          <w:rFonts w:ascii="Cambria" w:hAnsi="Cambria"/>
+        </w:rPr>
+        <w:t xml:space="preserve">Conditional statements let programs make </w:t>
+      </w:r>
+      <w:r>
+        <w:rPr>
+          <w:rStyle w:val="Strong"/>
+          <w:rFonts w:ascii="Cambria" w:hAnsi="Cambria"/>
+        </w:rPr>
+        <w:t>decisions</w:t>
+      </w:r>
+      <w:r>
+        <w:rPr>
+          <w:rFonts w:ascii="Cambria" w:hAnsi="Cambria"/>
+        </w:rPr>
+        <w:t>.</w:t>
+      </w:r>
+    </w:p>
+    <w:p>
+      <w:pPr>
+        <w:pStyle w:val="NormalWeb"/>
+        <w:numPr>
+          <w:ilvl w:val="0"/>
+          <w:numId w:val="9"/>
+        </w:numPr>
+        <w:rPr>
+          <w:rFonts w:ascii="Cambria" w:hAnsi="Cambria"/>
+        </w:rPr>
+      </w:pPr>
+      <w:r>
+        <w:rPr>
+          <w:rFonts w:ascii="Cambria" w:hAnsi="Cambria"/>
+        </w:rPr>
+        <w:t xml:space="preserve">Uses </w:t>
+      </w:r>
+      <w:r>
+        <w:rPr>
+          <w:rStyle w:val="HTMLCode"/>
+          <w:rFonts w:ascii="Cambria" w:hAnsi="Cambria"/>
+        </w:rPr>
+        <w:t>if</w:t>
+      </w:r>
+      <w:r>
+        <w:rPr>
+          <w:rFonts w:ascii="Cambria" w:hAnsi="Cambria"/>
+        </w:rPr>
+        <w:t xml:space="preserve">, </w:t>
+      </w:r>
+      <w:proofErr w:type="spellStart"/>
+      <w:r>
+        <w:rPr>
+          <w:rStyle w:val="HTMLCode"/>
+          <w:rFonts w:ascii="Cambria" w:hAnsi="Cambria"/>
+        </w:rPr>
+        <w:t>elif</w:t>
+      </w:r>
+      <w:proofErr w:type="spellEnd"/>
+      <w:r>
+        <w:rPr>
+          <w:rFonts w:ascii="Cambria" w:hAnsi="Cambria"/>
+        </w:rPr>
+        <w:t xml:space="preserve">, and </w:t>
+      </w:r>
+      <w:r>
+        <w:rPr>
+          <w:rStyle w:val="HTMLCode"/>
+          <w:rFonts w:ascii="Cambria" w:hAnsi="Cambria"/>
+        </w:rPr>
+        <w:t>else</w:t>
+      </w:r>
+      <w:r>
+        <w:rPr>
+          <w:rFonts w:ascii="Cambria" w:hAnsi="Cambria"/>
+        </w:rPr>
+        <w:t>.</w:t>
+      </w:r>
+    </w:p>
+    <w:p>
+      <w:pPr>
+        <w:pStyle w:val="Heading2"/>
+        <w:rPr>
+          <w:rFonts w:ascii="Cambria" w:hAnsi="Cambria"/>
+        </w:rPr>
+      </w:pPr>
+      <w:r>
+        <w:rPr>
+          <w:rFonts w:ascii="Cambria" w:hAnsi="Cambria"/>
+        </w:rPr>
+        <w:t>Example 1: Simple If-Else</w:t>
+      </w:r>
+    </w:p>
+    <w:p>
+      <w:pPr>
+        <w:pStyle w:val="HTMLPreformatted"/>
+        <w:rPr>
+          <w:rStyle w:val="HTMLCode"/>
+          <w:rFonts w:ascii="Cambria" w:hAnsi="Cambria"/>
+        </w:rPr>
+      </w:pPr>
+      <w:r>
+        <w:rPr>
+          <w:rStyle w:val="HTMLCode"/>
+          <w:rFonts w:ascii="Cambria" w:hAnsi="Cambria"/>
+        </w:rPr>
+        <w:t>left = True</w:t>
+      </w:r>
+    </w:p>
+    <w:p>
+      <w:pPr>
+        <w:pStyle w:val="HTMLPreformatted"/>
+        <w:rPr>
+          <w:rStyle w:val="HTMLCode"/>
+          <w:rFonts w:ascii="Cambria" w:hAnsi="Cambria"/>
+        </w:rPr>
+      </w:pPr>
+      <w:r>
+        <w:rPr>
+          <w:rStyle w:val="HTMLCode"/>
+          <w:rFonts w:ascii="Cambria" w:hAnsi="Cambria"/>
+        </w:rPr>
+        <w:t>if left:</w:t>
+      </w:r>
+    </w:p>
+    <w:p>
+      <w:pPr>
+        <w:pStyle w:val="HTMLPreformatted"/>
+        <w:rPr>
+          <w:rStyle w:val="HTMLCode"/>
+          <w:rFonts w:ascii="Cambria" w:hAnsi="Cambria"/>
+        </w:rPr>
+      </w:pPr>
+      <w:r>
+        <w:rPr>
+          <w:rStyle w:val="HTMLCode"/>
+          <w:rFonts w:ascii="Cambria" w:hAnsi="Cambria"/>
+        </w:rPr>
+        <w:t xml:space="preserve">    print("Move Left")</w:t>
+      </w:r>
+    </w:p>
+    <w:p>
+      <w:pPr>
+        <w:pStyle w:val="HTMLPreformatted"/>
+        <w:rPr>
+          <w:rStyle w:val="HTMLCode"/>
+          <w:rFonts w:ascii="Cambria" w:hAnsi="Cambria"/>
+        </w:rPr>
+      </w:pPr>
+      <w:r>
+        <w:rPr>
+          <w:rStyle w:val="HTMLCode"/>
+          <w:rFonts w:ascii="Cambria" w:hAnsi="Cambria"/>
+        </w:rPr>
+        <w:t>else:</w:t>
+      </w:r>
+    </w:p>
+    <w:p>
+      <w:pPr>
+        <w:pStyle w:val="HTMLPreformatted"/>
+        <w:rPr>
+          <w:rStyle w:val="HTMLCode"/>
+          <w:rFonts w:ascii="Cambria" w:hAnsi="Cambria"/>
+        </w:rPr>
+      </w:pPr>
+      <w:r>
+        <w:rPr>
+          <w:rStyle w:val="HTMLCode"/>
+          <w:rFonts w:ascii="Cambria" w:hAnsi="Cambria"/>
+        </w:rPr>
+        <w:t xml:space="preserve">    print("Move Right")</w:t>
+      </w:r>
+    </w:p>
+    <w:p>
+      <w:pPr>
+        <w:pStyle w:val="Heading2"/>
+        <w:rPr>
+          <w:rFonts w:ascii="Cambria" w:hAnsi="Cambria"/>
+        </w:rPr>
+      </w:pPr>
+      <w:r>
+        <w:rPr>
+          <w:rFonts w:ascii="Cambria" w:hAnsi="Cambria"/>
+        </w:rPr>
+        <w:t>Example 2: Multiple Conditions</w:t>
+      </w:r>
+    </w:p>
+    <w:p>
+      <w:pPr>
+        <w:pStyle w:val="HTMLPreformatted"/>
+        <w:rPr>
+          <w:rStyle w:val="HTMLCode"/>
+          <w:rFonts w:ascii="Cambria" w:hAnsi="Cambria"/>
+        </w:rPr>
+      </w:pPr>
+      <w:r>
+        <w:rPr>
+          <w:rStyle w:val="HTMLCode"/>
+          <w:rFonts w:ascii="Cambria" w:hAnsi="Cambria"/>
+        </w:rPr>
+        <w:t>cat = True</w:t>
+      </w:r>
+    </w:p>
+    <w:p>
+      <w:pPr>
+        <w:pStyle w:val="HTMLPreformatted"/>
+        <w:rPr>
+          <w:rStyle w:val="HTMLCode"/>
+          <w:rFonts w:ascii="Cambria" w:hAnsi="Cambria"/>
+        </w:rPr>
+      </w:pPr>
+      <w:r>
+        <w:rPr>
+          <w:rStyle w:val="HTMLCode"/>
+          <w:rFonts w:ascii="Cambria" w:hAnsi="Cambria"/>
+        </w:rPr>
+        <w:t>mouse = True</w:t>
+      </w:r>
+    </w:p>
+    <w:p>
+      <w:pPr>
+        <w:pStyle w:val="HTMLPreformatted"/>
+        <w:rPr>
+          <w:rStyle w:val="HTMLCode"/>
+          <w:rFonts w:ascii="Cambria" w:hAnsi="Cambria"/>
+        </w:rPr>
+      </w:pPr>
+    </w:p>
+    <w:p>
+      <w:pPr>
+        <w:pStyle w:val="HTMLPreformatted"/>
+        <w:rPr>
+          <w:rStyle w:val="HTMLCode"/>
+          <w:rFonts w:ascii="Cambria" w:hAnsi="Cambria"/>
+        </w:rPr>
+      </w:pPr>
+      <w:r>
+        <w:rPr>
+          <w:rStyle w:val="HTMLCode"/>
+          <w:rFonts w:ascii="Cambria" w:hAnsi="Cambria"/>
+        </w:rPr>
+        <w:t>if cat:</w:t>
+      </w:r>
+    </w:p>
+    <w:p>
+      <w:pPr>
+        <w:pStyle w:val="HTMLPreformatted"/>
+        <w:rPr>
+          <w:rStyle w:val="HTMLCode"/>
+          <w:rFonts w:ascii="Cambria" w:hAnsi="Cambria"/>
+        </w:rPr>
+      </w:pPr>
+      <w:r>
+        <w:rPr>
+          <w:rStyle w:val="HTMLCode"/>
+          <w:rFonts w:ascii="Cambria" w:hAnsi="Cambria"/>
+        </w:rPr>
+        <w:t xml:space="preserve">    print("Mouse ran away")</w:t>
+      </w:r>
+    </w:p>
+    <w:p>
+      <w:pPr>
+        <w:pStyle w:val="HTMLPreformatted"/>
+        <w:rPr>
+          <w:rStyle w:val="HTMLCode"/>
+          <w:rFonts w:ascii="Cambria" w:hAnsi="Cambria"/>
+        </w:rPr>
+      </w:pPr>
+      <w:r>
+        <w:rPr>
+          <w:rStyle w:val="HTMLCode"/>
+          <w:rFonts w:ascii="Cambria" w:hAnsi="Cambria"/>
+        </w:rPr>
+        <w:t>else:</w:t>
+      </w:r>
+    </w:p>
+    <w:p>
+      <w:pPr>
+        <w:pStyle w:val="HTMLPreformatted"/>
+        <w:rPr>
+          <w:rFonts w:ascii="Cambria" w:hAnsi="Cambria"/>
+        </w:rPr>
+      </w:pPr>
+      <w:r>
+        <w:rPr>
+          <w:rStyle w:val="HTMLCode"/>
+          <w:rFonts w:ascii="Cambria" w:hAnsi="Cambria"/>
+        </w:rPr>
+        <w:t xml:space="preserve">    print("Mouse eats cheese")</w:t>
+      </w:r>
+    </w:p>
+    <w:p>
+      <w:pPr>
+        <w:pStyle w:val="Heading1"/>
+        <w:rPr>
+          <w:rFonts w:ascii="Cambria" w:hAnsi="Cambria"/>
+        </w:rPr>
+      </w:pPr>
+      <w:r>
+        <w:rPr>
+          <w:rStyle w:val="Strong"/>
+          <w:rFonts w:ascii="Cambria" w:hAnsi="Cambria"/>
+          <w:b w:val="0"/>
+          <w:bCs w:val="0"/>
+        </w:rPr>
+        <w:lastRenderedPageBreak/>
+        <w:t>11</w:t>
+      </w:r>
+      <w:r>
+        <w:rPr>
+          <w:rStyle w:val="Strong"/>
+          <w:rFonts w:ascii="Cambria" w:hAnsi="Cambria"/>
+          <w:b w:val="0"/>
+          <w:bCs w:val="0"/>
+        </w:rPr>
+        <w:t xml:space="preserve">. Using </w:t>
+      </w:r>
+      <w:r>
+        <w:rPr>
+          <w:rStyle w:val="HTMLCode"/>
+          <w:rFonts w:ascii="Cambria" w:eastAsiaTheme="minorEastAsia" w:hAnsi="Cambria"/>
+        </w:rPr>
+        <w:t>and</w:t>
+      </w:r>
+      <w:r>
+        <w:rPr>
+          <w:rStyle w:val="Strong"/>
+          <w:rFonts w:ascii="Cambria" w:hAnsi="Cambria"/>
+          <w:b w:val="0"/>
+          <w:bCs w:val="0"/>
+        </w:rPr>
+        <w:t xml:space="preserve"> / </w:t>
+      </w:r>
+      <w:r>
+        <w:rPr>
+          <w:rStyle w:val="HTMLCode"/>
+          <w:rFonts w:ascii="Cambria" w:eastAsiaTheme="minorEastAsia" w:hAnsi="Cambria"/>
+        </w:rPr>
+        <w:t>or</w:t>
+      </w:r>
+      <w:r>
+        <w:rPr>
+          <w:rStyle w:val="Strong"/>
+          <w:rFonts w:ascii="Cambria" w:hAnsi="Cambria"/>
+          <w:b w:val="0"/>
+          <w:bCs w:val="0"/>
+        </w:rPr>
+        <w:t xml:space="preserve"> Keywords</w:t>
+      </w:r>
+    </w:p>
+    <w:p>
+      <w:pPr>
+        <w:pStyle w:val="NormalWeb"/>
+        <w:numPr>
+          <w:ilvl w:val="0"/>
+          <w:numId w:val="10"/>
+        </w:numPr>
+        <w:rPr>
+          <w:rFonts w:ascii="Cambria" w:hAnsi="Cambria"/>
+        </w:rPr>
+      </w:pPr>
+      <w:r>
+        <w:rPr>
+          <w:rStyle w:val="HTMLCode"/>
+          <w:rFonts w:ascii="Cambria" w:hAnsi="Cambria"/>
+        </w:rPr>
+        <w:t>and</w:t>
+      </w:r>
+      <w:r>
+        <w:rPr>
+          <w:rFonts w:ascii="Cambria" w:hAnsi="Cambria"/>
+        </w:rPr>
+        <w:t xml:space="preserve"> → All conditions must be True.</w:t>
+      </w:r>
+    </w:p>
+    <w:p>
+      <w:pPr>
+        <w:pStyle w:val="NormalWeb"/>
+        <w:numPr>
+          <w:ilvl w:val="0"/>
+          <w:numId w:val="10"/>
+        </w:numPr>
+        <w:rPr>
+          <w:rFonts w:ascii="Cambria" w:hAnsi="Cambria"/>
+        </w:rPr>
+      </w:pPr>
+      <w:r>
+        <w:rPr>
+          <w:rStyle w:val="HTMLCode"/>
+          <w:rFonts w:ascii="Cambria" w:hAnsi="Cambria"/>
+        </w:rPr>
+        <w:t>or</w:t>
+      </w:r>
+      <w:r>
+        <w:rPr>
+          <w:rFonts w:ascii="Cambria" w:hAnsi="Cambria"/>
+        </w:rPr>
+        <w:t xml:space="preserve"> → At least one condition must be True.</w:t>
+      </w:r>
+    </w:p>
+    <w:p>
+      <w:pPr>
+        <w:pStyle w:val="Heading2"/>
+        <w:rPr>
+          <w:rFonts w:ascii="Cambria" w:hAnsi="Cambria"/>
+        </w:rPr>
+      </w:pPr>
+      <w:r>
+        <w:rPr>
+          <w:rFonts w:ascii="Cambria" w:hAnsi="Cambria"/>
+        </w:rPr>
+        <w:t>Example:</w:t>
+      </w:r>
+    </w:p>
+    <w:p>
+      <w:pPr>
+        <w:pStyle w:val="HTMLPreformatted"/>
+        <w:rPr>
+          <w:rStyle w:val="HTMLCode"/>
+          <w:rFonts w:ascii="Cambria" w:hAnsi="Cambria"/>
+        </w:rPr>
+      </w:pPr>
+      <w:r>
+        <w:rPr>
+          <w:rStyle w:val="HTMLCode"/>
+          <w:rFonts w:ascii="Cambria" w:hAnsi="Cambria"/>
+        </w:rPr>
+        <w:t>cat = True</w:t>
+      </w:r>
+    </w:p>
+    <w:p>
+      <w:pPr>
+        <w:pStyle w:val="HTMLPreformatted"/>
+        <w:rPr>
+          <w:rStyle w:val="HTMLCode"/>
+          <w:rFonts w:ascii="Cambria" w:hAnsi="Cambria"/>
+        </w:rPr>
+      </w:pPr>
+      <w:r>
+        <w:rPr>
+          <w:rStyle w:val="HTMLCode"/>
+          <w:rFonts w:ascii="Cambria" w:hAnsi="Cambria"/>
+        </w:rPr>
+        <w:t>dog = True</w:t>
+      </w:r>
+    </w:p>
+    <w:p>
+      <w:pPr>
+        <w:pStyle w:val="HTMLPreformatted"/>
+        <w:rPr>
+          <w:rStyle w:val="HTMLCode"/>
+          <w:rFonts w:ascii="Cambria" w:hAnsi="Cambria"/>
+        </w:rPr>
+      </w:pPr>
+      <w:r>
+        <w:rPr>
+          <w:rStyle w:val="HTMLCode"/>
+          <w:rFonts w:ascii="Cambria" w:hAnsi="Cambria"/>
+        </w:rPr>
+        <w:t>owner = False</w:t>
+      </w:r>
+    </w:p>
+    <w:p>
+      <w:pPr>
+        <w:pStyle w:val="HTMLPreformatted"/>
+        <w:rPr>
+          <w:rStyle w:val="HTMLCode"/>
+          <w:rFonts w:ascii="Cambria" w:hAnsi="Cambria"/>
+        </w:rPr>
+      </w:pPr>
+    </w:p>
+    <w:p>
+      <w:pPr>
+        <w:pStyle w:val="HTMLPreformatted"/>
+        <w:rPr>
+          <w:rStyle w:val="HTMLCode"/>
+          <w:rFonts w:ascii="Cambria" w:hAnsi="Cambria"/>
+        </w:rPr>
+      </w:pPr>
+      <w:r>
+        <w:rPr>
+          <w:rStyle w:val="HTMLCode"/>
+          <w:rFonts w:ascii="Cambria" w:hAnsi="Cambria"/>
+        </w:rPr>
+        <w:t>if cat or dog:</w:t>
+      </w:r>
+    </w:p>
+    <w:p>
+      <w:pPr>
+        <w:pStyle w:val="HTMLPreformatted"/>
+        <w:rPr>
+          <w:rStyle w:val="HTMLCode"/>
+          <w:rFonts w:ascii="Cambria" w:hAnsi="Cambria"/>
+        </w:rPr>
+      </w:pPr>
+      <w:r>
+        <w:rPr>
+          <w:rStyle w:val="HTMLCode"/>
+          <w:rFonts w:ascii="Cambria" w:hAnsi="Cambria"/>
+        </w:rPr>
+        <w:t xml:space="preserve">    print("Mouse ran away")</w:t>
+      </w:r>
+    </w:p>
+    <w:p>
+      <w:pPr>
+        <w:pStyle w:val="HTMLPreformatted"/>
+        <w:rPr>
+          <w:rStyle w:val="HTMLCode"/>
+          <w:rFonts w:ascii="Cambria" w:hAnsi="Cambria"/>
+        </w:rPr>
+      </w:pPr>
+      <w:proofErr w:type="spellStart"/>
+      <w:r>
+        <w:rPr>
+          <w:rStyle w:val="HTMLCode"/>
+          <w:rFonts w:ascii="Cambria" w:hAnsi="Cambria"/>
+        </w:rPr>
+        <w:t>elif</w:t>
+      </w:r>
+      <w:proofErr w:type="spellEnd"/>
+      <w:r>
+        <w:rPr>
+          <w:rStyle w:val="HTMLCode"/>
+          <w:rFonts w:ascii="Cambria" w:hAnsi="Cambria"/>
+        </w:rPr>
+        <w:t xml:space="preserve"> owner:</w:t>
+      </w:r>
+    </w:p>
+    <w:p>
+      <w:pPr>
+        <w:pStyle w:val="HTMLPreformatted"/>
+        <w:rPr>
+          <w:rStyle w:val="HTMLCode"/>
+          <w:rFonts w:ascii="Cambria" w:hAnsi="Cambria"/>
+        </w:rPr>
+      </w:pPr>
+      <w:r>
+        <w:rPr>
+          <w:rStyle w:val="HTMLCode"/>
+          <w:rFonts w:ascii="Cambria" w:hAnsi="Cambria"/>
+        </w:rPr>
+        <w:t xml:space="preserve">    print("Mouse is scared")</w:t>
+      </w:r>
+    </w:p>
+    <w:p>
+      <w:pPr>
+        <w:pStyle w:val="HTMLPreformatted"/>
+        <w:rPr>
+          <w:rStyle w:val="HTMLCode"/>
+          <w:rFonts w:ascii="Cambria" w:hAnsi="Cambria"/>
+        </w:rPr>
+      </w:pPr>
+      <w:r>
+        <w:rPr>
+          <w:rStyle w:val="HTMLCode"/>
+          <w:rFonts w:ascii="Cambria" w:hAnsi="Cambria"/>
+        </w:rPr>
+        <w:t>else:</w:t>
+      </w:r>
+    </w:p>
+    <w:p>
+      <w:pPr>
+        <w:pStyle w:val="HTMLPreformatted"/>
+        <w:rPr>
+          <w:rFonts w:ascii="Cambria" w:hAnsi="Cambria"/>
+        </w:rPr>
+      </w:pPr>
+      <w:r>
+        <w:rPr>
+          <w:rStyle w:val="HTMLCode"/>
+          <w:rFonts w:ascii="Cambria" w:hAnsi="Cambria"/>
+        </w:rPr>
+        <w:t xml:space="preserve">    print("Mouse eats cheese")</w:t>
+      </w:r>
+    </w:p>
+    <w:p>
+      <w:pPr>
+        <w:pStyle w:val="Heading1"/>
+        <w:rPr>
+          <w:rFonts w:ascii="Cambria" w:hAnsi="Cambria"/>
+        </w:rPr>
+      </w:pPr>
+      <w:r>
+        <w:rPr>
+          <w:rStyle w:val="Strong"/>
+          <w:rFonts w:ascii="Cambria" w:hAnsi="Cambria"/>
+          <w:b w:val="0"/>
+          <w:bCs w:val="0"/>
+        </w:rPr>
+        <w:t>12</w:t>
+      </w:r>
+      <w:r>
+        <w:rPr>
+          <w:rStyle w:val="Strong"/>
+          <w:rFonts w:ascii="Cambria" w:hAnsi="Cambria"/>
+          <w:b w:val="0"/>
+          <w:bCs w:val="0"/>
+        </w:rPr>
+        <w:t>. Boolean Results of Different Values</w:t>
+      </w:r>
+    </w:p>
+    <w:p>
+      <w:pPr>
+        <w:pStyle w:val="NormalWeb"/>
+        <w:numPr>
+          <w:ilvl w:val="0"/>
+          <w:numId w:val="11"/>
+        </w:numPr>
+        <w:rPr>
+          <w:rFonts w:ascii="Cambria" w:hAnsi="Cambria"/>
+        </w:rPr>
+      </w:pPr>
+      <w:r>
+        <w:rPr>
+          <w:rFonts w:ascii="Cambria" w:hAnsi="Cambria"/>
+        </w:rPr>
+        <w:t xml:space="preserve">In Python, </w:t>
+      </w:r>
+      <w:r>
+        <w:rPr>
+          <w:rStyle w:val="Strong"/>
+          <w:rFonts w:ascii="Cambria" w:hAnsi="Cambria"/>
+        </w:rPr>
+        <w:t>non-empty strings are True</w:t>
+      </w:r>
+      <w:r>
+        <w:rPr>
+          <w:rFonts w:ascii="Cambria" w:hAnsi="Cambria"/>
+        </w:rPr>
+        <w:t>.</w:t>
+      </w:r>
+    </w:p>
+    <w:p>
+      <w:pPr>
+        <w:pStyle w:val="Heading2"/>
+      </w:pPr>
+      <w:r>
+        <w:t>Example:</w:t>
+      </w:r>
+    </w:p>
+    <w:p>
+      <w:pPr>
+        <w:pStyle w:val="HTMLPreformatted"/>
+        <w:rPr>
+          <w:rStyle w:val="HTMLCode"/>
+          <w:rFonts w:ascii="Cambria" w:hAnsi="Cambria"/>
+        </w:rPr>
+      </w:pPr>
+      <w:r>
+        <w:rPr>
+          <w:rStyle w:val="HTMLCode"/>
+          <w:rFonts w:ascii="Cambria" w:hAnsi="Cambria"/>
+        </w:rPr>
+        <w:t>cat = "meow"</w:t>
+      </w:r>
+    </w:p>
+    <w:p>
+      <w:pPr>
+        <w:pStyle w:val="HTMLPreformatted"/>
+        <w:rPr>
+          <w:rStyle w:val="HTMLCode"/>
+          <w:rFonts w:ascii="Cambria" w:hAnsi="Cambria"/>
+        </w:rPr>
+      </w:pPr>
+      <w:r>
+        <w:rPr>
+          <w:rStyle w:val="HTMLCode"/>
+          <w:rFonts w:ascii="Cambria" w:hAnsi="Cambria"/>
+        </w:rPr>
+        <w:t>dog = "woof"</w:t>
+      </w:r>
+    </w:p>
+    <w:p>
+      <w:pPr>
+        <w:pStyle w:val="HTMLPreformatted"/>
+        <w:rPr>
+          <w:rStyle w:val="HTMLCode"/>
+          <w:rFonts w:ascii="Cambria" w:hAnsi="Cambria"/>
+        </w:rPr>
+      </w:pPr>
+    </w:p>
+    <w:p>
+      <w:pPr>
+        <w:pStyle w:val="HTMLPreformatted"/>
+        <w:rPr>
+          <w:rStyle w:val="HTMLCode"/>
+          <w:rFonts w:ascii="Cambria" w:hAnsi="Cambria"/>
+        </w:rPr>
+      </w:pPr>
+      <w:r>
+        <w:rPr>
+          <w:rStyle w:val="HTMLCode"/>
+          <w:rFonts w:ascii="Cambria" w:hAnsi="Cambria"/>
+        </w:rPr>
+        <w:t>if cat and dog:    # Both non-empty, so condition is True</w:t>
+      </w:r>
+    </w:p>
+    <w:p>
+      <w:pPr>
+        <w:pStyle w:val="HTMLPreformatted"/>
+        <w:rPr>
+          <w:rStyle w:val="HTMLCode"/>
+          <w:rFonts w:ascii="Cambria" w:hAnsi="Cambria"/>
+        </w:rPr>
+      </w:pPr>
+      <w:r>
+        <w:rPr>
+          <w:rStyle w:val="HTMLCode"/>
+          <w:rFonts w:ascii="Cambria" w:hAnsi="Cambria"/>
+        </w:rPr>
+        <w:t xml:space="preserve">    print("Mouse ran away")</w:t>
+      </w:r>
+    </w:p>
+    <w:p>
+      <w:pPr>
+        <w:pStyle w:val="HTMLPreformatted"/>
+        <w:rPr>
+          <w:rStyle w:val="HTMLCode"/>
+          <w:rFonts w:ascii="Cambria" w:hAnsi="Cambria"/>
+        </w:rPr>
+      </w:pPr>
+      <w:r>
+        <w:rPr>
+          <w:rStyle w:val="HTMLCode"/>
+          <w:rFonts w:ascii="Cambria" w:hAnsi="Cambria"/>
+        </w:rPr>
+        <w:t>else:</w:t>
+      </w:r>
+    </w:p>
+    <w:p>
+      <w:pPr>
+        <w:pStyle w:val="HTMLPreformatted"/>
+        <w:rPr>
+          <w:rStyle w:val="HTMLCode"/>
+          <w:rFonts w:ascii="Cambria" w:hAnsi="Cambria"/>
+        </w:rPr>
+      </w:pPr>
+      <w:r>
+        <w:rPr>
+          <w:rStyle w:val="HTMLCode"/>
+          <w:rFonts w:ascii="Cambria" w:hAnsi="Cambria"/>
+        </w:rPr>
+        <w:t xml:space="preserve">    print("Mouse eats cheese")</w:t>
+      </w:r>
+    </w:p>
+    <w:p>
+      <w:pPr>
+        <w:rPr>
+          <w:rFonts w:ascii="Cambria" w:hAnsi="Cambria"/>
+        </w:rPr>
+      </w:pPr>
+    </w:p>
+    <w:p>
+      <w:pPr>
+        <w:pStyle w:val="Heading1"/>
+        <w:rPr>
+          <w:rFonts w:ascii="Cambria" w:hAnsi="Cambria"/>
+        </w:rPr>
+      </w:pPr>
+      <w:r>
+        <w:rPr>
+          <w:rStyle w:val="Strong"/>
+          <w:rFonts w:ascii="Cambria" w:hAnsi="Cambria"/>
+        </w:rPr>
+        <w:t>Key Takeaways:</w:t>
+      </w:r>
+    </w:p>
+    <w:p>
+      <w:pPr>
+        <w:pStyle w:val="NormalWeb"/>
+        <w:numPr>
+          <w:ilvl w:val="0"/>
+          <w:numId w:val="12"/>
+        </w:numPr>
+        <w:rPr>
+          <w:rFonts w:ascii="Cambria" w:hAnsi="Cambria"/>
+        </w:rPr>
+      </w:pPr>
+      <w:r>
+        <w:rPr>
+          <w:rStyle w:val="Strong"/>
+          <w:rFonts w:ascii="Cambria" w:hAnsi="Cambria"/>
+        </w:rPr>
+        <w:t>Tuples</w:t>
+      </w:r>
+      <w:r>
+        <w:rPr>
+          <w:rFonts w:ascii="Cambria" w:hAnsi="Cambria"/>
+        </w:rPr>
+        <w:t xml:space="preserve"> → Immutable, ordered.</w:t>
+      </w:r>
+    </w:p>
+    <w:p>
+      <w:pPr>
+        <w:pStyle w:val="NormalWeb"/>
+        <w:numPr>
+          <w:ilvl w:val="0"/>
+          <w:numId w:val="12"/>
+        </w:numPr>
+        <w:rPr>
+          <w:rFonts w:ascii="Cambria" w:hAnsi="Cambria"/>
+        </w:rPr>
+      </w:pPr>
+      <w:r>
+        <w:rPr>
+          <w:rStyle w:val="Strong"/>
+          <w:rFonts w:ascii="Cambria" w:hAnsi="Cambria"/>
+        </w:rPr>
+        <w:t>Sets</w:t>
+      </w:r>
+      <w:r>
+        <w:rPr>
+          <w:rFonts w:ascii="Cambria" w:hAnsi="Cambria"/>
+        </w:rPr>
+        <w:t xml:space="preserve"> → Unique, unordered.</w:t>
+      </w:r>
+    </w:p>
+    <w:p>
+      <w:pPr>
+        <w:pStyle w:val="NormalWeb"/>
+        <w:numPr>
+          <w:ilvl w:val="0"/>
+          <w:numId w:val="12"/>
+        </w:numPr>
+        <w:rPr>
+          <w:rFonts w:ascii="Cambria" w:hAnsi="Cambria"/>
+        </w:rPr>
+      </w:pPr>
+      <w:r>
+        <w:rPr>
+          <w:rStyle w:val="Strong"/>
+          <w:rFonts w:ascii="Cambria" w:hAnsi="Cambria"/>
+        </w:rPr>
+        <w:t>Conditionals</w:t>
+      </w:r>
+      <w:r>
+        <w:rPr>
+          <w:rFonts w:ascii="Cambria" w:hAnsi="Cambria"/>
+        </w:rPr>
+        <w:t xml:space="preserve"> → Control program flow.</w:t>
+      </w:r>
+    </w:p>
+    <w:p>
+      <w:pPr>
+        <w:pStyle w:val="NormalWeb"/>
+        <w:numPr>
+          <w:ilvl w:val="0"/>
+          <w:numId w:val="12"/>
+        </w:numPr>
+        <w:rPr>
+          <w:rFonts w:ascii="Cambria" w:hAnsi="Cambria"/>
+        </w:rPr>
+      </w:pPr>
+      <w:r>
+        <w:rPr>
+          <w:rStyle w:val="Strong"/>
+          <w:rFonts w:ascii="Cambria" w:hAnsi="Cambria"/>
+        </w:rPr>
+        <w:t>Boolean logic</w:t>
+      </w:r>
+      <w:r>
+        <w:rPr>
+          <w:rFonts w:ascii="Cambria" w:hAnsi="Cambria"/>
+        </w:rPr>
+        <w:t xml:space="preserve"> helps combine multiple conditions.</w:t>
+      </w:r>
+    </w:p>
+    <w:p>
+      <w:pPr>
+        <w:pStyle w:val="HTMLPreformatted"/>
         <w:rPr>
           <w:rFonts w:ascii="Cambria" w:hAnsi="Cambria"/>
         </w:rPr>
@@ -1181,6 +3257,155 @@
 <file path=word/numbering.xml><?xml version="1.0" encoding="utf-8"?>
 <w:numbering xmlns:wpc="http://schemas.microsoft.com/office/word/2010/wordprocessingCanvas" xmlns:cx="http://schemas.microsoft.com/office/drawing/2014/chartex" xmlns:cx1="http://schemas.microsoft.com/office/drawing/2015/9/8/chartex" xmlns:cx2="http://schemas.microsoft.com/office/drawing/2015/10/21/chartex" xmlns:cx3="http://schemas.microsoft.com/office/drawing/2016/5/9/chartex" xmlns:cx4="http://schemas.microsoft.com/office/drawing/2016/5/10/chartex" xmlns:cx5="http://schemas.microsoft.com/office/drawing/2016/5/11/chartex" xmlns:cx6="http://schemas.microsoft.com/office/drawing/2016/5/12/chartex" xmlns:cx7="http://schemas.microsoft.com/office/drawing/2016/5/13/chartex" xmlns:cx8="http://schemas.microsoft.com/office/drawing/2016/5/14/chartex" xmlns:mc="http://schemas.openxmlformats.org/markup-compatibility/2006" xmlns:aink="http://schemas.microsoft.com/office/drawing/2016/ink" xmlns:am3d="http://schemas.microsoft.com/office/drawing/2017/model3d" xmlns:o="urn:schemas-microsoft-com:office:office" xmlns:r="http://schemas.openxmlformats.org/officeDocument/2006/relationships" xmlns:m="http://schemas.openxmlformats.org/officeDocument/2006/math" xmlns:v="urn:schemas-microsoft-com:vml" xmlns:wp14="http://schemas.microsoft.com/office/word/2010/wordprocessingDrawing" xmlns:wp="http://schemas.openxmlformats.org/drawingml/2006/wordprocessingDrawing" xmlns:w10="urn:schemas-microsoft-com:office:word" xmlns:w="http://schemas.openxmlformats.org/wordprocessingml/2006/main" xmlns:w14="http://schemas.microsoft.com/office/word/2010/wordml" xmlns:w15="http://schemas.microsoft.com/office/word/2012/wordml" xmlns:w16cex="http://schemas.microsoft.com/office/word/2018/wordml/cex" xmlns:w16cid="http://schemas.microsoft.com/office/word/2016/wordml/cid" xmlns:w16="http://schemas.microsoft.com/office/word/2018/wordml" xmlns:w16sdtdh="http://schemas.microsoft.com/office/word/2020/wordml/sdtdatahash" xmlns:w16se="http://schemas.microsoft.com/office/word/2015/wordml/symex" xmlns:wpg="http://schemas.microsoft.com/office/word/2010/wordprocessingGroup" xmlns:wpi="http://schemas.microsoft.com/office/word/2010/wordprocessingInk" xmlns:wne="http://schemas.microsoft.com/office/word/2006/wordml" xmlns:wps="http://schemas.microsoft.com/office/word/2010/wordprocessingShape" mc:Ignorable="w14 w15 w16se w16cid w16 w16cex w16sdtdh wp14">
   <w:abstractNum w:abstractNumId="0" w15:restartNumberingAfterBreak="0">
+    <w:nsid w:val="0DDD0C85"/>
+    <w:multiLevelType w:val="multilevel"/>
+    <w:tmpl w:val="D48CB51A"/>
+    <w:lvl w:ilvl="0">
+      <w:start w:val="1"/>
+      <w:numFmt w:val="bullet"/>
+      <w:lvlText w:val=""/>
+      <w:lvlJc w:val="left"/>
+      <w:pPr>
+        <w:tabs>
+          <w:tab w:val="num" w:pos="720"/>
+        </w:tabs>
+        <w:ind w:left="720" w:hanging="360"/>
+      </w:pPr>
+      <w:rPr>
+        <w:rFonts w:ascii="Symbol" w:hAnsi="Symbol" w:hint="default"/>
+        <w:sz w:val="20"/>
+      </w:rPr>
+    </w:lvl>
+    <w:lvl w:ilvl="1" w:tentative="1">
+      <w:start w:val="1"/>
+      <w:numFmt w:val="bullet"/>
+      <w:lvlText w:val="o"/>
+      <w:lvlJc w:val="left"/>
+      <w:pPr>
+        <w:tabs>
+          <w:tab w:val="num" w:pos="1440"/>
+        </w:tabs>
+        <w:ind w:left="1440" w:hanging="360"/>
+      </w:pPr>
+      <w:rPr>
+        <w:rFonts w:ascii="Courier New" w:hAnsi="Courier New" w:hint="default"/>
+        <w:sz w:val="20"/>
+      </w:rPr>
+    </w:lvl>
+    <w:lvl w:ilvl="2" w:tentative="1">
+      <w:start w:val="1"/>
+      <w:numFmt w:val="bullet"/>
+      <w:lvlText w:val=""/>
+      <w:lvlJc w:val="left"/>
+      <w:pPr>
+        <w:tabs>
+          <w:tab w:val="num" w:pos="2160"/>
+        </w:tabs>
+        <w:ind w:left="2160" w:hanging="360"/>
+      </w:pPr>
+      <w:rPr>
+        <w:rFonts w:ascii="Wingdings" w:hAnsi="Wingdings" w:hint="default"/>
+        <w:sz w:val="20"/>
+      </w:rPr>
+    </w:lvl>
+    <w:lvl w:ilvl="3" w:tentative="1">
+      <w:start w:val="1"/>
+      <w:numFmt w:val="bullet"/>
+      <w:lvlText w:val=""/>
+      <w:lvlJc w:val="left"/>
+      <w:pPr>
+        <w:tabs>
+          <w:tab w:val="num" w:pos="2880"/>
+        </w:tabs>
+        <w:ind w:left="2880" w:hanging="360"/>
+      </w:pPr>
+      <w:rPr>
+        <w:rFonts w:ascii="Wingdings" w:hAnsi="Wingdings" w:hint="default"/>
+        <w:sz w:val="20"/>
+      </w:rPr>
+    </w:lvl>
+    <w:lvl w:ilvl="4" w:tentative="1">
+      <w:start w:val="1"/>
+      <w:numFmt w:val="bullet"/>
+      <w:lvlText w:val=""/>
+      <w:lvlJc w:val="left"/>
+      <w:pPr>
+        <w:tabs>
+          <w:tab w:val="num" w:pos="3600"/>
+        </w:tabs>
+        <w:ind w:left="3600" w:hanging="360"/>
+      </w:pPr>
+      <w:rPr>
+        <w:rFonts w:ascii="Wingdings" w:hAnsi="Wingdings" w:hint="default"/>
+        <w:sz w:val="20"/>
+      </w:rPr>
+    </w:lvl>
+    <w:lvl w:ilvl="5" w:tentative="1">
+      <w:start w:val="1"/>
+      <w:numFmt w:val="bullet"/>
+      <w:lvlText w:val=""/>
+      <w:lvlJc w:val="left"/>
+      <w:pPr>
+        <w:tabs>
+          <w:tab w:val="num" w:pos="4320"/>
+        </w:tabs>
+        <w:ind w:left="4320" w:hanging="360"/>
+      </w:pPr>
+      <w:rPr>
+        <w:rFonts w:ascii="Wingdings" w:hAnsi="Wingdings" w:hint="default"/>
+        <w:sz w:val="20"/>
+      </w:rPr>
+    </w:lvl>
+    <w:lvl w:ilvl="6" w:tentative="1">
+      <w:start w:val="1"/>
+      <w:numFmt w:val="bullet"/>
+      <w:lvlText w:val=""/>
+      <w:lvlJc w:val="left"/>
+      <w:pPr>
+        <w:tabs>
+          <w:tab w:val="num" w:pos="5040"/>
+        </w:tabs>
+        <w:ind w:left="5040" w:hanging="360"/>
+      </w:pPr>
+      <w:rPr>
+        <w:rFonts w:ascii="Wingdings" w:hAnsi="Wingdings" w:hint="default"/>
+        <w:sz w:val="20"/>
+      </w:rPr>
+    </w:lvl>
+    <w:lvl w:ilvl="7" w:tentative="1">
+      <w:start w:val="1"/>
+      <w:numFmt w:val="bullet"/>
+      <w:lvlText w:val=""/>
+      <w:lvlJc w:val="left"/>
+      <w:pPr>
+        <w:tabs>
+          <w:tab w:val="num" w:pos="5760"/>
+        </w:tabs>
+        <w:ind w:left="5760" w:hanging="360"/>
+      </w:pPr>
+      <w:rPr>
+        <w:rFonts w:ascii="Wingdings" w:hAnsi="Wingdings" w:hint="default"/>
+        <w:sz w:val="20"/>
+      </w:rPr>
+    </w:lvl>
+    <w:lvl w:ilvl="8" w:tentative="1">
+      <w:start w:val="1"/>
+      <w:numFmt w:val="bullet"/>
+      <w:lvlText w:val=""/>
+      <w:lvlJc w:val="left"/>
+      <w:pPr>
+        <w:tabs>
+          <w:tab w:val="num" w:pos="6480"/>
+        </w:tabs>
+        <w:ind w:left="6480" w:hanging="360"/>
+      </w:pPr>
+      <w:rPr>
+        <w:rFonts w:ascii="Wingdings" w:hAnsi="Wingdings" w:hint="default"/>
+        <w:sz w:val="20"/>
+      </w:rPr>
+    </w:lvl>
+  </w:abstractNum>
+  <w:abstractNum w:abstractNumId="1" w15:restartNumberingAfterBreak="0">
     <w:nsid w:val="1F3E3F17"/>
     <w:multiLevelType w:val="multilevel"/>
     <w:tmpl w:val="25269750"/>
@@ -1329,7 +3554,305 @@
       </w:rPr>
     </w:lvl>
   </w:abstractNum>
-  <w:abstractNum w:abstractNumId="1" w15:restartNumberingAfterBreak="0">
+  <w:abstractNum w:abstractNumId="2" w15:restartNumberingAfterBreak="0">
+    <w:nsid w:val="2593214A"/>
+    <w:multiLevelType w:val="multilevel"/>
+    <w:tmpl w:val="827E99DE"/>
+    <w:lvl w:ilvl="0">
+      <w:start w:val="1"/>
+      <w:numFmt w:val="bullet"/>
+      <w:lvlText w:val=""/>
+      <w:lvlJc w:val="left"/>
+      <w:pPr>
+        <w:tabs>
+          <w:tab w:val="num" w:pos="720"/>
+        </w:tabs>
+        <w:ind w:left="720" w:hanging="360"/>
+      </w:pPr>
+      <w:rPr>
+        <w:rFonts w:ascii="Symbol" w:hAnsi="Symbol" w:hint="default"/>
+        <w:sz w:val="20"/>
+      </w:rPr>
+    </w:lvl>
+    <w:lvl w:ilvl="1" w:tentative="1">
+      <w:start w:val="1"/>
+      <w:numFmt w:val="bullet"/>
+      <w:lvlText w:val="o"/>
+      <w:lvlJc w:val="left"/>
+      <w:pPr>
+        <w:tabs>
+          <w:tab w:val="num" w:pos="1440"/>
+        </w:tabs>
+        <w:ind w:left="1440" w:hanging="360"/>
+      </w:pPr>
+      <w:rPr>
+        <w:rFonts w:ascii="Courier New" w:hAnsi="Courier New" w:hint="default"/>
+        <w:sz w:val="20"/>
+      </w:rPr>
+    </w:lvl>
+    <w:lvl w:ilvl="2" w:tentative="1">
+      <w:start w:val="1"/>
+      <w:numFmt w:val="bullet"/>
+      <w:lvlText w:val=""/>
+      <w:lvlJc w:val="left"/>
+      <w:pPr>
+        <w:tabs>
+          <w:tab w:val="num" w:pos="2160"/>
+        </w:tabs>
+        <w:ind w:left="2160" w:hanging="360"/>
+      </w:pPr>
+      <w:rPr>
+        <w:rFonts w:ascii="Wingdings" w:hAnsi="Wingdings" w:hint="default"/>
+        <w:sz w:val="20"/>
+      </w:rPr>
+    </w:lvl>
+    <w:lvl w:ilvl="3" w:tentative="1">
+      <w:start w:val="1"/>
+      <w:numFmt w:val="bullet"/>
+      <w:lvlText w:val=""/>
+      <w:lvlJc w:val="left"/>
+      <w:pPr>
+        <w:tabs>
+          <w:tab w:val="num" w:pos="2880"/>
+        </w:tabs>
+        <w:ind w:left="2880" w:hanging="360"/>
+      </w:pPr>
+      <w:rPr>
+        <w:rFonts w:ascii="Wingdings" w:hAnsi="Wingdings" w:hint="default"/>
+        <w:sz w:val="20"/>
+      </w:rPr>
+    </w:lvl>
+    <w:lvl w:ilvl="4" w:tentative="1">
+      <w:start w:val="1"/>
+      <w:numFmt w:val="bullet"/>
+      <w:lvlText w:val=""/>
+      <w:lvlJc w:val="left"/>
+      <w:pPr>
+        <w:tabs>
+          <w:tab w:val="num" w:pos="3600"/>
+        </w:tabs>
+        <w:ind w:left="3600" w:hanging="360"/>
+      </w:pPr>
+      <w:rPr>
+        <w:rFonts w:ascii="Wingdings" w:hAnsi="Wingdings" w:hint="default"/>
+        <w:sz w:val="20"/>
+      </w:rPr>
+    </w:lvl>
+    <w:lvl w:ilvl="5" w:tentative="1">
+      <w:start w:val="1"/>
+      <w:numFmt w:val="bullet"/>
+      <w:lvlText w:val=""/>
+      <w:lvlJc w:val="left"/>
+      <w:pPr>
+        <w:tabs>
+          <w:tab w:val="num" w:pos="4320"/>
+        </w:tabs>
+        <w:ind w:left="4320" w:hanging="360"/>
+      </w:pPr>
+      <w:rPr>
+        <w:rFonts w:ascii="Wingdings" w:hAnsi="Wingdings" w:hint="default"/>
+        <w:sz w:val="20"/>
+      </w:rPr>
+    </w:lvl>
+    <w:lvl w:ilvl="6" w:tentative="1">
+      <w:start w:val="1"/>
+      <w:numFmt w:val="bullet"/>
+      <w:lvlText w:val=""/>
+      <w:lvlJc w:val="left"/>
+      <w:pPr>
+        <w:tabs>
+          <w:tab w:val="num" w:pos="5040"/>
+        </w:tabs>
+        <w:ind w:left="5040" w:hanging="360"/>
+      </w:pPr>
+      <w:rPr>
+        <w:rFonts w:ascii="Wingdings" w:hAnsi="Wingdings" w:hint="default"/>
+        <w:sz w:val="20"/>
+      </w:rPr>
+    </w:lvl>
+    <w:lvl w:ilvl="7" w:tentative="1">
+      <w:start w:val="1"/>
+      <w:numFmt w:val="bullet"/>
+      <w:lvlText w:val=""/>
+      <w:lvlJc w:val="left"/>
+      <w:pPr>
+        <w:tabs>
+          <w:tab w:val="num" w:pos="5760"/>
+        </w:tabs>
+        <w:ind w:left="5760" w:hanging="360"/>
+      </w:pPr>
+      <w:rPr>
+        <w:rFonts w:ascii="Wingdings" w:hAnsi="Wingdings" w:hint="default"/>
+        <w:sz w:val="20"/>
+      </w:rPr>
+    </w:lvl>
+    <w:lvl w:ilvl="8" w:tentative="1">
+      <w:start w:val="1"/>
+      <w:numFmt w:val="bullet"/>
+      <w:lvlText w:val=""/>
+      <w:lvlJc w:val="left"/>
+      <w:pPr>
+        <w:tabs>
+          <w:tab w:val="num" w:pos="6480"/>
+        </w:tabs>
+        <w:ind w:left="6480" w:hanging="360"/>
+      </w:pPr>
+      <w:rPr>
+        <w:rFonts w:ascii="Wingdings" w:hAnsi="Wingdings" w:hint="default"/>
+        <w:sz w:val="20"/>
+      </w:rPr>
+    </w:lvl>
+  </w:abstractNum>
+  <w:abstractNum w:abstractNumId="3" w15:restartNumberingAfterBreak="0">
+    <w:nsid w:val="2CCD5ED8"/>
+    <w:multiLevelType w:val="multilevel"/>
+    <w:tmpl w:val="ABB49694"/>
+    <w:lvl w:ilvl="0">
+      <w:start w:val="1"/>
+      <w:numFmt w:val="bullet"/>
+      <w:lvlText w:val=""/>
+      <w:lvlJc w:val="left"/>
+      <w:pPr>
+        <w:tabs>
+          <w:tab w:val="num" w:pos="720"/>
+        </w:tabs>
+        <w:ind w:left="720" w:hanging="360"/>
+      </w:pPr>
+      <w:rPr>
+        <w:rFonts w:ascii="Symbol" w:hAnsi="Symbol" w:hint="default"/>
+        <w:sz w:val="20"/>
+      </w:rPr>
+    </w:lvl>
+    <w:lvl w:ilvl="1" w:tentative="1">
+      <w:start w:val="1"/>
+      <w:numFmt w:val="bullet"/>
+      <w:lvlText w:val="o"/>
+      <w:lvlJc w:val="left"/>
+      <w:pPr>
+        <w:tabs>
+          <w:tab w:val="num" w:pos="1440"/>
+        </w:tabs>
+        <w:ind w:left="1440" w:hanging="360"/>
+      </w:pPr>
+      <w:rPr>
+        <w:rFonts w:ascii="Courier New" w:hAnsi="Courier New" w:hint="default"/>
+        <w:sz w:val="20"/>
+      </w:rPr>
+    </w:lvl>
+    <w:lvl w:ilvl="2" w:tentative="1">
+      <w:start w:val="1"/>
+      <w:numFmt w:val="bullet"/>
+      <w:lvlText w:val=""/>
+      <w:lvlJc w:val="left"/>
+      <w:pPr>
+        <w:tabs>
+          <w:tab w:val="num" w:pos="2160"/>
+        </w:tabs>
+        <w:ind w:left="2160" w:hanging="360"/>
+      </w:pPr>
+      <w:rPr>
+        <w:rFonts w:ascii="Wingdings" w:hAnsi="Wingdings" w:hint="default"/>
+        <w:sz w:val="20"/>
+      </w:rPr>
+    </w:lvl>
+    <w:lvl w:ilvl="3" w:tentative="1">
+      <w:start w:val="1"/>
+      <w:numFmt w:val="bullet"/>
+      <w:lvlText w:val=""/>
+      <w:lvlJc w:val="left"/>
+      <w:pPr>
+        <w:tabs>
+          <w:tab w:val="num" w:pos="2880"/>
+        </w:tabs>
+        <w:ind w:left="2880" w:hanging="360"/>
+      </w:pPr>
+      <w:rPr>
+        <w:rFonts w:ascii="Wingdings" w:hAnsi="Wingdings" w:hint="default"/>
+        <w:sz w:val="20"/>
+      </w:rPr>
+    </w:lvl>
+    <w:lvl w:ilvl="4" w:tentative="1">
+      <w:start w:val="1"/>
+      <w:numFmt w:val="bullet"/>
+      <w:lvlText w:val=""/>
+      <w:lvlJc w:val="left"/>
+      <w:pPr>
+        <w:tabs>
+          <w:tab w:val="num" w:pos="3600"/>
+        </w:tabs>
+        <w:ind w:left="3600" w:hanging="360"/>
+      </w:pPr>
+      <w:rPr>
+        <w:rFonts w:ascii="Wingdings" w:hAnsi="Wingdings" w:hint="default"/>
+        <w:sz w:val="20"/>
+      </w:rPr>
+    </w:lvl>
+    <w:lvl w:ilvl="5" w:tentative="1">
+      <w:start w:val="1"/>
+      <w:numFmt w:val="bullet"/>
+      <w:lvlText w:val=""/>
+      <w:lvlJc w:val="left"/>
+      <w:pPr>
+        <w:tabs>
+          <w:tab w:val="num" w:pos="4320"/>
+        </w:tabs>
+        <w:ind w:left="4320" w:hanging="360"/>
+      </w:pPr>
+      <w:rPr>
+        <w:rFonts w:ascii="Wingdings" w:hAnsi="Wingdings" w:hint="default"/>
+        <w:sz w:val="20"/>
+      </w:rPr>
+    </w:lvl>
+    <w:lvl w:ilvl="6" w:tentative="1">
+      <w:start w:val="1"/>
+      <w:numFmt w:val="bullet"/>
+      <w:lvlText w:val=""/>
+      <w:lvlJc w:val="left"/>
+      <w:pPr>
+        <w:tabs>
+          <w:tab w:val="num" w:pos="5040"/>
+        </w:tabs>
+        <w:ind w:left="5040" w:hanging="360"/>
+      </w:pPr>
+      <w:rPr>
+        <w:rFonts w:ascii="Wingdings" w:hAnsi="Wingdings" w:hint="default"/>
+        <w:sz w:val="20"/>
+      </w:rPr>
+    </w:lvl>
+    <w:lvl w:ilvl="7" w:tentative="1">
+      <w:start w:val="1"/>
+      <w:numFmt w:val="bullet"/>
+      <w:lvlText w:val=""/>
+      <w:lvlJc w:val="left"/>
+      <w:pPr>
+        <w:tabs>
+          <w:tab w:val="num" w:pos="5760"/>
+        </w:tabs>
+        <w:ind w:left="5760" w:hanging="360"/>
+      </w:pPr>
+      <w:rPr>
+        <w:rFonts w:ascii="Wingdings" w:hAnsi="Wingdings" w:hint="default"/>
+        <w:sz w:val="20"/>
+      </w:rPr>
+    </w:lvl>
+    <w:lvl w:ilvl="8" w:tentative="1">
+      <w:start w:val="1"/>
+      <w:numFmt w:val="bullet"/>
+      <w:lvlText w:val=""/>
+      <w:lvlJc w:val="left"/>
+      <w:pPr>
+        <w:tabs>
+          <w:tab w:val="num" w:pos="6480"/>
+        </w:tabs>
+        <w:ind w:left="6480" w:hanging="360"/>
+      </w:pPr>
+      <w:rPr>
+        <w:rFonts w:ascii="Wingdings" w:hAnsi="Wingdings" w:hint="default"/>
+        <w:sz w:val="20"/>
+      </w:rPr>
+    </w:lvl>
+  </w:abstractNum>
+  <w:abstractNum w:abstractNumId="4" w15:restartNumberingAfterBreak="0">
     <w:nsid w:val="312B79F3"/>
     <w:multiLevelType w:val="multilevel"/>
     <w:tmpl w:val="6F7E9450"/>
@@ -1478,7 +4001,156 @@
       </w:rPr>
     </w:lvl>
   </w:abstractNum>
-  <w:abstractNum w:abstractNumId="2" w15:restartNumberingAfterBreak="0">
+  <w:abstractNum w:abstractNumId="5" w15:restartNumberingAfterBreak="0">
+    <w:nsid w:val="38DE53F5"/>
+    <w:multiLevelType w:val="multilevel"/>
+    <w:tmpl w:val="5E24E446"/>
+    <w:lvl w:ilvl="0">
+      <w:start w:val="1"/>
+      <w:numFmt w:val="bullet"/>
+      <w:lvlText w:val=""/>
+      <w:lvlJc w:val="left"/>
+      <w:pPr>
+        <w:tabs>
+          <w:tab w:val="num" w:pos="720"/>
+        </w:tabs>
+        <w:ind w:left="720" w:hanging="360"/>
+      </w:pPr>
+      <w:rPr>
+        <w:rFonts w:ascii="Symbol" w:hAnsi="Symbol" w:hint="default"/>
+        <w:sz w:val="20"/>
+      </w:rPr>
+    </w:lvl>
+    <w:lvl w:ilvl="1" w:tentative="1">
+      <w:start w:val="1"/>
+      <w:numFmt w:val="bullet"/>
+      <w:lvlText w:val="o"/>
+      <w:lvlJc w:val="left"/>
+      <w:pPr>
+        <w:tabs>
+          <w:tab w:val="num" w:pos="1440"/>
+        </w:tabs>
+        <w:ind w:left="1440" w:hanging="360"/>
+      </w:pPr>
+      <w:rPr>
+        <w:rFonts w:ascii="Courier New" w:hAnsi="Courier New" w:hint="default"/>
+        <w:sz w:val="20"/>
+      </w:rPr>
+    </w:lvl>
+    <w:lvl w:ilvl="2" w:tentative="1">
+      <w:start w:val="1"/>
+      <w:numFmt w:val="bullet"/>
+      <w:lvlText w:val=""/>
+      <w:lvlJc w:val="left"/>
+      <w:pPr>
+        <w:tabs>
+          <w:tab w:val="num" w:pos="2160"/>
+        </w:tabs>
+        <w:ind w:left="2160" w:hanging="360"/>
+      </w:pPr>
+      <w:rPr>
+        <w:rFonts w:ascii="Wingdings" w:hAnsi="Wingdings" w:hint="default"/>
+        <w:sz w:val="20"/>
+      </w:rPr>
+    </w:lvl>
+    <w:lvl w:ilvl="3" w:tentative="1">
+      <w:start w:val="1"/>
+      <w:numFmt w:val="bullet"/>
+      <w:lvlText w:val=""/>
+      <w:lvlJc w:val="left"/>
+      <w:pPr>
+        <w:tabs>
+          <w:tab w:val="num" w:pos="2880"/>
+        </w:tabs>
+        <w:ind w:left="2880" w:hanging="360"/>
+      </w:pPr>
+      <w:rPr>
+        <w:rFonts w:ascii="Wingdings" w:hAnsi="Wingdings" w:hint="default"/>
+        <w:sz w:val="20"/>
+      </w:rPr>
+    </w:lvl>
+    <w:lvl w:ilvl="4" w:tentative="1">
+      <w:start w:val="1"/>
+      <w:numFmt w:val="bullet"/>
+      <w:lvlText w:val=""/>
+      <w:lvlJc w:val="left"/>
+      <w:pPr>
+        <w:tabs>
+          <w:tab w:val="num" w:pos="3600"/>
+        </w:tabs>
+        <w:ind w:left="3600" w:hanging="360"/>
+      </w:pPr>
+      <w:rPr>
+        <w:rFonts w:ascii="Wingdings" w:hAnsi="Wingdings" w:hint="default"/>
+        <w:sz w:val="20"/>
+      </w:rPr>
+    </w:lvl>
+    <w:lvl w:ilvl="5" w:tentative="1">
+      <w:start w:val="1"/>
+      <w:numFmt w:val="bullet"/>
+      <w:lvlText w:val=""/>
+      <w:lvlJc w:val="left"/>
+      <w:pPr>
+        <w:tabs>
+          <w:tab w:val="num" w:pos="4320"/>
+        </w:tabs>
+        <w:ind w:left="4320" w:hanging="360"/>
+      </w:pPr>
+      <w:rPr>
+        <w:rFonts w:ascii="Wingdings" w:hAnsi="Wingdings" w:hint="default"/>
+        <w:sz w:val="20"/>
+      </w:rPr>
+    </w:lvl>
+    <w:lvl w:ilvl="6" w:tentative="1">
+      <w:start w:val="1"/>
+      <w:numFmt w:val="bullet"/>
+      <w:lvlText w:val=""/>
+      <w:lvlJc w:val="left"/>
+      <w:pPr>
+        <w:tabs>
+          <w:tab w:val="num" w:pos="5040"/>
+        </w:tabs>
+        <w:ind w:left="5040" w:hanging="360"/>
+      </w:pPr>
+      <w:rPr>
+        <w:rFonts w:ascii="Wingdings" w:hAnsi="Wingdings" w:hint="default"/>
+        <w:sz w:val="20"/>
+      </w:rPr>
+    </w:lvl>
+    <w:lvl w:ilvl="7" w:tentative="1">
+      <w:start w:val="1"/>
+      <w:numFmt w:val="bullet"/>
+      <w:lvlText w:val=""/>
+      <w:lvlJc w:val="left"/>
+      <w:pPr>
+        <w:tabs>
+          <w:tab w:val="num" w:pos="5760"/>
+        </w:tabs>
+        <w:ind w:left="5760" w:hanging="360"/>
+      </w:pPr>
+      <w:rPr>
+        <w:rFonts w:ascii="Wingdings" w:hAnsi="Wingdings" w:hint="default"/>
+        <w:sz w:val="20"/>
+      </w:rPr>
+    </w:lvl>
+    <w:lvl w:ilvl="8" w:tentative="1">
+      <w:start w:val="1"/>
+      <w:numFmt w:val="bullet"/>
+      <w:lvlText w:val=""/>
+      <w:lvlJc w:val="left"/>
+      <w:pPr>
+        <w:tabs>
+          <w:tab w:val="num" w:pos="6480"/>
+        </w:tabs>
+        <w:ind w:left="6480" w:hanging="360"/>
+      </w:pPr>
+      <w:rPr>
+        <w:rFonts w:ascii="Wingdings" w:hAnsi="Wingdings" w:hint="default"/>
+        <w:sz w:val="20"/>
+      </w:rPr>
+    </w:lvl>
+  </w:abstractNum>
+  <w:abstractNum w:abstractNumId="6" w15:restartNumberingAfterBreak="0">
     <w:nsid w:val="3CF7051C"/>
     <w:multiLevelType w:val="multilevel"/>
     <w:tmpl w:val="760C2BEA"/>
@@ -1627,7 +4299,7 @@
       </w:rPr>
     </w:lvl>
   </w:abstractNum>
-  <w:abstractNum w:abstractNumId="3" w15:restartNumberingAfterBreak="0">
+  <w:abstractNum w:abstractNumId="7" w15:restartNumberingAfterBreak="0">
     <w:nsid w:val="3DDA167D"/>
     <w:multiLevelType w:val="multilevel"/>
     <w:tmpl w:val="EF42647E"/>
@@ -1776,7 +4448,7 @@
       </w:rPr>
     </w:lvl>
   </w:abstractNum>
-  <w:abstractNum w:abstractNumId="4" w15:restartNumberingAfterBreak="0">
+  <w:abstractNum w:abstractNumId="8" w15:restartNumberingAfterBreak="0">
     <w:nsid w:val="40B768A4"/>
     <w:multiLevelType w:val="multilevel"/>
     <w:tmpl w:val="511E7E72"/>
@@ -1925,7 +4597,7 @@
       </w:rPr>
     </w:lvl>
   </w:abstractNum>
-  <w:abstractNum w:abstractNumId="5" w15:restartNumberingAfterBreak="0">
+  <w:abstractNum w:abstractNumId="9" w15:restartNumberingAfterBreak="0">
     <w:nsid w:val="54447778"/>
     <w:multiLevelType w:val="multilevel"/>
     <w:tmpl w:val="259403DC"/>
@@ -2074,23 +4746,339 @@
       </w:rPr>
     </w:lvl>
   </w:abstractNum>
+  <w:abstractNum w:abstractNumId="10" w15:restartNumberingAfterBreak="0">
+    <w:nsid w:val="6A8254A4"/>
+    <w:multiLevelType w:val="multilevel"/>
+    <w:tmpl w:val="D6762A08"/>
+    <w:lvl w:ilvl="0">
+      <w:start w:val="1"/>
+      <w:numFmt w:val="bullet"/>
+      <w:lvlText w:val=""/>
+      <w:lvlJc w:val="left"/>
+      <w:pPr>
+        <w:tabs>
+          <w:tab w:val="num" w:pos="720"/>
+        </w:tabs>
+        <w:ind w:left="720" w:hanging="360"/>
+      </w:pPr>
+      <w:rPr>
+        <w:rFonts w:ascii="Symbol" w:hAnsi="Symbol" w:hint="default"/>
+        <w:sz w:val="20"/>
+      </w:rPr>
+    </w:lvl>
+    <w:lvl w:ilvl="1" w:tentative="1">
+      <w:start w:val="1"/>
+      <w:numFmt w:val="bullet"/>
+      <w:lvlText w:val="o"/>
+      <w:lvlJc w:val="left"/>
+      <w:pPr>
+        <w:tabs>
+          <w:tab w:val="num" w:pos="1440"/>
+        </w:tabs>
+        <w:ind w:left="1440" w:hanging="360"/>
+      </w:pPr>
+      <w:rPr>
+        <w:rFonts w:ascii="Courier New" w:hAnsi="Courier New" w:hint="default"/>
+        <w:sz w:val="20"/>
+      </w:rPr>
+    </w:lvl>
+    <w:lvl w:ilvl="2" w:tentative="1">
+      <w:start w:val="1"/>
+      <w:numFmt w:val="bullet"/>
+      <w:lvlText w:val=""/>
+      <w:lvlJc w:val="left"/>
+      <w:pPr>
+        <w:tabs>
+          <w:tab w:val="num" w:pos="2160"/>
+        </w:tabs>
+        <w:ind w:left="2160" w:hanging="360"/>
+      </w:pPr>
+      <w:rPr>
+        <w:rFonts w:ascii="Wingdings" w:hAnsi="Wingdings" w:hint="default"/>
+        <w:sz w:val="20"/>
+      </w:rPr>
+    </w:lvl>
+    <w:lvl w:ilvl="3" w:tentative="1">
+      <w:start w:val="1"/>
+      <w:numFmt w:val="bullet"/>
+      <w:lvlText w:val=""/>
+      <w:lvlJc w:val="left"/>
+      <w:pPr>
+        <w:tabs>
+          <w:tab w:val="num" w:pos="2880"/>
+        </w:tabs>
+        <w:ind w:left="2880" w:hanging="360"/>
+      </w:pPr>
+      <w:rPr>
+        <w:rFonts w:ascii="Wingdings" w:hAnsi="Wingdings" w:hint="default"/>
+        <w:sz w:val="20"/>
+      </w:rPr>
+    </w:lvl>
+    <w:lvl w:ilvl="4" w:tentative="1">
+      <w:start w:val="1"/>
+      <w:numFmt w:val="bullet"/>
+      <w:lvlText w:val=""/>
+      <w:lvlJc w:val="left"/>
+      <w:pPr>
+        <w:tabs>
+          <w:tab w:val="num" w:pos="3600"/>
+        </w:tabs>
+        <w:ind w:left="3600" w:hanging="360"/>
+      </w:pPr>
+      <w:rPr>
+        <w:rFonts w:ascii="Wingdings" w:hAnsi="Wingdings" w:hint="default"/>
+        <w:sz w:val="20"/>
+      </w:rPr>
+    </w:lvl>
+    <w:lvl w:ilvl="5" w:tentative="1">
+      <w:start w:val="1"/>
+      <w:numFmt w:val="bullet"/>
+      <w:lvlText w:val=""/>
+      <w:lvlJc w:val="left"/>
+      <w:pPr>
+        <w:tabs>
+          <w:tab w:val="num" w:pos="4320"/>
+        </w:tabs>
+        <w:ind w:left="4320" w:hanging="360"/>
+      </w:pPr>
+      <w:rPr>
+        <w:rFonts w:ascii="Wingdings" w:hAnsi="Wingdings" w:hint="default"/>
+        <w:sz w:val="20"/>
+      </w:rPr>
+    </w:lvl>
+    <w:lvl w:ilvl="6" w:tentative="1">
+      <w:start w:val="1"/>
+      <w:numFmt w:val="bullet"/>
+      <w:lvlText w:val=""/>
+      <w:lvlJc w:val="left"/>
+      <w:pPr>
+        <w:tabs>
+          <w:tab w:val="num" w:pos="5040"/>
+        </w:tabs>
+        <w:ind w:left="5040" w:hanging="360"/>
+      </w:pPr>
+      <w:rPr>
+        <w:rFonts w:ascii="Wingdings" w:hAnsi="Wingdings" w:hint="default"/>
+        <w:sz w:val="20"/>
+      </w:rPr>
+    </w:lvl>
+    <w:lvl w:ilvl="7" w:tentative="1">
+      <w:start w:val="1"/>
+      <w:numFmt w:val="bullet"/>
+      <w:lvlText w:val=""/>
+      <w:lvlJc w:val="left"/>
+      <w:pPr>
+        <w:tabs>
+          <w:tab w:val="num" w:pos="5760"/>
+        </w:tabs>
+        <w:ind w:left="5760" w:hanging="360"/>
+      </w:pPr>
+      <w:rPr>
+        <w:rFonts w:ascii="Wingdings" w:hAnsi="Wingdings" w:hint="default"/>
+        <w:sz w:val="20"/>
+      </w:rPr>
+    </w:lvl>
+    <w:lvl w:ilvl="8" w:tentative="1">
+      <w:start w:val="1"/>
+      <w:numFmt w:val="bullet"/>
+      <w:lvlText w:val=""/>
+      <w:lvlJc w:val="left"/>
+      <w:pPr>
+        <w:tabs>
+          <w:tab w:val="num" w:pos="6480"/>
+        </w:tabs>
+        <w:ind w:left="6480" w:hanging="360"/>
+      </w:pPr>
+      <w:rPr>
+        <w:rFonts w:ascii="Wingdings" w:hAnsi="Wingdings" w:hint="default"/>
+        <w:sz w:val="20"/>
+      </w:rPr>
+    </w:lvl>
+  </w:abstractNum>
+  <w:abstractNum w:abstractNumId="11" w15:restartNumberingAfterBreak="0">
+    <w:nsid w:val="7CE93B3E"/>
+    <w:multiLevelType w:val="multilevel"/>
+    <w:tmpl w:val="DB3AD050"/>
+    <w:lvl w:ilvl="0">
+      <w:start w:val="1"/>
+      <w:numFmt w:val="bullet"/>
+      <w:lvlText w:val=""/>
+      <w:lvlJc w:val="left"/>
+      <w:pPr>
+        <w:tabs>
+          <w:tab w:val="num" w:pos="720"/>
+        </w:tabs>
+        <w:ind w:left="720" w:hanging="360"/>
+      </w:pPr>
+      <w:rPr>
+        <w:rFonts w:ascii="Symbol" w:hAnsi="Symbol" w:hint="default"/>
+        <w:sz w:val="20"/>
+      </w:rPr>
+    </w:lvl>
+    <w:lvl w:ilvl="1" w:tentative="1">
+      <w:start w:val="1"/>
+      <w:numFmt w:val="bullet"/>
+      <w:lvlText w:val="o"/>
+      <w:lvlJc w:val="left"/>
+      <w:pPr>
+        <w:tabs>
+          <w:tab w:val="num" w:pos="1440"/>
+        </w:tabs>
+        <w:ind w:left="1440" w:hanging="360"/>
+      </w:pPr>
+      <w:rPr>
+        <w:rFonts w:ascii="Courier New" w:hAnsi="Courier New" w:hint="default"/>
+        <w:sz w:val="20"/>
+      </w:rPr>
+    </w:lvl>
+    <w:lvl w:ilvl="2" w:tentative="1">
+      <w:start w:val="1"/>
+      <w:numFmt w:val="bullet"/>
+      <w:lvlText w:val=""/>
+      <w:lvlJc w:val="left"/>
+      <w:pPr>
+        <w:tabs>
+          <w:tab w:val="num" w:pos="2160"/>
+        </w:tabs>
+        <w:ind w:left="2160" w:hanging="360"/>
+      </w:pPr>
+      <w:rPr>
+        <w:rFonts w:ascii="Wingdings" w:hAnsi="Wingdings" w:hint="default"/>
+        <w:sz w:val="20"/>
+      </w:rPr>
+    </w:lvl>
+    <w:lvl w:ilvl="3" w:tentative="1">
+      <w:start w:val="1"/>
+      <w:numFmt w:val="bullet"/>
+      <w:lvlText w:val=""/>
+      <w:lvlJc w:val="left"/>
+      <w:pPr>
+        <w:tabs>
+          <w:tab w:val="num" w:pos="2880"/>
+        </w:tabs>
+        <w:ind w:left="2880" w:hanging="360"/>
+      </w:pPr>
+      <w:rPr>
+        <w:rFonts w:ascii="Wingdings" w:hAnsi="Wingdings" w:hint="default"/>
+        <w:sz w:val="20"/>
+      </w:rPr>
+    </w:lvl>
+    <w:lvl w:ilvl="4" w:tentative="1">
+      <w:start w:val="1"/>
+      <w:numFmt w:val="bullet"/>
+      <w:lvlText w:val=""/>
+      <w:lvlJc w:val="left"/>
+      <w:pPr>
+        <w:tabs>
+          <w:tab w:val="num" w:pos="3600"/>
+        </w:tabs>
+        <w:ind w:left="3600" w:hanging="360"/>
+      </w:pPr>
+      <w:rPr>
+        <w:rFonts w:ascii="Wingdings" w:hAnsi="Wingdings" w:hint="default"/>
+        <w:sz w:val="20"/>
+      </w:rPr>
+    </w:lvl>
+    <w:lvl w:ilvl="5" w:tentative="1">
+      <w:start w:val="1"/>
+      <w:numFmt w:val="bullet"/>
+      <w:lvlText w:val=""/>
+      <w:lvlJc w:val="left"/>
+      <w:pPr>
+        <w:tabs>
+          <w:tab w:val="num" w:pos="4320"/>
+        </w:tabs>
+        <w:ind w:left="4320" w:hanging="360"/>
+      </w:pPr>
+      <w:rPr>
+        <w:rFonts w:ascii="Wingdings" w:hAnsi="Wingdings" w:hint="default"/>
+        <w:sz w:val="20"/>
+      </w:rPr>
+    </w:lvl>
+    <w:lvl w:ilvl="6" w:tentative="1">
+      <w:start w:val="1"/>
+      <w:numFmt w:val="bullet"/>
+      <w:lvlText w:val=""/>
+      <w:lvlJc w:val="left"/>
+      <w:pPr>
+        <w:tabs>
+          <w:tab w:val="num" w:pos="5040"/>
+        </w:tabs>
+        <w:ind w:left="5040" w:hanging="360"/>
+      </w:pPr>
+      <w:rPr>
+        <w:rFonts w:ascii="Wingdings" w:hAnsi="Wingdings" w:hint="default"/>
+        <w:sz w:val="20"/>
+      </w:rPr>
+    </w:lvl>
+    <w:lvl w:ilvl="7" w:tentative="1">
+      <w:start w:val="1"/>
+      <w:numFmt w:val="bullet"/>
+      <w:lvlText w:val=""/>
+      <w:lvlJc w:val="left"/>
+      <w:pPr>
+        <w:tabs>
+          <w:tab w:val="num" w:pos="5760"/>
+        </w:tabs>
+        <w:ind w:left="5760" w:hanging="360"/>
+      </w:pPr>
+      <w:rPr>
+        <w:rFonts w:ascii="Wingdings" w:hAnsi="Wingdings" w:hint="default"/>
+        <w:sz w:val="20"/>
+      </w:rPr>
+    </w:lvl>
+    <w:lvl w:ilvl="8" w:tentative="1">
+      <w:start w:val="1"/>
+      <w:numFmt w:val="bullet"/>
+      <w:lvlText w:val=""/>
+      <w:lvlJc w:val="left"/>
+      <w:pPr>
+        <w:tabs>
+          <w:tab w:val="num" w:pos="6480"/>
+        </w:tabs>
+        <w:ind w:left="6480" w:hanging="360"/>
+      </w:pPr>
+      <w:rPr>
+        <w:rFonts w:ascii="Wingdings" w:hAnsi="Wingdings" w:hint="default"/>
+        <w:sz w:val="20"/>
+      </w:rPr>
+    </w:lvl>
+  </w:abstractNum>
   <w:num w:numId="1">
+    <w:abstractNumId w:val="8"/>
+  </w:num>
+  <w:num w:numId="2">
+    <w:abstractNumId w:val="6"/>
+  </w:num>
+  <w:num w:numId="3">
+    <w:abstractNumId w:val="1"/>
+  </w:num>
+  <w:num w:numId="4">
+    <w:abstractNumId w:val="7"/>
+  </w:num>
+  <w:num w:numId="5">
+    <w:abstractNumId w:val="9"/>
+  </w:num>
+  <w:num w:numId="6">
     <w:abstractNumId w:val="4"/>
   </w:num>
-  <w:num w:numId="2">
+  <w:num w:numId="7">
+    <w:abstractNumId w:val="0"/>
+  </w:num>
+  <w:num w:numId="8">
+    <w:abstractNumId w:val="3"/>
+  </w:num>
+  <w:num w:numId="9">
     <w:abstractNumId w:val="2"/>
   </w:num>
-  <w:num w:numId="3">
-    <w:abstractNumId w:val="0"/>
-  </w:num>
-  <w:num w:numId="4">
-    <w:abstractNumId w:val="3"/>
-  </w:num>
-  <w:num w:numId="5">
+  <w:num w:numId="10">
     <w:abstractNumId w:val="5"/>
   </w:num>
-  <w:num w:numId="6">
-    <w:abstractNumId w:val="1"/>
+  <w:num w:numId="11">
+    <w:abstractNumId w:val="10"/>
+  </w:num>
+  <w:num w:numId="12">
+    <w:abstractNumId w:val="11"/>
   </w:num>
 </w:numbering>
 </file>

--- a/Section-7.docx
+++ b/Section-7.docx
@@ -5,15 +5,19 @@
     <w:p>
       <w:pPr>
         <w:pStyle w:val="Heading1"/>
-        <w:rPr>
-          <w:rFonts w:ascii="Cambria" w:hAnsi="Cambria"/>
-        </w:rPr>
-      </w:pPr>
-      <w:r>
-        <w:rPr>
-          <w:rFonts w:ascii="Cambria" w:hAnsi="Cambria"/>
-        </w:rPr>
-        <w:t>1. Creating Lists Programmatically</w:t>
+        <w:numPr>
+          <w:ilvl w:val="0"/>
+          <w:numId w:val="14"/>
+        </w:numPr>
+        <w:rPr>
+          <w:rFonts w:ascii="Cambria" w:hAnsi="Cambria"/>
+        </w:rPr>
+      </w:pPr>
+      <w:r>
+        <w:rPr>
+          <w:rFonts w:ascii="Cambria" w:hAnsi="Cambria"/>
+        </w:rPr>
+        <w:t>Creating Lists Programmatically</w:t>
       </w:r>
     </w:p>
     <w:p>
@@ -91,12 +95,20 @@
           <w:rStyle w:val="HTMLCode"/>
           <w:rFonts w:ascii="Cambria" w:hAnsi="Cambria"/>
         </w:rPr>
+        <w:tab/>
+      </w:r>
+      <w:r>
+        <w:rPr>
+          <w:rStyle w:val="HTMLCode"/>
+          <w:rFonts w:ascii="Cambria" w:hAnsi="Cambria"/>
+        </w:rPr>
         <w:t>print(list(range(1, 1000)))</w:t>
       </w:r>
     </w:p>
     <w:p>
       <w:pPr>
         <w:pStyle w:val="NormalWeb"/>
+        <w:ind w:firstLine="720"/>
         <w:rPr>
           <w:rFonts w:ascii="Cambria" w:hAnsi="Cambria"/>
         </w:rPr>
@@ -124,15 +136,19 @@
     <w:p>
       <w:pPr>
         <w:pStyle w:val="Heading1"/>
-        <w:rPr>
-          <w:rFonts w:ascii="Cambria" w:hAnsi="Cambria"/>
-        </w:rPr>
-      </w:pPr>
-      <w:r>
-        <w:rPr>
-          <w:rFonts w:ascii="Cambria" w:hAnsi="Cambria"/>
-        </w:rPr>
-        <w:t>2. List Unpacking</w:t>
+        <w:numPr>
+          <w:ilvl w:val="0"/>
+          <w:numId w:val="14"/>
+        </w:numPr>
+        <w:rPr>
+          <w:rFonts w:ascii="Cambria" w:hAnsi="Cambria"/>
+        </w:rPr>
+      </w:pPr>
+      <w:r>
+        <w:rPr>
+          <w:rFonts w:ascii="Cambria" w:hAnsi="Cambria"/>
+        </w:rPr>
+        <w:t>List Unpacking</w:t>
       </w:r>
     </w:p>
     <w:p>
@@ -181,70 +197,30 @@
         <w:rPr>
           <w:rFonts w:ascii="Cambria" w:hAnsi="Cambria"/>
         </w:rPr>
-        <w:t xml:space="preserve"> to collect the "remaining" </w:t>
-      </w:r>
-      <w:proofErr w:type="spellStart"/>
-      <w:r>
-        <w:rPr>
-          <w:rFonts w:ascii="Cambria" w:hAnsi="Cambria"/>
-        </w:rPr>
-        <w:t>e</w:t>
-      </w:r>
-      <w:r>
-        <w:rPr>
-          <w:rFonts w:ascii="Cambria" w:hAnsi="Cambria"/>
-        </w:rPr>
-        <w:t>s</w:t>
-      </w:r>
-      <w:r>
-        <w:rPr>
-          <w:rFonts w:ascii="Cambria" w:hAnsi="Cambria"/>
-        </w:rPr>
-        <w:t>lements</w:t>
-      </w:r>
-      <w:proofErr w:type="spellEnd"/>
-      <w:r>
-        <w:rPr>
-          <w:rFonts w:ascii="Cambria" w:hAnsi="Cambria"/>
-        </w:rPr>
-        <w:t>.</w:t>
-      </w:r>
-    </w:p>
-    <w:p>
-      <w:pPr>
-        <w:pStyle w:val="HTMLPreformatted"/>
-        <w:rPr>
-          <w:rStyle w:val="HTMLCode"/>
-          <w:rFonts w:ascii="Cambria" w:hAnsi="Cambria"/>
-        </w:rPr>
-      </w:pPr>
-      <w:r>
-        <w:rPr>
-          <w:rStyle w:val="HTMLCode"/>
-          <w:rFonts w:ascii="Cambria" w:hAnsi="Cambria"/>
-        </w:rPr>
-        <w:t>a, b, *</w:t>
-      </w:r>
-      <w:proofErr w:type="spellStart"/>
-      <w:r>
-        <w:rPr>
-          <w:rStyle w:val="HTMLCode"/>
-          <w:rFonts w:ascii="Cambria" w:hAnsi="Cambria"/>
-        </w:rPr>
-        <w:t>remainingList</w:t>
-      </w:r>
-      <w:proofErr w:type="spellEnd"/>
-      <w:r>
-        <w:rPr>
-          <w:rStyle w:val="HTMLCode"/>
-          <w:rFonts w:ascii="Cambria" w:hAnsi="Cambria"/>
-        </w:rPr>
-        <w:t>, d = [1, 2, 3, 4, 5, 6, 7]</w:t>
-      </w:r>
-    </w:p>
-    <w:p>
-      <w:pPr>
-        <w:pStyle w:val="HTMLPreformatted"/>
+        <w:t xml:space="preserve"> to collect the "remaining" elements.</w:t>
+      </w:r>
+    </w:p>
+    <w:p>
+      <w:pPr>
+        <w:pStyle w:val="HTMLPreformatted"/>
+        <w:ind w:left="720"/>
+        <w:rPr>
+          <w:rStyle w:val="HTMLCode"/>
+          <w:rFonts w:ascii="Cambria" w:hAnsi="Cambria"/>
+        </w:rPr>
+      </w:pPr>
+      <w:r>
+        <w:rPr>
+          <w:rStyle w:val="HTMLCode"/>
+          <w:rFonts w:ascii="Cambria" w:hAnsi="Cambria"/>
+        </w:rPr>
+        <w:t>a, b, *remainingList, d = [1, 2, 3, 4, 5, 6, 7]</w:t>
+      </w:r>
+    </w:p>
+    <w:p>
+      <w:pPr>
+        <w:pStyle w:val="HTMLPreformatted"/>
+        <w:ind w:left="720"/>
         <w:rPr>
           <w:rStyle w:val="HTMLCode"/>
           <w:rFonts w:ascii="Cambria" w:hAnsi="Cambria"/>
@@ -261,6 +237,7 @@
     <w:p>
       <w:pPr>
         <w:pStyle w:val="HTMLPreformatted"/>
+        <w:ind w:left="720"/>
         <w:rPr>
           <w:rStyle w:val="HTMLCode"/>
           <w:rFonts w:ascii="Cambria" w:hAnsi="Cambria"/>
@@ -277,38 +254,24 @@
     <w:p>
       <w:pPr>
         <w:pStyle w:val="HTMLPreformatted"/>
-        <w:rPr>
-          <w:rStyle w:val="HTMLCode"/>
-          <w:rFonts w:ascii="Cambria" w:hAnsi="Cambria"/>
-        </w:rPr>
-      </w:pPr>
-      <w:r>
-        <w:rPr>
-          <w:rStyle w:val="HTMLCode"/>
-          <w:rFonts w:ascii="Cambria" w:hAnsi="Cambria"/>
-        </w:rPr>
-        <w:t>print(</w:t>
-      </w:r>
-      <w:proofErr w:type="spellStart"/>
-      <w:r>
-        <w:rPr>
-          <w:rStyle w:val="HTMLCode"/>
-          <w:rFonts w:ascii="Cambria" w:hAnsi="Cambria"/>
-        </w:rPr>
-        <w:t>remainingList</w:t>
-      </w:r>
-      <w:proofErr w:type="spellEnd"/>
-      <w:r>
-        <w:rPr>
-          <w:rStyle w:val="HTMLCode"/>
-          <w:rFonts w:ascii="Cambria" w:hAnsi="Cambria"/>
-        </w:rPr>
-        <w:t>) # [3, 4, 5, 6]</w:t>
-      </w:r>
-    </w:p>
-    <w:p>
-      <w:pPr>
-        <w:pStyle w:val="HTMLPreformatted"/>
+        <w:ind w:left="720"/>
+        <w:rPr>
+          <w:rStyle w:val="HTMLCode"/>
+          <w:rFonts w:ascii="Cambria" w:hAnsi="Cambria"/>
+        </w:rPr>
+      </w:pPr>
+      <w:r>
+        <w:rPr>
+          <w:rStyle w:val="HTMLCode"/>
+          <w:rFonts w:ascii="Cambria" w:hAnsi="Cambria"/>
+        </w:rPr>
+        <w:t>print(remainingList) # [3, 4, 5, 6]</w:t>
+      </w:r>
+    </w:p>
+    <w:p>
+      <w:pPr>
+        <w:pStyle w:val="HTMLPreformatted"/>
+        <w:ind w:left="720"/>
         <w:rPr>
           <w:rFonts w:ascii="Cambria" w:hAnsi="Cambria"/>
         </w:rPr>
@@ -324,15 +287,19 @@
     <w:p>
       <w:pPr>
         <w:pStyle w:val="Heading1"/>
-        <w:rPr>
-          <w:rFonts w:ascii="Cambria" w:hAnsi="Cambria"/>
-        </w:rPr>
-      </w:pPr>
-      <w:r>
-        <w:rPr>
-          <w:rFonts w:ascii="Cambria" w:hAnsi="Cambria"/>
-        </w:rPr>
-        <w:t>3. Dictionary Basics</w:t>
+        <w:numPr>
+          <w:ilvl w:val="0"/>
+          <w:numId w:val="14"/>
+        </w:numPr>
+        <w:rPr>
+          <w:rFonts w:ascii="Cambria" w:hAnsi="Cambria"/>
+        </w:rPr>
+      </w:pPr>
+      <w:r>
+        <w:rPr>
+          <w:rFonts w:ascii="Cambria" w:hAnsi="Cambria"/>
+        </w:rPr>
+        <w:t>Dictionary Basics</w:t>
       </w:r>
     </w:p>
     <w:p>
@@ -412,6 +379,7 @@
     <w:p>
       <w:pPr>
         <w:pStyle w:val="HTMLPreformatted"/>
+        <w:ind w:left="720"/>
         <w:rPr>
           <w:rStyle w:val="HTMLCode"/>
           <w:rFonts w:ascii="Cambria" w:hAnsi="Cambria"/>
@@ -428,6 +396,7 @@
     <w:p>
       <w:pPr>
         <w:pStyle w:val="HTMLPreformatted"/>
+        <w:ind w:left="720"/>
         <w:rPr>
           <w:rStyle w:val="HTMLCode"/>
           <w:rFonts w:ascii="Cambria" w:hAnsi="Cambria"/>
@@ -444,6 +413,7 @@
     <w:p>
       <w:pPr>
         <w:pStyle w:val="HTMLPreformatted"/>
+        <w:ind w:left="720"/>
         <w:rPr>
           <w:rStyle w:val="HTMLCode"/>
           <w:rFonts w:ascii="Cambria" w:hAnsi="Cambria"/>
@@ -460,6 +430,7 @@
     <w:p>
       <w:pPr>
         <w:pStyle w:val="HTMLPreformatted"/>
+        <w:ind w:left="720"/>
         <w:rPr>
           <w:rStyle w:val="HTMLCode"/>
           <w:rFonts w:ascii="Cambria" w:hAnsi="Cambria"/>
@@ -476,6 +447,7 @@
     <w:p>
       <w:pPr>
         <w:pStyle w:val="HTMLPreformatted"/>
+        <w:ind w:left="720"/>
         <w:rPr>
           <w:rStyle w:val="HTMLCode"/>
           <w:rFonts w:ascii="Cambria" w:hAnsi="Cambria"/>
@@ -492,6 +464,7 @@
     <w:p>
       <w:pPr>
         <w:pStyle w:val="HTMLPreformatted"/>
+        <w:ind w:left="720"/>
         <w:rPr>
           <w:rStyle w:val="HTMLCode"/>
           <w:rFonts w:ascii="Cambria" w:hAnsi="Cambria"/>
@@ -508,15 +481,17 @@
     <w:p>
       <w:pPr>
         <w:pStyle w:val="HTMLPreformatted"/>
-        <w:rPr>
-          <w:rStyle w:val="HTMLCode"/>
-          <w:rFonts w:ascii="Cambria" w:hAnsi="Cambria"/>
-        </w:rPr>
-      </w:pPr>
-    </w:p>
-    <w:p>
-      <w:pPr>
-        <w:pStyle w:val="HTMLPreformatted"/>
+        <w:ind w:left="720"/>
+        <w:rPr>
+          <w:rStyle w:val="HTMLCode"/>
+          <w:rFonts w:ascii="Cambria" w:hAnsi="Cambria"/>
+        </w:rPr>
+      </w:pPr>
+    </w:p>
+    <w:p>
+      <w:pPr>
+        <w:pStyle w:val="HTMLPreformatted"/>
+        <w:ind w:left="720"/>
         <w:rPr>
           <w:rStyle w:val="HTMLCode"/>
           <w:rFonts w:ascii="Cambria" w:hAnsi="Cambria"/>
@@ -533,6 +508,7 @@
     <w:p>
       <w:pPr>
         <w:pStyle w:val="HTMLPreformatted"/>
+        <w:ind w:left="720"/>
         <w:rPr>
           <w:rStyle w:val="HTMLCode"/>
           <w:rFonts w:ascii="Cambria" w:hAnsi="Cambria"/>
@@ -549,6 +525,7 @@
     <w:p>
       <w:pPr>
         <w:pStyle w:val="HTMLPreformatted"/>
+        <w:ind w:left="720"/>
         <w:rPr>
           <w:rFonts w:ascii="Cambria" w:hAnsi="Cambria"/>
         </w:rPr>
@@ -564,15 +541,19 @@
     <w:p>
       <w:pPr>
         <w:pStyle w:val="Heading1"/>
-        <w:rPr>
-          <w:rFonts w:ascii="Cambria" w:hAnsi="Cambria"/>
-        </w:rPr>
-      </w:pPr>
-      <w:r>
-        <w:rPr>
-          <w:rFonts w:ascii="Cambria" w:hAnsi="Cambria"/>
-        </w:rPr>
-        <w:t>4. Nested Dictionaries (List of Dictionaries)</w:t>
+        <w:numPr>
+          <w:ilvl w:val="0"/>
+          <w:numId w:val="14"/>
+        </w:numPr>
+        <w:rPr>
+          <w:rFonts w:ascii="Cambria" w:hAnsi="Cambria"/>
+        </w:rPr>
+      </w:pPr>
+      <w:r>
+        <w:rPr>
+          <w:rFonts w:ascii="Cambria" w:hAnsi="Cambria"/>
+        </w:rPr>
+        <w:t>Nested Dictionaries (List of Dictionaries)</w:t>
       </w:r>
     </w:p>
     <w:p>
@@ -596,6 +577,7 @@
     <w:p>
       <w:pPr>
         <w:pStyle w:val="HTMLPreformatted"/>
+        <w:ind w:left="720"/>
         <w:rPr>
           <w:rStyle w:val="HTMLCode"/>
           <w:rFonts w:ascii="Cambria" w:hAnsi="Cambria"/>
@@ -612,6 +594,7 @@
     <w:p>
       <w:pPr>
         <w:pStyle w:val="HTMLPreformatted"/>
+        <w:ind w:left="720"/>
         <w:rPr>
           <w:rStyle w:val="HTMLCode"/>
           <w:rFonts w:ascii="Cambria" w:hAnsi="Cambria"/>
@@ -628,6 +611,7 @@
     <w:p>
       <w:pPr>
         <w:pStyle w:val="HTMLPreformatted"/>
+        <w:ind w:left="720"/>
         <w:rPr>
           <w:rStyle w:val="HTMLCode"/>
           <w:rFonts w:ascii="Cambria" w:hAnsi="Cambria"/>
@@ -644,6 +628,7 @@
     <w:p>
       <w:pPr>
         <w:pStyle w:val="HTMLPreformatted"/>
+        <w:ind w:left="720"/>
         <w:rPr>
           <w:rStyle w:val="HTMLCode"/>
           <w:rFonts w:ascii="Cambria" w:hAnsi="Cambria"/>
@@ -660,6 +645,7 @@
     <w:p>
       <w:pPr>
         <w:pStyle w:val="HTMLPreformatted"/>
+        <w:ind w:left="720"/>
         <w:rPr>
           <w:rStyle w:val="HTMLCode"/>
           <w:rFonts w:ascii="Cambria" w:hAnsi="Cambria"/>
@@ -676,15 +662,17 @@
     <w:p>
       <w:pPr>
         <w:pStyle w:val="HTMLPreformatted"/>
-        <w:rPr>
-          <w:rStyle w:val="HTMLCode"/>
-          <w:rFonts w:ascii="Cambria" w:hAnsi="Cambria"/>
-        </w:rPr>
-      </w:pPr>
-    </w:p>
-    <w:p>
-      <w:pPr>
-        <w:pStyle w:val="HTMLPreformatted"/>
+        <w:ind w:left="720"/>
+        <w:rPr>
+          <w:rStyle w:val="HTMLCode"/>
+          <w:rFonts w:ascii="Cambria" w:hAnsi="Cambria"/>
+        </w:rPr>
+      </w:pPr>
+    </w:p>
+    <w:p>
+      <w:pPr>
+        <w:pStyle w:val="HTMLPreformatted"/>
+        <w:ind w:left="720"/>
         <w:rPr>
           <w:rFonts w:ascii="Cambria" w:hAnsi="Cambria"/>
         </w:rPr>
@@ -700,15 +688,19 @@
     <w:p>
       <w:pPr>
         <w:pStyle w:val="Heading1"/>
-        <w:rPr>
-          <w:rFonts w:ascii="Cambria" w:hAnsi="Cambria"/>
-        </w:rPr>
-      </w:pPr>
-      <w:r>
-        <w:rPr>
-          <w:rFonts w:ascii="Cambria" w:hAnsi="Cambria"/>
-        </w:rPr>
-        <w:t>5. Dictionary Characteristics</w:t>
+        <w:numPr>
+          <w:ilvl w:val="0"/>
+          <w:numId w:val="14"/>
+        </w:numPr>
+        <w:rPr>
+          <w:rFonts w:ascii="Cambria" w:hAnsi="Cambria"/>
+        </w:rPr>
+      </w:pPr>
+      <w:r>
+        <w:rPr>
+          <w:rFonts w:ascii="Cambria" w:hAnsi="Cambria"/>
+        </w:rPr>
+        <w:t>Dictionary Characteristics</w:t>
       </w:r>
     </w:p>
     <w:p>
@@ -776,21 +768,20 @@
     </w:p>
     <w:p>
       <w:pPr>
-        <w:pStyle w:val="NormalWeb"/>
-        <w:rPr>
-          <w:rFonts w:ascii="Cambria" w:hAnsi="Cambria"/>
-        </w:rPr>
-      </w:pPr>
-      <w:r>
-        <w:rPr>
-          <w:rFonts w:ascii="Cambria" w:hAnsi="Cambria"/>
-        </w:rPr>
-        <w:t>Wrong:</w:t>
-      </w:r>
-    </w:p>
-    <w:p>
-      <w:pPr>
-        <w:pStyle w:val="HTMLPreformatted"/>
+        <w:pStyle w:val="Heading2"/>
+        <w:numPr>
+          <w:ilvl w:val="0"/>
+          <w:numId w:val="5"/>
+        </w:numPr>
+      </w:pPr>
+      <w:r>
+        <w:t>Wrong</w:t>
+      </w:r>
+    </w:p>
+    <w:p>
+      <w:pPr>
+        <w:pStyle w:val="HTMLPreformatted"/>
+        <w:ind w:left="720"/>
         <w:rPr>
           <w:rStyle w:val="HTMLCode"/>
           <w:rFonts w:ascii="Cambria" w:hAnsi="Cambria"/>
@@ -806,21 +797,20 @@
     </w:p>
     <w:p>
       <w:pPr>
-        <w:pStyle w:val="NormalWeb"/>
-        <w:rPr>
-          <w:rFonts w:ascii="Cambria" w:hAnsi="Cambria"/>
-        </w:rPr>
-      </w:pPr>
-      <w:r>
-        <w:rPr>
-          <w:rFonts w:ascii="Cambria" w:hAnsi="Cambria"/>
-        </w:rPr>
-        <w:t>Correct:</w:t>
-      </w:r>
-    </w:p>
-    <w:p>
-      <w:pPr>
-        <w:pStyle w:val="HTMLPreformatted"/>
+        <w:pStyle w:val="Heading2"/>
+        <w:numPr>
+          <w:ilvl w:val="0"/>
+          <w:numId w:val="15"/>
+        </w:numPr>
+      </w:pPr>
+      <w:r>
+        <w:t>Correct</w:t>
+      </w:r>
+    </w:p>
+    <w:p>
+      <w:pPr>
+        <w:pStyle w:val="HTMLPreformatted"/>
+        <w:ind w:left="720"/>
         <w:rPr>
           <w:rFonts w:ascii="Cambria" w:hAnsi="Cambria"/>
         </w:rPr>
@@ -836,20 +826,25 @@
     <w:p>
       <w:pPr>
         <w:pStyle w:val="Heading1"/>
-        <w:rPr>
-          <w:rFonts w:ascii="Cambria" w:hAnsi="Cambria"/>
-        </w:rPr>
-      </w:pPr>
-      <w:r>
-        <w:rPr>
-          <w:rFonts w:ascii="Cambria" w:hAnsi="Cambria"/>
-        </w:rPr>
-        <w:t>6. Example Dictionary</w:t>
-      </w:r>
-    </w:p>
-    <w:p>
-      <w:pPr>
-        <w:pStyle w:val="HTMLPreformatted"/>
+        <w:numPr>
+          <w:ilvl w:val="0"/>
+          <w:numId w:val="14"/>
+        </w:numPr>
+        <w:rPr>
+          <w:rFonts w:ascii="Cambria" w:hAnsi="Cambria"/>
+        </w:rPr>
+      </w:pPr>
+      <w:r>
+        <w:rPr>
+          <w:rFonts w:ascii="Cambria" w:hAnsi="Cambria"/>
+        </w:rPr>
+        <w:t>Example Dictionary</w:t>
+      </w:r>
+    </w:p>
+    <w:p>
+      <w:pPr>
+        <w:pStyle w:val="HTMLPreformatted"/>
+        <w:ind w:left="720"/>
         <w:rPr>
           <w:rStyle w:val="HTMLCode"/>
           <w:rFonts w:ascii="Cambria" w:hAnsi="Cambria"/>
@@ -866,15 +861,17 @@
     <w:p>
       <w:pPr>
         <w:pStyle w:val="HTMLPreformatted"/>
-        <w:rPr>
-          <w:rStyle w:val="HTMLCode"/>
-          <w:rFonts w:ascii="Cambria" w:hAnsi="Cambria"/>
-        </w:rPr>
-      </w:pPr>
-    </w:p>
-    <w:p>
-      <w:pPr>
-        <w:pStyle w:val="HTMLPreformatted"/>
+        <w:ind w:left="720"/>
+        <w:rPr>
+          <w:rStyle w:val="HTMLCode"/>
+          <w:rFonts w:ascii="Cambria" w:hAnsi="Cambria"/>
+        </w:rPr>
+      </w:pPr>
+    </w:p>
+    <w:p>
+      <w:pPr>
+        <w:pStyle w:val="HTMLPreformatted"/>
+        <w:ind w:left="720"/>
         <w:rPr>
           <w:rStyle w:val="HTMLCode"/>
           <w:rFonts w:ascii="Cambria" w:hAnsi="Cambria"/>
@@ -891,6 +888,7 @@
     <w:p>
       <w:pPr>
         <w:pStyle w:val="HTMLPreformatted"/>
+        <w:ind w:left="720"/>
         <w:rPr>
           <w:rStyle w:val="HTMLCode"/>
           <w:rFonts w:ascii="Cambria" w:hAnsi="Cambria"/>
@@ -907,6 +905,7 @@
     <w:p>
       <w:pPr>
         <w:pStyle w:val="HTMLPreformatted"/>
+        <w:ind w:left="720"/>
         <w:rPr>
           <w:rStyle w:val="HTMLCode"/>
           <w:rFonts w:ascii="Cambria" w:hAnsi="Cambria"/>
@@ -923,6 +922,7 @@
     <w:p>
       <w:pPr>
         <w:pStyle w:val="HTMLPreformatted"/>
+        <w:ind w:left="720"/>
         <w:rPr>
           <w:rStyle w:val="HTMLCode"/>
           <w:rFonts w:ascii="Cambria" w:hAnsi="Cambria"/>
@@ -939,6 +939,7 @@
     <w:p>
       <w:pPr>
         <w:pStyle w:val="HTMLPreformatted"/>
+        <w:ind w:left="720"/>
         <w:rPr>
           <w:rStyle w:val="HTMLCode"/>
           <w:rFonts w:ascii="Cambria" w:hAnsi="Cambria"/>
@@ -955,15 +956,17 @@
     <w:p>
       <w:pPr>
         <w:pStyle w:val="HTMLPreformatted"/>
-        <w:rPr>
-          <w:rStyle w:val="HTMLCode"/>
-          <w:rFonts w:ascii="Cambria" w:hAnsi="Cambria"/>
-        </w:rPr>
-      </w:pPr>
-    </w:p>
-    <w:p>
-      <w:pPr>
-        <w:pStyle w:val="HTMLPreformatted"/>
+        <w:ind w:left="720"/>
+        <w:rPr>
+          <w:rStyle w:val="HTMLCode"/>
+          <w:rFonts w:ascii="Cambria" w:hAnsi="Cambria"/>
+        </w:rPr>
+      </w:pPr>
+    </w:p>
+    <w:p>
+      <w:pPr>
+        <w:pStyle w:val="HTMLPreformatted"/>
+        <w:ind w:left="720"/>
         <w:rPr>
           <w:rFonts w:ascii="Cambria" w:hAnsi="Cambria"/>
         </w:rPr>
@@ -979,20 +982,25 @@
     <w:p>
       <w:pPr>
         <w:pStyle w:val="Heading1"/>
-        <w:rPr>
-          <w:rFonts w:ascii="Cambria" w:hAnsi="Cambria"/>
-        </w:rPr>
-      </w:pPr>
-      <w:r>
-        <w:rPr>
-          <w:rFonts w:ascii="Cambria" w:hAnsi="Cambria"/>
-        </w:rPr>
-        <w:t>7. Most Used Dictionary Methods</w:t>
-      </w:r>
-    </w:p>
-    <w:p>
-      <w:pPr>
-        <w:pStyle w:val="HTMLPreformatted"/>
+        <w:numPr>
+          <w:ilvl w:val="0"/>
+          <w:numId w:val="14"/>
+        </w:numPr>
+        <w:rPr>
+          <w:rFonts w:ascii="Cambria" w:hAnsi="Cambria"/>
+        </w:rPr>
+      </w:pPr>
+      <w:r>
+        <w:rPr>
+          <w:rFonts w:ascii="Cambria" w:hAnsi="Cambria"/>
+        </w:rPr>
+        <w:t>Most Used Dictionary Methods</w:t>
+      </w:r>
+    </w:p>
+    <w:p>
+      <w:pPr>
+        <w:pStyle w:val="HTMLPreformatted"/>
+        <w:ind w:left="720"/>
         <w:rPr>
           <w:rStyle w:val="HTMLCode"/>
           <w:rFonts w:ascii="Cambria" w:hAnsi="Cambria"/>
@@ -1009,6 +1017,7 @@
     <w:p>
       <w:pPr>
         <w:pStyle w:val="HTMLPreformatted"/>
+        <w:ind w:left="720"/>
         <w:rPr>
           <w:rStyle w:val="HTMLCode"/>
           <w:rFonts w:ascii="Cambria" w:hAnsi="Cambria"/>
@@ -1025,6 +1034,7 @@
     <w:p>
       <w:pPr>
         <w:pStyle w:val="HTMLPreformatted"/>
+        <w:ind w:left="720"/>
         <w:rPr>
           <w:rStyle w:val="HTMLCode"/>
           <w:rFonts w:ascii="Cambria" w:hAnsi="Cambria"/>
@@ -1041,6 +1051,7 @@
     <w:p>
       <w:pPr>
         <w:pStyle w:val="HTMLPreformatted"/>
+        <w:ind w:left="720"/>
         <w:rPr>
           <w:rStyle w:val="HTMLCode"/>
           <w:rFonts w:ascii="Cambria" w:hAnsi="Cambria"/>
@@ -1057,6 +1068,7 @@
     <w:p>
       <w:pPr>
         <w:pStyle w:val="HTMLPreformatted"/>
+        <w:ind w:left="720"/>
         <w:rPr>
           <w:rStyle w:val="HTMLCode"/>
           <w:rFonts w:ascii="Cambria" w:hAnsi="Cambria"/>
@@ -1073,74 +1085,45 @@
     <w:p>
       <w:pPr>
         <w:pStyle w:val="HTMLPreformatted"/>
-        <w:rPr>
-          <w:rStyle w:val="HTMLCode"/>
-          <w:rFonts w:ascii="Cambria" w:hAnsi="Cambria"/>
-        </w:rPr>
-      </w:pPr>
-    </w:p>
-    <w:p>
-      <w:pPr>
-        <w:pStyle w:val="HTMLPreformatted"/>
-        <w:rPr>
-          <w:rStyle w:val="HTMLCode"/>
-          <w:rFonts w:ascii="Cambria" w:hAnsi="Cambria"/>
-        </w:rPr>
-      </w:pPr>
-      <w:r>
-        <w:rPr>
-          <w:rStyle w:val="HTMLCode"/>
-          <w:rFonts w:ascii="Cambria" w:hAnsi="Cambria"/>
-        </w:rPr>
-        <w:t>print(</w:t>
-      </w:r>
-      <w:proofErr w:type="spellStart"/>
-      <w:r>
-        <w:rPr>
-          <w:rStyle w:val="HTMLCode"/>
-          <w:rFonts w:ascii="Cambria" w:hAnsi="Cambria"/>
-        </w:rPr>
-        <w:t>dictionary.get</w:t>
-      </w:r>
-      <w:proofErr w:type="spellEnd"/>
-      <w:r>
-        <w:rPr>
-          <w:rStyle w:val="HTMLCode"/>
-          <w:rFonts w:ascii="Cambria" w:hAnsi="Cambria"/>
-        </w:rPr>
-        <w:t>('weapon'))     # None (key not found)</w:t>
-      </w:r>
-    </w:p>
-    <w:p>
-      <w:pPr>
-        <w:pStyle w:val="HTMLPreformatted"/>
-        <w:rPr>
-          <w:rStyle w:val="HTMLCode"/>
-          <w:rFonts w:ascii="Cambria" w:hAnsi="Cambria"/>
-        </w:rPr>
-      </w:pPr>
-      <w:r>
-        <w:rPr>
-          <w:rStyle w:val="HTMLCode"/>
-          <w:rFonts w:ascii="Cambria" w:hAnsi="Cambria"/>
-        </w:rPr>
-        <w:t>print(</w:t>
-      </w:r>
-      <w:proofErr w:type="spellStart"/>
-      <w:r>
-        <w:rPr>
-          <w:rStyle w:val="HTMLCode"/>
-          <w:rFonts w:ascii="Cambria" w:hAnsi="Cambria"/>
-        </w:rPr>
-        <w:t>dictionary.values</w:t>
-      </w:r>
-      <w:proofErr w:type="spellEnd"/>
-      <w:r>
-        <w:rPr>
-          <w:rStyle w:val="HTMLCode"/>
-          <w:rFonts w:ascii="Cambria" w:hAnsi="Cambria"/>
-        </w:rPr>
-        <w:t xml:space="preserve">())          </w:t>
+        <w:ind w:left="720"/>
+        <w:rPr>
+          <w:rStyle w:val="HTMLCode"/>
+          <w:rFonts w:ascii="Cambria" w:hAnsi="Cambria"/>
+        </w:rPr>
+      </w:pPr>
+    </w:p>
+    <w:p>
+      <w:pPr>
+        <w:pStyle w:val="HTMLPreformatted"/>
+        <w:ind w:left="720"/>
+        <w:rPr>
+          <w:rStyle w:val="HTMLCode"/>
+          <w:rFonts w:ascii="Cambria" w:hAnsi="Cambria"/>
+        </w:rPr>
+      </w:pPr>
+      <w:r>
+        <w:rPr>
+          <w:rStyle w:val="HTMLCode"/>
+          <w:rFonts w:ascii="Cambria" w:hAnsi="Cambria"/>
+        </w:rPr>
+        <w:t>print(dictionary.get('weapon'))     # None (key not found)</w:t>
+      </w:r>
+    </w:p>
+    <w:p>
+      <w:pPr>
+        <w:pStyle w:val="HTMLPreformatted"/>
+        <w:ind w:left="720"/>
+        <w:rPr>
+          <w:rStyle w:val="HTMLCode"/>
+          <w:rFonts w:ascii="Cambria" w:hAnsi="Cambria"/>
+        </w:rPr>
+      </w:pPr>
+      <w:r>
+        <w:rPr>
+          <w:rStyle w:val="HTMLCode"/>
+          <w:rFonts w:ascii="Cambria" w:hAnsi="Cambria"/>
+        </w:rPr>
+        <w:t xml:space="preserve">print(dictionary.values())          </w:t>
       </w:r>
       <w:r>
         <w:rPr>
@@ -1155,55 +1138,24 @@
           <w:rStyle w:val="HTMLCode"/>
           <w:rFonts w:ascii="Cambria" w:hAnsi="Cambria"/>
         </w:rPr>
-        <w:t xml:space="preserve"># </w:t>
-      </w:r>
-      <w:proofErr w:type="spellStart"/>
-      <w:r>
-        <w:rPr>
-          <w:rStyle w:val="HTMLCode"/>
-          <w:rFonts w:ascii="Cambria" w:hAnsi="Cambria"/>
-        </w:rPr>
-        <w:t>dict_values</w:t>
-      </w:r>
-      <w:proofErr w:type="spellEnd"/>
-      <w:r>
-        <w:rPr>
-          <w:rStyle w:val="HTMLCode"/>
-          <w:rFonts w:ascii="Cambria" w:hAnsi="Cambria"/>
-        </w:rPr>
-        <w:t>(['john', 'full', '2 lives'])</w:t>
-      </w:r>
-    </w:p>
-    <w:p>
-      <w:pPr>
-        <w:pStyle w:val="HTMLPreformatted"/>
-        <w:rPr>
-          <w:rStyle w:val="HTMLCode"/>
-          <w:rFonts w:ascii="Cambria" w:hAnsi="Cambria"/>
-        </w:rPr>
-      </w:pPr>
-      <w:r>
-        <w:rPr>
-          <w:rStyle w:val="HTMLCode"/>
-          <w:rFonts w:ascii="Cambria" w:hAnsi="Cambria"/>
-        </w:rPr>
-        <w:t>print(</w:t>
-      </w:r>
-      <w:proofErr w:type="spellStart"/>
-      <w:r>
-        <w:rPr>
-          <w:rStyle w:val="HTMLCode"/>
-          <w:rFonts w:ascii="Cambria" w:hAnsi="Cambria"/>
-        </w:rPr>
-        <w:t>dictionary.items</w:t>
-      </w:r>
-      <w:proofErr w:type="spellEnd"/>
-      <w:r>
-        <w:rPr>
-          <w:rStyle w:val="HTMLCode"/>
-          <w:rFonts w:ascii="Cambria" w:hAnsi="Cambria"/>
-        </w:rPr>
-        <w:t xml:space="preserve">())           </w:t>
+        <w:t># dict_values(['john', 'full', '2 lives'])</w:t>
+      </w:r>
+    </w:p>
+    <w:p>
+      <w:pPr>
+        <w:pStyle w:val="HTMLPreformatted"/>
+        <w:ind w:left="720"/>
+        <w:rPr>
+          <w:rStyle w:val="HTMLCode"/>
+          <w:rFonts w:ascii="Cambria" w:hAnsi="Cambria"/>
+        </w:rPr>
+      </w:pPr>
+      <w:r>
+        <w:rPr>
+          <w:rStyle w:val="HTMLCode"/>
+          <w:rFonts w:ascii="Cambria" w:hAnsi="Cambria"/>
+        </w:rPr>
+        <w:t xml:space="preserve">print(dictionary.items())           </w:t>
       </w:r>
       <w:r>
         <w:rPr>
@@ -1217,206 +1169,101 @@
           <w:rStyle w:val="HTMLCode"/>
           <w:rFonts w:ascii="Cambria" w:hAnsi="Cambria"/>
         </w:rPr>
-        <w:t xml:space="preserve"># </w:t>
-      </w:r>
-      <w:proofErr w:type="spellStart"/>
-      <w:r>
-        <w:rPr>
-          <w:rStyle w:val="HTMLCode"/>
-          <w:rFonts w:ascii="Cambria" w:hAnsi="Cambria"/>
-        </w:rPr>
-        <w:t>dict_items</w:t>
-      </w:r>
-      <w:proofErr w:type="spellEnd"/>
-      <w:r>
-        <w:rPr>
-          <w:rStyle w:val="HTMLCode"/>
-          <w:rFonts w:ascii="Cambria" w:hAnsi="Cambria"/>
-        </w:rPr>
-        <w:t>([('</w:t>
-      </w:r>
-      <w:proofErr w:type="spellStart"/>
-      <w:r>
-        <w:rPr>
-          <w:rStyle w:val="HTMLCode"/>
-          <w:rFonts w:ascii="Cambria" w:hAnsi="Cambria"/>
-        </w:rPr>
-        <w:t>player','john</w:t>
-      </w:r>
-      <w:proofErr w:type="spellEnd"/>
-      <w:r>
-        <w:rPr>
-          <w:rStyle w:val="HTMLCode"/>
-          <w:rFonts w:ascii="Cambria" w:hAnsi="Cambria"/>
-        </w:rPr>
-        <w:t>'),('</w:t>
-      </w:r>
-      <w:proofErr w:type="spellStart"/>
-      <w:r>
-        <w:rPr>
-          <w:rStyle w:val="HTMLCode"/>
-          <w:rFonts w:ascii="Cambria" w:hAnsi="Cambria"/>
-        </w:rPr>
-        <w:t>power','full</w:t>
-      </w:r>
-      <w:proofErr w:type="spellEnd"/>
-      <w:r>
-        <w:rPr>
-          <w:rStyle w:val="HTMLCode"/>
-          <w:rFonts w:ascii="Cambria" w:hAnsi="Cambria"/>
-        </w:rPr>
-        <w:t>'),('bonus','2 lives')])</w:t>
-      </w:r>
-    </w:p>
-    <w:p>
-      <w:pPr>
-        <w:pStyle w:val="HTMLPreformatted"/>
-        <w:rPr>
-          <w:rStyle w:val="HTMLCode"/>
-          <w:rFonts w:ascii="Cambria" w:hAnsi="Cambria"/>
-        </w:rPr>
-      </w:pPr>
-    </w:p>
-    <w:p>
-      <w:pPr>
-        <w:pStyle w:val="HTMLPreformatted"/>
-        <w:rPr>
-          <w:rStyle w:val="HTMLCode"/>
-          <w:rFonts w:ascii="Cambria" w:hAnsi="Cambria"/>
-        </w:rPr>
-      </w:pPr>
-      <w:r>
-        <w:rPr>
-          <w:rStyle w:val="HTMLCode"/>
-          <w:rFonts w:ascii="Cambria" w:hAnsi="Cambria"/>
-        </w:rPr>
-        <w:t xml:space="preserve">print('weapons' in </w:t>
-      </w:r>
-      <w:proofErr w:type="spellStart"/>
-      <w:r>
-        <w:rPr>
-          <w:rStyle w:val="HTMLCode"/>
-          <w:rFonts w:ascii="Cambria" w:hAnsi="Cambria"/>
-        </w:rPr>
-        <w:t>dictionary.keys</w:t>
-      </w:r>
-      <w:proofErr w:type="spellEnd"/>
-      <w:r>
-        <w:rPr>
-          <w:rStyle w:val="HTMLCode"/>
-          <w:rFonts w:ascii="Cambria" w:hAnsi="Cambria"/>
-        </w:rPr>
-        <w:t>())  # False</w:t>
-      </w:r>
-    </w:p>
-    <w:p>
-      <w:pPr>
-        <w:pStyle w:val="HTMLPreformatted"/>
-        <w:rPr>
-          <w:rStyle w:val="HTMLCode"/>
-          <w:rFonts w:ascii="Cambria" w:hAnsi="Cambria"/>
-        </w:rPr>
-      </w:pPr>
-      <w:r>
-        <w:rPr>
-          <w:rStyle w:val="HTMLCode"/>
-          <w:rFonts w:ascii="Cambria" w:hAnsi="Cambria"/>
-        </w:rPr>
-        <w:t xml:space="preserve">print('bonus' in </w:t>
-      </w:r>
-      <w:proofErr w:type="spellStart"/>
-      <w:r>
-        <w:rPr>
-          <w:rStyle w:val="HTMLCode"/>
-          <w:rFonts w:ascii="Cambria" w:hAnsi="Cambria"/>
-        </w:rPr>
-        <w:t>dictionary.keys</w:t>
-      </w:r>
-      <w:proofErr w:type="spellEnd"/>
-      <w:r>
-        <w:rPr>
-          <w:rStyle w:val="HTMLCode"/>
-          <w:rFonts w:ascii="Cambria" w:hAnsi="Cambria"/>
-        </w:rPr>
-        <w:t>())    # True</w:t>
-      </w:r>
-    </w:p>
-    <w:p>
-      <w:pPr>
-        <w:pStyle w:val="HTMLPreformatted"/>
-        <w:rPr>
-          <w:rStyle w:val="HTMLCode"/>
-          <w:rFonts w:ascii="Cambria" w:hAnsi="Cambria"/>
-        </w:rPr>
-      </w:pPr>
-      <w:r>
-        <w:rPr>
-          <w:rStyle w:val="HTMLCode"/>
-          <w:rFonts w:ascii="Cambria" w:hAnsi="Cambria"/>
-        </w:rPr>
-        <w:t xml:space="preserve">print('full' in </w:t>
-      </w:r>
-      <w:proofErr w:type="spellStart"/>
-      <w:r>
-        <w:rPr>
-          <w:rStyle w:val="HTMLCode"/>
-          <w:rFonts w:ascii="Cambria" w:hAnsi="Cambria"/>
-        </w:rPr>
-        <w:t>dictionary.keys</w:t>
-      </w:r>
-      <w:proofErr w:type="spellEnd"/>
-      <w:r>
-        <w:rPr>
-          <w:rStyle w:val="HTMLCode"/>
-          <w:rFonts w:ascii="Cambria" w:hAnsi="Cambria"/>
-        </w:rPr>
-        <w:t>())     # False</w:t>
-      </w:r>
-    </w:p>
-    <w:p>
-      <w:pPr>
-        <w:pStyle w:val="HTMLPreformatted"/>
-        <w:rPr>
-          <w:rStyle w:val="HTMLCode"/>
-          <w:rFonts w:ascii="Cambria" w:hAnsi="Cambria"/>
-        </w:rPr>
-      </w:pPr>
-      <w:r>
-        <w:rPr>
-          <w:rStyle w:val="HTMLCode"/>
-          <w:rFonts w:ascii="Cambria" w:hAnsi="Cambria"/>
-        </w:rPr>
-        <w:t xml:space="preserve">print('full' in </w:t>
-      </w:r>
-      <w:proofErr w:type="spellStart"/>
-      <w:r>
-        <w:rPr>
-          <w:rStyle w:val="HTMLCode"/>
-          <w:rFonts w:ascii="Cambria" w:hAnsi="Cambria"/>
-        </w:rPr>
-        <w:t>dictionary.values</w:t>
-      </w:r>
-      <w:proofErr w:type="spellEnd"/>
-      <w:r>
-        <w:rPr>
-          <w:rStyle w:val="HTMLCode"/>
-          <w:rFonts w:ascii="Cambria" w:hAnsi="Cambria"/>
-        </w:rPr>
-        <w:t>())   # True</w:t>
-      </w:r>
-    </w:p>
-    <w:p>
-      <w:pPr>
-        <w:pStyle w:val="HTMLPreformatted"/>
-        <w:rPr>
-          <w:rStyle w:val="HTMLCode"/>
-          <w:rFonts w:ascii="Cambria" w:hAnsi="Cambria"/>
-        </w:rPr>
-      </w:pPr>
-    </w:p>
-    <w:p>
-      <w:pPr>
-        <w:pStyle w:val="HTMLPreformatted"/>
+        <w:t># dict_items([('player','john'),('power','full'),('bonus','2 lives')])</w:t>
+      </w:r>
+    </w:p>
+    <w:p>
+      <w:pPr>
+        <w:pStyle w:val="HTMLPreformatted"/>
+        <w:ind w:left="720"/>
+        <w:rPr>
+          <w:rStyle w:val="HTMLCode"/>
+          <w:rFonts w:ascii="Cambria" w:hAnsi="Cambria"/>
+        </w:rPr>
+      </w:pPr>
+    </w:p>
+    <w:p>
+      <w:pPr>
+        <w:pStyle w:val="HTMLPreformatted"/>
+        <w:ind w:left="720"/>
+        <w:rPr>
+          <w:rStyle w:val="HTMLCode"/>
+          <w:rFonts w:ascii="Cambria" w:hAnsi="Cambria"/>
+        </w:rPr>
+      </w:pPr>
+      <w:r>
+        <w:rPr>
+          <w:rStyle w:val="HTMLCode"/>
+          <w:rFonts w:ascii="Cambria" w:hAnsi="Cambria"/>
+        </w:rPr>
+        <w:t>print('weapons' in dictionary.keys())  # False</w:t>
+      </w:r>
+    </w:p>
+    <w:p>
+      <w:pPr>
+        <w:pStyle w:val="HTMLPreformatted"/>
+        <w:ind w:left="720"/>
+        <w:rPr>
+          <w:rStyle w:val="HTMLCode"/>
+          <w:rFonts w:ascii="Cambria" w:hAnsi="Cambria"/>
+        </w:rPr>
+      </w:pPr>
+      <w:r>
+        <w:rPr>
+          <w:rStyle w:val="HTMLCode"/>
+          <w:rFonts w:ascii="Cambria" w:hAnsi="Cambria"/>
+        </w:rPr>
+        <w:t>print('bonus' in dictionary.keys())    # True</w:t>
+      </w:r>
+    </w:p>
+    <w:p>
+      <w:pPr>
+        <w:pStyle w:val="HTMLPreformatted"/>
+        <w:ind w:left="720"/>
+        <w:rPr>
+          <w:rStyle w:val="HTMLCode"/>
+          <w:rFonts w:ascii="Cambria" w:hAnsi="Cambria"/>
+        </w:rPr>
+      </w:pPr>
+      <w:r>
+        <w:rPr>
+          <w:rStyle w:val="HTMLCode"/>
+          <w:rFonts w:ascii="Cambria" w:hAnsi="Cambria"/>
+        </w:rPr>
+        <w:t>print('full' in dictionary.keys())     # False</w:t>
+      </w:r>
+    </w:p>
+    <w:p>
+      <w:pPr>
+        <w:pStyle w:val="HTMLPreformatted"/>
+        <w:ind w:left="720"/>
+        <w:rPr>
+          <w:rStyle w:val="HTMLCode"/>
+          <w:rFonts w:ascii="Cambria" w:hAnsi="Cambria"/>
+        </w:rPr>
+      </w:pPr>
+      <w:r>
+        <w:rPr>
+          <w:rStyle w:val="HTMLCode"/>
+          <w:rFonts w:ascii="Cambria" w:hAnsi="Cambria"/>
+        </w:rPr>
+        <w:t>print('full' in dictionary.values())   # True</w:t>
+      </w:r>
+    </w:p>
+    <w:p>
+      <w:pPr>
+        <w:pStyle w:val="HTMLPreformatted"/>
+        <w:ind w:left="720"/>
+        <w:rPr>
+          <w:rStyle w:val="HTMLCode"/>
+          <w:rFonts w:ascii="Cambria" w:hAnsi="Cambria"/>
+        </w:rPr>
+      </w:pPr>
+    </w:p>
+    <w:p>
+      <w:pPr>
+        <w:pStyle w:val="HTMLPreformatted"/>
+        <w:ind w:left="720"/>
         <w:rPr>
           <w:rStyle w:val="HTMLCode"/>
           <w:rFonts w:ascii="Cambria" w:hAnsi="Cambria"/>
@@ -1433,46 +1280,36 @@
     <w:p>
       <w:pPr>
         <w:pStyle w:val="HTMLPreformatted"/>
-        <w:rPr>
-          <w:rStyle w:val="HTMLCode"/>
-          <w:rFonts w:ascii="Cambria" w:hAnsi="Cambria"/>
-        </w:rPr>
-      </w:pPr>
-    </w:p>
-    <w:p>
-      <w:pPr>
-        <w:pStyle w:val="HTMLPreformatted"/>
-        <w:rPr>
-          <w:rFonts w:ascii="Cambria" w:hAnsi="Cambria"/>
-        </w:rPr>
-      </w:pPr>
-      <w:r>
-        <w:rPr>
-          <w:rStyle w:val="HTMLCode"/>
-          <w:rFonts w:ascii="Cambria" w:hAnsi="Cambria"/>
-        </w:rPr>
-        <w:t>print(</w:t>
-      </w:r>
-      <w:proofErr w:type="spellStart"/>
-      <w:r>
-        <w:rPr>
-          <w:rStyle w:val="HTMLCode"/>
-          <w:rFonts w:ascii="Cambria" w:hAnsi="Cambria"/>
-        </w:rPr>
-        <w:t>dictionary.popitem</w:t>
-      </w:r>
-      <w:proofErr w:type="spellEnd"/>
-      <w:r>
-        <w:rPr>
-          <w:rStyle w:val="HTMLCode"/>
-          <w:rFonts w:ascii="Cambria" w:hAnsi="Cambria"/>
-        </w:rPr>
-        <w:t>())            # removes last inserted key-value pair</w:t>
+        <w:ind w:left="720"/>
+        <w:rPr>
+          <w:rStyle w:val="HTMLCode"/>
+          <w:rFonts w:ascii="Cambria" w:hAnsi="Cambria"/>
+        </w:rPr>
+      </w:pPr>
+    </w:p>
+    <w:p>
+      <w:pPr>
+        <w:pStyle w:val="HTMLPreformatted"/>
+        <w:ind w:left="720"/>
+        <w:rPr>
+          <w:rFonts w:ascii="Cambria" w:hAnsi="Cambria"/>
+        </w:rPr>
+      </w:pPr>
+      <w:r>
+        <w:rPr>
+          <w:rStyle w:val="HTMLCode"/>
+          <w:rFonts w:ascii="Cambria" w:hAnsi="Cambria"/>
+        </w:rPr>
+        <w:t>print(dictionary.popitem())            # removes last inserted key-value pair</w:t>
       </w:r>
     </w:p>
     <w:p>
       <w:pPr>
         <w:pStyle w:val="Heading1"/>
+        <w:numPr>
+          <w:ilvl w:val="0"/>
+          <w:numId w:val="14"/>
+        </w:numPr>
         <w:rPr>
           <w:rFonts w:ascii="Cambria" w:hAnsi="Cambria"/>
         </w:rPr>
@@ -1484,16 +1321,7 @@
           <w:b w:val="0"/>
           <w:bCs w:val="0"/>
         </w:rPr>
-        <w:t>8</w:t>
-      </w:r>
-      <w:r>
-        <w:rPr>
-          <w:rStyle w:val="Strong"/>
-          <w:rFonts w:ascii="Cambria" w:hAnsi="Cambria"/>
-          <w:b w:val="0"/>
-          <w:bCs w:val="0"/>
-        </w:rPr>
-        <w:t>. Tuple Data Type</w:t>
+        <w:t>Tuple Data Type</w:t>
       </w:r>
     </w:p>
     <w:p>
@@ -1561,6 +1389,10 @@
     <w:p>
       <w:pPr>
         <w:pStyle w:val="Heading2"/>
+        <w:numPr>
+          <w:ilvl w:val="0"/>
+          <w:numId w:val="7"/>
+        </w:numPr>
         <w:rPr>
           <w:rFonts w:ascii="Cambria" w:hAnsi="Cambria"/>
         </w:rPr>
@@ -1575,40 +1407,34 @@
     <w:p>
       <w:pPr>
         <w:pStyle w:val="HTMLPreformatted"/>
-        <w:rPr>
-          <w:rStyle w:val="HTMLCode"/>
-          <w:rFonts w:ascii="Cambria" w:hAnsi="Cambria"/>
-        </w:rPr>
-      </w:pPr>
-      <w:proofErr w:type="spellStart"/>
-      <w:r>
-        <w:rPr>
-          <w:rStyle w:val="HTMLCode"/>
-          <w:rFonts w:ascii="Cambria" w:hAnsi="Cambria"/>
-        </w:rPr>
-        <w:t>test_tuple</w:t>
-      </w:r>
-      <w:proofErr w:type="spellEnd"/>
-      <w:r>
-        <w:rPr>
-          <w:rStyle w:val="HTMLCode"/>
-          <w:rFonts w:ascii="Cambria" w:hAnsi="Cambria"/>
-        </w:rPr>
-        <w:t xml:space="preserve"> = (1, 2, 3, 4, 5, 6)</w:t>
-      </w:r>
-    </w:p>
-    <w:p>
-      <w:pPr>
-        <w:pStyle w:val="HTMLPreformatted"/>
-        <w:rPr>
-          <w:rStyle w:val="HTMLCode"/>
-          <w:rFonts w:ascii="Cambria" w:hAnsi="Cambria"/>
-        </w:rPr>
-      </w:pPr>
-    </w:p>
-    <w:p>
-      <w:pPr>
-        <w:pStyle w:val="HTMLPreformatted"/>
+        <w:ind w:left="720"/>
+        <w:rPr>
+          <w:rStyle w:val="HTMLCode"/>
+          <w:rFonts w:ascii="Cambria" w:hAnsi="Cambria"/>
+        </w:rPr>
+      </w:pPr>
+      <w:r>
+        <w:rPr>
+          <w:rStyle w:val="HTMLCode"/>
+          <w:rFonts w:ascii="Cambria" w:hAnsi="Cambria"/>
+        </w:rPr>
+        <w:t>test_tuple = (1, 2, 3, 4, 5, 6)</w:t>
+      </w:r>
+    </w:p>
+    <w:p>
+      <w:pPr>
+        <w:pStyle w:val="HTMLPreformatted"/>
+        <w:ind w:left="720"/>
+        <w:rPr>
+          <w:rStyle w:val="HTMLCode"/>
+          <w:rFonts w:ascii="Cambria" w:hAnsi="Cambria"/>
+        </w:rPr>
+      </w:pPr>
+    </w:p>
+    <w:p>
+      <w:pPr>
+        <w:pStyle w:val="HTMLPreformatted"/>
+        <w:ind w:left="720"/>
         <w:rPr>
           <w:rStyle w:val="HTMLCode"/>
           <w:rFonts w:ascii="Cambria" w:hAnsi="Cambria"/>
@@ -1625,31 +1451,24 @@
     <w:p>
       <w:pPr>
         <w:pStyle w:val="HTMLPreformatted"/>
-        <w:rPr>
-          <w:rStyle w:val="HTMLCode"/>
-          <w:rFonts w:ascii="Cambria" w:hAnsi="Cambria"/>
-        </w:rPr>
-      </w:pPr>
-      <w:r>
-        <w:rPr>
-          <w:rStyle w:val="HTMLCode"/>
-          <w:rFonts w:ascii="Cambria" w:hAnsi="Cambria"/>
-        </w:rPr>
-        <w:t xml:space="preserve">a, b, c, *rest = </w:t>
-      </w:r>
-      <w:proofErr w:type="spellStart"/>
-      <w:r>
-        <w:rPr>
-          <w:rStyle w:val="HTMLCode"/>
-          <w:rFonts w:ascii="Cambria" w:hAnsi="Cambria"/>
-        </w:rPr>
-        <w:t>test_tuple</w:t>
-      </w:r>
-      <w:proofErr w:type="spellEnd"/>
-    </w:p>
-    <w:p>
-      <w:pPr>
-        <w:pStyle w:val="HTMLPreformatted"/>
+        <w:ind w:left="720"/>
+        <w:rPr>
+          <w:rStyle w:val="HTMLCode"/>
+          <w:rFonts w:ascii="Cambria" w:hAnsi="Cambria"/>
+        </w:rPr>
+      </w:pPr>
+      <w:r>
+        <w:rPr>
+          <w:rStyle w:val="HTMLCode"/>
+          <w:rFonts w:ascii="Cambria" w:hAnsi="Cambria"/>
+        </w:rPr>
+        <w:t>a, b, c, *rest = test_tuple</w:t>
+      </w:r>
+    </w:p>
+    <w:p>
+      <w:pPr>
+        <w:pStyle w:val="HTMLPreformatted"/>
+        <w:ind w:left="720"/>
         <w:rPr>
           <w:rStyle w:val="HTMLCode"/>
           <w:rFonts w:ascii="Cambria" w:hAnsi="Cambria"/>
@@ -1666,6 +1485,7 @@
     <w:p>
       <w:pPr>
         <w:pStyle w:val="HTMLPreformatted"/>
+        <w:ind w:left="720"/>
         <w:rPr>
           <w:rStyle w:val="HTMLCode"/>
           <w:rFonts w:ascii="Cambria" w:hAnsi="Cambria"/>
@@ -1682,6 +1502,7 @@
     <w:p>
       <w:pPr>
         <w:pStyle w:val="HTMLPreformatted"/>
+        <w:ind w:left="720"/>
         <w:rPr>
           <w:rStyle w:val="HTMLCode"/>
           <w:rFonts w:ascii="Cambria" w:hAnsi="Cambria"/>
@@ -1698,15 +1519,17 @@
     <w:p>
       <w:pPr>
         <w:pStyle w:val="HTMLPreformatted"/>
-        <w:rPr>
-          <w:rStyle w:val="HTMLCode"/>
-          <w:rFonts w:ascii="Cambria" w:hAnsi="Cambria"/>
-        </w:rPr>
-      </w:pPr>
-    </w:p>
-    <w:p>
-      <w:pPr>
-        <w:pStyle w:val="HTMLPreformatted"/>
+        <w:ind w:left="720"/>
+        <w:rPr>
+          <w:rStyle w:val="HTMLCode"/>
+          <w:rFonts w:ascii="Cambria" w:hAnsi="Cambria"/>
+        </w:rPr>
+      </w:pPr>
+    </w:p>
+    <w:p>
+      <w:pPr>
+        <w:pStyle w:val="HTMLPreformatted"/>
+        <w:ind w:left="720"/>
         <w:rPr>
           <w:rStyle w:val="HTMLCode"/>
           <w:rFonts w:ascii="Cambria" w:hAnsi="Cambria"/>
@@ -1723,6 +1546,51 @@
     <w:p>
       <w:pPr>
         <w:pStyle w:val="HTMLPreformatted"/>
+        <w:ind w:left="720"/>
+        <w:rPr>
+          <w:rStyle w:val="HTMLCode"/>
+          <w:rFonts w:ascii="Cambria" w:hAnsi="Cambria"/>
+        </w:rPr>
+      </w:pPr>
+      <w:r>
+        <w:rPr>
+          <w:rStyle w:val="HTMLCode"/>
+          <w:rFonts w:ascii="Cambria" w:hAnsi="Cambria"/>
+        </w:rPr>
+        <w:t>print(test_tuple[0])     # 1</w:t>
+      </w:r>
+    </w:p>
+    <w:p>
+      <w:pPr>
+        <w:pStyle w:val="HTMLPreformatted"/>
+        <w:ind w:left="720"/>
+        <w:rPr>
+          <w:rStyle w:val="HTMLCode"/>
+          <w:rFonts w:ascii="Cambria" w:hAnsi="Cambria"/>
+        </w:rPr>
+      </w:pPr>
+      <w:r>
+        <w:rPr>
+          <w:rStyle w:val="HTMLCode"/>
+          <w:rFonts w:ascii="Cambria" w:hAnsi="Cambria"/>
+        </w:rPr>
+        <w:t>print(test_tuple)        # (1, 2, 3, 4, 5, 6)</w:t>
+      </w:r>
+    </w:p>
+    <w:p>
+      <w:pPr>
+        <w:pStyle w:val="HTMLPreformatted"/>
+        <w:ind w:left="720"/>
+        <w:rPr>
+          <w:rStyle w:val="HTMLCode"/>
+          <w:rFonts w:ascii="Cambria" w:hAnsi="Cambria"/>
+        </w:rPr>
+      </w:pPr>
+    </w:p>
+    <w:p>
+      <w:pPr>
+        <w:pStyle w:val="HTMLPreformatted"/>
+        <w:ind w:left="720"/>
         <w:rPr>
           <w:rStyle w:val="HTMLCode"/>
           <w:rFonts w:ascii="Cambria" w:hAnsi="Cambria"/>
@@ -1734,126 +1602,40 @@
           <w:rFonts w:ascii="Cambria" w:hAnsi="Cambria"/>
         </w:rPr>
         <w:lastRenderedPageBreak/>
-        <w:t>print(</w:t>
-      </w:r>
-      <w:proofErr w:type="spellStart"/>
-      <w:r>
-        <w:rPr>
-          <w:rStyle w:val="HTMLCode"/>
-          <w:rFonts w:ascii="Cambria" w:hAnsi="Cambria"/>
-        </w:rPr>
-        <w:t>test_tuple</w:t>
-      </w:r>
-      <w:proofErr w:type="spellEnd"/>
-      <w:r>
-        <w:rPr>
-          <w:rStyle w:val="HTMLCode"/>
-          <w:rFonts w:ascii="Cambria" w:hAnsi="Cambria"/>
-        </w:rPr>
-        <w:t>[0])     # 1</w:t>
-      </w:r>
-    </w:p>
-    <w:p>
-      <w:pPr>
-        <w:pStyle w:val="HTMLPreformatted"/>
-        <w:rPr>
-          <w:rStyle w:val="HTMLCode"/>
-          <w:rFonts w:ascii="Cambria" w:hAnsi="Cambria"/>
-        </w:rPr>
-      </w:pPr>
-      <w:r>
-        <w:rPr>
-          <w:rStyle w:val="HTMLCode"/>
-          <w:rFonts w:ascii="Cambria" w:hAnsi="Cambria"/>
-        </w:rPr>
-        <w:t>print(</w:t>
-      </w:r>
-      <w:proofErr w:type="spellStart"/>
-      <w:r>
-        <w:rPr>
-          <w:rStyle w:val="HTMLCode"/>
-          <w:rFonts w:ascii="Cambria" w:hAnsi="Cambria"/>
-        </w:rPr>
-        <w:t>test_tuple</w:t>
-      </w:r>
-      <w:proofErr w:type="spellEnd"/>
-      <w:r>
-        <w:rPr>
-          <w:rStyle w:val="HTMLCode"/>
-          <w:rFonts w:ascii="Cambria" w:hAnsi="Cambria"/>
-        </w:rPr>
-        <w:t>)        # (1, 2, 3, 4, 5, 6)</w:t>
-      </w:r>
-    </w:p>
-    <w:p>
-      <w:pPr>
-        <w:pStyle w:val="HTMLPreformatted"/>
-        <w:rPr>
-          <w:rStyle w:val="HTMLCode"/>
-          <w:rFonts w:ascii="Cambria" w:hAnsi="Cambria"/>
-        </w:rPr>
-      </w:pPr>
-    </w:p>
-    <w:p>
-      <w:pPr>
-        <w:pStyle w:val="HTMLPreformatted"/>
-        <w:rPr>
-          <w:rStyle w:val="HTMLCode"/>
-          <w:rFonts w:ascii="Cambria" w:hAnsi="Cambria"/>
-        </w:rPr>
-      </w:pPr>
-      <w:r>
-        <w:rPr>
-          <w:rStyle w:val="HTMLCode"/>
-          <w:rFonts w:ascii="Cambria" w:hAnsi="Cambria"/>
-        </w:rPr>
         <w:t># Membership</w:t>
       </w:r>
     </w:p>
     <w:p>
       <w:pPr>
         <w:pStyle w:val="HTMLPreformatted"/>
-        <w:rPr>
-          <w:rStyle w:val="HTMLCode"/>
-          <w:rFonts w:ascii="Cambria" w:hAnsi="Cambria"/>
-        </w:rPr>
-      </w:pPr>
-      <w:r>
-        <w:rPr>
-          <w:rStyle w:val="HTMLCode"/>
-          <w:rFonts w:ascii="Cambria" w:hAnsi="Cambria"/>
-        </w:rPr>
-        <w:t xml:space="preserve">print(200 in </w:t>
-      </w:r>
-      <w:proofErr w:type="spellStart"/>
-      <w:r>
-        <w:rPr>
-          <w:rStyle w:val="HTMLCode"/>
-          <w:rFonts w:ascii="Cambria" w:hAnsi="Cambria"/>
-        </w:rPr>
-        <w:t>test_tuple</w:t>
-      </w:r>
-      <w:proofErr w:type="spellEnd"/>
-      <w:r>
-        <w:rPr>
-          <w:rStyle w:val="HTMLCode"/>
-          <w:rFonts w:ascii="Cambria" w:hAnsi="Cambria"/>
-        </w:rPr>
-        <w:t>)  # False</w:t>
-      </w:r>
-    </w:p>
-    <w:p>
-      <w:pPr>
-        <w:pStyle w:val="HTMLPreformatted"/>
-        <w:rPr>
-          <w:rStyle w:val="HTMLCode"/>
-          <w:rFonts w:ascii="Cambria" w:hAnsi="Cambria"/>
-        </w:rPr>
-      </w:pPr>
-    </w:p>
-    <w:p>
-      <w:pPr>
-        <w:pStyle w:val="HTMLPreformatted"/>
+        <w:ind w:left="720"/>
+        <w:rPr>
+          <w:rStyle w:val="HTMLCode"/>
+          <w:rFonts w:ascii="Cambria" w:hAnsi="Cambria"/>
+        </w:rPr>
+      </w:pPr>
+      <w:r>
+        <w:rPr>
+          <w:rStyle w:val="HTMLCode"/>
+          <w:rFonts w:ascii="Cambria" w:hAnsi="Cambria"/>
+        </w:rPr>
+        <w:t>print(200 in test_tuple)  # False</w:t>
+      </w:r>
+    </w:p>
+    <w:p>
+      <w:pPr>
+        <w:pStyle w:val="HTMLPreformatted"/>
+        <w:ind w:left="720"/>
+        <w:rPr>
+          <w:rStyle w:val="HTMLCode"/>
+          <w:rFonts w:ascii="Cambria" w:hAnsi="Cambria"/>
+        </w:rPr>
+      </w:pPr>
+    </w:p>
+    <w:p>
+      <w:pPr>
+        <w:pStyle w:val="HTMLPreformatted"/>
+        <w:ind w:left="720"/>
         <w:rPr>
           <w:rStyle w:val="HTMLCode"/>
           <w:rFonts w:ascii="Cambria" w:hAnsi="Cambria"/>
@@ -1870,63 +1652,34 @@
     <w:p>
       <w:pPr>
         <w:pStyle w:val="HTMLPreformatted"/>
-        <w:rPr>
-          <w:rStyle w:val="HTMLCode"/>
-          <w:rFonts w:ascii="Cambria" w:hAnsi="Cambria"/>
-        </w:rPr>
-      </w:pPr>
-      <w:r>
-        <w:rPr>
-          <w:rStyle w:val="HTMLCode"/>
-          <w:rFonts w:ascii="Cambria" w:hAnsi="Cambria"/>
-        </w:rPr>
-        <w:t>print(</w:t>
-      </w:r>
-      <w:proofErr w:type="spellStart"/>
-      <w:r>
-        <w:rPr>
-          <w:rStyle w:val="HTMLCode"/>
-          <w:rFonts w:ascii="Cambria" w:hAnsi="Cambria"/>
-        </w:rPr>
-        <w:t>len</w:t>
-      </w:r>
-      <w:proofErr w:type="spellEnd"/>
-      <w:r>
-        <w:rPr>
-          <w:rStyle w:val="HTMLCode"/>
-          <w:rFonts w:ascii="Cambria" w:hAnsi="Cambria"/>
-        </w:rPr>
-        <w:t>(</w:t>
-      </w:r>
-      <w:proofErr w:type="spellStart"/>
-      <w:r>
-        <w:rPr>
-          <w:rStyle w:val="HTMLCode"/>
-          <w:rFonts w:ascii="Cambria" w:hAnsi="Cambria"/>
-        </w:rPr>
-        <w:t>test_tuple</w:t>
-      </w:r>
-      <w:proofErr w:type="spellEnd"/>
-      <w:r>
-        <w:rPr>
-          <w:rStyle w:val="HTMLCode"/>
-          <w:rFonts w:ascii="Cambria" w:hAnsi="Cambria"/>
-        </w:rPr>
-        <w:t>))    # 6</w:t>
-      </w:r>
-    </w:p>
-    <w:p>
-      <w:pPr>
-        <w:pStyle w:val="HTMLPreformatted"/>
-        <w:rPr>
-          <w:rStyle w:val="HTMLCode"/>
-          <w:rFonts w:ascii="Cambria" w:hAnsi="Cambria"/>
-        </w:rPr>
-      </w:pPr>
-    </w:p>
-    <w:p>
-      <w:pPr>
-        <w:pStyle w:val="HTMLPreformatted"/>
+        <w:ind w:left="720"/>
+        <w:rPr>
+          <w:rStyle w:val="HTMLCode"/>
+          <w:rFonts w:ascii="Cambria" w:hAnsi="Cambria"/>
+        </w:rPr>
+      </w:pPr>
+      <w:r>
+        <w:rPr>
+          <w:rStyle w:val="HTMLCode"/>
+          <w:rFonts w:ascii="Cambria" w:hAnsi="Cambria"/>
+        </w:rPr>
+        <w:t>print(len(test_tuple))    # 6</w:t>
+      </w:r>
+    </w:p>
+    <w:p>
+      <w:pPr>
+        <w:pStyle w:val="HTMLPreformatted"/>
+        <w:ind w:left="720"/>
+        <w:rPr>
+          <w:rStyle w:val="HTMLCode"/>
+          <w:rFonts w:ascii="Cambria" w:hAnsi="Cambria"/>
+        </w:rPr>
+      </w:pPr>
+    </w:p>
+    <w:p>
+      <w:pPr>
+        <w:pStyle w:val="HTMLPreformatted"/>
+        <w:ind w:left="720"/>
         <w:rPr>
           <w:rStyle w:val="HTMLCode"/>
           <w:rFonts w:ascii="Cambria" w:hAnsi="Cambria"/>
@@ -1943,69 +1696,43 @@
     <w:p>
       <w:pPr>
         <w:pStyle w:val="HTMLPreformatted"/>
-        <w:rPr>
-          <w:rStyle w:val="HTMLCode"/>
-          <w:rFonts w:ascii="Cambria" w:hAnsi="Cambria"/>
-        </w:rPr>
-      </w:pPr>
-      <w:r>
-        <w:rPr>
-          <w:rStyle w:val="HTMLCode"/>
-          <w:rFonts w:ascii="Cambria" w:hAnsi="Cambria"/>
-        </w:rPr>
-        <w:t>print(</w:t>
-      </w:r>
-      <w:proofErr w:type="spellStart"/>
-      <w:r>
-        <w:rPr>
-          <w:rStyle w:val="HTMLCode"/>
-          <w:rFonts w:ascii="Cambria" w:hAnsi="Cambria"/>
-        </w:rPr>
-        <w:t>test_tuple.count</w:t>
-      </w:r>
-      <w:proofErr w:type="spellEnd"/>
-      <w:r>
-        <w:rPr>
-          <w:rStyle w:val="HTMLCode"/>
-          <w:rFonts w:ascii="Cambria" w:hAnsi="Cambria"/>
-        </w:rPr>
-        <w:t>(3))   # Count occurrences of 3</w:t>
-      </w:r>
-    </w:p>
-    <w:p>
-      <w:pPr>
-        <w:pStyle w:val="HTMLPreformatted"/>
-        <w:rPr>
-          <w:rFonts w:ascii="Cambria" w:hAnsi="Cambria"/>
-        </w:rPr>
-      </w:pPr>
-      <w:r>
-        <w:rPr>
-          <w:rStyle w:val="HTMLCode"/>
-          <w:rFonts w:ascii="Cambria" w:hAnsi="Cambria"/>
-        </w:rPr>
-        <w:t>print(</w:t>
-      </w:r>
-      <w:proofErr w:type="spellStart"/>
-      <w:r>
-        <w:rPr>
-          <w:rStyle w:val="HTMLCode"/>
-          <w:rFonts w:ascii="Cambria" w:hAnsi="Cambria"/>
-        </w:rPr>
-        <w:t>test_tuple.index</w:t>
-      </w:r>
-      <w:proofErr w:type="spellEnd"/>
-      <w:r>
-        <w:rPr>
-          <w:rStyle w:val="HTMLCode"/>
-          <w:rFonts w:ascii="Cambria" w:hAnsi="Cambria"/>
-        </w:rPr>
-        <w:t>(2))   # Find index of 2</w:t>
+        <w:ind w:left="720"/>
+        <w:rPr>
+          <w:rStyle w:val="HTMLCode"/>
+          <w:rFonts w:ascii="Cambria" w:hAnsi="Cambria"/>
+        </w:rPr>
+      </w:pPr>
+      <w:r>
+        <w:rPr>
+          <w:rStyle w:val="HTMLCode"/>
+          <w:rFonts w:ascii="Cambria" w:hAnsi="Cambria"/>
+        </w:rPr>
+        <w:t>print(test_tuple.count(3))   # Count occurrences of 3</w:t>
+      </w:r>
+    </w:p>
+    <w:p>
+      <w:pPr>
+        <w:pStyle w:val="HTMLPreformatted"/>
+        <w:ind w:left="720"/>
+        <w:rPr>
+          <w:rFonts w:ascii="Cambria" w:hAnsi="Cambria"/>
+        </w:rPr>
+      </w:pPr>
+      <w:r>
+        <w:rPr>
+          <w:rStyle w:val="HTMLCode"/>
+          <w:rFonts w:ascii="Cambria" w:hAnsi="Cambria"/>
+        </w:rPr>
+        <w:t>print(test_tuple.index(2))   # Find index of 2</w:t>
       </w:r>
     </w:p>
     <w:p>
       <w:pPr>
         <w:pStyle w:val="Heading1"/>
+        <w:numPr>
+          <w:ilvl w:val="0"/>
+          <w:numId w:val="14"/>
+        </w:numPr>
         <w:rPr>
           <w:rFonts w:ascii="Cambria" w:hAnsi="Cambria"/>
         </w:rPr>
@@ -2017,16 +1744,7 @@
           <w:b w:val="0"/>
           <w:bCs w:val="0"/>
         </w:rPr>
-        <w:t>9</w:t>
-      </w:r>
-      <w:r>
-        <w:rPr>
-          <w:rStyle w:val="Strong"/>
-          <w:rFonts w:ascii="Cambria" w:hAnsi="Cambria"/>
-          <w:b w:val="0"/>
-          <w:bCs w:val="0"/>
-        </w:rPr>
-        <w:t>. Set Data Type</w:t>
+        <w:t>Set Data Type</w:t>
       </w:r>
     </w:p>
     <w:p>
@@ -2094,6 +1812,10 @@
     <w:p>
       <w:pPr>
         <w:pStyle w:val="Heading2"/>
+        <w:numPr>
+          <w:ilvl w:val="0"/>
+          <w:numId w:val="8"/>
+        </w:numPr>
         <w:rPr>
           <w:rFonts w:ascii="Cambria" w:hAnsi="Cambria"/>
         </w:rPr>
@@ -2108,6 +1830,7 @@
     <w:p>
       <w:pPr>
         <w:pStyle w:val="HTMLPreformatted"/>
+        <w:ind w:left="720"/>
         <w:rPr>
           <w:rStyle w:val="HTMLCode"/>
           <w:rFonts w:ascii="Cambria" w:hAnsi="Cambria"/>
@@ -2124,6 +1847,7 @@
     <w:p>
       <w:pPr>
         <w:pStyle w:val="HTMLPreformatted"/>
+        <w:ind w:left="720"/>
         <w:rPr>
           <w:rStyle w:val="HTMLCode"/>
           <w:rFonts w:ascii="Cambria" w:hAnsi="Cambria"/>
@@ -2140,15 +1864,17 @@
     <w:p>
       <w:pPr>
         <w:pStyle w:val="HTMLPreformatted"/>
-        <w:rPr>
-          <w:rStyle w:val="HTMLCode"/>
-          <w:rFonts w:ascii="Cambria" w:hAnsi="Cambria"/>
-        </w:rPr>
-      </w:pPr>
-    </w:p>
-    <w:p>
-      <w:pPr>
-        <w:pStyle w:val="HTMLPreformatted"/>
+        <w:ind w:left="720"/>
+        <w:rPr>
+          <w:rStyle w:val="HTMLCode"/>
+          <w:rFonts w:ascii="Cambria" w:hAnsi="Cambria"/>
+        </w:rPr>
+      </w:pPr>
+    </w:p>
+    <w:p>
+      <w:pPr>
+        <w:pStyle w:val="HTMLPreformatted"/>
+        <w:ind w:left="720"/>
         <w:rPr>
           <w:rStyle w:val="HTMLCode"/>
           <w:rFonts w:ascii="Cambria" w:hAnsi="Cambria"/>
@@ -2165,6 +1891,7 @@
     <w:p>
       <w:pPr>
         <w:pStyle w:val="HTMLPreformatted"/>
+        <w:ind w:left="720"/>
         <w:rPr>
           <w:rStyle w:val="HTMLCode"/>
           <w:rFonts w:ascii="Cambria" w:hAnsi="Cambria"/>
@@ -2181,6 +1908,7 @@
     <w:p>
       <w:pPr>
         <w:pStyle w:val="HTMLPreformatted"/>
+        <w:ind w:left="720"/>
         <w:rPr>
           <w:rStyle w:val="HTMLCode"/>
           <w:rFonts w:ascii="Cambria" w:hAnsi="Cambria"/>
@@ -2197,15 +1925,17 @@
     <w:p>
       <w:pPr>
         <w:pStyle w:val="HTMLPreformatted"/>
-        <w:rPr>
-          <w:rStyle w:val="HTMLCode"/>
-          <w:rFonts w:ascii="Cambria" w:hAnsi="Cambria"/>
-        </w:rPr>
-      </w:pPr>
-    </w:p>
-    <w:p>
-      <w:pPr>
-        <w:pStyle w:val="HTMLPreformatted"/>
+        <w:ind w:left="720"/>
+        <w:rPr>
+          <w:rStyle w:val="HTMLCode"/>
+          <w:rFonts w:ascii="Cambria" w:hAnsi="Cambria"/>
+        </w:rPr>
+      </w:pPr>
+    </w:p>
+    <w:p>
+      <w:pPr>
+        <w:pStyle w:val="HTMLPreformatted"/>
+        <w:ind w:left="720"/>
         <w:rPr>
           <w:rStyle w:val="HTMLCode"/>
           <w:rFonts w:ascii="Cambria" w:hAnsi="Cambria"/>
@@ -2222,31 +1952,24 @@
     <w:p>
       <w:pPr>
         <w:pStyle w:val="HTMLPreformatted"/>
-        <w:rPr>
-          <w:rStyle w:val="HTMLCode"/>
-          <w:rFonts w:ascii="Cambria" w:hAnsi="Cambria"/>
-        </w:rPr>
-      </w:pPr>
-      <w:proofErr w:type="spellStart"/>
-      <w:r>
-        <w:rPr>
-          <w:rStyle w:val="HTMLCode"/>
-          <w:rFonts w:ascii="Cambria" w:hAnsi="Cambria"/>
-        </w:rPr>
-        <w:t>new_set</w:t>
-      </w:r>
-      <w:proofErr w:type="spellEnd"/>
-      <w:r>
-        <w:rPr>
-          <w:rStyle w:val="HTMLCode"/>
-          <w:rFonts w:ascii="Cambria" w:hAnsi="Cambria"/>
-        </w:rPr>
-        <w:t xml:space="preserve"> = test_set1.copy()</w:t>
-      </w:r>
-    </w:p>
-    <w:p>
-      <w:pPr>
-        <w:pStyle w:val="HTMLPreformatted"/>
+        <w:ind w:left="720"/>
+        <w:rPr>
+          <w:rStyle w:val="HTMLCode"/>
+          <w:rFonts w:ascii="Cambria" w:hAnsi="Cambria"/>
+        </w:rPr>
+      </w:pPr>
+      <w:r>
+        <w:rPr>
+          <w:rStyle w:val="HTMLCode"/>
+          <w:rFonts w:ascii="Cambria" w:hAnsi="Cambria"/>
+        </w:rPr>
+        <w:t>new_set = test_set1.copy()</w:t>
+      </w:r>
+    </w:p>
+    <w:p>
+      <w:pPr>
+        <w:pStyle w:val="HTMLPreformatted"/>
+        <w:ind w:left="720"/>
         <w:rPr>
           <w:rStyle w:val="HTMLCode"/>
           <w:rFonts w:ascii="Cambria" w:hAnsi="Cambria"/>
@@ -2263,6 +1986,7 @@
     <w:p>
       <w:pPr>
         <w:pStyle w:val="HTMLPreformatted"/>
+        <w:ind w:left="720"/>
         <w:rPr>
           <w:rStyle w:val="HTMLCode"/>
           <w:rFonts w:ascii="Cambria" w:hAnsi="Cambria"/>
@@ -2279,15 +2003,17 @@
     <w:p>
       <w:pPr>
         <w:pStyle w:val="HTMLPreformatted"/>
-        <w:rPr>
-          <w:rStyle w:val="HTMLCode"/>
-          <w:rFonts w:ascii="Cambria" w:hAnsi="Cambria"/>
-        </w:rPr>
-      </w:pPr>
-    </w:p>
-    <w:p>
-      <w:pPr>
-        <w:pStyle w:val="HTMLPreformatted"/>
+        <w:ind w:left="720"/>
+        <w:rPr>
+          <w:rStyle w:val="HTMLCode"/>
+          <w:rFonts w:ascii="Cambria" w:hAnsi="Cambria"/>
+        </w:rPr>
+      </w:pPr>
+    </w:p>
+    <w:p>
+      <w:pPr>
+        <w:pStyle w:val="HTMLPreformatted"/>
+        <w:ind w:left="720"/>
         <w:rPr>
           <w:rStyle w:val="HTMLCode"/>
           <w:rFonts w:ascii="Cambria" w:hAnsi="Cambria"/>
@@ -2304,6 +2030,7 @@
     <w:p>
       <w:pPr>
         <w:pStyle w:val="HTMLPreformatted"/>
+        <w:ind w:left="720"/>
         <w:rPr>
           <w:rStyle w:val="HTMLCode"/>
           <w:rFonts w:ascii="Cambria" w:hAnsi="Cambria"/>
@@ -2320,6 +2047,7 @@
     <w:p>
       <w:pPr>
         <w:pStyle w:val="HTMLPreformatted"/>
+        <w:ind w:left="720"/>
         <w:rPr>
           <w:rFonts w:ascii="Cambria" w:hAnsi="Cambria"/>
         </w:rPr>
@@ -2335,6 +2063,10 @@
     <w:p>
       <w:pPr>
         <w:pStyle w:val="Heading1"/>
+        <w:numPr>
+          <w:ilvl w:val="0"/>
+          <w:numId w:val="14"/>
+        </w:numPr>
         <w:rPr>
           <w:rFonts w:ascii="Cambria" w:hAnsi="Cambria"/>
         </w:rPr>
@@ -2346,16 +2078,7 @@
           <w:b w:val="0"/>
           <w:bCs w:val="0"/>
         </w:rPr>
-        <w:t>10</w:t>
-      </w:r>
-      <w:r>
-        <w:rPr>
-          <w:rStyle w:val="Strong"/>
-          <w:rFonts w:ascii="Cambria" w:hAnsi="Cambria"/>
-          <w:b w:val="0"/>
-          <w:bCs w:val="0"/>
-        </w:rPr>
-        <w:t>. Introduction to Conditionals</w:t>
+        <w:t>Introduction to Conditionals</w:t>
       </w:r>
     </w:p>
     <w:p>
@@ -2419,7 +2142,6 @@
         </w:rPr>
         <w:t xml:space="preserve">, </w:t>
       </w:r>
-      <w:proofErr w:type="spellStart"/>
       <w:r>
         <w:rPr>
           <w:rStyle w:val="HTMLCode"/>
@@ -2427,7 +2149,6 @@
         </w:rPr>
         <w:t>elif</w:t>
       </w:r>
-      <w:proofErr w:type="spellEnd"/>
       <w:r>
         <w:rPr>
           <w:rFonts w:ascii="Cambria" w:hAnsi="Cambria"/>
@@ -2451,6 +2172,10 @@
     <w:p>
       <w:pPr>
         <w:pStyle w:val="Heading2"/>
+        <w:numPr>
+          <w:ilvl w:val="0"/>
+          <w:numId w:val="9"/>
+        </w:numPr>
         <w:rPr>
           <w:rFonts w:ascii="Cambria" w:hAnsi="Cambria"/>
         </w:rPr>
@@ -2465,6 +2190,7 @@
     <w:p>
       <w:pPr>
         <w:pStyle w:val="HTMLPreformatted"/>
+        <w:ind w:left="720"/>
         <w:rPr>
           <w:rStyle w:val="HTMLCode"/>
           <w:rFonts w:ascii="Cambria" w:hAnsi="Cambria"/>
@@ -2481,6 +2207,7 @@
     <w:p>
       <w:pPr>
         <w:pStyle w:val="HTMLPreformatted"/>
+        <w:ind w:left="720"/>
         <w:rPr>
           <w:rStyle w:val="HTMLCode"/>
           <w:rFonts w:ascii="Cambria" w:hAnsi="Cambria"/>
@@ -2497,6 +2224,7 @@
     <w:p>
       <w:pPr>
         <w:pStyle w:val="HTMLPreformatted"/>
+        <w:ind w:left="720"/>
         <w:rPr>
           <w:rStyle w:val="HTMLCode"/>
           <w:rFonts w:ascii="Cambria" w:hAnsi="Cambria"/>
@@ -2513,6 +2241,7 @@
     <w:p>
       <w:pPr>
         <w:pStyle w:val="HTMLPreformatted"/>
+        <w:ind w:left="720"/>
         <w:rPr>
           <w:rStyle w:val="HTMLCode"/>
           <w:rFonts w:ascii="Cambria" w:hAnsi="Cambria"/>
@@ -2529,6 +2258,7 @@
     <w:p>
       <w:pPr>
         <w:pStyle w:val="HTMLPreformatted"/>
+        <w:ind w:left="720"/>
         <w:rPr>
           <w:rStyle w:val="HTMLCode"/>
           <w:rFonts w:ascii="Cambria" w:hAnsi="Cambria"/>
@@ -2545,6 +2275,10 @@
     <w:p>
       <w:pPr>
         <w:pStyle w:val="Heading2"/>
+        <w:numPr>
+          <w:ilvl w:val="0"/>
+          <w:numId w:val="16"/>
+        </w:numPr>
         <w:rPr>
           <w:rFonts w:ascii="Cambria" w:hAnsi="Cambria"/>
         </w:rPr>
@@ -2559,6 +2293,7 @@
     <w:p>
       <w:pPr>
         <w:pStyle w:val="HTMLPreformatted"/>
+        <w:ind w:left="720"/>
         <w:rPr>
           <w:rStyle w:val="HTMLCode"/>
           <w:rFonts w:ascii="Cambria" w:hAnsi="Cambria"/>
@@ -2575,6 +2310,7 @@
     <w:p>
       <w:pPr>
         <w:pStyle w:val="HTMLPreformatted"/>
+        <w:ind w:left="720"/>
         <w:rPr>
           <w:rStyle w:val="HTMLCode"/>
           <w:rFonts w:ascii="Cambria" w:hAnsi="Cambria"/>
@@ -2591,15 +2327,17 @@
     <w:p>
       <w:pPr>
         <w:pStyle w:val="HTMLPreformatted"/>
-        <w:rPr>
-          <w:rStyle w:val="HTMLCode"/>
-          <w:rFonts w:ascii="Cambria" w:hAnsi="Cambria"/>
-        </w:rPr>
-      </w:pPr>
-    </w:p>
-    <w:p>
-      <w:pPr>
-        <w:pStyle w:val="HTMLPreformatted"/>
+        <w:ind w:left="720"/>
+        <w:rPr>
+          <w:rStyle w:val="HTMLCode"/>
+          <w:rFonts w:ascii="Cambria" w:hAnsi="Cambria"/>
+        </w:rPr>
+      </w:pPr>
+    </w:p>
+    <w:p>
+      <w:pPr>
+        <w:pStyle w:val="HTMLPreformatted"/>
+        <w:ind w:left="720"/>
         <w:rPr>
           <w:rStyle w:val="HTMLCode"/>
           <w:rFonts w:ascii="Cambria" w:hAnsi="Cambria"/>
@@ -2616,6 +2354,7 @@
     <w:p>
       <w:pPr>
         <w:pStyle w:val="HTMLPreformatted"/>
+        <w:ind w:left="720"/>
         <w:rPr>
           <w:rStyle w:val="HTMLCode"/>
           <w:rFonts w:ascii="Cambria" w:hAnsi="Cambria"/>
@@ -2632,6 +2371,7 @@
     <w:p>
       <w:pPr>
         <w:pStyle w:val="HTMLPreformatted"/>
+        <w:ind w:left="720"/>
         <w:rPr>
           <w:rStyle w:val="HTMLCode"/>
           <w:rFonts w:ascii="Cambria" w:hAnsi="Cambria"/>
@@ -2648,6 +2388,7 @@
     <w:p>
       <w:pPr>
         <w:pStyle w:val="HTMLPreformatted"/>
+        <w:ind w:left="720"/>
         <w:rPr>
           <w:rFonts w:ascii="Cambria" w:hAnsi="Cambria"/>
         </w:rPr>
@@ -2663,6 +2404,10 @@
     <w:p>
       <w:pPr>
         <w:pStyle w:val="Heading1"/>
+        <w:numPr>
+          <w:ilvl w:val="0"/>
+          <w:numId w:val="14"/>
+        </w:numPr>
         <w:rPr>
           <w:rFonts w:ascii="Cambria" w:hAnsi="Cambria"/>
         </w:rPr>
@@ -2674,17 +2419,7 @@
           <w:b w:val="0"/>
           <w:bCs w:val="0"/>
         </w:rPr>
-        <w:lastRenderedPageBreak/>
-        <w:t>11</w:t>
-      </w:r>
-      <w:r>
-        <w:rPr>
-          <w:rStyle w:val="Strong"/>
-          <w:rFonts w:ascii="Cambria" w:hAnsi="Cambria"/>
-          <w:b w:val="0"/>
-          <w:bCs w:val="0"/>
-        </w:rPr>
-        <w:t xml:space="preserve">. Using </w:t>
+        <w:t xml:space="preserve">Using </w:t>
       </w:r>
       <w:r>
         <w:rPr>
@@ -2760,6 +2495,7 @@
           <w:rStyle w:val="HTMLCode"/>
           <w:rFonts w:ascii="Cambria" w:hAnsi="Cambria"/>
         </w:rPr>
+        <w:lastRenderedPageBreak/>
         <w:t>or</w:t>
       </w:r>
       <w:r>
@@ -2772,6 +2508,10 @@
     <w:p>
       <w:pPr>
         <w:pStyle w:val="Heading2"/>
+        <w:numPr>
+          <w:ilvl w:val="0"/>
+          <w:numId w:val="10"/>
+        </w:numPr>
         <w:rPr>
           <w:rFonts w:ascii="Cambria" w:hAnsi="Cambria"/>
         </w:rPr>
@@ -2786,6 +2526,7 @@
     <w:p>
       <w:pPr>
         <w:pStyle w:val="HTMLPreformatted"/>
+        <w:ind w:left="720"/>
         <w:rPr>
           <w:rStyle w:val="HTMLCode"/>
           <w:rFonts w:ascii="Cambria" w:hAnsi="Cambria"/>
@@ -2802,6 +2543,7 @@
     <w:p>
       <w:pPr>
         <w:pStyle w:val="HTMLPreformatted"/>
+        <w:ind w:left="720"/>
         <w:rPr>
           <w:rStyle w:val="HTMLCode"/>
           <w:rFonts w:ascii="Cambria" w:hAnsi="Cambria"/>
@@ -2818,6 +2560,7 @@
     <w:p>
       <w:pPr>
         <w:pStyle w:val="HTMLPreformatted"/>
+        <w:ind w:left="720"/>
         <w:rPr>
           <w:rStyle w:val="HTMLCode"/>
           <w:rFonts w:ascii="Cambria" w:hAnsi="Cambria"/>
@@ -2834,15 +2577,17 @@
     <w:p>
       <w:pPr>
         <w:pStyle w:val="HTMLPreformatted"/>
-        <w:rPr>
-          <w:rStyle w:val="HTMLCode"/>
-          <w:rFonts w:ascii="Cambria" w:hAnsi="Cambria"/>
-        </w:rPr>
-      </w:pPr>
-    </w:p>
-    <w:p>
-      <w:pPr>
-        <w:pStyle w:val="HTMLPreformatted"/>
+        <w:ind w:left="720"/>
+        <w:rPr>
+          <w:rStyle w:val="HTMLCode"/>
+          <w:rFonts w:ascii="Cambria" w:hAnsi="Cambria"/>
+        </w:rPr>
+      </w:pPr>
+    </w:p>
+    <w:p>
+      <w:pPr>
+        <w:pStyle w:val="HTMLPreformatted"/>
+        <w:ind w:left="720"/>
         <w:rPr>
           <w:rStyle w:val="HTMLCode"/>
           <w:rFonts w:ascii="Cambria" w:hAnsi="Cambria"/>
@@ -2859,6 +2604,7 @@
     <w:p>
       <w:pPr>
         <w:pStyle w:val="HTMLPreformatted"/>
+        <w:ind w:left="720"/>
         <w:rPr>
           <w:rStyle w:val="HTMLCode"/>
           <w:rFonts w:ascii="Cambria" w:hAnsi="Cambria"/>
@@ -2875,31 +2621,24 @@
     <w:p>
       <w:pPr>
         <w:pStyle w:val="HTMLPreformatted"/>
-        <w:rPr>
-          <w:rStyle w:val="HTMLCode"/>
-          <w:rFonts w:ascii="Cambria" w:hAnsi="Cambria"/>
-        </w:rPr>
-      </w:pPr>
-      <w:proofErr w:type="spellStart"/>
-      <w:r>
-        <w:rPr>
-          <w:rStyle w:val="HTMLCode"/>
-          <w:rFonts w:ascii="Cambria" w:hAnsi="Cambria"/>
-        </w:rPr>
-        <w:t>elif</w:t>
-      </w:r>
-      <w:proofErr w:type="spellEnd"/>
-      <w:r>
-        <w:rPr>
-          <w:rStyle w:val="HTMLCode"/>
-          <w:rFonts w:ascii="Cambria" w:hAnsi="Cambria"/>
-        </w:rPr>
-        <w:t xml:space="preserve"> owner:</w:t>
-      </w:r>
-    </w:p>
-    <w:p>
-      <w:pPr>
-        <w:pStyle w:val="HTMLPreformatted"/>
+        <w:ind w:left="720"/>
+        <w:rPr>
+          <w:rStyle w:val="HTMLCode"/>
+          <w:rFonts w:ascii="Cambria" w:hAnsi="Cambria"/>
+        </w:rPr>
+      </w:pPr>
+      <w:r>
+        <w:rPr>
+          <w:rStyle w:val="HTMLCode"/>
+          <w:rFonts w:ascii="Cambria" w:hAnsi="Cambria"/>
+        </w:rPr>
+        <w:t>elif owner:</w:t>
+      </w:r>
+    </w:p>
+    <w:p>
+      <w:pPr>
+        <w:pStyle w:val="HTMLPreformatted"/>
+        <w:ind w:left="720"/>
         <w:rPr>
           <w:rStyle w:val="HTMLCode"/>
           <w:rFonts w:ascii="Cambria" w:hAnsi="Cambria"/>
@@ -2916,6 +2655,7 @@
     <w:p>
       <w:pPr>
         <w:pStyle w:val="HTMLPreformatted"/>
+        <w:ind w:left="720"/>
         <w:rPr>
           <w:rStyle w:val="HTMLCode"/>
           <w:rFonts w:ascii="Cambria" w:hAnsi="Cambria"/>
@@ -2932,6 +2672,7 @@
     <w:p>
       <w:pPr>
         <w:pStyle w:val="HTMLPreformatted"/>
+        <w:ind w:left="720"/>
         <w:rPr>
           <w:rFonts w:ascii="Cambria" w:hAnsi="Cambria"/>
         </w:rPr>
@@ -2947,6 +2688,10 @@
     <w:p>
       <w:pPr>
         <w:pStyle w:val="Heading1"/>
+        <w:numPr>
+          <w:ilvl w:val="0"/>
+          <w:numId w:val="14"/>
+        </w:numPr>
         <w:rPr>
           <w:rFonts w:ascii="Cambria" w:hAnsi="Cambria"/>
         </w:rPr>
@@ -2958,16 +2703,7 @@
           <w:b w:val="0"/>
           <w:bCs w:val="0"/>
         </w:rPr>
-        <w:t>12</w:t>
-      </w:r>
-      <w:r>
-        <w:rPr>
-          <w:rStyle w:val="Strong"/>
-          <w:rFonts w:ascii="Cambria" w:hAnsi="Cambria"/>
-          <w:b w:val="0"/>
-          <w:bCs w:val="0"/>
-        </w:rPr>
-        <w:t>. Boolean Results of Different Values</w:t>
+        <w:t>Boolean Results of Different Values</w:t>
       </w:r>
     </w:p>
     <w:p>
@@ -3004,6 +2740,10 @@
     <w:p>
       <w:pPr>
         <w:pStyle w:val="Heading2"/>
+        <w:numPr>
+          <w:ilvl w:val="0"/>
+          <w:numId w:val="11"/>
+        </w:numPr>
       </w:pPr>
       <w:r>
         <w:t>Example:</w:t>
@@ -3012,6 +2752,7 @@
     <w:p>
       <w:pPr>
         <w:pStyle w:val="HTMLPreformatted"/>
+        <w:ind w:left="720"/>
         <w:rPr>
           <w:rStyle w:val="HTMLCode"/>
           <w:rFonts w:ascii="Cambria" w:hAnsi="Cambria"/>
@@ -3028,6 +2769,7 @@
     <w:p>
       <w:pPr>
         <w:pStyle w:val="HTMLPreformatted"/>
+        <w:ind w:left="720"/>
         <w:rPr>
           <w:rStyle w:val="HTMLCode"/>
           <w:rFonts w:ascii="Cambria" w:hAnsi="Cambria"/>
@@ -3044,15 +2786,17 @@
     <w:p>
       <w:pPr>
         <w:pStyle w:val="HTMLPreformatted"/>
-        <w:rPr>
-          <w:rStyle w:val="HTMLCode"/>
-          <w:rFonts w:ascii="Cambria" w:hAnsi="Cambria"/>
-        </w:rPr>
-      </w:pPr>
-    </w:p>
-    <w:p>
-      <w:pPr>
-        <w:pStyle w:val="HTMLPreformatted"/>
+        <w:ind w:left="720"/>
+        <w:rPr>
+          <w:rStyle w:val="HTMLCode"/>
+          <w:rFonts w:ascii="Cambria" w:hAnsi="Cambria"/>
+        </w:rPr>
+      </w:pPr>
+    </w:p>
+    <w:p>
+      <w:pPr>
+        <w:pStyle w:val="HTMLPreformatted"/>
+        <w:ind w:left="720"/>
         <w:rPr>
           <w:rStyle w:val="HTMLCode"/>
           <w:rFonts w:ascii="Cambria" w:hAnsi="Cambria"/>
@@ -3069,6 +2813,7 @@
     <w:p>
       <w:pPr>
         <w:pStyle w:val="HTMLPreformatted"/>
+        <w:ind w:left="720"/>
         <w:rPr>
           <w:rStyle w:val="HTMLCode"/>
           <w:rFonts w:ascii="Cambria" w:hAnsi="Cambria"/>
@@ -3085,6 +2830,7 @@
     <w:p>
       <w:pPr>
         <w:pStyle w:val="HTMLPreformatted"/>
+        <w:ind w:left="720"/>
         <w:rPr>
           <w:rStyle w:val="HTMLCode"/>
           <w:rFonts w:ascii="Cambria" w:hAnsi="Cambria"/>
@@ -3101,8 +2847,8 @@
     <w:p>
       <w:pPr>
         <w:pStyle w:val="HTMLPreformatted"/>
-        <w:rPr>
-          <w:rStyle w:val="HTMLCode"/>
+        <w:ind w:left="720"/>
+        <w:rPr>
           <w:rFonts w:ascii="Cambria" w:hAnsi="Cambria"/>
         </w:rPr>
       </w:pPr>
@@ -3116,14 +2862,11 @@
     </w:p>
     <w:p>
       <w:pPr>
-        <w:rPr>
-          <w:rFonts w:ascii="Cambria" w:hAnsi="Cambria"/>
-        </w:rPr>
-      </w:pPr>
-    </w:p>
-    <w:p>
-      <w:pPr>
         <w:pStyle w:val="Heading1"/>
+        <w:numPr>
+          <w:ilvl w:val="0"/>
+          <w:numId w:val="14"/>
+        </w:numPr>
         <w:rPr>
           <w:rFonts w:ascii="Cambria" w:hAnsi="Cambria"/>
         </w:rPr>
@@ -3257,6 +3000,241 @@
 <file path=word/numbering.xml><?xml version="1.0" encoding="utf-8"?>
 <w:numbering xmlns:wpc="http://schemas.microsoft.com/office/word/2010/wordprocessingCanvas" xmlns:cx="http://schemas.microsoft.com/office/drawing/2014/chartex" xmlns:cx1="http://schemas.microsoft.com/office/drawing/2015/9/8/chartex" xmlns:cx2="http://schemas.microsoft.com/office/drawing/2015/10/21/chartex" xmlns:cx3="http://schemas.microsoft.com/office/drawing/2016/5/9/chartex" xmlns:cx4="http://schemas.microsoft.com/office/drawing/2016/5/10/chartex" xmlns:cx5="http://schemas.microsoft.com/office/drawing/2016/5/11/chartex" xmlns:cx6="http://schemas.microsoft.com/office/drawing/2016/5/12/chartex" xmlns:cx7="http://schemas.microsoft.com/office/drawing/2016/5/13/chartex" xmlns:cx8="http://schemas.microsoft.com/office/drawing/2016/5/14/chartex" xmlns:mc="http://schemas.openxmlformats.org/markup-compatibility/2006" xmlns:aink="http://schemas.microsoft.com/office/drawing/2016/ink" xmlns:am3d="http://schemas.microsoft.com/office/drawing/2017/model3d" xmlns:o="urn:schemas-microsoft-com:office:office" xmlns:r="http://schemas.openxmlformats.org/officeDocument/2006/relationships" xmlns:m="http://schemas.openxmlformats.org/officeDocument/2006/math" xmlns:v="urn:schemas-microsoft-com:vml" xmlns:wp14="http://schemas.microsoft.com/office/word/2010/wordprocessingDrawing" xmlns:wp="http://schemas.openxmlformats.org/drawingml/2006/wordprocessingDrawing" xmlns:w10="urn:schemas-microsoft-com:office:word" xmlns:w="http://schemas.openxmlformats.org/wordprocessingml/2006/main" xmlns:w14="http://schemas.microsoft.com/office/word/2010/wordml" xmlns:w15="http://schemas.microsoft.com/office/word/2012/wordml" xmlns:w16cex="http://schemas.microsoft.com/office/word/2018/wordml/cex" xmlns:w16cid="http://schemas.microsoft.com/office/word/2016/wordml/cid" xmlns:w16="http://schemas.microsoft.com/office/word/2018/wordml" xmlns:w16sdtdh="http://schemas.microsoft.com/office/word/2020/wordml/sdtdatahash" xmlns:w16se="http://schemas.microsoft.com/office/word/2015/wordml/symex" xmlns:wpg="http://schemas.microsoft.com/office/word/2010/wordprocessingGroup" xmlns:wpi="http://schemas.microsoft.com/office/word/2010/wordprocessingInk" xmlns:wne="http://schemas.microsoft.com/office/word/2006/wordml" xmlns:wps="http://schemas.microsoft.com/office/word/2010/wordprocessingShape" mc:Ignorable="w14 w15 w16se w16cid w16 w16cex w16sdtdh wp14">
   <w:abstractNum w:abstractNumId="0" w15:restartNumberingAfterBreak="0">
+    <w:nsid w:val="06FA58D8"/>
+    <w:multiLevelType w:val="multilevel"/>
+    <w:tmpl w:val="259403DC"/>
+    <w:lvl w:ilvl="0">
+      <w:start w:val="1"/>
+      <w:numFmt w:val="bullet"/>
+      <w:lvlText w:val=""/>
+      <w:lvlJc w:val="left"/>
+      <w:pPr>
+        <w:tabs>
+          <w:tab w:val="num" w:pos="1080"/>
+        </w:tabs>
+        <w:ind w:left="1080" w:hanging="360"/>
+      </w:pPr>
+      <w:rPr>
+        <w:rFonts w:ascii="Symbol" w:hAnsi="Symbol" w:hint="default"/>
+        <w:sz w:val="20"/>
+      </w:rPr>
+    </w:lvl>
+    <w:lvl w:ilvl="1" w:tentative="1">
+      <w:start w:val="1"/>
+      <w:numFmt w:val="bullet"/>
+      <w:lvlText w:val="o"/>
+      <w:lvlJc w:val="left"/>
+      <w:pPr>
+        <w:tabs>
+          <w:tab w:val="num" w:pos="1800"/>
+        </w:tabs>
+        <w:ind w:left="1800" w:hanging="360"/>
+      </w:pPr>
+      <w:rPr>
+        <w:rFonts w:ascii="Courier New" w:hAnsi="Courier New" w:hint="default"/>
+        <w:sz w:val="20"/>
+      </w:rPr>
+    </w:lvl>
+    <w:lvl w:ilvl="2" w:tentative="1">
+      <w:start w:val="1"/>
+      <w:numFmt w:val="bullet"/>
+      <w:lvlText w:val=""/>
+      <w:lvlJc w:val="left"/>
+      <w:pPr>
+        <w:tabs>
+          <w:tab w:val="num" w:pos="2520"/>
+        </w:tabs>
+        <w:ind w:left="2520" w:hanging="360"/>
+      </w:pPr>
+      <w:rPr>
+        <w:rFonts w:ascii="Wingdings" w:hAnsi="Wingdings" w:hint="default"/>
+        <w:sz w:val="20"/>
+      </w:rPr>
+    </w:lvl>
+    <w:lvl w:ilvl="3" w:tentative="1">
+      <w:start w:val="1"/>
+      <w:numFmt w:val="bullet"/>
+      <w:lvlText w:val=""/>
+      <w:lvlJc w:val="left"/>
+      <w:pPr>
+        <w:tabs>
+          <w:tab w:val="num" w:pos="3240"/>
+        </w:tabs>
+        <w:ind w:left="3240" w:hanging="360"/>
+      </w:pPr>
+      <w:rPr>
+        <w:rFonts w:ascii="Wingdings" w:hAnsi="Wingdings" w:hint="default"/>
+        <w:sz w:val="20"/>
+      </w:rPr>
+    </w:lvl>
+    <w:lvl w:ilvl="4" w:tentative="1">
+      <w:start w:val="1"/>
+      <w:numFmt w:val="bullet"/>
+      <w:lvlText w:val=""/>
+      <w:lvlJc w:val="left"/>
+      <w:pPr>
+        <w:tabs>
+          <w:tab w:val="num" w:pos="3960"/>
+        </w:tabs>
+        <w:ind w:left="3960" w:hanging="360"/>
+      </w:pPr>
+      <w:rPr>
+        <w:rFonts w:ascii="Wingdings" w:hAnsi="Wingdings" w:hint="default"/>
+        <w:sz w:val="20"/>
+      </w:rPr>
+    </w:lvl>
+    <w:lvl w:ilvl="5" w:tentative="1">
+      <w:start w:val="1"/>
+      <w:numFmt w:val="bullet"/>
+      <w:lvlText w:val=""/>
+      <w:lvlJc w:val="left"/>
+      <w:pPr>
+        <w:tabs>
+          <w:tab w:val="num" w:pos="4680"/>
+        </w:tabs>
+        <w:ind w:left="4680" w:hanging="360"/>
+      </w:pPr>
+      <w:rPr>
+        <w:rFonts w:ascii="Wingdings" w:hAnsi="Wingdings" w:hint="default"/>
+        <w:sz w:val="20"/>
+      </w:rPr>
+    </w:lvl>
+    <w:lvl w:ilvl="6" w:tentative="1">
+      <w:start w:val="1"/>
+      <w:numFmt w:val="bullet"/>
+      <w:lvlText w:val=""/>
+      <w:lvlJc w:val="left"/>
+      <w:pPr>
+        <w:tabs>
+          <w:tab w:val="num" w:pos="5400"/>
+        </w:tabs>
+        <w:ind w:left="5400" w:hanging="360"/>
+      </w:pPr>
+      <w:rPr>
+        <w:rFonts w:ascii="Wingdings" w:hAnsi="Wingdings" w:hint="default"/>
+        <w:sz w:val="20"/>
+      </w:rPr>
+    </w:lvl>
+    <w:lvl w:ilvl="7" w:tentative="1">
+      <w:start w:val="1"/>
+      <w:numFmt w:val="bullet"/>
+      <w:lvlText w:val=""/>
+      <w:lvlJc w:val="left"/>
+      <w:pPr>
+        <w:tabs>
+          <w:tab w:val="num" w:pos="6120"/>
+        </w:tabs>
+        <w:ind w:left="6120" w:hanging="360"/>
+      </w:pPr>
+      <w:rPr>
+        <w:rFonts w:ascii="Wingdings" w:hAnsi="Wingdings" w:hint="default"/>
+        <w:sz w:val="20"/>
+      </w:rPr>
+    </w:lvl>
+    <w:lvl w:ilvl="8" w:tentative="1">
+      <w:start w:val="1"/>
+      <w:numFmt w:val="bullet"/>
+      <w:lvlText w:val=""/>
+      <w:lvlJc w:val="left"/>
+      <w:pPr>
+        <w:tabs>
+          <w:tab w:val="num" w:pos="6840"/>
+        </w:tabs>
+        <w:ind w:left="6840" w:hanging="360"/>
+      </w:pPr>
+      <w:rPr>
+        <w:rFonts w:ascii="Wingdings" w:hAnsi="Wingdings" w:hint="default"/>
+        <w:sz w:val="20"/>
+      </w:rPr>
+    </w:lvl>
+  </w:abstractNum>
+  <w:abstractNum w:abstractNumId="1" w15:restartNumberingAfterBreak="0">
+    <w:nsid w:val="0B3A68AC"/>
+    <w:multiLevelType w:val="hybridMultilevel"/>
+    <w:tmpl w:val="DCD0AC60"/>
+    <w:lvl w:ilvl="0" w:tplc="0809000F">
+      <w:start w:val="1"/>
+      <w:numFmt w:val="decimal"/>
+      <w:lvlText w:val="%1."/>
+      <w:lvlJc w:val="left"/>
+      <w:pPr>
+        <w:ind w:left="720" w:hanging="360"/>
+      </w:pPr>
+    </w:lvl>
+    <w:lvl w:ilvl="1" w:tplc="08090019" w:tentative="1">
+      <w:start w:val="1"/>
+      <w:numFmt w:val="lowerLetter"/>
+      <w:lvlText w:val="%2."/>
+      <w:lvlJc w:val="left"/>
+      <w:pPr>
+        <w:ind w:left="1440" w:hanging="360"/>
+      </w:pPr>
+    </w:lvl>
+    <w:lvl w:ilvl="2" w:tplc="0809001B" w:tentative="1">
+      <w:start w:val="1"/>
+      <w:numFmt w:val="lowerRoman"/>
+      <w:lvlText w:val="%3."/>
+      <w:lvlJc w:val="right"/>
+      <w:pPr>
+        <w:ind w:left="2160" w:hanging="180"/>
+      </w:pPr>
+    </w:lvl>
+    <w:lvl w:ilvl="3" w:tplc="0809000F" w:tentative="1">
+      <w:start w:val="1"/>
+      <w:numFmt w:val="decimal"/>
+      <w:lvlText w:val="%4."/>
+      <w:lvlJc w:val="left"/>
+      <w:pPr>
+        <w:ind w:left="2880" w:hanging="360"/>
+      </w:pPr>
+    </w:lvl>
+    <w:lvl w:ilvl="4" w:tplc="08090019" w:tentative="1">
+      <w:start w:val="1"/>
+      <w:numFmt w:val="lowerLetter"/>
+      <w:lvlText w:val="%5."/>
+      <w:lvlJc w:val="left"/>
+      <w:pPr>
+        <w:ind w:left="3600" w:hanging="360"/>
+      </w:pPr>
+    </w:lvl>
+    <w:lvl w:ilvl="5" w:tplc="0809001B" w:tentative="1">
+      <w:start w:val="1"/>
+      <w:numFmt w:val="lowerRoman"/>
+      <w:lvlText w:val="%6."/>
+      <w:lvlJc w:val="right"/>
+      <w:pPr>
+        <w:ind w:left="4320" w:hanging="180"/>
+      </w:pPr>
+    </w:lvl>
+    <w:lvl w:ilvl="6" w:tplc="0809000F" w:tentative="1">
+      <w:start w:val="1"/>
+      <w:numFmt w:val="decimal"/>
+      <w:lvlText w:val="%7."/>
+      <w:lvlJc w:val="left"/>
+      <w:pPr>
+        <w:ind w:left="5040" w:hanging="360"/>
+      </w:pPr>
+    </w:lvl>
+    <w:lvl w:ilvl="7" w:tplc="08090019" w:tentative="1">
+      <w:start w:val="1"/>
+      <w:numFmt w:val="lowerLetter"/>
+      <w:lvlText w:val="%8."/>
+      <w:lvlJc w:val="left"/>
+      <w:pPr>
+        <w:ind w:left="5760" w:hanging="360"/>
+      </w:pPr>
+    </w:lvl>
+    <w:lvl w:ilvl="8" w:tplc="0809001B" w:tentative="1">
+      <w:start w:val="1"/>
+      <w:numFmt w:val="lowerRoman"/>
+      <w:lvlText w:val="%9."/>
+      <w:lvlJc w:val="right"/>
+      <w:pPr>
+        <w:ind w:left="6480" w:hanging="180"/>
+      </w:pPr>
+    </w:lvl>
+  </w:abstractNum>
+  <w:abstractNum w:abstractNumId="2" w15:restartNumberingAfterBreak="0">
     <w:nsid w:val="0DDD0C85"/>
     <w:multiLevelType w:val="multilevel"/>
     <w:tmpl w:val="D48CB51A"/>
@@ -3267,9 +3245,9 @@
       <w:lvlJc w:val="left"/>
       <w:pPr>
         <w:tabs>
-          <w:tab w:val="num" w:pos="720"/>
-        </w:tabs>
-        <w:ind w:left="720" w:hanging="360"/>
+          <w:tab w:val="num" w:pos="1080"/>
+        </w:tabs>
+        <w:ind w:left="1080" w:hanging="360"/>
       </w:pPr>
       <w:rPr>
         <w:rFonts w:ascii="Symbol" w:hAnsi="Symbol" w:hint="default"/>
@@ -3283,9 +3261,9 @@
       <w:lvlJc w:val="left"/>
       <w:pPr>
         <w:tabs>
-          <w:tab w:val="num" w:pos="1440"/>
-        </w:tabs>
-        <w:ind w:left="1440" w:hanging="360"/>
+          <w:tab w:val="num" w:pos="1800"/>
+        </w:tabs>
+        <w:ind w:left="1800" w:hanging="360"/>
       </w:pPr>
       <w:rPr>
         <w:rFonts w:ascii="Courier New" w:hAnsi="Courier New" w:hint="default"/>
@@ -3299,9 +3277,9 @@
       <w:lvlJc w:val="left"/>
       <w:pPr>
         <w:tabs>
-          <w:tab w:val="num" w:pos="2160"/>
-        </w:tabs>
-        <w:ind w:left="2160" w:hanging="360"/>
+          <w:tab w:val="num" w:pos="2520"/>
+        </w:tabs>
+        <w:ind w:left="2520" w:hanging="360"/>
       </w:pPr>
       <w:rPr>
         <w:rFonts w:ascii="Wingdings" w:hAnsi="Wingdings" w:hint="default"/>
@@ -3315,9 +3293,9 @@
       <w:lvlJc w:val="left"/>
       <w:pPr>
         <w:tabs>
-          <w:tab w:val="num" w:pos="2880"/>
-        </w:tabs>
-        <w:ind w:left="2880" w:hanging="360"/>
+          <w:tab w:val="num" w:pos="3240"/>
+        </w:tabs>
+        <w:ind w:left="3240" w:hanging="360"/>
       </w:pPr>
       <w:rPr>
         <w:rFonts w:ascii="Wingdings" w:hAnsi="Wingdings" w:hint="default"/>
@@ -3331,9 +3309,9 @@
       <w:lvlJc w:val="left"/>
       <w:pPr>
         <w:tabs>
-          <w:tab w:val="num" w:pos="3600"/>
-        </w:tabs>
-        <w:ind w:left="3600" w:hanging="360"/>
+          <w:tab w:val="num" w:pos="3960"/>
+        </w:tabs>
+        <w:ind w:left="3960" w:hanging="360"/>
       </w:pPr>
       <w:rPr>
         <w:rFonts w:ascii="Wingdings" w:hAnsi="Wingdings" w:hint="default"/>
@@ -3347,9 +3325,9 @@
       <w:lvlJc w:val="left"/>
       <w:pPr>
         <w:tabs>
-          <w:tab w:val="num" w:pos="4320"/>
-        </w:tabs>
-        <w:ind w:left="4320" w:hanging="360"/>
+          <w:tab w:val="num" w:pos="4680"/>
+        </w:tabs>
+        <w:ind w:left="4680" w:hanging="360"/>
       </w:pPr>
       <w:rPr>
         <w:rFonts w:ascii="Wingdings" w:hAnsi="Wingdings" w:hint="default"/>
@@ -3363,9 +3341,9 @@
       <w:lvlJc w:val="left"/>
       <w:pPr>
         <w:tabs>
-          <w:tab w:val="num" w:pos="5040"/>
-        </w:tabs>
-        <w:ind w:left="5040" w:hanging="360"/>
+          <w:tab w:val="num" w:pos="5400"/>
+        </w:tabs>
+        <w:ind w:left="5400" w:hanging="360"/>
       </w:pPr>
       <w:rPr>
         <w:rFonts w:ascii="Wingdings" w:hAnsi="Wingdings" w:hint="default"/>
@@ -3379,9 +3357,9 @@
       <w:lvlJc w:val="left"/>
       <w:pPr>
         <w:tabs>
-          <w:tab w:val="num" w:pos="5760"/>
-        </w:tabs>
-        <w:ind w:left="5760" w:hanging="360"/>
+          <w:tab w:val="num" w:pos="6120"/>
+        </w:tabs>
+        <w:ind w:left="6120" w:hanging="360"/>
       </w:pPr>
       <w:rPr>
         <w:rFonts w:ascii="Wingdings" w:hAnsi="Wingdings" w:hint="default"/>
@@ -3395,9 +3373,9 @@
       <w:lvlJc w:val="left"/>
       <w:pPr>
         <w:tabs>
-          <w:tab w:val="num" w:pos="6480"/>
-        </w:tabs>
-        <w:ind w:left="6480" w:hanging="360"/>
+          <w:tab w:val="num" w:pos="6840"/>
+        </w:tabs>
+        <w:ind w:left="6840" w:hanging="360"/>
       </w:pPr>
       <w:rPr>
         <w:rFonts w:ascii="Wingdings" w:hAnsi="Wingdings" w:hint="default"/>
@@ -3405,7 +3383,7 @@
       </w:rPr>
     </w:lvl>
   </w:abstractNum>
-  <w:abstractNum w:abstractNumId="1" w15:restartNumberingAfterBreak="0">
+  <w:abstractNum w:abstractNumId="3" w15:restartNumberingAfterBreak="0">
     <w:nsid w:val="1F3E3F17"/>
     <w:multiLevelType w:val="multilevel"/>
     <w:tmpl w:val="25269750"/>
@@ -3416,9 +3394,9 @@
       <w:lvlJc w:val="left"/>
       <w:pPr>
         <w:tabs>
-          <w:tab w:val="num" w:pos="720"/>
-        </w:tabs>
-        <w:ind w:left="720" w:hanging="360"/>
+          <w:tab w:val="num" w:pos="1080"/>
+        </w:tabs>
+        <w:ind w:left="1080" w:hanging="360"/>
       </w:pPr>
       <w:rPr>
         <w:rFonts w:ascii="Symbol" w:hAnsi="Symbol" w:hint="default"/>
@@ -3432,9 +3410,9 @@
       <w:lvlJc w:val="left"/>
       <w:pPr>
         <w:tabs>
-          <w:tab w:val="num" w:pos="1440"/>
-        </w:tabs>
-        <w:ind w:left="1440" w:hanging="360"/>
+          <w:tab w:val="num" w:pos="1800"/>
+        </w:tabs>
+        <w:ind w:left="1800" w:hanging="360"/>
       </w:pPr>
       <w:rPr>
         <w:rFonts w:ascii="Courier New" w:hAnsi="Courier New" w:hint="default"/>
@@ -3448,9 +3426,9 @@
       <w:lvlJc w:val="left"/>
       <w:pPr>
         <w:tabs>
-          <w:tab w:val="num" w:pos="2160"/>
-        </w:tabs>
-        <w:ind w:left="2160" w:hanging="360"/>
+          <w:tab w:val="num" w:pos="2520"/>
+        </w:tabs>
+        <w:ind w:left="2520" w:hanging="360"/>
       </w:pPr>
       <w:rPr>
         <w:rFonts w:ascii="Wingdings" w:hAnsi="Wingdings" w:hint="default"/>
@@ -3464,9 +3442,9 @@
       <w:lvlJc w:val="left"/>
       <w:pPr>
         <w:tabs>
-          <w:tab w:val="num" w:pos="2880"/>
-        </w:tabs>
-        <w:ind w:left="2880" w:hanging="360"/>
+          <w:tab w:val="num" w:pos="3240"/>
+        </w:tabs>
+        <w:ind w:left="3240" w:hanging="360"/>
       </w:pPr>
       <w:rPr>
         <w:rFonts w:ascii="Wingdings" w:hAnsi="Wingdings" w:hint="default"/>
@@ -3480,9 +3458,9 @@
       <w:lvlJc w:val="left"/>
       <w:pPr>
         <w:tabs>
-          <w:tab w:val="num" w:pos="3600"/>
-        </w:tabs>
-        <w:ind w:left="3600" w:hanging="360"/>
+          <w:tab w:val="num" w:pos="3960"/>
+        </w:tabs>
+        <w:ind w:left="3960" w:hanging="360"/>
       </w:pPr>
       <w:rPr>
         <w:rFonts w:ascii="Wingdings" w:hAnsi="Wingdings" w:hint="default"/>
@@ -3496,9 +3474,9 @@
       <w:lvlJc w:val="left"/>
       <w:pPr>
         <w:tabs>
-          <w:tab w:val="num" w:pos="4320"/>
-        </w:tabs>
-        <w:ind w:left="4320" w:hanging="360"/>
+          <w:tab w:val="num" w:pos="4680"/>
+        </w:tabs>
+        <w:ind w:left="4680" w:hanging="360"/>
       </w:pPr>
       <w:rPr>
         <w:rFonts w:ascii="Wingdings" w:hAnsi="Wingdings" w:hint="default"/>
@@ -3512,9 +3490,9 @@
       <w:lvlJc w:val="left"/>
       <w:pPr>
         <w:tabs>
-          <w:tab w:val="num" w:pos="5040"/>
-        </w:tabs>
-        <w:ind w:left="5040" w:hanging="360"/>
+          <w:tab w:val="num" w:pos="5400"/>
+        </w:tabs>
+        <w:ind w:left="5400" w:hanging="360"/>
       </w:pPr>
       <w:rPr>
         <w:rFonts w:ascii="Wingdings" w:hAnsi="Wingdings" w:hint="default"/>
@@ -3528,9 +3506,9 @@
       <w:lvlJc w:val="left"/>
       <w:pPr>
         <w:tabs>
-          <w:tab w:val="num" w:pos="5760"/>
-        </w:tabs>
-        <w:ind w:left="5760" w:hanging="360"/>
+          <w:tab w:val="num" w:pos="6120"/>
+        </w:tabs>
+        <w:ind w:left="6120" w:hanging="360"/>
       </w:pPr>
       <w:rPr>
         <w:rFonts w:ascii="Wingdings" w:hAnsi="Wingdings" w:hint="default"/>
@@ -3544,9 +3522,9 @@
       <w:lvlJc w:val="left"/>
       <w:pPr>
         <w:tabs>
-          <w:tab w:val="num" w:pos="6480"/>
-        </w:tabs>
-        <w:ind w:left="6480" w:hanging="360"/>
+          <w:tab w:val="num" w:pos="6840"/>
+        </w:tabs>
+        <w:ind w:left="6840" w:hanging="360"/>
       </w:pPr>
       <w:rPr>
         <w:rFonts w:ascii="Wingdings" w:hAnsi="Wingdings" w:hint="default"/>
@@ -3554,7 +3532,7 @@
       </w:rPr>
     </w:lvl>
   </w:abstractNum>
-  <w:abstractNum w:abstractNumId="2" w15:restartNumberingAfterBreak="0">
+  <w:abstractNum w:abstractNumId="4" w15:restartNumberingAfterBreak="0">
     <w:nsid w:val="2593214A"/>
     <w:multiLevelType w:val="multilevel"/>
     <w:tmpl w:val="827E99DE"/>
@@ -3565,25 +3543,25 @@
       <w:lvlJc w:val="left"/>
       <w:pPr>
         <w:tabs>
-          <w:tab w:val="num" w:pos="720"/>
-        </w:tabs>
-        <w:ind w:left="720" w:hanging="360"/>
+          <w:tab w:val="num" w:pos="1080"/>
+        </w:tabs>
+        <w:ind w:left="1080" w:hanging="360"/>
       </w:pPr>
       <w:rPr>
         <w:rFonts w:ascii="Symbol" w:hAnsi="Symbol" w:hint="default"/>
         <w:sz w:val="20"/>
       </w:rPr>
     </w:lvl>
-    <w:lvl w:ilvl="1" w:tentative="1">
+    <w:lvl w:ilvl="1">
       <w:start w:val="1"/>
       <w:numFmt w:val="bullet"/>
       <w:lvlText w:val="o"/>
       <w:lvlJc w:val="left"/>
       <w:pPr>
         <w:tabs>
-          <w:tab w:val="num" w:pos="1440"/>
-        </w:tabs>
-        <w:ind w:left="1440" w:hanging="360"/>
+          <w:tab w:val="num" w:pos="1800"/>
+        </w:tabs>
+        <w:ind w:left="1800" w:hanging="360"/>
       </w:pPr>
       <w:rPr>
         <w:rFonts w:ascii="Courier New" w:hAnsi="Courier New" w:hint="default"/>
@@ -3597,9 +3575,9 @@
       <w:lvlJc w:val="left"/>
       <w:pPr>
         <w:tabs>
-          <w:tab w:val="num" w:pos="2160"/>
-        </w:tabs>
-        <w:ind w:left="2160" w:hanging="360"/>
+          <w:tab w:val="num" w:pos="2520"/>
+        </w:tabs>
+        <w:ind w:left="2520" w:hanging="360"/>
       </w:pPr>
       <w:rPr>
         <w:rFonts w:ascii="Wingdings" w:hAnsi="Wingdings" w:hint="default"/>
@@ -3613,9 +3591,9 @@
       <w:lvlJc w:val="left"/>
       <w:pPr>
         <w:tabs>
-          <w:tab w:val="num" w:pos="2880"/>
-        </w:tabs>
-        <w:ind w:left="2880" w:hanging="360"/>
+          <w:tab w:val="num" w:pos="3240"/>
+        </w:tabs>
+        <w:ind w:left="3240" w:hanging="360"/>
       </w:pPr>
       <w:rPr>
         <w:rFonts w:ascii="Wingdings" w:hAnsi="Wingdings" w:hint="default"/>
@@ -3629,9 +3607,9 @@
       <w:lvlJc w:val="left"/>
       <w:pPr>
         <w:tabs>
-          <w:tab w:val="num" w:pos="3600"/>
-        </w:tabs>
-        <w:ind w:left="3600" w:hanging="360"/>
+          <w:tab w:val="num" w:pos="3960"/>
+        </w:tabs>
+        <w:ind w:left="3960" w:hanging="360"/>
       </w:pPr>
       <w:rPr>
         <w:rFonts w:ascii="Wingdings" w:hAnsi="Wingdings" w:hint="default"/>
@@ -3645,9 +3623,9 @@
       <w:lvlJc w:val="left"/>
       <w:pPr>
         <w:tabs>
-          <w:tab w:val="num" w:pos="4320"/>
-        </w:tabs>
-        <w:ind w:left="4320" w:hanging="360"/>
+          <w:tab w:val="num" w:pos="4680"/>
+        </w:tabs>
+        <w:ind w:left="4680" w:hanging="360"/>
       </w:pPr>
       <w:rPr>
         <w:rFonts w:ascii="Wingdings" w:hAnsi="Wingdings" w:hint="default"/>
@@ -3661,9 +3639,9 @@
       <w:lvlJc w:val="left"/>
       <w:pPr>
         <w:tabs>
-          <w:tab w:val="num" w:pos="5040"/>
-        </w:tabs>
-        <w:ind w:left="5040" w:hanging="360"/>
+          <w:tab w:val="num" w:pos="5400"/>
+        </w:tabs>
+        <w:ind w:left="5400" w:hanging="360"/>
       </w:pPr>
       <w:rPr>
         <w:rFonts w:ascii="Wingdings" w:hAnsi="Wingdings" w:hint="default"/>
@@ -3677,9 +3655,9 @@
       <w:lvlJc w:val="left"/>
       <w:pPr>
         <w:tabs>
-          <w:tab w:val="num" w:pos="5760"/>
-        </w:tabs>
-        <w:ind w:left="5760" w:hanging="360"/>
+          <w:tab w:val="num" w:pos="6120"/>
+        </w:tabs>
+        <w:ind w:left="6120" w:hanging="360"/>
       </w:pPr>
       <w:rPr>
         <w:rFonts w:ascii="Wingdings" w:hAnsi="Wingdings" w:hint="default"/>
@@ -3693,9 +3671,9 @@
       <w:lvlJc w:val="left"/>
       <w:pPr>
         <w:tabs>
-          <w:tab w:val="num" w:pos="6480"/>
-        </w:tabs>
-        <w:ind w:left="6480" w:hanging="360"/>
+          <w:tab w:val="num" w:pos="6840"/>
+        </w:tabs>
+        <w:ind w:left="6840" w:hanging="360"/>
       </w:pPr>
       <w:rPr>
         <w:rFonts w:ascii="Wingdings" w:hAnsi="Wingdings" w:hint="default"/>
@@ -3703,7 +3681,7 @@
       </w:rPr>
     </w:lvl>
   </w:abstractNum>
-  <w:abstractNum w:abstractNumId="3" w15:restartNumberingAfterBreak="0">
+  <w:abstractNum w:abstractNumId="5" w15:restartNumberingAfterBreak="0">
     <w:nsid w:val="2CCD5ED8"/>
     <w:multiLevelType w:val="multilevel"/>
     <w:tmpl w:val="ABB49694"/>
@@ -3714,9 +3692,9 @@
       <w:lvlJc w:val="left"/>
       <w:pPr>
         <w:tabs>
-          <w:tab w:val="num" w:pos="720"/>
-        </w:tabs>
-        <w:ind w:left="720" w:hanging="360"/>
+          <w:tab w:val="num" w:pos="1080"/>
+        </w:tabs>
+        <w:ind w:left="1080" w:hanging="360"/>
       </w:pPr>
       <w:rPr>
         <w:rFonts w:ascii="Symbol" w:hAnsi="Symbol" w:hint="default"/>
@@ -3730,9 +3708,9 @@
       <w:lvlJc w:val="left"/>
       <w:pPr>
         <w:tabs>
-          <w:tab w:val="num" w:pos="1440"/>
-        </w:tabs>
-        <w:ind w:left="1440" w:hanging="360"/>
+          <w:tab w:val="num" w:pos="1800"/>
+        </w:tabs>
+        <w:ind w:left="1800" w:hanging="360"/>
       </w:pPr>
       <w:rPr>
         <w:rFonts w:ascii="Courier New" w:hAnsi="Courier New" w:hint="default"/>
@@ -3746,9 +3724,9 @@
       <w:lvlJc w:val="left"/>
       <w:pPr>
         <w:tabs>
-          <w:tab w:val="num" w:pos="2160"/>
-        </w:tabs>
-        <w:ind w:left="2160" w:hanging="360"/>
+          <w:tab w:val="num" w:pos="2520"/>
+        </w:tabs>
+        <w:ind w:left="2520" w:hanging="360"/>
       </w:pPr>
       <w:rPr>
         <w:rFonts w:ascii="Wingdings" w:hAnsi="Wingdings" w:hint="default"/>
@@ -3762,9 +3740,9 @@
       <w:lvlJc w:val="left"/>
       <w:pPr>
         <w:tabs>
-          <w:tab w:val="num" w:pos="2880"/>
-        </w:tabs>
-        <w:ind w:left="2880" w:hanging="360"/>
+          <w:tab w:val="num" w:pos="3240"/>
+        </w:tabs>
+        <w:ind w:left="3240" w:hanging="360"/>
       </w:pPr>
       <w:rPr>
         <w:rFonts w:ascii="Wingdings" w:hAnsi="Wingdings" w:hint="default"/>
@@ -3778,9 +3756,9 @@
       <w:lvlJc w:val="left"/>
       <w:pPr>
         <w:tabs>
-          <w:tab w:val="num" w:pos="3600"/>
-        </w:tabs>
-        <w:ind w:left="3600" w:hanging="360"/>
+          <w:tab w:val="num" w:pos="3960"/>
+        </w:tabs>
+        <w:ind w:left="3960" w:hanging="360"/>
       </w:pPr>
       <w:rPr>
         <w:rFonts w:ascii="Wingdings" w:hAnsi="Wingdings" w:hint="default"/>
@@ -3794,9 +3772,9 @@
       <w:lvlJc w:val="left"/>
       <w:pPr>
         <w:tabs>
-          <w:tab w:val="num" w:pos="4320"/>
-        </w:tabs>
-        <w:ind w:left="4320" w:hanging="360"/>
+          <w:tab w:val="num" w:pos="4680"/>
+        </w:tabs>
+        <w:ind w:left="4680" w:hanging="360"/>
       </w:pPr>
       <w:rPr>
         <w:rFonts w:ascii="Wingdings" w:hAnsi="Wingdings" w:hint="default"/>
@@ -3810,9 +3788,9 @@
       <w:lvlJc w:val="left"/>
       <w:pPr>
         <w:tabs>
-          <w:tab w:val="num" w:pos="5040"/>
-        </w:tabs>
-        <w:ind w:left="5040" w:hanging="360"/>
+          <w:tab w:val="num" w:pos="5400"/>
+        </w:tabs>
+        <w:ind w:left="5400" w:hanging="360"/>
       </w:pPr>
       <w:rPr>
         <w:rFonts w:ascii="Wingdings" w:hAnsi="Wingdings" w:hint="default"/>
@@ -3826,9 +3804,9 @@
       <w:lvlJc w:val="left"/>
       <w:pPr>
         <w:tabs>
-          <w:tab w:val="num" w:pos="5760"/>
-        </w:tabs>
-        <w:ind w:left="5760" w:hanging="360"/>
+          <w:tab w:val="num" w:pos="6120"/>
+        </w:tabs>
+        <w:ind w:left="6120" w:hanging="360"/>
       </w:pPr>
       <w:rPr>
         <w:rFonts w:ascii="Wingdings" w:hAnsi="Wingdings" w:hint="default"/>
@@ -3842,9 +3820,9 @@
       <w:lvlJc w:val="left"/>
       <w:pPr>
         <w:tabs>
-          <w:tab w:val="num" w:pos="6480"/>
-        </w:tabs>
-        <w:ind w:left="6480" w:hanging="360"/>
+          <w:tab w:val="num" w:pos="6840"/>
+        </w:tabs>
+        <w:ind w:left="6840" w:hanging="360"/>
       </w:pPr>
       <w:rPr>
         <w:rFonts w:ascii="Wingdings" w:hAnsi="Wingdings" w:hint="default"/>
@@ -3852,7 +3830,7 @@
       </w:rPr>
     </w:lvl>
   </w:abstractNum>
-  <w:abstractNum w:abstractNumId="4" w15:restartNumberingAfterBreak="0">
+  <w:abstractNum w:abstractNumId="6" w15:restartNumberingAfterBreak="0">
     <w:nsid w:val="312B79F3"/>
     <w:multiLevelType w:val="multilevel"/>
     <w:tmpl w:val="6F7E9450"/>
@@ -4001,7 +3979,7 @@
       </w:rPr>
     </w:lvl>
   </w:abstractNum>
-  <w:abstractNum w:abstractNumId="5" w15:restartNumberingAfterBreak="0">
+  <w:abstractNum w:abstractNumId="7" w15:restartNumberingAfterBreak="0">
     <w:nsid w:val="38DE53F5"/>
     <w:multiLevelType w:val="multilevel"/>
     <w:tmpl w:val="5E24E446"/>
@@ -4012,145 +3990,383 @@
       <w:lvlJc w:val="left"/>
       <w:pPr>
         <w:tabs>
-          <w:tab w:val="num" w:pos="720"/>
-        </w:tabs>
+          <w:tab w:val="num" w:pos="1080"/>
+        </w:tabs>
+        <w:ind w:left="1080" w:hanging="360"/>
+      </w:pPr>
+      <w:rPr>
+        <w:rFonts w:ascii="Symbol" w:hAnsi="Symbol" w:hint="default"/>
+        <w:sz w:val="20"/>
+      </w:rPr>
+    </w:lvl>
+    <w:lvl w:ilvl="1" w:tentative="1">
+      <w:start w:val="1"/>
+      <w:numFmt w:val="bullet"/>
+      <w:lvlText w:val="o"/>
+      <w:lvlJc w:val="left"/>
+      <w:pPr>
+        <w:tabs>
+          <w:tab w:val="num" w:pos="1800"/>
+        </w:tabs>
+        <w:ind w:left="1800" w:hanging="360"/>
+      </w:pPr>
+      <w:rPr>
+        <w:rFonts w:ascii="Courier New" w:hAnsi="Courier New" w:hint="default"/>
+        <w:sz w:val="20"/>
+      </w:rPr>
+    </w:lvl>
+    <w:lvl w:ilvl="2" w:tentative="1">
+      <w:start w:val="1"/>
+      <w:numFmt w:val="bullet"/>
+      <w:lvlText w:val=""/>
+      <w:lvlJc w:val="left"/>
+      <w:pPr>
+        <w:tabs>
+          <w:tab w:val="num" w:pos="2520"/>
+        </w:tabs>
+        <w:ind w:left="2520" w:hanging="360"/>
+      </w:pPr>
+      <w:rPr>
+        <w:rFonts w:ascii="Wingdings" w:hAnsi="Wingdings" w:hint="default"/>
+        <w:sz w:val="20"/>
+      </w:rPr>
+    </w:lvl>
+    <w:lvl w:ilvl="3" w:tentative="1">
+      <w:start w:val="1"/>
+      <w:numFmt w:val="bullet"/>
+      <w:lvlText w:val=""/>
+      <w:lvlJc w:val="left"/>
+      <w:pPr>
+        <w:tabs>
+          <w:tab w:val="num" w:pos="3240"/>
+        </w:tabs>
+        <w:ind w:left="3240" w:hanging="360"/>
+      </w:pPr>
+      <w:rPr>
+        <w:rFonts w:ascii="Wingdings" w:hAnsi="Wingdings" w:hint="default"/>
+        <w:sz w:val="20"/>
+      </w:rPr>
+    </w:lvl>
+    <w:lvl w:ilvl="4" w:tentative="1">
+      <w:start w:val="1"/>
+      <w:numFmt w:val="bullet"/>
+      <w:lvlText w:val=""/>
+      <w:lvlJc w:val="left"/>
+      <w:pPr>
+        <w:tabs>
+          <w:tab w:val="num" w:pos="3960"/>
+        </w:tabs>
+        <w:ind w:left="3960" w:hanging="360"/>
+      </w:pPr>
+      <w:rPr>
+        <w:rFonts w:ascii="Wingdings" w:hAnsi="Wingdings" w:hint="default"/>
+        <w:sz w:val="20"/>
+      </w:rPr>
+    </w:lvl>
+    <w:lvl w:ilvl="5" w:tentative="1">
+      <w:start w:val="1"/>
+      <w:numFmt w:val="bullet"/>
+      <w:lvlText w:val=""/>
+      <w:lvlJc w:val="left"/>
+      <w:pPr>
+        <w:tabs>
+          <w:tab w:val="num" w:pos="4680"/>
+        </w:tabs>
+        <w:ind w:left="4680" w:hanging="360"/>
+      </w:pPr>
+      <w:rPr>
+        <w:rFonts w:ascii="Wingdings" w:hAnsi="Wingdings" w:hint="default"/>
+        <w:sz w:val="20"/>
+      </w:rPr>
+    </w:lvl>
+    <w:lvl w:ilvl="6" w:tentative="1">
+      <w:start w:val="1"/>
+      <w:numFmt w:val="bullet"/>
+      <w:lvlText w:val=""/>
+      <w:lvlJc w:val="left"/>
+      <w:pPr>
+        <w:tabs>
+          <w:tab w:val="num" w:pos="5400"/>
+        </w:tabs>
+        <w:ind w:left="5400" w:hanging="360"/>
+      </w:pPr>
+      <w:rPr>
+        <w:rFonts w:ascii="Wingdings" w:hAnsi="Wingdings" w:hint="default"/>
+        <w:sz w:val="20"/>
+      </w:rPr>
+    </w:lvl>
+    <w:lvl w:ilvl="7" w:tentative="1">
+      <w:start w:val="1"/>
+      <w:numFmt w:val="bullet"/>
+      <w:lvlText w:val=""/>
+      <w:lvlJc w:val="left"/>
+      <w:pPr>
+        <w:tabs>
+          <w:tab w:val="num" w:pos="6120"/>
+        </w:tabs>
+        <w:ind w:left="6120" w:hanging="360"/>
+      </w:pPr>
+      <w:rPr>
+        <w:rFonts w:ascii="Wingdings" w:hAnsi="Wingdings" w:hint="default"/>
+        <w:sz w:val="20"/>
+      </w:rPr>
+    </w:lvl>
+    <w:lvl w:ilvl="8" w:tentative="1">
+      <w:start w:val="1"/>
+      <w:numFmt w:val="bullet"/>
+      <w:lvlText w:val=""/>
+      <w:lvlJc w:val="left"/>
+      <w:pPr>
+        <w:tabs>
+          <w:tab w:val="num" w:pos="6840"/>
+        </w:tabs>
+        <w:ind w:left="6840" w:hanging="360"/>
+      </w:pPr>
+      <w:rPr>
+        <w:rFonts w:ascii="Wingdings" w:hAnsi="Wingdings" w:hint="default"/>
+        <w:sz w:val="20"/>
+      </w:rPr>
+    </w:lvl>
+  </w:abstractNum>
+  <w:abstractNum w:abstractNumId="8" w15:restartNumberingAfterBreak="0">
+    <w:nsid w:val="3A70091B"/>
+    <w:multiLevelType w:val="multilevel"/>
+    <w:tmpl w:val="827E99DE"/>
+    <w:lvl w:ilvl="0">
+      <w:start w:val="1"/>
+      <w:numFmt w:val="bullet"/>
+      <w:lvlText w:val=""/>
+      <w:lvlJc w:val="left"/>
+      <w:pPr>
+        <w:tabs>
+          <w:tab w:val="num" w:pos="1080"/>
+        </w:tabs>
+        <w:ind w:left="1080" w:hanging="360"/>
+      </w:pPr>
+      <w:rPr>
+        <w:rFonts w:ascii="Symbol" w:hAnsi="Symbol" w:hint="default"/>
+        <w:sz w:val="20"/>
+      </w:rPr>
+    </w:lvl>
+    <w:lvl w:ilvl="1">
+      <w:start w:val="1"/>
+      <w:numFmt w:val="bullet"/>
+      <w:lvlText w:val="o"/>
+      <w:lvlJc w:val="left"/>
+      <w:pPr>
+        <w:tabs>
+          <w:tab w:val="num" w:pos="1800"/>
+        </w:tabs>
+        <w:ind w:left="1800" w:hanging="360"/>
+      </w:pPr>
+      <w:rPr>
+        <w:rFonts w:ascii="Courier New" w:hAnsi="Courier New" w:hint="default"/>
+        <w:sz w:val="20"/>
+      </w:rPr>
+    </w:lvl>
+    <w:lvl w:ilvl="2" w:tentative="1">
+      <w:start w:val="1"/>
+      <w:numFmt w:val="bullet"/>
+      <w:lvlText w:val=""/>
+      <w:lvlJc w:val="left"/>
+      <w:pPr>
+        <w:tabs>
+          <w:tab w:val="num" w:pos="2520"/>
+        </w:tabs>
+        <w:ind w:left="2520" w:hanging="360"/>
+      </w:pPr>
+      <w:rPr>
+        <w:rFonts w:ascii="Wingdings" w:hAnsi="Wingdings" w:hint="default"/>
+        <w:sz w:val="20"/>
+      </w:rPr>
+    </w:lvl>
+    <w:lvl w:ilvl="3" w:tentative="1">
+      <w:start w:val="1"/>
+      <w:numFmt w:val="bullet"/>
+      <w:lvlText w:val=""/>
+      <w:lvlJc w:val="left"/>
+      <w:pPr>
+        <w:tabs>
+          <w:tab w:val="num" w:pos="3240"/>
+        </w:tabs>
+        <w:ind w:left="3240" w:hanging="360"/>
+      </w:pPr>
+      <w:rPr>
+        <w:rFonts w:ascii="Wingdings" w:hAnsi="Wingdings" w:hint="default"/>
+        <w:sz w:val="20"/>
+      </w:rPr>
+    </w:lvl>
+    <w:lvl w:ilvl="4" w:tentative="1">
+      <w:start w:val="1"/>
+      <w:numFmt w:val="bullet"/>
+      <w:lvlText w:val=""/>
+      <w:lvlJc w:val="left"/>
+      <w:pPr>
+        <w:tabs>
+          <w:tab w:val="num" w:pos="3960"/>
+        </w:tabs>
+        <w:ind w:left="3960" w:hanging="360"/>
+      </w:pPr>
+      <w:rPr>
+        <w:rFonts w:ascii="Wingdings" w:hAnsi="Wingdings" w:hint="default"/>
+        <w:sz w:val="20"/>
+      </w:rPr>
+    </w:lvl>
+    <w:lvl w:ilvl="5" w:tentative="1">
+      <w:start w:val="1"/>
+      <w:numFmt w:val="bullet"/>
+      <w:lvlText w:val=""/>
+      <w:lvlJc w:val="left"/>
+      <w:pPr>
+        <w:tabs>
+          <w:tab w:val="num" w:pos="4680"/>
+        </w:tabs>
+        <w:ind w:left="4680" w:hanging="360"/>
+      </w:pPr>
+      <w:rPr>
+        <w:rFonts w:ascii="Wingdings" w:hAnsi="Wingdings" w:hint="default"/>
+        <w:sz w:val="20"/>
+      </w:rPr>
+    </w:lvl>
+    <w:lvl w:ilvl="6" w:tentative="1">
+      <w:start w:val="1"/>
+      <w:numFmt w:val="bullet"/>
+      <w:lvlText w:val=""/>
+      <w:lvlJc w:val="left"/>
+      <w:pPr>
+        <w:tabs>
+          <w:tab w:val="num" w:pos="5400"/>
+        </w:tabs>
+        <w:ind w:left="5400" w:hanging="360"/>
+      </w:pPr>
+      <w:rPr>
+        <w:rFonts w:ascii="Wingdings" w:hAnsi="Wingdings" w:hint="default"/>
+        <w:sz w:val="20"/>
+      </w:rPr>
+    </w:lvl>
+    <w:lvl w:ilvl="7" w:tentative="1">
+      <w:start w:val="1"/>
+      <w:numFmt w:val="bullet"/>
+      <w:lvlText w:val=""/>
+      <w:lvlJc w:val="left"/>
+      <w:pPr>
+        <w:tabs>
+          <w:tab w:val="num" w:pos="6120"/>
+        </w:tabs>
+        <w:ind w:left="6120" w:hanging="360"/>
+      </w:pPr>
+      <w:rPr>
+        <w:rFonts w:ascii="Wingdings" w:hAnsi="Wingdings" w:hint="default"/>
+        <w:sz w:val="20"/>
+      </w:rPr>
+    </w:lvl>
+    <w:lvl w:ilvl="8" w:tentative="1">
+      <w:start w:val="1"/>
+      <w:numFmt w:val="bullet"/>
+      <w:lvlText w:val=""/>
+      <w:lvlJc w:val="left"/>
+      <w:pPr>
+        <w:tabs>
+          <w:tab w:val="num" w:pos="6840"/>
+        </w:tabs>
+        <w:ind w:left="6840" w:hanging="360"/>
+      </w:pPr>
+      <w:rPr>
+        <w:rFonts w:ascii="Wingdings" w:hAnsi="Wingdings" w:hint="default"/>
+        <w:sz w:val="20"/>
+      </w:rPr>
+    </w:lvl>
+  </w:abstractNum>
+  <w:abstractNum w:abstractNumId="9" w15:restartNumberingAfterBreak="0">
+    <w:nsid w:val="3CDC14C3"/>
+    <w:multiLevelType w:val="hybridMultilevel"/>
+    <w:tmpl w:val="E578AAA2"/>
+    <w:lvl w:ilvl="0" w:tplc="0809000F">
+      <w:start w:val="1"/>
+      <w:numFmt w:val="decimal"/>
+      <w:lvlText w:val="%1."/>
+      <w:lvlJc w:val="left"/>
+      <w:pPr>
         <w:ind w:left="720" w:hanging="360"/>
       </w:pPr>
       <w:rPr>
-        <w:rFonts w:ascii="Symbol" w:hAnsi="Symbol" w:hint="default"/>
-        <w:sz w:val="20"/>
-      </w:rPr>
-    </w:lvl>
-    <w:lvl w:ilvl="1" w:tentative="1">
-      <w:start w:val="1"/>
-      <w:numFmt w:val="bullet"/>
-      <w:lvlText w:val="o"/>
-      <w:lvlJc w:val="left"/>
-      <w:pPr>
-        <w:tabs>
-          <w:tab w:val="num" w:pos="1440"/>
-        </w:tabs>
+        <w:rFonts w:hint="default"/>
+      </w:rPr>
+    </w:lvl>
+    <w:lvl w:ilvl="1" w:tplc="08090019" w:tentative="1">
+      <w:start w:val="1"/>
+      <w:numFmt w:val="lowerLetter"/>
+      <w:lvlText w:val="%2."/>
+      <w:lvlJc w:val="left"/>
+      <w:pPr>
         <w:ind w:left="1440" w:hanging="360"/>
       </w:pPr>
-      <w:rPr>
-        <w:rFonts w:ascii="Courier New" w:hAnsi="Courier New" w:hint="default"/>
-        <w:sz w:val="20"/>
-      </w:rPr>
-    </w:lvl>
-    <w:lvl w:ilvl="2" w:tentative="1">
-      <w:start w:val="1"/>
-      <w:numFmt w:val="bullet"/>
-      <w:lvlText w:val=""/>
-      <w:lvlJc w:val="left"/>
-      <w:pPr>
-        <w:tabs>
-          <w:tab w:val="num" w:pos="2160"/>
-        </w:tabs>
-        <w:ind w:left="2160" w:hanging="360"/>
-      </w:pPr>
-      <w:rPr>
-        <w:rFonts w:ascii="Wingdings" w:hAnsi="Wingdings" w:hint="default"/>
-        <w:sz w:val="20"/>
-      </w:rPr>
-    </w:lvl>
-    <w:lvl w:ilvl="3" w:tentative="1">
-      <w:start w:val="1"/>
-      <w:numFmt w:val="bullet"/>
-      <w:lvlText w:val=""/>
-      <w:lvlJc w:val="left"/>
-      <w:pPr>
-        <w:tabs>
-          <w:tab w:val="num" w:pos="2880"/>
-        </w:tabs>
+    </w:lvl>
+    <w:lvl w:ilvl="2" w:tplc="0809001B" w:tentative="1">
+      <w:start w:val="1"/>
+      <w:numFmt w:val="lowerRoman"/>
+      <w:lvlText w:val="%3."/>
+      <w:lvlJc w:val="right"/>
+      <w:pPr>
+        <w:ind w:left="2160" w:hanging="180"/>
+      </w:pPr>
+    </w:lvl>
+    <w:lvl w:ilvl="3" w:tplc="0809000F" w:tentative="1">
+      <w:start w:val="1"/>
+      <w:numFmt w:val="decimal"/>
+      <w:lvlText w:val="%4."/>
+      <w:lvlJc w:val="left"/>
+      <w:pPr>
         <w:ind w:left="2880" w:hanging="360"/>
       </w:pPr>
-      <w:rPr>
-        <w:rFonts w:ascii="Wingdings" w:hAnsi="Wingdings" w:hint="default"/>
-        <w:sz w:val="20"/>
-      </w:rPr>
-    </w:lvl>
-    <w:lvl w:ilvl="4" w:tentative="1">
-      <w:start w:val="1"/>
-      <w:numFmt w:val="bullet"/>
-      <w:lvlText w:val=""/>
-      <w:lvlJc w:val="left"/>
-      <w:pPr>
-        <w:tabs>
-          <w:tab w:val="num" w:pos="3600"/>
-        </w:tabs>
+    </w:lvl>
+    <w:lvl w:ilvl="4" w:tplc="08090019" w:tentative="1">
+      <w:start w:val="1"/>
+      <w:numFmt w:val="lowerLetter"/>
+      <w:lvlText w:val="%5."/>
+      <w:lvlJc w:val="left"/>
+      <w:pPr>
         <w:ind w:left="3600" w:hanging="360"/>
       </w:pPr>
-      <w:rPr>
-        <w:rFonts w:ascii="Wingdings" w:hAnsi="Wingdings" w:hint="default"/>
-        <w:sz w:val="20"/>
-      </w:rPr>
-    </w:lvl>
-    <w:lvl w:ilvl="5" w:tentative="1">
-      <w:start w:val="1"/>
-      <w:numFmt w:val="bullet"/>
-      <w:lvlText w:val=""/>
-      <w:lvlJc w:val="left"/>
-      <w:pPr>
-        <w:tabs>
-          <w:tab w:val="num" w:pos="4320"/>
-        </w:tabs>
-        <w:ind w:left="4320" w:hanging="360"/>
-      </w:pPr>
-      <w:rPr>
-        <w:rFonts w:ascii="Wingdings" w:hAnsi="Wingdings" w:hint="default"/>
-        <w:sz w:val="20"/>
-      </w:rPr>
-    </w:lvl>
-    <w:lvl w:ilvl="6" w:tentative="1">
-      <w:start w:val="1"/>
-      <w:numFmt w:val="bullet"/>
-      <w:lvlText w:val=""/>
-      <w:lvlJc w:val="left"/>
-      <w:pPr>
-        <w:tabs>
-          <w:tab w:val="num" w:pos="5040"/>
-        </w:tabs>
+    </w:lvl>
+    <w:lvl w:ilvl="5" w:tplc="0809001B" w:tentative="1">
+      <w:start w:val="1"/>
+      <w:numFmt w:val="lowerRoman"/>
+      <w:lvlText w:val="%6."/>
+      <w:lvlJc w:val="right"/>
+      <w:pPr>
+        <w:ind w:left="4320" w:hanging="180"/>
+      </w:pPr>
+    </w:lvl>
+    <w:lvl w:ilvl="6" w:tplc="0809000F" w:tentative="1">
+      <w:start w:val="1"/>
+      <w:numFmt w:val="decimal"/>
+      <w:lvlText w:val="%7."/>
+      <w:lvlJc w:val="left"/>
+      <w:pPr>
         <w:ind w:left="5040" w:hanging="360"/>
       </w:pPr>
-      <w:rPr>
-        <w:rFonts w:ascii="Wingdings" w:hAnsi="Wingdings" w:hint="default"/>
-        <w:sz w:val="20"/>
-      </w:rPr>
-    </w:lvl>
-    <w:lvl w:ilvl="7" w:tentative="1">
-      <w:start w:val="1"/>
-      <w:numFmt w:val="bullet"/>
-      <w:lvlText w:val=""/>
-      <w:lvlJc w:val="left"/>
-      <w:pPr>
-        <w:tabs>
-          <w:tab w:val="num" w:pos="5760"/>
-        </w:tabs>
+    </w:lvl>
+    <w:lvl w:ilvl="7" w:tplc="08090019" w:tentative="1">
+      <w:start w:val="1"/>
+      <w:numFmt w:val="lowerLetter"/>
+      <w:lvlText w:val="%8."/>
+      <w:lvlJc w:val="left"/>
+      <w:pPr>
         <w:ind w:left="5760" w:hanging="360"/>
       </w:pPr>
-      <w:rPr>
-        <w:rFonts w:ascii="Wingdings" w:hAnsi="Wingdings" w:hint="default"/>
-        <w:sz w:val="20"/>
-      </w:rPr>
-    </w:lvl>
-    <w:lvl w:ilvl="8" w:tentative="1">
-      <w:start w:val="1"/>
-      <w:numFmt w:val="bullet"/>
-      <w:lvlText w:val=""/>
-      <w:lvlJc w:val="left"/>
-      <w:pPr>
-        <w:tabs>
-          <w:tab w:val="num" w:pos="6480"/>
-        </w:tabs>
-        <w:ind w:left="6480" w:hanging="360"/>
-      </w:pPr>
-      <w:rPr>
-        <w:rFonts w:ascii="Wingdings" w:hAnsi="Wingdings" w:hint="default"/>
-        <w:sz w:val="20"/>
-      </w:rPr>
+    </w:lvl>
+    <w:lvl w:ilvl="8" w:tplc="0809001B" w:tentative="1">
+      <w:start w:val="1"/>
+      <w:numFmt w:val="lowerRoman"/>
+      <w:lvlText w:val="%9."/>
+      <w:lvlJc w:val="right"/>
+      <w:pPr>
+        <w:ind w:left="6480" w:hanging="180"/>
+      </w:pPr>
     </w:lvl>
   </w:abstractNum>
-  <w:abstractNum w:abstractNumId="6" w15:restartNumberingAfterBreak="0">
+  <w:abstractNum w:abstractNumId="10" w15:restartNumberingAfterBreak="0">
     <w:nsid w:val="3CF7051C"/>
     <w:multiLevelType w:val="multilevel"/>
     <w:tmpl w:val="760C2BEA"/>
@@ -4161,9 +4377,9 @@
       <w:lvlJc w:val="left"/>
       <w:pPr>
         <w:tabs>
-          <w:tab w:val="num" w:pos="720"/>
-        </w:tabs>
-        <w:ind w:left="720" w:hanging="360"/>
+          <w:tab w:val="num" w:pos="1080"/>
+        </w:tabs>
+        <w:ind w:left="1080" w:hanging="360"/>
       </w:pPr>
       <w:rPr>
         <w:rFonts w:ascii="Symbol" w:hAnsi="Symbol" w:hint="default"/>
@@ -4177,9 +4393,9 @@
       <w:lvlJc w:val="left"/>
       <w:pPr>
         <w:tabs>
-          <w:tab w:val="num" w:pos="1440"/>
-        </w:tabs>
-        <w:ind w:left="1440" w:hanging="360"/>
+          <w:tab w:val="num" w:pos="1800"/>
+        </w:tabs>
+        <w:ind w:left="1800" w:hanging="360"/>
       </w:pPr>
       <w:rPr>
         <w:rFonts w:ascii="Courier New" w:hAnsi="Courier New" w:hint="default"/>
@@ -4193,9 +4409,9 @@
       <w:lvlJc w:val="left"/>
       <w:pPr>
         <w:tabs>
-          <w:tab w:val="num" w:pos="2160"/>
-        </w:tabs>
-        <w:ind w:left="2160" w:hanging="360"/>
+          <w:tab w:val="num" w:pos="2520"/>
+        </w:tabs>
+        <w:ind w:left="2520" w:hanging="360"/>
       </w:pPr>
       <w:rPr>
         <w:rFonts w:ascii="Wingdings" w:hAnsi="Wingdings" w:hint="default"/>
@@ -4209,9 +4425,9 @@
       <w:lvlJc w:val="left"/>
       <w:pPr>
         <w:tabs>
-          <w:tab w:val="num" w:pos="2880"/>
-        </w:tabs>
-        <w:ind w:left="2880" w:hanging="360"/>
+          <w:tab w:val="num" w:pos="3240"/>
+        </w:tabs>
+        <w:ind w:left="3240" w:hanging="360"/>
       </w:pPr>
       <w:rPr>
         <w:rFonts w:ascii="Wingdings" w:hAnsi="Wingdings" w:hint="default"/>
@@ -4225,9 +4441,9 @@
       <w:lvlJc w:val="left"/>
       <w:pPr>
         <w:tabs>
-          <w:tab w:val="num" w:pos="3600"/>
-        </w:tabs>
-        <w:ind w:left="3600" w:hanging="360"/>
+          <w:tab w:val="num" w:pos="3960"/>
+        </w:tabs>
+        <w:ind w:left="3960" w:hanging="360"/>
       </w:pPr>
       <w:rPr>
         <w:rFonts w:ascii="Wingdings" w:hAnsi="Wingdings" w:hint="default"/>
@@ -4241,9 +4457,9 @@
       <w:lvlJc w:val="left"/>
       <w:pPr>
         <w:tabs>
-          <w:tab w:val="num" w:pos="4320"/>
-        </w:tabs>
-        <w:ind w:left="4320" w:hanging="360"/>
+          <w:tab w:val="num" w:pos="4680"/>
+        </w:tabs>
+        <w:ind w:left="4680" w:hanging="360"/>
       </w:pPr>
       <w:rPr>
         <w:rFonts w:ascii="Wingdings" w:hAnsi="Wingdings" w:hint="default"/>
@@ -4257,9 +4473,9 @@
       <w:lvlJc w:val="left"/>
       <w:pPr>
         <w:tabs>
-          <w:tab w:val="num" w:pos="5040"/>
-        </w:tabs>
-        <w:ind w:left="5040" w:hanging="360"/>
+          <w:tab w:val="num" w:pos="5400"/>
+        </w:tabs>
+        <w:ind w:left="5400" w:hanging="360"/>
       </w:pPr>
       <w:rPr>
         <w:rFonts w:ascii="Wingdings" w:hAnsi="Wingdings" w:hint="default"/>
@@ -4273,9 +4489,9 @@
       <w:lvlJc w:val="left"/>
       <w:pPr>
         <w:tabs>
-          <w:tab w:val="num" w:pos="5760"/>
-        </w:tabs>
-        <w:ind w:left="5760" w:hanging="360"/>
+          <w:tab w:val="num" w:pos="6120"/>
+        </w:tabs>
+        <w:ind w:left="6120" w:hanging="360"/>
       </w:pPr>
       <w:rPr>
         <w:rFonts w:ascii="Wingdings" w:hAnsi="Wingdings" w:hint="default"/>
@@ -4289,9 +4505,9 @@
       <w:lvlJc w:val="left"/>
       <w:pPr>
         <w:tabs>
-          <w:tab w:val="num" w:pos="6480"/>
-        </w:tabs>
-        <w:ind w:left="6480" w:hanging="360"/>
+          <w:tab w:val="num" w:pos="6840"/>
+        </w:tabs>
+        <w:ind w:left="6840" w:hanging="360"/>
       </w:pPr>
       <w:rPr>
         <w:rFonts w:ascii="Wingdings" w:hAnsi="Wingdings" w:hint="default"/>
@@ -4299,7 +4515,7 @@
       </w:rPr>
     </w:lvl>
   </w:abstractNum>
-  <w:abstractNum w:abstractNumId="7" w15:restartNumberingAfterBreak="0">
+  <w:abstractNum w:abstractNumId="11" w15:restartNumberingAfterBreak="0">
     <w:nsid w:val="3DDA167D"/>
     <w:multiLevelType w:val="multilevel"/>
     <w:tmpl w:val="EF42647E"/>
@@ -4310,9 +4526,9 @@
       <w:lvlJc w:val="left"/>
       <w:pPr>
         <w:tabs>
-          <w:tab w:val="num" w:pos="720"/>
-        </w:tabs>
-        <w:ind w:left="720" w:hanging="360"/>
+          <w:tab w:val="num" w:pos="1080"/>
+        </w:tabs>
+        <w:ind w:left="1080" w:hanging="360"/>
       </w:pPr>
       <w:rPr>
         <w:rFonts w:ascii="Symbol" w:hAnsi="Symbol" w:hint="default"/>
@@ -4326,9 +4542,9 @@
       <w:lvlJc w:val="left"/>
       <w:pPr>
         <w:tabs>
-          <w:tab w:val="num" w:pos="1440"/>
-        </w:tabs>
-        <w:ind w:left="1440" w:hanging="360"/>
+          <w:tab w:val="num" w:pos="1800"/>
+        </w:tabs>
+        <w:ind w:left="1800" w:hanging="360"/>
       </w:pPr>
       <w:rPr>
         <w:rFonts w:ascii="Courier New" w:hAnsi="Courier New" w:hint="default"/>
@@ -4342,9 +4558,9 @@
       <w:lvlJc w:val="left"/>
       <w:pPr>
         <w:tabs>
-          <w:tab w:val="num" w:pos="2160"/>
-        </w:tabs>
-        <w:ind w:left="2160" w:hanging="360"/>
+          <w:tab w:val="num" w:pos="2520"/>
+        </w:tabs>
+        <w:ind w:left="2520" w:hanging="360"/>
       </w:pPr>
       <w:rPr>
         <w:rFonts w:ascii="Wingdings" w:hAnsi="Wingdings" w:hint="default"/>
@@ -4358,9 +4574,9 @@
       <w:lvlJc w:val="left"/>
       <w:pPr>
         <w:tabs>
-          <w:tab w:val="num" w:pos="2880"/>
-        </w:tabs>
-        <w:ind w:left="2880" w:hanging="360"/>
+          <w:tab w:val="num" w:pos="3240"/>
+        </w:tabs>
+        <w:ind w:left="3240" w:hanging="360"/>
       </w:pPr>
       <w:rPr>
         <w:rFonts w:ascii="Wingdings" w:hAnsi="Wingdings" w:hint="default"/>
@@ -4374,9 +4590,9 @@
       <w:lvlJc w:val="left"/>
       <w:pPr>
         <w:tabs>
-          <w:tab w:val="num" w:pos="3600"/>
-        </w:tabs>
-        <w:ind w:left="3600" w:hanging="360"/>
+          <w:tab w:val="num" w:pos="3960"/>
+        </w:tabs>
+        <w:ind w:left="3960" w:hanging="360"/>
       </w:pPr>
       <w:rPr>
         <w:rFonts w:ascii="Wingdings" w:hAnsi="Wingdings" w:hint="default"/>
@@ -4390,9 +4606,9 @@
       <w:lvlJc w:val="left"/>
       <w:pPr>
         <w:tabs>
-          <w:tab w:val="num" w:pos="4320"/>
-        </w:tabs>
-        <w:ind w:left="4320" w:hanging="360"/>
+          <w:tab w:val="num" w:pos="4680"/>
+        </w:tabs>
+        <w:ind w:left="4680" w:hanging="360"/>
       </w:pPr>
       <w:rPr>
         <w:rFonts w:ascii="Wingdings" w:hAnsi="Wingdings" w:hint="default"/>
@@ -4406,9 +4622,9 @@
       <w:lvlJc w:val="left"/>
       <w:pPr>
         <w:tabs>
-          <w:tab w:val="num" w:pos="5040"/>
-        </w:tabs>
-        <w:ind w:left="5040" w:hanging="360"/>
+          <w:tab w:val="num" w:pos="5400"/>
+        </w:tabs>
+        <w:ind w:left="5400" w:hanging="360"/>
       </w:pPr>
       <w:rPr>
         <w:rFonts w:ascii="Wingdings" w:hAnsi="Wingdings" w:hint="default"/>
@@ -4422,9 +4638,9 @@
       <w:lvlJc w:val="left"/>
       <w:pPr>
         <w:tabs>
-          <w:tab w:val="num" w:pos="5760"/>
-        </w:tabs>
-        <w:ind w:left="5760" w:hanging="360"/>
+          <w:tab w:val="num" w:pos="6120"/>
+        </w:tabs>
+        <w:ind w:left="6120" w:hanging="360"/>
       </w:pPr>
       <w:rPr>
         <w:rFonts w:ascii="Wingdings" w:hAnsi="Wingdings" w:hint="default"/>
@@ -4438,9 +4654,9 @@
       <w:lvlJc w:val="left"/>
       <w:pPr>
         <w:tabs>
-          <w:tab w:val="num" w:pos="6480"/>
-        </w:tabs>
-        <w:ind w:left="6480" w:hanging="360"/>
+          <w:tab w:val="num" w:pos="6840"/>
+        </w:tabs>
+        <w:ind w:left="6840" w:hanging="360"/>
       </w:pPr>
       <w:rPr>
         <w:rFonts w:ascii="Wingdings" w:hAnsi="Wingdings" w:hint="default"/>
@@ -4448,7 +4664,7 @@
       </w:rPr>
     </w:lvl>
   </w:abstractNum>
-  <w:abstractNum w:abstractNumId="8" w15:restartNumberingAfterBreak="0">
+  <w:abstractNum w:abstractNumId="12" w15:restartNumberingAfterBreak="0">
     <w:nsid w:val="40B768A4"/>
     <w:multiLevelType w:val="multilevel"/>
     <w:tmpl w:val="511E7E72"/>
@@ -4459,9 +4675,9 @@
       <w:lvlJc w:val="left"/>
       <w:pPr>
         <w:tabs>
-          <w:tab w:val="num" w:pos="720"/>
-        </w:tabs>
-        <w:ind w:left="720" w:hanging="360"/>
+          <w:tab w:val="num" w:pos="1080"/>
+        </w:tabs>
+        <w:ind w:left="1080" w:hanging="360"/>
       </w:pPr>
       <w:rPr>
         <w:rFonts w:ascii="Symbol" w:hAnsi="Symbol" w:hint="default"/>
@@ -4475,9 +4691,9 @@
       <w:lvlJc w:val="left"/>
       <w:pPr>
         <w:tabs>
-          <w:tab w:val="num" w:pos="1440"/>
-        </w:tabs>
-        <w:ind w:left="1440" w:hanging="360"/>
+          <w:tab w:val="num" w:pos="1800"/>
+        </w:tabs>
+        <w:ind w:left="1800" w:hanging="360"/>
       </w:pPr>
       <w:rPr>
         <w:rFonts w:ascii="Courier New" w:hAnsi="Courier New" w:hint="default"/>
@@ -4491,9 +4707,9 @@
       <w:lvlJc w:val="left"/>
       <w:pPr>
         <w:tabs>
-          <w:tab w:val="num" w:pos="2160"/>
-        </w:tabs>
-        <w:ind w:left="2160" w:hanging="360"/>
+          <w:tab w:val="num" w:pos="2520"/>
+        </w:tabs>
+        <w:ind w:left="2520" w:hanging="360"/>
       </w:pPr>
       <w:rPr>
         <w:rFonts w:ascii="Wingdings" w:hAnsi="Wingdings" w:hint="default"/>
@@ -4507,9 +4723,9 @@
       <w:lvlJc w:val="left"/>
       <w:pPr>
         <w:tabs>
-          <w:tab w:val="num" w:pos="2880"/>
-        </w:tabs>
-        <w:ind w:left="2880" w:hanging="360"/>
+          <w:tab w:val="num" w:pos="3240"/>
+        </w:tabs>
+        <w:ind w:left="3240" w:hanging="360"/>
       </w:pPr>
       <w:rPr>
         <w:rFonts w:ascii="Wingdings" w:hAnsi="Wingdings" w:hint="default"/>
@@ -4523,9 +4739,9 @@
       <w:lvlJc w:val="left"/>
       <w:pPr>
         <w:tabs>
-          <w:tab w:val="num" w:pos="3600"/>
-        </w:tabs>
-        <w:ind w:left="3600" w:hanging="360"/>
+          <w:tab w:val="num" w:pos="3960"/>
+        </w:tabs>
+        <w:ind w:left="3960" w:hanging="360"/>
       </w:pPr>
       <w:rPr>
         <w:rFonts w:ascii="Wingdings" w:hAnsi="Wingdings" w:hint="default"/>
@@ -4539,9 +4755,9 @@
       <w:lvlJc w:val="left"/>
       <w:pPr>
         <w:tabs>
-          <w:tab w:val="num" w:pos="4320"/>
-        </w:tabs>
-        <w:ind w:left="4320" w:hanging="360"/>
+          <w:tab w:val="num" w:pos="4680"/>
+        </w:tabs>
+        <w:ind w:left="4680" w:hanging="360"/>
       </w:pPr>
       <w:rPr>
         <w:rFonts w:ascii="Wingdings" w:hAnsi="Wingdings" w:hint="default"/>
@@ -4555,9 +4771,9 @@
       <w:lvlJc w:val="left"/>
       <w:pPr>
         <w:tabs>
-          <w:tab w:val="num" w:pos="5040"/>
-        </w:tabs>
-        <w:ind w:left="5040" w:hanging="360"/>
+          <w:tab w:val="num" w:pos="5400"/>
+        </w:tabs>
+        <w:ind w:left="5400" w:hanging="360"/>
       </w:pPr>
       <w:rPr>
         <w:rFonts w:ascii="Wingdings" w:hAnsi="Wingdings" w:hint="default"/>
@@ -4571,9 +4787,9 @@
       <w:lvlJc w:val="left"/>
       <w:pPr>
         <w:tabs>
-          <w:tab w:val="num" w:pos="5760"/>
-        </w:tabs>
-        <w:ind w:left="5760" w:hanging="360"/>
+          <w:tab w:val="num" w:pos="6120"/>
+        </w:tabs>
+        <w:ind w:left="6120" w:hanging="360"/>
       </w:pPr>
       <w:rPr>
         <w:rFonts w:ascii="Wingdings" w:hAnsi="Wingdings" w:hint="default"/>
@@ -4587,9 +4803,9 @@
       <w:lvlJc w:val="left"/>
       <w:pPr>
         <w:tabs>
-          <w:tab w:val="num" w:pos="6480"/>
-        </w:tabs>
-        <w:ind w:left="6480" w:hanging="360"/>
+          <w:tab w:val="num" w:pos="6840"/>
+        </w:tabs>
+        <w:ind w:left="6840" w:hanging="360"/>
       </w:pPr>
       <w:rPr>
         <w:rFonts w:ascii="Wingdings" w:hAnsi="Wingdings" w:hint="default"/>
@@ -4597,7 +4813,7 @@
       </w:rPr>
     </w:lvl>
   </w:abstractNum>
-  <w:abstractNum w:abstractNumId="9" w15:restartNumberingAfterBreak="0">
+  <w:abstractNum w:abstractNumId="13" w15:restartNumberingAfterBreak="0">
     <w:nsid w:val="54447778"/>
     <w:multiLevelType w:val="multilevel"/>
     <w:tmpl w:val="259403DC"/>
@@ -4608,9 +4824,9 @@
       <w:lvlJc w:val="left"/>
       <w:pPr>
         <w:tabs>
-          <w:tab w:val="num" w:pos="720"/>
-        </w:tabs>
-        <w:ind w:left="720" w:hanging="360"/>
+          <w:tab w:val="num" w:pos="1080"/>
+        </w:tabs>
+        <w:ind w:left="1080" w:hanging="360"/>
       </w:pPr>
       <w:rPr>
         <w:rFonts w:ascii="Symbol" w:hAnsi="Symbol" w:hint="default"/>
@@ -4624,9 +4840,9 @@
       <w:lvlJc w:val="left"/>
       <w:pPr>
         <w:tabs>
-          <w:tab w:val="num" w:pos="1440"/>
-        </w:tabs>
-        <w:ind w:left="1440" w:hanging="360"/>
+          <w:tab w:val="num" w:pos="1800"/>
+        </w:tabs>
+        <w:ind w:left="1800" w:hanging="360"/>
       </w:pPr>
       <w:rPr>
         <w:rFonts w:ascii="Courier New" w:hAnsi="Courier New" w:hint="default"/>
@@ -4640,9 +4856,9 @@
       <w:lvlJc w:val="left"/>
       <w:pPr>
         <w:tabs>
-          <w:tab w:val="num" w:pos="2160"/>
-        </w:tabs>
-        <w:ind w:left="2160" w:hanging="360"/>
+          <w:tab w:val="num" w:pos="2520"/>
+        </w:tabs>
+        <w:ind w:left="2520" w:hanging="360"/>
       </w:pPr>
       <w:rPr>
         <w:rFonts w:ascii="Wingdings" w:hAnsi="Wingdings" w:hint="default"/>
@@ -4656,9 +4872,9 @@
       <w:lvlJc w:val="left"/>
       <w:pPr>
         <w:tabs>
-          <w:tab w:val="num" w:pos="2880"/>
-        </w:tabs>
-        <w:ind w:left="2880" w:hanging="360"/>
+          <w:tab w:val="num" w:pos="3240"/>
+        </w:tabs>
+        <w:ind w:left="3240" w:hanging="360"/>
       </w:pPr>
       <w:rPr>
         <w:rFonts w:ascii="Wingdings" w:hAnsi="Wingdings" w:hint="default"/>
@@ -4672,9 +4888,9 @@
       <w:lvlJc w:val="left"/>
       <w:pPr>
         <w:tabs>
-          <w:tab w:val="num" w:pos="3600"/>
-        </w:tabs>
-        <w:ind w:left="3600" w:hanging="360"/>
+          <w:tab w:val="num" w:pos="3960"/>
+        </w:tabs>
+        <w:ind w:left="3960" w:hanging="360"/>
       </w:pPr>
       <w:rPr>
         <w:rFonts w:ascii="Wingdings" w:hAnsi="Wingdings" w:hint="default"/>
@@ -4688,9 +4904,9 @@
       <w:lvlJc w:val="left"/>
       <w:pPr>
         <w:tabs>
-          <w:tab w:val="num" w:pos="4320"/>
-        </w:tabs>
-        <w:ind w:left="4320" w:hanging="360"/>
+          <w:tab w:val="num" w:pos="4680"/>
+        </w:tabs>
+        <w:ind w:left="4680" w:hanging="360"/>
       </w:pPr>
       <w:rPr>
         <w:rFonts w:ascii="Wingdings" w:hAnsi="Wingdings" w:hint="default"/>
@@ -4704,9 +4920,9 @@
       <w:lvlJc w:val="left"/>
       <w:pPr>
         <w:tabs>
-          <w:tab w:val="num" w:pos="5040"/>
-        </w:tabs>
-        <w:ind w:left="5040" w:hanging="360"/>
+          <w:tab w:val="num" w:pos="5400"/>
+        </w:tabs>
+        <w:ind w:left="5400" w:hanging="360"/>
       </w:pPr>
       <w:rPr>
         <w:rFonts w:ascii="Wingdings" w:hAnsi="Wingdings" w:hint="default"/>
@@ -4720,9 +4936,9 @@
       <w:lvlJc w:val="left"/>
       <w:pPr>
         <w:tabs>
-          <w:tab w:val="num" w:pos="5760"/>
-        </w:tabs>
-        <w:ind w:left="5760" w:hanging="360"/>
+          <w:tab w:val="num" w:pos="6120"/>
+        </w:tabs>
+        <w:ind w:left="6120" w:hanging="360"/>
       </w:pPr>
       <w:rPr>
         <w:rFonts w:ascii="Wingdings" w:hAnsi="Wingdings" w:hint="default"/>
@@ -4736,9 +4952,9 @@
       <w:lvlJc w:val="left"/>
       <w:pPr>
         <w:tabs>
-          <w:tab w:val="num" w:pos="6480"/>
-        </w:tabs>
-        <w:ind w:left="6480" w:hanging="360"/>
+          <w:tab w:val="num" w:pos="6840"/>
+        </w:tabs>
+        <w:ind w:left="6840" w:hanging="360"/>
       </w:pPr>
       <w:rPr>
         <w:rFonts w:ascii="Wingdings" w:hAnsi="Wingdings" w:hint="default"/>
@@ -4746,7 +4962,7 @@
       </w:rPr>
     </w:lvl>
   </w:abstractNum>
-  <w:abstractNum w:abstractNumId="10" w15:restartNumberingAfterBreak="0">
+  <w:abstractNum w:abstractNumId="14" w15:restartNumberingAfterBreak="0">
     <w:nsid w:val="6A8254A4"/>
     <w:multiLevelType w:val="multilevel"/>
     <w:tmpl w:val="D6762A08"/>
@@ -4757,9 +4973,9 @@
       <w:lvlJc w:val="left"/>
       <w:pPr>
         <w:tabs>
-          <w:tab w:val="num" w:pos="720"/>
-        </w:tabs>
-        <w:ind w:left="720" w:hanging="360"/>
+          <w:tab w:val="num" w:pos="1080"/>
+        </w:tabs>
+        <w:ind w:left="1080" w:hanging="360"/>
       </w:pPr>
       <w:rPr>
         <w:rFonts w:ascii="Symbol" w:hAnsi="Symbol" w:hint="default"/>
@@ -4773,9 +4989,9 @@
       <w:lvlJc w:val="left"/>
       <w:pPr>
         <w:tabs>
-          <w:tab w:val="num" w:pos="1440"/>
-        </w:tabs>
-        <w:ind w:left="1440" w:hanging="360"/>
+          <w:tab w:val="num" w:pos="1800"/>
+        </w:tabs>
+        <w:ind w:left="1800" w:hanging="360"/>
       </w:pPr>
       <w:rPr>
         <w:rFonts w:ascii="Courier New" w:hAnsi="Courier New" w:hint="default"/>
@@ -4789,9 +5005,9 @@
       <w:lvlJc w:val="left"/>
       <w:pPr>
         <w:tabs>
-          <w:tab w:val="num" w:pos="2160"/>
-        </w:tabs>
-        <w:ind w:left="2160" w:hanging="360"/>
+          <w:tab w:val="num" w:pos="2520"/>
+        </w:tabs>
+        <w:ind w:left="2520" w:hanging="360"/>
       </w:pPr>
       <w:rPr>
         <w:rFonts w:ascii="Wingdings" w:hAnsi="Wingdings" w:hint="default"/>
@@ -4805,9 +5021,9 @@
       <w:lvlJc w:val="left"/>
       <w:pPr>
         <w:tabs>
-          <w:tab w:val="num" w:pos="2880"/>
-        </w:tabs>
-        <w:ind w:left="2880" w:hanging="360"/>
+          <w:tab w:val="num" w:pos="3240"/>
+        </w:tabs>
+        <w:ind w:left="3240" w:hanging="360"/>
       </w:pPr>
       <w:rPr>
         <w:rFonts w:ascii="Wingdings" w:hAnsi="Wingdings" w:hint="default"/>
@@ -4821,9 +5037,9 @@
       <w:lvlJc w:val="left"/>
       <w:pPr>
         <w:tabs>
-          <w:tab w:val="num" w:pos="3600"/>
-        </w:tabs>
-        <w:ind w:left="3600" w:hanging="360"/>
+          <w:tab w:val="num" w:pos="3960"/>
+        </w:tabs>
+        <w:ind w:left="3960" w:hanging="360"/>
       </w:pPr>
       <w:rPr>
         <w:rFonts w:ascii="Wingdings" w:hAnsi="Wingdings" w:hint="default"/>
@@ -4837,9 +5053,9 @@
       <w:lvlJc w:val="left"/>
       <w:pPr>
         <w:tabs>
-          <w:tab w:val="num" w:pos="4320"/>
-        </w:tabs>
-        <w:ind w:left="4320" w:hanging="360"/>
+          <w:tab w:val="num" w:pos="4680"/>
+        </w:tabs>
+        <w:ind w:left="4680" w:hanging="360"/>
       </w:pPr>
       <w:rPr>
         <w:rFonts w:ascii="Wingdings" w:hAnsi="Wingdings" w:hint="default"/>
@@ -4853,9 +5069,9 @@
       <w:lvlJc w:val="left"/>
       <w:pPr>
         <w:tabs>
-          <w:tab w:val="num" w:pos="5040"/>
-        </w:tabs>
-        <w:ind w:left="5040" w:hanging="360"/>
+          <w:tab w:val="num" w:pos="5400"/>
+        </w:tabs>
+        <w:ind w:left="5400" w:hanging="360"/>
       </w:pPr>
       <w:rPr>
         <w:rFonts w:ascii="Wingdings" w:hAnsi="Wingdings" w:hint="default"/>
@@ -4869,9 +5085,9 @@
       <w:lvlJc w:val="left"/>
       <w:pPr>
         <w:tabs>
-          <w:tab w:val="num" w:pos="5760"/>
-        </w:tabs>
-        <w:ind w:left="5760" w:hanging="360"/>
+          <w:tab w:val="num" w:pos="6120"/>
+        </w:tabs>
+        <w:ind w:left="6120" w:hanging="360"/>
       </w:pPr>
       <w:rPr>
         <w:rFonts w:ascii="Wingdings" w:hAnsi="Wingdings" w:hint="default"/>
@@ -4885,9 +5101,9 @@
       <w:lvlJc w:val="left"/>
       <w:pPr>
         <w:tabs>
-          <w:tab w:val="num" w:pos="6480"/>
-        </w:tabs>
-        <w:ind w:left="6480" w:hanging="360"/>
+          <w:tab w:val="num" w:pos="6840"/>
+        </w:tabs>
+        <w:ind w:left="6840" w:hanging="360"/>
       </w:pPr>
       <w:rPr>
         <w:rFonts w:ascii="Wingdings" w:hAnsi="Wingdings" w:hint="default"/>
@@ -4895,7 +5111,7 @@
       </w:rPr>
     </w:lvl>
   </w:abstractNum>
-  <w:abstractNum w:abstractNumId="11" w15:restartNumberingAfterBreak="0">
+  <w:abstractNum w:abstractNumId="15" w15:restartNumberingAfterBreak="0">
     <w:nsid w:val="7CE93B3E"/>
     <w:multiLevelType w:val="multilevel"/>
     <w:tmpl w:val="DB3AD050"/>
@@ -5045,40 +5261,52 @@
     </w:lvl>
   </w:abstractNum>
   <w:num w:numId="1">
-    <w:abstractNumId w:val="8"/>
+    <w:abstractNumId w:val="12"/>
   </w:num>
   <w:num w:numId="2">
+    <w:abstractNumId w:val="10"/>
+  </w:num>
+  <w:num w:numId="3">
+    <w:abstractNumId w:val="3"/>
+  </w:num>
+  <w:num w:numId="4">
+    <w:abstractNumId w:val="11"/>
+  </w:num>
+  <w:num w:numId="5">
+    <w:abstractNumId w:val="13"/>
+  </w:num>
+  <w:num w:numId="6">
     <w:abstractNumId w:val="6"/>
   </w:num>
-  <w:num w:numId="3">
+  <w:num w:numId="7">
+    <w:abstractNumId w:val="2"/>
+  </w:num>
+  <w:num w:numId="8">
+    <w:abstractNumId w:val="5"/>
+  </w:num>
+  <w:num w:numId="9">
+    <w:abstractNumId w:val="4"/>
+  </w:num>
+  <w:num w:numId="10">
+    <w:abstractNumId w:val="7"/>
+  </w:num>
+  <w:num w:numId="11">
+    <w:abstractNumId w:val="14"/>
+  </w:num>
+  <w:num w:numId="12">
+    <w:abstractNumId w:val="15"/>
+  </w:num>
+  <w:num w:numId="13">
     <w:abstractNumId w:val="1"/>
   </w:num>
-  <w:num w:numId="4">
-    <w:abstractNumId w:val="7"/>
-  </w:num>
-  <w:num w:numId="5">
+  <w:num w:numId="14">
     <w:abstractNumId w:val="9"/>
   </w:num>
-  <w:num w:numId="6">
-    <w:abstractNumId w:val="4"/>
-  </w:num>
-  <w:num w:numId="7">
+  <w:num w:numId="15">
     <w:abstractNumId w:val="0"/>
   </w:num>
-  <w:num w:numId="8">
-    <w:abstractNumId w:val="3"/>
-  </w:num>
-  <w:num w:numId="9">
-    <w:abstractNumId w:val="2"/>
-  </w:num>
-  <w:num w:numId="10">
-    <w:abstractNumId w:val="5"/>
-  </w:num>
-  <w:num w:numId="11">
-    <w:abstractNumId w:val="10"/>
-  </w:num>
-  <w:num w:numId="12">
-    <w:abstractNumId w:val="11"/>
+  <w:num w:numId="16">
+    <w:abstractNumId w:val="8"/>
   </w:num>
 </w:numbering>
 </file>
@@ -6456,4 +6684,16 @@
     </a:ext>
   </a:extLst>
 </a:theme>
+</file>
+
+<file path=customXml/item1.xml><?xml version="1.0" encoding="utf-8"?>
+<b:Sources xmlns:b="http://schemas.openxmlformats.org/officeDocument/2006/bibliography" xmlns="http://schemas.openxmlformats.org/officeDocument/2006/bibliography" SelectedStyle="\APASixthEditionOfficeOnline.xsl" StyleName="APA" Version="6"/>
+</file>
+
+<file path=customXml/itemProps1.xml><?xml version="1.0" encoding="utf-8"?>
+<ds:datastoreItem xmlns:ds="http://schemas.openxmlformats.org/officeDocument/2006/customXml" ds:itemID="{1D2669B4-702F-4550-82FB-1CCF173F70E1}">
+  <ds:schemaRefs>
+    <ds:schemaRef ds:uri="http://schemas.openxmlformats.org/officeDocument/2006/bibliography"/>
+  </ds:schemaRefs>
+</ds:datastoreItem>
 </file>
--- a/Section-7.docx
+++ b/Section-7.docx
@@ -1,6 +1,6 @@
 
 <file path=word/document.xml><?xml version="1.0" encoding="utf-8"?>
-<w:document xmlns:wpc="http://schemas.microsoft.com/office/word/2010/wordprocessingCanvas" xmlns:cx="http://schemas.microsoft.com/office/drawing/2014/chartex" xmlns:cx1="http://schemas.microsoft.com/office/drawing/2015/9/8/chartex" xmlns:cx2="http://schemas.microsoft.com/office/drawing/2015/10/21/chartex" xmlns:cx3="http://schemas.microsoft.com/office/drawing/2016/5/9/chartex" xmlns:cx4="http://schemas.microsoft.com/office/drawing/2016/5/10/chartex" xmlns:cx5="http://schemas.microsoft.com/office/drawing/2016/5/11/chartex" xmlns:cx6="http://schemas.microsoft.com/office/drawing/2016/5/12/chartex" xmlns:cx7="http://schemas.microsoft.com/office/drawing/2016/5/13/chartex" xmlns:cx8="http://schemas.microsoft.com/office/drawing/2016/5/14/chartex" xmlns:mc="http://schemas.openxmlformats.org/markup-compatibility/2006" xmlns:aink="http://schemas.microsoft.com/office/drawing/2016/ink" xmlns:am3d="http://schemas.microsoft.com/office/drawing/2017/model3d" xmlns:o="urn:schemas-microsoft-com:office:office" xmlns:r="http://schemas.openxmlformats.org/officeDocument/2006/relationships" xmlns:m="http://schemas.openxmlformats.org/officeDocument/2006/math" xmlns:v="urn:schemas-microsoft-com:vml" xmlns:wp14="http://schemas.microsoft.com/office/word/2010/wordprocessingDrawing" xmlns:wp="http://schemas.openxmlformats.org/drawingml/2006/wordprocessingDrawing" xmlns:w10="urn:schemas-microsoft-com:office:word" xmlns:w="http://schemas.openxmlformats.org/wordprocessingml/2006/main" xmlns:w14="http://schemas.microsoft.com/office/word/2010/wordml" xmlns:w15="http://schemas.microsoft.com/office/word/2012/wordml" xmlns:w16cex="http://schemas.microsoft.com/office/word/2018/wordml/cex" xmlns:w16cid="http://schemas.microsoft.com/office/word/2016/wordml/cid" xmlns:w16="http://schemas.microsoft.com/office/word/2018/wordml" xmlns:w16sdtdh="http://schemas.microsoft.com/office/word/2020/wordml/sdtdatahash" xmlns:w16se="http://schemas.microsoft.com/office/word/2015/wordml/symex" xmlns:wpg="http://schemas.microsoft.com/office/word/2010/wordprocessingGroup" xmlns:wpi="http://schemas.microsoft.com/office/word/2010/wordprocessingInk" xmlns:wne="http://schemas.microsoft.com/office/word/2006/wordml" xmlns:wps="http://schemas.microsoft.com/office/word/2010/wordprocessingShape" mc:Ignorable="w14 w15 w16se w16cid w16 w16cex w16sdtdh wp14">
+<w:document xmlns:wpc="http://schemas.microsoft.com/office/word/2010/wordprocessingCanvas" xmlns:cx="http://schemas.microsoft.com/office/drawing/2014/chartex" xmlns:cx1="http://schemas.microsoft.com/office/drawing/2015/9/8/chartex" xmlns:cx2="http://schemas.microsoft.com/office/drawing/2015/10/21/chartex" xmlns:cx3="http://schemas.microsoft.com/office/drawing/2016/5/9/chartex" xmlns:cx4="http://schemas.microsoft.com/office/drawing/2016/5/10/chartex" xmlns:cx5="http://schemas.microsoft.com/office/drawing/2016/5/11/chartex" xmlns:cx6="http://schemas.microsoft.com/office/drawing/2016/5/12/chartex" xmlns:cx7="http://schemas.microsoft.com/office/drawing/2016/5/13/chartex" xmlns:cx8="http://schemas.microsoft.com/office/drawing/2016/5/14/chartex" xmlns:mc="http://schemas.openxmlformats.org/markup-compatibility/2006" xmlns:aink="http://schemas.microsoft.com/office/drawing/2016/ink" xmlns:am3d="http://schemas.microsoft.com/office/drawing/2017/model3d" xmlns:o="urn:schemas-microsoft-com:office:office" xmlns:oel="http://schemas.microsoft.com/office/2019/extlst" xmlns:r="http://schemas.openxmlformats.org/officeDocument/2006/relationships" xmlns:m="http://schemas.openxmlformats.org/officeDocument/2006/math" xmlns:v="urn:schemas-microsoft-com:vml" xmlns:wp14="http://schemas.microsoft.com/office/word/2010/wordprocessingDrawing" xmlns:wp="http://schemas.openxmlformats.org/drawingml/2006/wordprocessingDrawing" xmlns:w10="urn:schemas-microsoft-com:office:word" xmlns:w="http://schemas.openxmlformats.org/wordprocessingml/2006/main" xmlns:w14="http://schemas.microsoft.com/office/word/2010/wordml" xmlns:w15="http://schemas.microsoft.com/office/word/2012/wordml" xmlns:w16cex="http://schemas.microsoft.com/office/word/2018/wordml/cex" xmlns:w16cid="http://schemas.microsoft.com/office/word/2016/wordml/cid" xmlns:w16="http://schemas.microsoft.com/office/word/2018/wordml" xmlns:w16du="http://schemas.microsoft.com/office/word/2023/wordml/word16du" xmlns:w16sdtdh="http://schemas.microsoft.com/office/word/2020/wordml/sdtdatahash" xmlns:w16sdtfl="http://schemas.microsoft.com/office/word/2024/wordml/sdtformatlock" xmlns:w16se="http://schemas.microsoft.com/office/word/2015/wordml/symex" xmlns:wpg="http://schemas.microsoft.com/office/word/2010/wordprocessingGroup" xmlns:wpi="http://schemas.microsoft.com/office/word/2010/wordprocessingInk" xmlns:wne="http://schemas.microsoft.com/office/word/2006/wordml" xmlns:wps="http://schemas.microsoft.com/office/word/2010/wordprocessingShape" mc:Ignorable="w14 w15 w16se w16cid w16 w16cex w16sdtdh w16sdtfl w16du wp14">
   <w:body>
     <w:p>
       <w:pPr>
@@ -11,13 +11,18 @@
         </w:numPr>
         <w:rPr>
           <w:rFonts w:ascii="Cambria" w:hAnsi="Cambria"/>
-        </w:rPr>
-      </w:pPr>
-      <w:r>
-        <w:rPr>
-          <w:rFonts w:ascii="Cambria" w:hAnsi="Cambria"/>
-        </w:rPr>
-        <w:t>Creating Lists Programmatically</w:t>
+          <w:sz w:val="20"/>
+          <w:szCs w:val="20"/>
+        </w:rPr>
+      </w:pPr>
+      <w:r>
+        <w:rPr>
+          <w:rFonts w:ascii="Cambria" w:hAnsi="Cambria"/>
+          <w:caps w:val="0"/>
+          <w:sz w:val="20"/>
+          <w:szCs w:val="20"/>
+        </w:rPr>
+        <w:t>CREATING LISTS PROGRAMMATICALLY</w:t>
       </w:r>
     </w:p>
     <w:p>
@@ -29,37 +34,45 @@
         </w:numPr>
         <w:rPr>
           <w:rFonts w:ascii="Cambria" w:hAnsi="Cambria"/>
-        </w:rPr>
-      </w:pPr>
-      <w:r>
-        <w:rPr>
-          <w:rFonts w:ascii="Cambria" w:hAnsi="Cambria"/>
-        </w:rPr>
-        <w:t xml:space="preserve">In Python, you can create lists using the </w:t>
-      </w:r>
-      <w:r>
-        <w:rPr>
-          <w:rStyle w:val="HTMLCode"/>
-          <w:rFonts w:ascii="Cambria" w:hAnsi="Cambria"/>
-        </w:rPr>
-        <w:t>list()</w:t>
-      </w:r>
-      <w:r>
-        <w:rPr>
-          <w:rFonts w:ascii="Cambria" w:hAnsi="Cambria"/>
-        </w:rPr>
-        <w:t xml:space="preserve"> function with </w:t>
-      </w:r>
-      <w:r>
-        <w:rPr>
-          <w:rStyle w:val="HTMLCode"/>
-          <w:rFonts w:ascii="Cambria" w:hAnsi="Cambria"/>
-        </w:rPr>
-        <w:t>range()</w:t>
-      </w:r>
-      <w:r>
-        <w:rPr>
-          <w:rFonts w:ascii="Cambria" w:hAnsi="Cambria"/>
+          <w:sz w:val="20"/>
+          <w:szCs w:val="20"/>
+        </w:rPr>
+      </w:pPr>
+      <w:r>
+        <w:rPr>
+          <w:rFonts w:ascii="Cambria" w:hAnsi="Cambria"/>
+          <w:sz w:val="20"/>
+          <w:szCs w:val="20"/>
+        </w:rPr>
+        <w:t xml:space="preserve">IN PYTHON, YOU CAN CREATE LISTS USING THE </w:t>
+      </w:r>
+      <w:r>
+        <w:rPr>
+          <w:rStyle w:val="HTMLCode"/>
+          <w:rFonts w:ascii="Cambria" w:hAnsi="Cambria"/>
+        </w:rPr>
+        <w:t>LIST()</w:t>
+      </w:r>
+      <w:r>
+        <w:rPr>
+          <w:rFonts w:ascii="Cambria" w:hAnsi="Cambria"/>
+          <w:sz w:val="20"/>
+          <w:szCs w:val="20"/>
+        </w:rPr>
+        <w:t xml:space="preserve"> FUNCTION WITH </w:t>
+      </w:r>
+      <w:r>
+        <w:rPr>
+          <w:rStyle w:val="HTMLCode"/>
+          <w:rFonts w:ascii="Cambria" w:hAnsi="Cambria"/>
+        </w:rPr>
+        <w:t>RANGE()</w:t>
+      </w:r>
+      <w:r>
+        <w:rPr>
+          <w:rFonts w:ascii="Cambria" w:hAnsi="Cambria"/>
+          <w:sz w:val="20"/>
+          <w:szCs w:val="20"/>
         </w:rPr>
         <w:t>.</w:t>
       </w:r>
@@ -73,13 +86,17 @@
         </w:numPr>
         <w:rPr>
           <w:rFonts w:ascii="Cambria" w:hAnsi="Cambria"/>
-        </w:rPr>
-      </w:pPr>
-      <w:r>
-        <w:rPr>
-          <w:rFonts w:ascii="Cambria" w:hAnsi="Cambria"/>
-        </w:rPr>
-        <w:t>Example:</w:t>
+          <w:sz w:val="20"/>
+          <w:szCs w:val="20"/>
+        </w:rPr>
+      </w:pPr>
+      <w:r>
+        <w:rPr>
+          <w:rFonts w:ascii="Cambria" w:hAnsi="Cambria"/>
+          <w:sz w:val="20"/>
+          <w:szCs w:val="20"/>
+        </w:rPr>
+        <w:t>EXAMPLE:</w:t>
       </w:r>
     </w:p>
     <w:p>
@@ -96,13 +113,7 @@
           <w:rFonts w:ascii="Cambria" w:hAnsi="Cambria"/>
         </w:rPr>
         <w:tab/>
-      </w:r>
-      <w:r>
-        <w:rPr>
-          <w:rStyle w:val="HTMLCode"/>
-          <w:rFonts w:ascii="Cambria" w:hAnsi="Cambria"/>
-        </w:rPr>
-        <w:t>print(list(range(1, 1000)))</w:t>
+        <w:t>PRINT(LIST(RANGE(1, 1000)))</w:t>
       </w:r>
     </w:p>
     <w:p>
@@ -111,24 +122,32 @@
         <w:ind w:firstLine="720"/>
         <w:rPr>
           <w:rFonts w:ascii="Cambria" w:hAnsi="Cambria"/>
-        </w:rPr>
-      </w:pPr>
-      <w:r>
-        <w:rPr>
-          <w:rFonts w:ascii="Cambria" w:hAnsi="Cambria"/>
-        </w:rPr>
-        <w:t xml:space="preserve">This creates a list of numbers from </w:t>
+          <w:sz w:val="20"/>
+          <w:szCs w:val="20"/>
+        </w:rPr>
+      </w:pPr>
+      <w:r>
+        <w:rPr>
+          <w:rFonts w:ascii="Cambria" w:hAnsi="Cambria"/>
+          <w:sz w:val="20"/>
+          <w:szCs w:val="20"/>
+        </w:rPr>
+        <w:t xml:space="preserve">THIS CREATES A LIST OF NUMBERS FROM </w:t>
       </w:r>
       <w:r>
         <w:rPr>
           <w:rStyle w:val="Strong"/>
           <w:rFonts w:ascii="Cambria" w:hAnsi="Cambria"/>
-        </w:rPr>
-        <w:t>1 to 999</w:t>
-      </w:r>
-      <w:r>
-        <w:rPr>
-          <w:rFonts w:ascii="Cambria" w:hAnsi="Cambria"/>
+          <w:sz w:val="20"/>
+          <w:szCs w:val="20"/>
+        </w:rPr>
+        <w:t>1 TO 999</w:t>
+      </w:r>
+      <w:r>
+        <w:rPr>
+          <w:rFonts w:ascii="Cambria" w:hAnsi="Cambria"/>
+          <w:sz w:val="20"/>
+          <w:szCs w:val="20"/>
         </w:rPr>
         <w:t>.</w:t>
       </w:r>
@@ -142,13 +161,18 @@
         </w:numPr>
         <w:rPr>
           <w:rFonts w:ascii="Cambria" w:hAnsi="Cambria"/>
-        </w:rPr>
-      </w:pPr>
-      <w:r>
-        <w:rPr>
-          <w:rFonts w:ascii="Cambria" w:hAnsi="Cambria"/>
-        </w:rPr>
-        <w:t>List Unpacking</w:t>
+          <w:sz w:val="20"/>
+          <w:szCs w:val="20"/>
+        </w:rPr>
+      </w:pPr>
+      <w:r>
+        <w:rPr>
+          <w:rFonts w:ascii="Cambria" w:hAnsi="Cambria"/>
+          <w:caps w:val="0"/>
+          <w:sz w:val="20"/>
+          <w:szCs w:val="20"/>
+        </w:rPr>
+        <w:t>LIST UNPACKING</w:t>
       </w:r>
     </w:p>
     <w:p>
@@ -160,13 +184,17 @@
         </w:numPr>
         <w:rPr>
           <w:rFonts w:ascii="Cambria" w:hAnsi="Cambria"/>
-        </w:rPr>
-      </w:pPr>
-      <w:r>
-        <w:rPr>
-          <w:rFonts w:ascii="Cambria" w:hAnsi="Cambria"/>
-        </w:rPr>
-        <w:t>Lists can be unpacked into multiple variables.</w:t>
+          <w:sz w:val="20"/>
+          <w:szCs w:val="20"/>
+        </w:rPr>
+      </w:pPr>
+      <w:r>
+        <w:rPr>
+          <w:rFonts w:ascii="Cambria" w:hAnsi="Cambria"/>
+          <w:sz w:val="20"/>
+          <w:szCs w:val="20"/>
+        </w:rPr>
+        <w:t>LISTS CAN BE UNPACKED INTO MULTIPLE VARIABLES.</w:t>
       </w:r>
     </w:p>
     <w:p>
@@ -178,13 +206,17 @@
         </w:numPr>
         <w:rPr>
           <w:rFonts w:ascii="Cambria" w:hAnsi="Cambria"/>
-        </w:rPr>
-      </w:pPr>
-      <w:r>
-        <w:rPr>
-          <w:rFonts w:ascii="Cambria" w:hAnsi="Cambria"/>
-        </w:rPr>
-        <w:t xml:space="preserve">Use </w:t>
+          <w:sz w:val="20"/>
+          <w:szCs w:val="20"/>
+        </w:rPr>
+      </w:pPr>
+      <w:r>
+        <w:rPr>
+          <w:rFonts w:ascii="Cambria" w:hAnsi="Cambria"/>
+          <w:sz w:val="20"/>
+          <w:szCs w:val="20"/>
+        </w:rPr>
+        <w:t xml:space="preserve">USE </w:t>
       </w:r>
       <w:r>
         <w:rPr>
@@ -196,92 +228,94 @@
       <w:r>
         <w:rPr>
           <w:rFonts w:ascii="Cambria" w:hAnsi="Cambria"/>
-        </w:rPr>
-        <w:t xml:space="preserve"> to collect the "remaining" elements.</w:t>
-      </w:r>
-    </w:p>
-    <w:p>
-      <w:pPr>
-        <w:pStyle w:val="HTMLPreformatted"/>
-        <w:ind w:left="720"/>
-        <w:rPr>
-          <w:rStyle w:val="HTMLCode"/>
-          <w:rFonts w:ascii="Cambria" w:hAnsi="Cambria"/>
-        </w:rPr>
-      </w:pPr>
-      <w:r>
-        <w:rPr>
-          <w:rStyle w:val="HTMLCode"/>
-          <w:rFonts w:ascii="Cambria" w:hAnsi="Cambria"/>
-        </w:rPr>
-        <w:t>a, b, *remainingList, d = [1, 2, 3, 4, 5, 6, 7]</w:t>
-      </w:r>
-    </w:p>
-    <w:p>
-      <w:pPr>
-        <w:pStyle w:val="HTMLPreformatted"/>
-        <w:ind w:left="720"/>
-        <w:rPr>
-          <w:rStyle w:val="HTMLCode"/>
-          <w:rFonts w:ascii="Cambria" w:hAnsi="Cambria"/>
-        </w:rPr>
-      </w:pPr>
-      <w:r>
-        <w:rPr>
-          <w:rStyle w:val="HTMLCode"/>
-          <w:rFonts w:ascii="Cambria" w:hAnsi="Cambria"/>
-        </w:rPr>
-        <w:t>print(a)             # 1</w:t>
-      </w:r>
-    </w:p>
-    <w:p>
-      <w:pPr>
-        <w:pStyle w:val="HTMLPreformatted"/>
-        <w:ind w:left="720"/>
-        <w:rPr>
-          <w:rStyle w:val="HTMLCode"/>
-          <w:rFonts w:ascii="Cambria" w:hAnsi="Cambria"/>
-        </w:rPr>
-      </w:pPr>
-      <w:r>
-        <w:rPr>
-          <w:rStyle w:val="HTMLCode"/>
-          <w:rFonts w:ascii="Cambria" w:hAnsi="Cambria"/>
-        </w:rPr>
-        <w:t>print(b)             # 2</w:t>
-      </w:r>
-    </w:p>
-    <w:p>
-      <w:pPr>
-        <w:pStyle w:val="HTMLPreformatted"/>
-        <w:ind w:left="720"/>
-        <w:rPr>
-          <w:rStyle w:val="HTMLCode"/>
-          <w:rFonts w:ascii="Cambria" w:hAnsi="Cambria"/>
-        </w:rPr>
-      </w:pPr>
-      <w:r>
-        <w:rPr>
-          <w:rStyle w:val="HTMLCode"/>
-          <w:rFonts w:ascii="Cambria" w:hAnsi="Cambria"/>
-        </w:rPr>
-        <w:t>print(remainingList) # [3, 4, 5, 6]</w:t>
-      </w:r>
-    </w:p>
-    <w:p>
-      <w:pPr>
-        <w:pStyle w:val="HTMLPreformatted"/>
-        <w:ind w:left="720"/>
-        <w:rPr>
-          <w:rFonts w:ascii="Cambria" w:hAnsi="Cambria"/>
-        </w:rPr>
-      </w:pPr>
-      <w:r>
-        <w:rPr>
-          <w:rStyle w:val="HTMLCode"/>
-          <w:rFonts w:ascii="Cambria" w:hAnsi="Cambria"/>
-        </w:rPr>
-        <w:t>print(d)             # 7</w:t>
+          <w:sz w:val="20"/>
+          <w:szCs w:val="20"/>
+        </w:rPr>
+        <w:t xml:space="preserve"> TO COLLECT THE "REMAINING" ELEMENTS.</w:t>
+      </w:r>
+    </w:p>
+    <w:p>
+      <w:pPr>
+        <w:pStyle w:val="HTMLPreformatted"/>
+        <w:ind w:left="720"/>
+        <w:rPr>
+          <w:rStyle w:val="HTMLCode"/>
+          <w:rFonts w:ascii="Cambria" w:hAnsi="Cambria"/>
+        </w:rPr>
+      </w:pPr>
+      <w:r>
+        <w:rPr>
+          <w:rStyle w:val="HTMLCode"/>
+          <w:rFonts w:ascii="Cambria" w:hAnsi="Cambria"/>
+        </w:rPr>
+        <w:t>A, B, *REMAININGLIST, D = [1, 2, 3, 4, 5, 6, 7]</w:t>
+      </w:r>
+    </w:p>
+    <w:p>
+      <w:pPr>
+        <w:pStyle w:val="HTMLPreformatted"/>
+        <w:ind w:left="720"/>
+        <w:rPr>
+          <w:rStyle w:val="HTMLCode"/>
+          <w:rFonts w:ascii="Cambria" w:hAnsi="Cambria"/>
+        </w:rPr>
+      </w:pPr>
+      <w:r>
+        <w:rPr>
+          <w:rStyle w:val="HTMLCode"/>
+          <w:rFonts w:ascii="Cambria" w:hAnsi="Cambria"/>
+        </w:rPr>
+        <w:t>PRINT(A)             # 1</w:t>
+      </w:r>
+    </w:p>
+    <w:p>
+      <w:pPr>
+        <w:pStyle w:val="HTMLPreformatted"/>
+        <w:ind w:left="720"/>
+        <w:rPr>
+          <w:rStyle w:val="HTMLCode"/>
+          <w:rFonts w:ascii="Cambria" w:hAnsi="Cambria"/>
+        </w:rPr>
+      </w:pPr>
+      <w:r>
+        <w:rPr>
+          <w:rStyle w:val="HTMLCode"/>
+          <w:rFonts w:ascii="Cambria" w:hAnsi="Cambria"/>
+        </w:rPr>
+        <w:t>PRINT(B)             # 2</w:t>
+      </w:r>
+    </w:p>
+    <w:p>
+      <w:pPr>
+        <w:pStyle w:val="HTMLPreformatted"/>
+        <w:ind w:left="720"/>
+        <w:rPr>
+          <w:rStyle w:val="HTMLCode"/>
+          <w:rFonts w:ascii="Cambria" w:hAnsi="Cambria"/>
+        </w:rPr>
+      </w:pPr>
+      <w:r>
+        <w:rPr>
+          <w:rStyle w:val="HTMLCode"/>
+          <w:rFonts w:ascii="Cambria" w:hAnsi="Cambria"/>
+        </w:rPr>
+        <w:t>PRINT(REMAININGLIST) # [3, 4, 5, 6]</w:t>
+      </w:r>
+    </w:p>
+    <w:p>
+      <w:pPr>
+        <w:pStyle w:val="HTMLPreformatted"/>
+        <w:ind w:left="720"/>
+        <w:rPr>
+          <w:rFonts w:ascii="Cambria" w:hAnsi="Cambria"/>
+        </w:rPr>
+      </w:pPr>
+      <w:r>
+        <w:rPr>
+          <w:rStyle w:val="HTMLCode"/>
+          <w:rFonts w:ascii="Cambria" w:hAnsi="Cambria"/>
+        </w:rPr>
+        <w:t>PRINT(D)             # 7</w:t>
       </w:r>
     </w:p>
     <w:p>
@@ -293,13 +327,18 @@
         </w:numPr>
         <w:rPr>
           <w:rFonts w:ascii="Cambria" w:hAnsi="Cambria"/>
-        </w:rPr>
-      </w:pPr>
-      <w:r>
-        <w:rPr>
-          <w:rFonts w:ascii="Cambria" w:hAnsi="Cambria"/>
-        </w:rPr>
-        <w:t>Dictionary Basics</w:t>
+          <w:sz w:val="20"/>
+          <w:szCs w:val="20"/>
+        </w:rPr>
+      </w:pPr>
+      <w:r>
+        <w:rPr>
+          <w:rFonts w:ascii="Cambria" w:hAnsi="Cambria"/>
+          <w:caps w:val="0"/>
+          <w:sz w:val="20"/>
+          <w:szCs w:val="20"/>
+        </w:rPr>
+        <w:t>DICTIONARY BASICS</w:t>
       </w:r>
     </w:p>
     <w:p>
@@ -311,20 +350,26 @@
         </w:numPr>
         <w:rPr>
           <w:rFonts w:ascii="Cambria" w:hAnsi="Cambria"/>
+          <w:sz w:val="20"/>
+          <w:szCs w:val="20"/>
         </w:rPr>
       </w:pPr>
       <w:r>
         <w:rPr>
           <w:rStyle w:val="Strong"/>
           <w:rFonts w:ascii="Cambria" w:hAnsi="Cambria"/>
-        </w:rPr>
-        <w:t>Dictionaries</w:t>
-      </w:r>
-      <w:r>
-        <w:rPr>
-          <w:rFonts w:ascii="Cambria" w:hAnsi="Cambria"/>
-        </w:rPr>
-        <w:t xml:space="preserve"> store key–value pairs.</w:t>
+          <w:sz w:val="20"/>
+          <w:szCs w:val="20"/>
+        </w:rPr>
+        <w:t>DICTIONARIES</w:t>
+      </w:r>
+      <w:r>
+        <w:rPr>
+          <w:rFonts w:ascii="Cambria" w:hAnsi="Cambria"/>
+          <w:sz w:val="20"/>
+          <w:szCs w:val="20"/>
+        </w:rPr>
+        <w:t xml:space="preserve"> STORE KEY–VALUE PAIRS.</w:t>
       </w:r>
     </w:p>
     <w:p>
@@ -336,26 +381,34 @@
         </w:numPr>
         <w:rPr>
           <w:rFonts w:ascii="Cambria" w:hAnsi="Cambria"/>
-        </w:rPr>
-      </w:pPr>
-      <w:r>
-        <w:rPr>
-          <w:rFonts w:ascii="Cambria" w:hAnsi="Cambria"/>
-        </w:rPr>
-        <w:t xml:space="preserve">Keys must be </w:t>
+          <w:sz w:val="20"/>
+          <w:szCs w:val="20"/>
+        </w:rPr>
+      </w:pPr>
+      <w:r>
+        <w:rPr>
+          <w:rFonts w:ascii="Cambria" w:hAnsi="Cambria"/>
+          <w:sz w:val="20"/>
+          <w:szCs w:val="20"/>
+        </w:rPr>
+        <w:t xml:space="preserve">KEYS MUST BE </w:t>
       </w:r>
       <w:r>
         <w:rPr>
           <w:rStyle w:val="Strong"/>
           <w:rFonts w:ascii="Cambria" w:hAnsi="Cambria"/>
-        </w:rPr>
-        <w:t>immutable</w:t>
-      </w:r>
-      <w:r>
-        <w:rPr>
-          <w:rFonts w:ascii="Cambria" w:hAnsi="Cambria"/>
-        </w:rPr>
-        <w:t xml:space="preserve"> (strings, numbers, tuples).</w:t>
+          <w:sz w:val="20"/>
+          <w:szCs w:val="20"/>
+        </w:rPr>
+        <w:t>IMMUTABLE</w:t>
+      </w:r>
+      <w:r>
+        <w:rPr>
+          <w:rFonts w:ascii="Cambria" w:hAnsi="Cambria"/>
+          <w:sz w:val="20"/>
+          <w:szCs w:val="20"/>
+        </w:rPr>
+        <w:t xml:space="preserve"> (STRINGS, NUMBERS, TUPLES).</w:t>
       </w:r>
     </w:p>
     <w:p>
@@ -367,98 +420,102 @@
         </w:numPr>
         <w:rPr>
           <w:rFonts w:ascii="Cambria" w:hAnsi="Cambria"/>
-        </w:rPr>
-      </w:pPr>
-      <w:r>
-        <w:rPr>
-          <w:rFonts w:ascii="Cambria" w:hAnsi="Cambria"/>
-        </w:rPr>
-        <w:t>Example:</w:t>
-      </w:r>
-    </w:p>
-    <w:p>
-      <w:pPr>
-        <w:pStyle w:val="HTMLPreformatted"/>
-        <w:ind w:left="720"/>
-        <w:rPr>
-          <w:rStyle w:val="HTMLCode"/>
-          <w:rFonts w:ascii="Cambria" w:hAnsi="Cambria"/>
-        </w:rPr>
-      </w:pPr>
-      <w:r>
-        <w:rPr>
-          <w:rStyle w:val="HTMLCode"/>
-          <w:rFonts w:ascii="Cambria" w:hAnsi="Cambria"/>
-        </w:rPr>
-        <w:t>dictionary = {</w:t>
-      </w:r>
-    </w:p>
-    <w:p>
-      <w:pPr>
-        <w:pStyle w:val="HTMLPreformatted"/>
-        <w:ind w:left="720"/>
-        <w:rPr>
-          <w:rStyle w:val="HTMLCode"/>
-          <w:rFonts w:ascii="Cambria" w:hAnsi="Cambria"/>
-        </w:rPr>
-      </w:pPr>
-      <w:r>
-        <w:rPr>
-          <w:rStyle w:val="HTMLCode"/>
-          <w:rFonts w:ascii="Cambria" w:hAnsi="Cambria"/>
-        </w:rPr>
-        <w:t xml:space="preserve">    'key1': 1,</w:t>
-      </w:r>
-    </w:p>
-    <w:p>
-      <w:pPr>
-        <w:pStyle w:val="HTMLPreformatted"/>
-        <w:ind w:left="720"/>
-        <w:rPr>
-          <w:rStyle w:val="HTMLCode"/>
-          <w:rFonts w:ascii="Cambria" w:hAnsi="Cambria"/>
-        </w:rPr>
-      </w:pPr>
-      <w:r>
-        <w:rPr>
-          <w:rStyle w:val="HTMLCode"/>
-          <w:rFonts w:ascii="Cambria" w:hAnsi="Cambria"/>
-        </w:rPr>
-        <w:t xml:space="preserve">    'key2': True,</w:t>
-      </w:r>
-    </w:p>
-    <w:p>
-      <w:pPr>
-        <w:pStyle w:val="HTMLPreformatted"/>
-        <w:ind w:left="720"/>
-        <w:rPr>
-          <w:rStyle w:val="HTMLCode"/>
-          <w:rFonts w:ascii="Cambria" w:hAnsi="Cambria"/>
-        </w:rPr>
-      </w:pPr>
-      <w:r>
-        <w:rPr>
-          <w:rStyle w:val="HTMLCode"/>
-          <w:rFonts w:ascii="Cambria" w:hAnsi="Cambria"/>
-        </w:rPr>
-        <w:t xml:space="preserve">    'key3': [1, 2, 3],</w:t>
-      </w:r>
-    </w:p>
-    <w:p>
-      <w:pPr>
-        <w:pStyle w:val="HTMLPreformatted"/>
-        <w:ind w:left="720"/>
-        <w:rPr>
-          <w:rStyle w:val="HTMLCode"/>
-          <w:rFonts w:ascii="Cambria" w:hAnsi="Cambria"/>
-        </w:rPr>
-      </w:pPr>
-      <w:r>
-        <w:rPr>
-          <w:rStyle w:val="HTMLCode"/>
-          <w:rFonts w:ascii="Cambria" w:hAnsi="Cambria"/>
-        </w:rPr>
-        <w:t xml:space="preserve">    'key4': 'zaeem'</w:t>
+          <w:sz w:val="20"/>
+          <w:szCs w:val="20"/>
+        </w:rPr>
+      </w:pPr>
+      <w:r>
+        <w:rPr>
+          <w:rFonts w:ascii="Cambria" w:hAnsi="Cambria"/>
+          <w:sz w:val="20"/>
+          <w:szCs w:val="20"/>
+        </w:rPr>
+        <w:t>EXAMPLE:</w:t>
+      </w:r>
+    </w:p>
+    <w:p>
+      <w:pPr>
+        <w:pStyle w:val="HTMLPreformatted"/>
+        <w:ind w:left="720"/>
+        <w:rPr>
+          <w:rStyle w:val="HTMLCode"/>
+          <w:rFonts w:ascii="Cambria" w:hAnsi="Cambria"/>
+        </w:rPr>
+      </w:pPr>
+      <w:r>
+        <w:rPr>
+          <w:rStyle w:val="HTMLCode"/>
+          <w:rFonts w:ascii="Cambria" w:hAnsi="Cambria"/>
+        </w:rPr>
+        <w:t>DICTIONARY = {</w:t>
+      </w:r>
+    </w:p>
+    <w:p>
+      <w:pPr>
+        <w:pStyle w:val="HTMLPreformatted"/>
+        <w:ind w:left="720"/>
+        <w:rPr>
+          <w:rStyle w:val="HTMLCode"/>
+          <w:rFonts w:ascii="Cambria" w:hAnsi="Cambria"/>
+        </w:rPr>
+      </w:pPr>
+      <w:r>
+        <w:rPr>
+          <w:rStyle w:val="HTMLCode"/>
+          <w:rFonts w:ascii="Cambria" w:hAnsi="Cambria"/>
+        </w:rPr>
+        <w:t xml:space="preserve">    'KEY1': 1,</w:t>
+      </w:r>
+    </w:p>
+    <w:p>
+      <w:pPr>
+        <w:pStyle w:val="HTMLPreformatted"/>
+        <w:ind w:left="720"/>
+        <w:rPr>
+          <w:rStyle w:val="HTMLCode"/>
+          <w:rFonts w:ascii="Cambria" w:hAnsi="Cambria"/>
+        </w:rPr>
+      </w:pPr>
+      <w:r>
+        <w:rPr>
+          <w:rStyle w:val="HTMLCode"/>
+          <w:rFonts w:ascii="Cambria" w:hAnsi="Cambria"/>
+        </w:rPr>
+        <w:t xml:space="preserve">    'KEY2': TRUE,</w:t>
+      </w:r>
+    </w:p>
+    <w:p>
+      <w:pPr>
+        <w:pStyle w:val="HTMLPreformatted"/>
+        <w:ind w:left="720"/>
+        <w:rPr>
+          <w:rStyle w:val="HTMLCode"/>
+          <w:rFonts w:ascii="Cambria" w:hAnsi="Cambria"/>
+        </w:rPr>
+      </w:pPr>
+      <w:r>
+        <w:rPr>
+          <w:rStyle w:val="HTMLCode"/>
+          <w:rFonts w:ascii="Cambria" w:hAnsi="Cambria"/>
+        </w:rPr>
+        <w:t xml:space="preserve">    'KEY3': [1, 2, 3],</w:t>
+      </w:r>
+    </w:p>
+    <w:p>
+      <w:pPr>
+        <w:pStyle w:val="HTMLPreformatted"/>
+        <w:ind w:left="720"/>
+        <w:rPr>
+          <w:rStyle w:val="HTMLCode"/>
+          <w:rFonts w:ascii="Cambria" w:hAnsi="Cambria"/>
+        </w:rPr>
+      </w:pPr>
+      <w:r>
+        <w:rPr>
+          <w:rStyle w:val="HTMLCode"/>
+          <w:rFonts w:ascii="Cambria" w:hAnsi="Cambria"/>
+        </w:rPr>
+        <w:t xml:space="preserve">    'KEY4': 'ZAEEM'</w:t>
       </w:r>
     </w:p>
     <w:p>
@@ -502,40 +559,40 @@
           <w:rStyle w:val="HTMLCode"/>
           <w:rFonts w:ascii="Cambria" w:hAnsi="Cambria"/>
         </w:rPr>
-        <w:t>print(dictionary)</w:t>
-      </w:r>
-    </w:p>
-    <w:p>
-      <w:pPr>
-        <w:pStyle w:val="HTMLPreformatted"/>
-        <w:ind w:left="720"/>
-        <w:rPr>
-          <w:rStyle w:val="HTMLCode"/>
-          <w:rFonts w:ascii="Cambria" w:hAnsi="Cambria"/>
-        </w:rPr>
-      </w:pPr>
-      <w:r>
-        <w:rPr>
-          <w:rStyle w:val="HTMLCode"/>
-          <w:rFonts w:ascii="Cambria" w:hAnsi="Cambria"/>
-        </w:rPr>
-        <w:t>print(dictionary['key1'])      # 1</w:t>
-      </w:r>
-    </w:p>
-    <w:p>
-      <w:pPr>
-        <w:pStyle w:val="HTMLPreformatted"/>
-        <w:ind w:left="720"/>
-        <w:rPr>
-          <w:rFonts w:ascii="Cambria" w:hAnsi="Cambria"/>
-        </w:rPr>
-      </w:pPr>
-      <w:r>
-        <w:rPr>
-          <w:rStyle w:val="HTMLCode"/>
-          <w:rFonts w:ascii="Cambria" w:hAnsi="Cambria"/>
-        </w:rPr>
-        <w:t>print(dictionary['key3'][2])   # 3</w:t>
+        <w:t>PRINT(DICTIONARY)</w:t>
+      </w:r>
+    </w:p>
+    <w:p>
+      <w:pPr>
+        <w:pStyle w:val="HTMLPreformatted"/>
+        <w:ind w:left="720"/>
+        <w:rPr>
+          <w:rStyle w:val="HTMLCode"/>
+          <w:rFonts w:ascii="Cambria" w:hAnsi="Cambria"/>
+        </w:rPr>
+      </w:pPr>
+      <w:r>
+        <w:rPr>
+          <w:rStyle w:val="HTMLCode"/>
+          <w:rFonts w:ascii="Cambria" w:hAnsi="Cambria"/>
+        </w:rPr>
+        <w:t>PRINT(DICTIONARY['KEY1'])      # 1</w:t>
+      </w:r>
+    </w:p>
+    <w:p>
+      <w:pPr>
+        <w:pStyle w:val="HTMLPreformatted"/>
+        <w:ind w:left="720"/>
+        <w:rPr>
+          <w:rFonts w:ascii="Cambria" w:hAnsi="Cambria"/>
+        </w:rPr>
+      </w:pPr>
+      <w:r>
+        <w:rPr>
+          <w:rStyle w:val="HTMLCode"/>
+          <w:rFonts w:ascii="Cambria" w:hAnsi="Cambria"/>
+        </w:rPr>
+        <w:t>PRINT(DICTIONARY['KEY3'][2])   # 3</w:t>
       </w:r>
     </w:p>
     <w:p>
@@ -547,13 +604,18 @@
         </w:numPr>
         <w:rPr>
           <w:rFonts w:ascii="Cambria" w:hAnsi="Cambria"/>
-        </w:rPr>
-      </w:pPr>
-      <w:r>
-        <w:rPr>
-          <w:rFonts w:ascii="Cambria" w:hAnsi="Cambria"/>
-        </w:rPr>
-        <w:t>Nested Dictionaries (List of Dictionaries)</w:t>
+          <w:sz w:val="20"/>
+          <w:szCs w:val="20"/>
+        </w:rPr>
+      </w:pPr>
+      <w:r>
+        <w:rPr>
+          <w:rFonts w:ascii="Cambria" w:hAnsi="Cambria"/>
+          <w:caps w:val="0"/>
+          <w:sz w:val="20"/>
+          <w:szCs w:val="20"/>
+        </w:rPr>
+        <w:t>NESTED DICTIONARIES (LIST OF DICTIONARIES)</w:t>
       </w:r>
     </w:p>
     <w:p>
@@ -565,81 +627,85 @@
         </w:numPr>
         <w:rPr>
           <w:rFonts w:ascii="Cambria" w:hAnsi="Cambria"/>
-        </w:rPr>
-      </w:pPr>
-      <w:r>
-        <w:rPr>
-          <w:rFonts w:ascii="Cambria" w:hAnsi="Cambria"/>
-        </w:rPr>
-        <w:t>You can create a list that holds multiple dictionaries.</w:t>
-      </w:r>
-    </w:p>
-    <w:p>
-      <w:pPr>
-        <w:pStyle w:val="HTMLPreformatted"/>
-        <w:ind w:left="720"/>
-        <w:rPr>
-          <w:rStyle w:val="HTMLCode"/>
-          <w:rFonts w:ascii="Cambria" w:hAnsi="Cambria"/>
-        </w:rPr>
-      </w:pPr>
-      <w:r>
-        <w:rPr>
-          <w:rStyle w:val="HTMLCode"/>
-          <w:rFonts w:ascii="Cambria" w:hAnsi="Cambria"/>
-        </w:rPr>
-        <w:t>mixed = [</w:t>
-      </w:r>
-    </w:p>
-    <w:p>
-      <w:pPr>
-        <w:pStyle w:val="HTMLPreformatted"/>
-        <w:ind w:left="720"/>
-        <w:rPr>
-          <w:rStyle w:val="HTMLCode"/>
-          <w:rFonts w:ascii="Cambria" w:hAnsi="Cambria"/>
-        </w:rPr>
-      </w:pPr>
-      <w:r>
-        <w:rPr>
-          <w:rStyle w:val="HTMLCode"/>
-          <w:rFonts w:ascii="Cambria" w:hAnsi="Cambria"/>
-        </w:rPr>
-        <w:t xml:space="preserve">    {'key1': 1, 'key2': True,  'key3': [1, 2, 3], 'key4': 'zaeem'},</w:t>
-      </w:r>
-    </w:p>
-    <w:p>
-      <w:pPr>
-        <w:pStyle w:val="HTMLPreformatted"/>
-        <w:ind w:left="720"/>
-        <w:rPr>
-          <w:rStyle w:val="HTMLCode"/>
-          <w:rFonts w:ascii="Cambria" w:hAnsi="Cambria"/>
-        </w:rPr>
-      </w:pPr>
-      <w:r>
-        <w:rPr>
-          <w:rStyle w:val="HTMLCode"/>
-          <w:rFonts w:ascii="Cambria" w:hAnsi="Cambria"/>
-        </w:rPr>
-        <w:t xml:space="preserve">    {'key1': 1, 'key2': False, 'key3': [4, 5, 6], 'key4': 'zaeem'},</w:t>
-      </w:r>
-    </w:p>
-    <w:p>
-      <w:pPr>
-        <w:pStyle w:val="HTMLPreformatted"/>
-        <w:ind w:left="720"/>
-        <w:rPr>
-          <w:rStyle w:val="HTMLCode"/>
-          <w:rFonts w:ascii="Cambria" w:hAnsi="Cambria"/>
-        </w:rPr>
-      </w:pPr>
-      <w:r>
-        <w:rPr>
-          <w:rStyle w:val="HTMLCode"/>
-          <w:rFonts w:ascii="Cambria" w:hAnsi="Cambria"/>
-        </w:rPr>
-        <w:t xml:space="preserve">    {'key1': 1, 'key2': False, 'key3': [7, 8, 9], 'key4': 'zaeem'}</w:t>
+          <w:sz w:val="20"/>
+          <w:szCs w:val="20"/>
+        </w:rPr>
+      </w:pPr>
+      <w:r>
+        <w:rPr>
+          <w:rFonts w:ascii="Cambria" w:hAnsi="Cambria"/>
+          <w:sz w:val="20"/>
+          <w:szCs w:val="20"/>
+        </w:rPr>
+        <w:t>YOU CAN CREATE A LIST THAT HOLDS MULTIPLE DICTIONARIES.</w:t>
+      </w:r>
+    </w:p>
+    <w:p>
+      <w:pPr>
+        <w:pStyle w:val="HTMLPreformatted"/>
+        <w:ind w:left="720"/>
+        <w:rPr>
+          <w:rStyle w:val="HTMLCode"/>
+          <w:rFonts w:ascii="Cambria" w:hAnsi="Cambria"/>
+        </w:rPr>
+      </w:pPr>
+      <w:r>
+        <w:rPr>
+          <w:rStyle w:val="HTMLCode"/>
+          <w:rFonts w:ascii="Cambria" w:hAnsi="Cambria"/>
+        </w:rPr>
+        <w:t>MIXED = [</w:t>
+      </w:r>
+    </w:p>
+    <w:p>
+      <w:pPr>
+        <w:pStyle w:val="HTMLPreformatted"/>
+        <w:ind w:left="720"/>
+        <w:rPr>
+          <w:rStyle w:val="HTMLCode"/>
+          <w:rFonts w:ascii="Cambria" w:hAnsi="Cambria"/>
+        </w:rPr>
+      </w:pPr>
+      <w:r>
+        <w:rPr>
+          <w:rStyle w:val="HTMLCode"/>
+          <w:rFonts w:ascii="Cambria" w:hAnsi="Cambria"/>
+        </w:rPr>
+        <w:t xml:space="preserve">    {'KEY1': 1, 'KEY2': TRUE,  'KEY3': [1, 2, 3], 'KEY4': 'ZAEEM'},</w:t>
+      </w:r>
+    </w:p>
+    <w:p>
+      <w:pPr>
+        <w:pStyle w:val="HTMLPreformatted"/>
+        <w:ind w:left="720"/>
+        <w:rPr>
+          <w:rStyle w:val="HTMLCode"/>
+          <w:rFonts w:ascii="Cambria" w:hAnsi="Cambria"/>
+        </w:rPr>
+      </w:pPr>
+      <w:r>
+        <w:rPr>
+          <w:rStyle w:val="HTMLCode"/>
+          <w:rFonts w:ascii="Cambria" w:hAnsi="Cambria"/>
+        </w:rPr>
+        <w:t xml:space="preserve">    {'KEY1': 1, 'KEY2': FALSE, 'KEY3': [4, 5, 6], 'KEY4': 'ZAEEM'},</w:t>
+      </w:r>
+    </w:p>
+    <w:p>
+      <w:pPr>
+        <w:pStyle w:val="HTMLPreformatted"/>
+        <w:ind w:left="720"/>
+        <w:rPr>
+          <w:rStyle w:val="HTMLCode"/>
+          <w:rFonts w:ascii="Cambria" w:hAnsi="Cambria"/>
+        </w:rPr>
+      </w:pPr>
+      <w:r>
+        <w:rPr>
+          <w:rStyle w:val="HTMLCode"/>
+          <w:rFonts w:ascii="Cambria" w:hAnsi="Cambria"/>
+        </w:rPr>
+        <w:t xml:space="preserve">    {'KEY1': 1, 'KEY2': FALSE, 'KEY3': [7, 8, 9], 'KEY4': 'ZAEEM'}</w:t>
       </w:r>
     </w:p>
     <w:p>
@@ -682,7 +748,7 @@
           <w:rStyle w:val="HTMLCode"/>
           <w:rFonts w:ascii="Cambria" w:hAnsi="Cambria"/>
         </w:rPr>
-        <w:t>print(mixed[2]['key3'][1])  # 8</w:t>
+        <w:t>PRINT(MIXED[2]['KEY3'][1])  # 8</w:t>
       </w:r>
     </w:p>
     <w:p>
@@ -694,13 +760,18 @@
         </w:numPr>
         <w:rPr>
           <w:rFonts w:ascii="Cambria" w:hAnsi="Cambria"/>
-        </w:rPr>
-      </w:pPr>
-      <w:r>
-        <w:rPr>
-          <w:rFonts w:ascii="Cambria" w:hAnsi="Cambria"/>
-        </w:rPr>
-        <w:t>Dictionary Characteristics</w:t>
+          <w:sz w:val="20"/>
+          <w:szCs w:val="20"/>
+        </w:rPr>
+      </w:pPr>
+      <w:r>
+        <w:rPr>
+          <w:rFonts w:ascii="Cambria" w:hAnsi="Cambria"/>
+          <w:caps w:val="0"/>
+          <w:sz w:val="20"/>
+          <w:szCs w:val="20"/>
+        </w:rPr>
+        <w:t>DICTIONARY CHARACTERISTICS</w:t>
       </w:r>
     </w:p>
     <w:p>
@@ -712,37 +783,49 @@
         </w:numPr>
         <w:rPr>
           <w:rFonts w:ascii="Cambria" w:hAnsi="Cambria"/>
-        </w:rPr>
-      </w:pPr>
-      <w:r>
-        <w:rPr>
-          <w:rFonts w:ascii="Cambria" w:hAnsi="Cambria"/>
-        </w:rPr>
-        <w:t xml:space="preserve">Keys must be </w:t>
+          <w:sz w:val="20"/>
+          <w:szCs w:val="20"/>
+        </w:rPr>
+      </w:pPr>
+      <w:r>
+        <w:rPr>
+          <w:rFonts w:ascii="Cambria" w:hAnsi="Cambria"/>
+          <w:sz w:val="20"/>
+          <w:szCs w:val="20"/>
+        </w:rPr>
+        <w:t xml:space="preserve">KEYS MUST BE </w:t>
       </w:r>
       <w:r>
         <w:rPr>
           <w:rStyle w:val="Strong"/>
           <w:rFonts w:ascii="Cambria" w:hAnsi="Cambria"/>
-        </w:rPr>
-        <w:t>unique</w:t>
-      </w:r>
-      <w:r>
-        <w:rPr>
-          <w:rFonts w:ascii="Cambria" w:hAnsi="Cambria"/>
-        </w:rPr>
-        <w:t xml:space="preserve"> and </w:t>
+          <w:sz w:val="20"/>
+          <w:szCs w:val="20"/>
+        </w:rPr>
+        <w:t>UNIQUE</w:t>
+      </w:r>
+      <w:r>
+        <w:rPr>
+          <w:rFonts w:ascii="Cambria" w:hAnsi="Cambria"/>
+          <w:sz w:val="20"/>
+          <w:szCs w:val="20"/>
+        </w:rPr>
+        <w:t xml:space="preserve"> AND </w:t>
       </w:r>
       <w:r>
         <w:rPr>
           <w:rStyle w:val="Strong"/>
           <w:rFonts w:ascii="Cambria" w:hAnsi="Cambria"/>
-        </w:rPr>
-        <w:t>unchangeable</w:t>
-      </w:r>
-      <w:r>
-        <w:rPr>
-          <w:rFonts w:ascii="Cambria" w:hAnsi="Cambria"/>
+          <w:sz w:val="20"/>
+          <w:szCs w:val="20"/>
+        </w:rPr>
+        <w:t>UNCHANGEABLE</w:t>
+      </w:r>
+      <w:r>
+        <w:rPr>
+          <w:rFonts w:ascii="Cambria" w:hAnsi="Cambria"/>
+          <w:sz w:val="20"/>
+          <w:szCs w:val="20"/>
         </w:rPr>
         <w:t>.</w:t>
       </w:r>
@@ -756,14 +839,17 @@
         </w:numPr>
         <w:rPr>
           <w:rFonts w:ascii="Cambria" w:hAnsi="Cambria"/>
-        </w:rPr>
-      </w:pPr>
-      <w:r>
-        <w:rPr>
-          <w:rFonts w:ascii="Cambria" w:hAnsi="Cambria"/>
-        </w:rPr>
-        <w:lastRenderedPageBreak/>
-        <w:t>Example (incorrect → correct):</w:t>
+          <w:sz w:val="20"/>
+          <w:szCs w:val="20"/>
+        </w:rPr>
+      </w:pPr>
+      <w:r>
+        <w:rPr>
+          <w:rFonts w:ascii="Cambria" w:hAnsi="Cambria"/>
+          <w:sz w:val="20"/>
+          <w:szCs w:val="20"/>
+        </w:rPr>
+        <w:t>EXAMPLE (INCORRECT → CORRECT):</w:t>
       </w:r>
     </w:p>
     <w:p>
@@ -773,26 +859,34 @@
           <w:ilvl w:val="0"/>
           <w:numId w:val="5"/>
         </w:numPr>
-      </w:pPr>
-      <w:r>
-        <w:t>Wrong</w:t>
-      </w:r>
-    </w:p>
-    <w:p>
-      <w:pPr>
-        <w:pStyle w:val="HTMLPreformatted"/>
-        <w:ind w:left="720"/>
-        <w:rPr>
-          <w:rStyle w:val="HTMLCode"/>
-          <w:rFonts w:ascii="Cambria" w:hAnsi="Cambria"/>
-        </w:rPr>
-      </w:pPr>
-      <w:r>
-        <w:rPr>
-          <w:rStyle w:val="HTMLCode"/>
-          <w:rFonts w:ascii="Cambria" w:hAnsi="Cambria"/>
-        </w:rPr>
-        <w:t>dictionary = {[key1], [1,2,3]}  # invalid</w:t>
+        <w:rPr>
+          <w:rFonts w:ascii="Cambria" w:hAnsi="Cambria"/>
+        </w:rPr>
+      </w:pPr>
+      <w:r>
+        <w:rPr>
+          <w:rFonts w:ascii="Cambria" w:hAnsi="Cambria"/>
+          <w:caps w:val="0"/>
+        </w:rPr>
+        <w:lastRenderedPageBreak/>
+        <w:t>WRONG</w:t>
+      </w:r>
+    </w:p>
+    <w:p>
+      <w:pPr>
+        <w:pStyle w:val="HTMLPreformatted"/>
+        <w:ind w:left="720"/>
+        <w:rPr>
+          <w:rStyle w:val="HTMLCode"/>
+          <w:rFonts w:ascii="Cambria" w:hAnsi="Cambria"/>
+        </w:rPr>
+      </w:pPr>
+      <w:r>
+        <w:rPr>
+          <w:rStyle w:val="HTMLCode"/>
+          <w:rFonts w:ascii="Cambria" w:hAnsi="Cambria"/>
+        </w:rPr>
+        <w:t>DICTIONARY = {[KEY1], [1,2,3]}  # INVALID</w:t>
       </w:r>
     </w:p>
     <w:p>
@@ -802,25 +896,32 @@
           <w:ilvl w:val="0"/>
           <w:numId w:val="15"/>
         </w:numPr>
-      </w:pPr>
-      <w:r>
-        <w:t>Correct</w:t>
-      </w:r>
-    </w:p>
-    <w:p>
-      <w:pPr>
-        <w:pStyle w:val="HTMLPreformatted"/>
-        <w:ind w:left="720"/>
-        <w:rPr>
-          <w:rFonts w:ascii="Cambria" w:hAnsi="Cambria"/>
-        </w:rPr>
-      </w:pPr>
-      <w:r>
-        <w:rPr>
-          <w:rStyle w:val="HTMLCode"/>
-          <w:rFonts w:ascii="Cambria" w:hAnsi="Cambria"/>
-        </w:rPr>
-        <w:t>dictionary = {'key1': [1, 2, 3]}</w:t>
+        <w:rPr>
+          <w:rFonts w:ascii="Cambria" w:hAnsi="Cambria"/>
+        </w:rPr>
+      </w:pPr>
+      <w:r>
+        <w:rPr>
+          <w:rFonts w:ascii="Cambria" w:hAnsi="Cambria"/>
+          <w:caps w:val="0"/>
+        </w:rPr>
+        <w:t>CORRECT</w:t>
+      </w:r>
+    </w:p>
+    <w:p>
+      <w:pPr>
+        <w:pStyle w:val="HTMLPreformatted"/>
+        <w:ind w:left="720"/>
+        <w:rPr>
+          <w:rFonts w:ascii="Cambria" w:hAnsi="Cambria"/>
+        </w:rPr>
+      </w:pPr>
+      <w:r>
+        <w:rPr>
+          <w:rStyle w:val="HTMLCode"/>
+          <w:rFonts w:ascii="Cambria" w:hAnsi="Cambria"/>
+        </w:rPr>
+        <w:t>DICTIONARY = {'KEY1': [1, 2, 3]}</w:t>
       </w:r>
     </w:p>
     <w:p>
@@ -832,108 +933,113 @@
         </w:numPr>
         <w:rPr>
           <w:rFonts w:ascii="Cambria" w:hAnsi="Cambria"/>
-        </w:rPr>
-      </w:pPr>
-      <w:r>
-        <w:rPr>
-          <w:rFonts w:ascii="Cambria" w:hAnsi="Cambria"/>
-        </w:rPr>
-        <w:t>Example Dictionary</w:t>
-      </w:r>
-    </w:p>
-    <w:p>
-      <w:pPr>
-        <w:pStyle w:val="HTMLPreformatted"/>
-        <w:ind w:left="720"/>
-        <w:rPr>
-          <w:rStyle w:val="HTMLCode"/>
-          <w:rFonts w:ascii="Cambria" w:hAnsi="Cambria"/>
-        </w:rPr>
-      </w:pPr>
-      <w:r>
-        <w:rPr>
-          <w:rStyle w:val="HTMLCode"/>
-          <w:rFonts w:ascii="Cambria" w:hAnsi="Cambria"/>
-        </w:rPr>
-        <w:t>characteristics = ['name', 'power', 'bonus']</w:t>
-      </w:r>
-    </w:p>
-    <w:p>
-      <w:pPr>
-        <w:pStyle w:val="HTMLPreformatted"/>
-        <w:ind w:left="720"/>
-        <w:rPr>
-          <w:rStyle w:val="HTMLCode"/>
-          <w:rFonts w:ascii="Cambria" w:hAnsi="Cambria"/>
-        </w:rPr>
-      </w:pPr>
-    </w:p>
-    <w:p>
-      <w:pPr>
-        <w:pStyle w:val="HTMLPreformatted"/>
-        <w:ind w:left="720"/>
-        <w:rPr>
-          <w:rStyle w:val="HTMLCode"/>
-          <w:rFonts w:ascii="Cambria" w:hAnsi="Cambria"/>
-        </w:rPr>
-      </w:pPr>
-      <w:r>
-        <w:rPr>
-          <w:rStyle w:val="HTMLCode"/>
-          <w:rFonts w:ascii="Cambria" w:hAnsi="Cambria"/>
-        </w:rPr>
-        <w:t>dictionary = {</w:t>
-      </w:r>
-    </w:p>
-    <w:p>
-      <w:pPr>
-        <w:pStyle w:val="HTMLPreformatted"/>
-        <w:ind w:left="720"/>
-        <w:rPr>
-          <w:rStyle w:val="HTMLCode"/>
-          <w:rFonts w:ascii="Cambria" w:hAnsi="Cambria"/>
-        </w:rPr>
-      </w:pPr>
-      <w:r>
-        <w:rPr>
-          <w:rStyle w:val="HTMLCode"/>
-          <w:rFonts w:ascii="Cambria" w:hAnsi="Cambria"/>
-        </w:rPr>
-        <w:t xml:space="preserve">    'player': 'john',</w:t>
-      </w:r>
-    </w:p>
-    <w:p>
-      <w:pPr>
-        <w:pStyle w:val="HTMLPreformatted"/>
-        <w:ind w:left="720"/>
-        <w:rPr>
-          <w:rStyle w:val="HTMLCode"/>
-          <w:rFonts w:ascii="Cambria" w:hAnsi="Cambria"/>
-        </w:rPr>
-      </w:pPr>
-      <w:r>
-        <w:rPr>
-          <w:rStyle w:val="HTMLCode"/>
-          <w:rFonts w:ascii="Cambria" w:hAnsi="Cambria"/>
-        </w:rPr>
-        <w:t xml:space="preserve">    'power': 'full',</w:t>
-      </w:r>
-    </w:p>
-    <w:p>
-      <w:pPr>
-        <w:pStyle w:val="HTMLPreformatted"/>
-        <w:ind w:left="720"/>
-        <w:rPr>
-          <w:rStyle w:val="HTMLCode"/>
-          <w:rFonts w:ascii="Cambria" w:hAnsi="Cambria"/>
-        </w:rPr>
-      </w:pPr>
-      <w:r>
-        <w:rPr>
-          <w:rStyle w:val="HTMLCode"/>
-          <w:rFonts w:ascii="Cambria" w:hAnsi="Cambria"/>
-        </w:rPr>
-        <w:t xml:space="preserve">    'bonus': '2 lives'</w:t>
+          <w:sz w:val="20"/>
+          <w:szCs w:val="20"/>
+        </w:rPr>
+      </w:pPr>
+      <w:r>
+        <w:rPr>
+          <w:rFonts w:ascii="Cambria" w:hAnsi="Cambria"/>
+          <w:caps w:val="0"/>
+          <w:sz w:val="20"/>
+          <w:szCs w:val="20"/>
+        </w:rPr>
+        <w:t>EXAMPLE DICTIONARY</w:t>
+      </w:r>
+    </w:p>
+    <w:p>
+      <w:pPr>
+        <w:pStyle w:val="HTMLPreformatted"/>
+        <w:ind w:left="720"/>
+        <w:rPr>
+          <w:rStyle w:val="HTMLCode"/>
+          <w:rFonts w:ascii="Cambria" w:hAnsi="Cambria"/>
+        </w:rPr>
+      </w:pPr>
+      <w:r>
+        <w:rPr>
+          <w:rStyle w:val="HTMLCode"/>
+          <w:rFonts w:ascii="Cambria" w:hAnsi="Cambria"/>
+        </w:rPr>
+        <w:t>CHARACTERISTICS = ['NAME', 'POWER', 'BONUS']</w:t>
+      </w:r>
+    </w:p>
+    <w:p>
+      <w:pPr>
+        <w:pStyle w:val="HTMLPreformatted"/>
+        <w:ind w:left="720"/>
+        <w:rPr>
+          <w:rStyle w:val="HTMLCode"/>
+          <w:rFonts w:ascii="Cambria" w:hAnsi="Cambria"/>
+        </w:rPr>
+      </w:pPr>
+    </w:p>
+    <w:p>
+      <w:pPr>
+        <w:pStyle w:val="HTMLPreformatted"/>
+        <w:ind w:left="720"/>
+        <w:rPr>
+          <w:rStyle w:val="HTMLCode"/>
+          <w:rFonts w:ascii="Cambria" w:hAnsi="Cambria"/>
+        </w:rPr>
+      </w:pPr>
+      <w:r>
+        <w:rPr>
+          <w:rStyle w:val="HTMLCode"/>
+          <w:rFonts w:ascii="Cambria" w:hAnsi="Cambria"/>
+        </w:rPr>
+        <w:t>DICTIONARY = {</w:t>
+      </w:r>
+    </w:p>
+    <w:p>
+      <w:pPr>
+        <w:pStyle w:val="HTMLPreformatted"/>
+        <w:ind w:left="720"/>
+        <w:rPr>
+          <w:rStyle w:val="HTMLCode"/>
+          <w:rFonts w:ascii="Cambria" w:hAnsi="Cambria"/>
+        </w:rPr>
+      </w:pPr>
+      <w:r>
+        <w:rPr>
+          <w:rStyle w:val="HTMLCode"/>
+          <w:rFonts w:ascii="Cambria" w:hAnsi="Cambria"/>
+        </w:rPr>
+        <w:t xml:space="preserve">    'PLAYER': 'JOHN',</w:t>
+      </w:r>
+    </w:p>
+    <w:p>
+      <w:pPr>
+        <w:pStyle w:val="HTMLPreformatted"/>
+        <w:ind w:left="720"/>
+        <w:rPr>
+          <w:rStyle w:val="HTMLCode"/>
+          <w:rFonts w:ascii="Cambria" w:hAnsi="Cambria"/>
+        </w:rPr>
+      </w:pPr>
+      <w:r>
+        <w:rPr>
+          <w:rStyle w:val="HTMLCode"/>
+          <w:rFonts w:ascii="Cambria" w:hAnsi="Cambria"/>
+        </w:rPr>
+        <w:t xml:space="preserve">    'POWER': 'FULL',</w:t>
+      </w:r>
+    </w:p>
+    <w:p>
+      <w:pPr>
+        <w:pStyle w:val="HTMLPreformatted"/>
+        <w:ind w:left="720"/>
+        <w:rPr>
+          <w:rStyle w:val="HTMLCode"/>
+          <w:rFonts w:ascii="Cambria" w:hAnsi="Cambria"/>
+        </w:rPr>
+      </w:pPr>
+      <w:r>
+        <w:rPr>
+          <w:rStyle w:val="HTMLCode"/>
+          <w:rFonts w:ascii="Cambria" w:hAnsi="Cambria"/>
+        </w:rPr>
+        <w:t xml:space="preserve">    'BONUS': '2 LIVES'</w:t>
       </w:r>
     </w:p>
     <w:p>
@@ -976,7 +1082,7 @@
           <w:rStyle w:val="HTMLCode"/>
           <w:rFonts w:ascii="Cambria" w:hAnsi="Cambria"/>
         </w:rPr>
-        <w:t>print(dictionary['power'])   # full</w:t>
+        <w:t>PRINT(DICTIONARY['POWER'])   # FULL</w:t>
       </w:r>
     </w:p>
     <w:p>
@@ -988,81 +1094,86 @@
         </w:numPr>
         <w:rPr>
           <w:rFonts w:ascii="Cambria" w:hAnsi="Cambria"/>
-        </w:rPr>
-      </w:pPr>
-      <w:r>
-        <w:rPr>
-          <w:rFonts w:ascii="Cambria" w:hAnsi="Cambria"/>
-        </w:rPr>
-        <w:t>Most Used Dictionary Methods</w:t>
-      </w:r>
-    </w:p>
-    <w:p>
-      <w:pPr>
-        <w:pStyle w:val="HTMLPreformatted"/>
-        <w:ind w:left="720"/>
-        <w:rPr>
-          <w:rStyle w:val="HTMLCode"/>
-          <w:rFonts w:ascii="Cambria" w:hAnsi="Cambria"/>
-        </w:rPr>
-      </w:pPr>
-      <w:r>
-        <w:rPr>
-          <w:rStyle w:val="HTMLCode"/>
-          <w:rFonts w:ascii="Cambria" w:hAnsi="Cambria"/>
-        </w:rPr>
-        <w:t>dictionary = {</w:t>
-      </w:r>
-    </w:p>
-    <w:p>
-      <w:pPr>
-        <w:pStyle w:val="HTMLPreformatted"/>
-        <w:ind w:left="720"/>
-        <w:rPr>
-          <w:rStyle w:val="HTMLCode"/>
-          <w:rFonts w:ascii="Cambria" w:hAnsi="Cambria"/>
-        </w:rPr>
-      </w:pPr>
-      <w:r>
-        <w:rPr>
-          <w:rStyle w:val="HTMLCode"/>
-          <w:rFonts w:ascii="Cambria" w:hAnsi="Cambria"/>
-        </w:rPr>
-        <w:t xml:space="preserve">    'player': 'john',</w:t>
-      </w:r>
-    </w:p>
-    <w:p>
-      <w:pPr>
-        <w:pStyle w:val="HTMLPreformatted"/>
-        <w:ind w:left="720"/>
-        <w:rPr>
-          <w:rStyle w:val="HTMLCode"/>
-          <w:rFonts w:ascii="Cambria" w:hAnsi="Cambria"/>
-        </w:rPr>
-      </w:pPr>
-      <w:r>
-        <w:rPr>
-          <w:rStyle w:val="HTMLCode"/>
-          <w:rFonts w:ascii="Cambria" w:hAnsi="Cambria"/>
-        </w:rPr>
-        <w:t xml:space="preserve">    'power': 'full',</w:t>
-      </w:r>
-    </w:p>
-    <w:p>
-      <w:pPr>
-        <w:pStyle w:val="HTMLPreformatted"/>
-        <w:ind w:left="720"/>
-        <w:rPr>
-          <w:rStyle w:val="HTMLCode"/>
-          <w:rFonts w:ascii="Cambria" w:hAnsi="Cambria"/>
-        </w:rPr>
-      </w:pPr>
-      <w:r>
-        <w:rPr>
-          <w:rStyle w:val="HTMLCode"/>
-          <w:rFonts w:ascii="Cambria" w:hAnsi="Cambria"/>
-        </w:rPr>
-        <w:t xml:space="preserve">    'bonus': '2 lives'</w:t>
+          <w:sz w:val="20"/>
+          <w:szCs w:val="20"/>
+        </w:rPr>
+      </w:pPr>
+      <w:r>
+        <w:rPr>
+          <w:rFonts w:ascii="Cambria" w:hAnsi="Cambria"/>
+          <w:caps w:val="0"/>
+          <w:sz w:val="20"/>
+          <w:szCs w:val="20"/>
+        </w:rPr>
+        <w:t>MOST USED DICTIONARY METHODS</w:t>
+      </w:r>
+    </w:p>
+    <w:p>
+      <w:pPr>
+        <w:pStyle w:val="HTMLPreformatted"/>
+        <w:ind w:left="720"/>
+        <w:rPr>
+          <w:rStyle w:val="HTMLCode"/>
+          <w:rFonts w:ascii="Cambria" w:hAnsi="Cambria"/>
+        </w:rPr>
+      </w:pPr>
+      <w:r>
+        <w:rPr>
+          <w:rStyle w:val="HTMLCode"/>
+          <w:rFonts w:ascii="Cambria" w:hAnsi="Cambria"/>
+        </w:rPr>
+        <w:t>DICTIONARY = {</w:t>
+      </w:r>
+    </w:p>
+    <w:p>
+      <w:pPr>
+        <w:pStyle w:val="HTMLPreformatted"/>
+        <w:ind w:left="720"/>
+        <w:rPr>
+          <w:rStyle w:val="HTMLCode"/>
+          <w:rFonts w:ascii="Cambria" w:hAnsi="Cambria"/>
+        </w:rPr>
+      </w:pPr>
+      <w:r>
+        <w:rPr>
+          <w:rStyle w:val="HTMLCode"/>
+          <w:rFonts w:ascii="Cambria" w:hAnsi="Cambria"/>
+        </w:rPr>
+        <w:t xml:space="preserve">    'PLAYER': 'JOHN',</w:t>
+      </w:r>
+    </w:p>
+    <w:p>
+      <w:pPr>
+        <w:pStyle w:val="HTMLPreformatted"/>
+        <w:ind w:left="720"/>
+        <w:rPr>
+          <w:rStyle w:val="HTMLCode"/>
+          <w:rFonts w:ascii="Cambria" w:hAnsi="Cambria"/>
+        </w:rPr>
+      </w:pPr>
+      <w:r>
+        <w:rPr>
+          <w:rStyle w:val="HTMLCode"/>
+          <w:rFonts w:ascii="Cambria" w:hAnsi="Cambria"/>
+        </w:rPr>
+        <w:t xml:space="preserve">    'POWER': 'FULL',</w:t>
+      </w:r>
+    </w:p>
+    <w:p>
+      <w:pPr>
+        <w:pStyle w:val="HTMLPreformatted"/>
+        <w:ind w:left="720"/>
+        <w:rPr>
+          <w:rStyle w:val="HTMLCode"/>
+          <w:rFonts w:ascii="Cambria" w:hAnsi="Cambria"/>
+        </w:rPr>
+      </w:pPr>
+      <w:r>
+        <w:rPr>
+          <w:rStyle w:val="HTMLCode"/>
+          <w:rFonts w:ascii="Cambria" w:hAnsi="Cambria"/>
+        </w:rPr>
+        <w:t xml:space="preserve">    'BONUS': '2 LIVES'</w:t>
       </w:r>
     </w:p>
     <w:p>
@@ -1106,24 +1217,24 @@
           <w:rStyle w:val="HTMLCode"/>
           <w:rFonts w:ascii="Cambria" w:hAnsi="Cambria"/>
         </w:rPr>
-        <w:t>print(dictionary.get('weapon'))     # None (key not found)</w:t>
-      </w:r>
-    </w:p>
-    <w:p>
-      <w:pPr>
-        <w:pStyle w:val="HTMLPreformatted"/>
-        <w:ind w:left="720"/>
-        <w:rPr>
-          <w:rStyle w:val="HTMLCode"/>
-          <w:rFonts w:ascii="Cambria" w:hAnsi="Cambria"/>
-        </w:rPr>
-      </w:pPr>
-      <w:r>
-        <w:rPr>
-          <w:rStyle w:val="HTMLCode"/>
-          <w:rFonts w:ascii="Cambria" w:hAnsi="Cambria"/>
-        </w:rPr>
-        <w:t xml:space="preserve">print(dictionary.values())          </w:t>
+        <w:t>PRINT(DICTIONARY.GET('WEAPON'))     # NONE (KEY NOT FOUND)</w:t>
+      </w:r>
+    </w:p>
+    <w:p>
+      <w:pPr>
+        <w:pStyle w:val="HTMLPreformatted"/>
+        <w:ind w:left="720"/>
+        <w:rPr>
+          <w:rStyle w:val="HTMLCode"/>
+          <w:rFonts w:ascii="Cambria" w:hAnsi="Cambria"/>
+        </w:rPr>
+      </w:pPr>
+      <w:r>
+        <w:rPr>
+          <w:rStyle w:val="HTMLCode"/>
+          <w:rFonts w:ascii="Cambria" w:hAnsi="Cambria"/>
+        </w:rPr>
+        <w:t xml:space="preserve">PRINT(DICTIONARY.VALUES())          </w:t>
       </w:r>
       <w:r>
         <w:rPr>
@@ -1131,176 +1242,155 @@
           <w:rFonts w:ascii="Cambria" w:hAnsi="Cambria"/>
         </w:rPr>
         <w:tab/>
-        <w:t xml:space="preserve">   </w:t>
-      </w:r>
-      <w:r>
-        <w:rPr>
-          <w:rStyle w:val="HTMLCode"/>
-          <w:rFonts w:ascii="Cambria" w:hAnsi="Cambria"/>
-        </w:rPr>
-        <w:t># dict_values(['john', 'full', '2 lives'])</w:t>
-      </w:r>
-    </w:p>
-    <w:p>
-      <w:pPr>
-        <w:pStyle w:val="HTMLPreformatted"/>
-        <w:ind w:left="720"/>
-        <w:rPr>
-          <w:rStyle w:val="HTMLCode"/>
-          <w:rFonts w:ascii="Cambria" w:hAnsi="Cambria"/>
-        </w:rPr>
-      </w:pPr>
-      <w:r>
-        <w:rPr>
-          <w:rStyle w:val="HTMLCode"/>
-          <w:rFonts w:ascii="Cambria" w:hAnsi="Cambria"/>
-        </w:rPr>
-        <w:t xml:space="preserve">print(dictionary.items())           </w:t>
-      </w:r>
-      <w:r>
-        <w:rPr>
-          <w:rStyle w:val="HTMLCode"/>
-          <w:rFonts w:ascii="Cambria" w:hAnsi="Cambria"/>
-        </w:rPr>
-        <w:t xml:space="preserve">      </w:t>
-      </w:r>
-      <w:r>
-        <w:rPr>
-          <w:rStyle w:val="HTMLCode"/>
-          <w:rFonts w:ascii="Cambria" w:hAnsi="Cambria"/>
-        </w:rPr>
-        <w:t># dict_items([('player','john'),('power','full'),('bonus','2 lives')])</w:t>
-      </w:r>
-    </w:p>
-    <w:p>
-      <w:pPr>
-        <w:pStyle w:val="HTMLPreformatted"/>
-        <w:ind w:left="720"/>
-        <w:rPr>
-          <w:rStyle w:val="HTMLCode"/>
-          <w:rFonts w:ascii="Cambria" w:hAnsi="Cambria"/>
-        </w:rPr>
-      </w:pPr>
-    </w:p>
-    <w:p>
-      <w:pPr>
-        <w:pStyle w:val="HTMLPreformatted"/>
-        <w:ind w:left="720"/>
-        <w:rPr>
-          <w:rStyle w:val="HTMLCode"/>
-          <w:rFonts w:ascii="Cambria" w:hAnsi="Cambria"/>
-        </w:rPr>
-      </w:pPr>
-      <w:r>
-        <w:rPr>
-          <w:rStyle w:val="HTMLCode"/>
-          <w:rFonts w:ascii="Cambria" w:hAnsi="Cambria"/>
-        </w:rPr>
-        <w:t>print('weapons' in dictionary.keys())  # False</w:t>
-      </w:r>
-    </w:p>
-    <w:p>
-      <w:pPr>
-        <w:pStyle w:val="HTMLPreformatted"/>
-        <w:ind w:left="720"/>
-        <w:rPr>
-          <w:rStyle w:val="HTMLCode"/>
-          <w:rFonts w:ascii="Cambria" w:hAnsi="Cambria"/>
-        </w:rPr>
-      </w:pPr>
-      <w:r>
-        <w:rPr>
-          <w:rStyle w:val="HTMLCode"/>
-          <w:rFonts w:ascii="Cambria" w:hAnsi="Cambria"/>
-        </w:rPr>
-        <w:t>print('bonus' in dictionary.keys())    # True</w:t>
-      </w:r>
-    </w:p>
-    <w:p>
-      <w:pPr>
-        <w:pStyle w:val="HTMLPreformatted"/>
-        <w:ind w:left="720"/>
-        <w:rPr>
-          <w:rStyle w:val="HTMLCode"/>
-          <w:rFonts w:ascii="Cambria" w:hAnsi="Cambria"/>
-        </w:rPr>
-      </w:pPr>
-      <w:r>
-        <w:rPr>
-          <w:rStyle w:val="HTMLCode"/>
-          <w:rFonts w:ascii="Cambria" w:hAnsi="Cambria"/>
-        </w:rPr>
-        <w:t>print('full' in dictionary.keys())     # False</w:t>
-      </w:r>
-    </w:p>
-    <w:p>
-      <w:pPr>
-        <w:pStyle w:val="HTMLPreformatted"/>
-        <w:ind w:left="720"/>
-        <w:rPr>
-          <w:rStyle w:val="HTMLCode"/>
-          <w:rFonts w:ascii="Cambria" w:hAnsi="Cambria"/>
-        </w:rPr>
-      </w:pPr>
-      <w:r>
-        <w:rPr>
-          <w:rStyle w:val="HTMLCode"/>
-          <w:rFonts w:ascii="Cambria" w:hAnsi="Cambria"/>
-        </w:rPr>
-        <w:t>print('full' in dictionary.values())   # True</w:t>
-      </w:r>
-    </w:p>
-    <w:p>
-      <w:pPr>
-        <w:pStyle w:val="HTMLPreformatted"/>
-        <w:ind w:left="720"/>
-        <w:rPr>
-          <w:rStyle w:val="HTMLCode"/>
-          <w:rFonts w:ascii="Cambria" w:hAnsi="Cambria"/>
-        </w:rPr>
-      </w:pPr>
-    </w:p>
-    <w:p>
-      <w:pPr>
-        <w:pStyle w:val="HTMLPreformatted"/>
-        <w:ind w:left="720"/>
-        <w:rPr>
-          <w:rStyle w:val="HTMLCode"/>
-          <w:rFonts w:ascii="Cambria" w:hAnsi="Cambria"/>
-        </w:rPr>
-      </w:pPr>
-      <w:r>
-        <w:rPr>
-          <w:rStyle w:val="HTMLCode"/>
-          <w:rFonts w:ascii="Cambria" w:hAnsi="Cambria"/>
-        </w:rPr>
-        <w:t>print(dictionary['power'])             # full</w:t>
-      </w:r>
-    </w:p>
-    <w:p>
-      <w:pPr>
-        <w:pStyle w:val="HTMLPreformatted"/>
-        <w:ind w:left="720"/>
-        <w:rPr>
-          <w:rStyle w:val="HTMLCode"/>
-          <w:rFonts w:ascii="Cambria" w:hAnsi="Cambria"/>
-        </w:rPr>
-      </w:pPr>
-    </w:p>
-    <w:p>
-      <w:pPr>
-        <w:pStyle w:val="HTMLPreformatted"/>
-        <w:ind w:left="720"/>
-        <w:rPr>
-          <w:rFonts w:ascii="Cambria" w:hAnsi="Cambria"/>
-        </w:rPr>
-      </w:pPr>
-      <w:r>
-        <w:rPr>
-          <w:rStyle w:val="HTMLCode"/>
-          <w:rFonts w:ascii="Cambria" w:hAnsi="Cambria"/>
-        </w:rPr>
-        <w:t>print(dictionary.popitem())            # removes last inserted key-value pair</w:t>
+        <w:t xml:space="preserve">   # DICT_VALUES(['JOHN', 'FULL', '2 LIVES'])</w:t>
+      </w:r>
+    </w:p>
+    <w:p>
+      <w:pPr>
+        <w:pStyle w:val="HTMLPreformatted"/>
+        <w:ind w:left="720"/>
+        <w:rPr>
+          <w:rStyle w:val="HTMLCode"/>
+          <w:rFonts w:ascii="Cambria" w:hAnsi="Cambria"/>
+        </w:rPr>
+      </w:pPr>
+      <w:r>
+        <w:rPr>
+          <w:rStyle w:val="HTMLCode"/>
+          <w:rFonts w:ascii="Cambria" w:hAnsi="Cambria"/>
+        </w:rPr>
+        <w:t>PRINT(DICTIONARY.ITEMS())                 # DICT_ITEMS([('PLAYER','JOHN'),('POWER','FULL'),('BONUS','2 LIVES')])</w:t>
+      </w:r>
+    </w:p>
+    <w:p>
+      <w:pPr>
+        <w:pStyle w:val="HTMLPreformatted"/>
+        <w:ind w:left="720"/>
+        <w:rPr>
+          <w:rStyle w:val="HTMLCode"/>
+          <w:rFonts w:ascii="Cambria" w:hAnsi="Cambria"/>
+        </w:rPr>
+      </w:pPr>
+    </w:p>
+    <w:p>
+      <w:pPr>
+        <w:pStyle w:val="HTMLPreformatted"/>
+        <w:ind w:left="720"/>
+        <w:rPr>
+          <w:rStyle w:val="HTMLCode"/>
+          <w:rFonts w:ascii="Cambria" w:hAnsi="Cambria"/>
+        </w:rPr>
+      </w:pPr>
+      <w:r>
+        <w:rPr>
+          <w:rStyle w:val="HTMLCode"/>
+          <w:rFonts w:ascii="Cambria" w:hAnsi="Cambria"/>
+        </w:rPr>
+        <w:t>PRINT('WEAPONS' IN DICTIONARY.KEYS())  # FALSE</w:t>
+      </w:r>
+    </w:p>
+    <w:p>
+      <w:pPr>
+        <w:pStyle w:val="HTMLPreformatted"/>
+        <w:ind w:left="720"/>
+        <w:rPr>
+          <w:rStyle w:val="HTMLCode"/>
+          <w:rFonts w:ascii="Cambria" w:hAnsi="Cambria"/>
+        </w:rPr>
+      </w:pPr>
+      <w:r>
+        <w:rPr>
+          <w:rStyle w:val="HTMLCode"/>
+          <w:rFonts w:ascii="Cambria" w:hAnsi="Cambria"/>
+        </w:rPr>
+        <w:t>PRINT('BONUS' IN DICTIONARY.KEYS())    # TRUE</w:t>
+      </w:r>
+    </w:p>
+    <w:p>
+      <w:pPr>
+        <w:pStyle w:val="HTMLPreformatted"/>
+        <w:ind w:left="720"/>
+        <w:rPr>
+          <w:rStyle w:val="HTMLCode"/>
+          <w:rFonts w:ascii="Cambria" w:hAnsi="Cambria"/>
+        </w:rPr>
+      </w:pPr>
+      <w:r>
+        <w:rPr>
+          <w:rStyle w:val="HTMLCode"/>
+          <w:rFonts w:ascii="Cambria" w:hAnsi="Cambria"/>
+        </w:rPr>
+        <w:t>PRINT('FULL' IN DICTIONARY.KEYS())     # FALSE</w:t>
+      </w:r>
+    </w:p>
+    <w:p>
+      <w:pPr>
+        <w:pStyle w:val="HTMLPreformatted"/>
+        <w:ind w:left="720"/>
+        <w:rPr>
+          <w:rStyle w:val="HTMLCode"/>
+          <w:rFonts w:ascii="Cambria" w:hAnsi="Cambria"/>
+        </w:rPr>
+      </w:pPr>
+      <w:r>
+        <w:rPr>
+          <w:rStyle w:val="HTMLCode"/>
+          <w:rFonts w:ascii="Cambria" w:hAnsi="Cambria"/>
+        </w:rPr>
+        <w:t>PRINT('FULL' IN DICTIONARY.VALUES())   # TRUE</w:t>
+      </w:r>
+    </w:p>
+    <w:p>
+      <w:pPr>
+        <w:pStyle w:val="HTMLPreformatted"/>
+        <w:ind w:left="720"/>
+        <w:rPr>
+          <w:rStyle w:val="HTMLCode"/>
+          <w:rFonts w:ascii="Cambria" w:hAnsi="Cambria"/>
+        </w:rPr>
+      </w:pPr>
+    </w:p>
+    <w:p>
+      <w:pPr>
+        <w:pStyle w:val="HTMLPreformatted"/>
+        <w:ind w:left="720"/>
+        <w:rPr>
+          <w:rStyle w:val="HTMLCode"/>
+          <w:rFonts w:ascii="Cambria" w:hAnsi="Cambria"/>
+        </w:rPr>
+      </w:pPr>
+      <w:r>
+        <w:rPr>
+          <w:rStyle w:val="HTMLCode"/>
+          <w:rFonts w:ascii="Cambria" w:hAnsi="Cambria"/>
+        </w:rPr>
+        <w:t>PRINT(DICTIONARY['POWER'])             # FULL</w:t>
+      </w:r>
+    </w:p>
+    <w:p>
+      <w:pPr>
+        <w:pStyle w:val="HTMLPreformatted"/>
+        <w:ind w:left="720"/>
+        <w:rPr>
+          <w:rStyle w:val="HTMLCode"/>
+          <w:rFonts w:ascii="Cambria" w:hAnsi="Cambria"/>
+        </w:rPr>
+      </w:pPr>
+    </w:p>
+    <w:p>
+      <w:pPr>
+        <w:pStyle w:val="HTMLPreformatted"/>
+        <w:ind w:left="720"/>
+        <w:rPr>
+          <w:rFonts w:ascii="Cambria" w:hAnsi="Cambria"/>
+        </w:rPr>
+      </w:pPr>
+      <w:r>
+        <w:rPr>
+          <w:rStyle w:val="HTMLCode"/>
+          <w:rFonts w:ascii="Cambria" w:hAnsi="Cambria"/>
+        </w:rPr>
+        <w:t>PRINT(DICTIONARY.POPITEM())            # REMOVES LAST INSERTED KEY-VALUE PAIR</w:t>
       </w:r>
     </w:p>
     <w:p>
@@ -1312,6 +1402,8 @@
         </w:numPr>
         <w:rPr>
           <w:rFonts w:ascii="Cambria" w:hAnsi="Cambria"/>
+          <w:sz w:val="20"/>
+          <w:szCs w:val="20"/>
         </w:rPr>
       </w:pPr>
       <w:r>
@@ -1320,8 +1412,11 @@
           <w:rFonts w:ascii="Cambria" w:hAnsi="Cambria"/>
           <w:b w:val="0"/>
           <w:bCs w:val="0"/>
-        </w:rPr>
-        <w:t>Tuple Data Type</w:t>
+          <w:caps w:val="0"/>
+          <w:sz w:val="20"/>
+          <w:szCs w:val="20"/>
+        </w:rPr>
+        <w:t>TUPLE DATA TYPE</w:t>
       </w:r>
     </w:p>
     <w:p>
@@ -1333,26 +1428,34 @@
         </w:numPr>
         <w:rPr>
           <w:rFonts w:ascii="Cambria" w:hAnsi="Cambria"/>
-        </w:rPr>
-      </w:pPr>
-      <w:r>
-        <w:rPr>
-          <w:rFonts w:ascii="Cambria" w:hAnsi="Cambria"/>
-        </w:rPr>
-        <w:t xml:space="preserve">Tuples are like lists, but </w:t>
+          <w:sz w:val="20"/>
+          <w:szCs w:val="20"/>
+        </w:rPr>
+      </w:pPr>
+      <w:r>
+        <w:rPr>
+          <w:rFonts w:ascii="Cambria" w:hAnsi="Cambria"/>
+          <w:sz w:val="20"/>
+          <w:szCs w:val="20"/>
+        </w:rPr>
+        <w:t xml:space="preserve">TUPLES ARE LIKE LISTS, BUT </w:t>
       </w:r>
       <w:r>
         <w:rPr>
           <w:rStyle w:val="Strong"/>
           <w:rFonts w:ascii="Cambria" w:hAnsi="Cambria"/>
-        </w:rPr>
-        <w:t>immutable</w:t>
-      </w:r>
-      <w:r>
-        <w:rPr>
-          <w:rFonts w:ascii="Cambria" w:hAnsi="Cambria"/>
-        </w:rPr>
-        <w:t xml:space="preserve"> (cannot be changed after creation).</w:t>
+          <w:sz w:val="20"/>
+          <w:szCs w:val="20"/>
+        </w:rPr>
+        <w:t>IMMUTABLE</w:t>
+      </w:r>
+      <w:r>
+        <w:rPr>
+          <w:rFonts w:ascii="Cambria" w:hAnsi="Cambria"/>
+          <w:sz w:val="20"/>
+          <w:szCs w:val="20"/>
+        </w:rPr>
+        <w:t xml:space="preserve"> (CANNOT BE CHANGED AFTER CREATION).</w:t>
       </w:r>
     </w:p>
     <w:p>
@@ -1364,24 +1467,32 @@
         </w:numPr>
         <w:rPr>
           <w:rFonts w:ascii="Cambria" w:hAnsi="Cambria"/>
-        </w:rPr>
-      </w:pPr>
-      <w:r>
-        <w:rPr>
-          <w:rFonts w:ascii="Cambria" w:hAnsi="Cambria"/>
-        </w:rPr>
-        <w:t xml:space="preserve">Defined using </w:t>
+          <w:sz w:val="20"/>
+          <w:szCs w:val="20"/>
+        </w:rPr>
+      </w:pPr>
+      <w:r>
+        <w:rPr>
+          <w:rFonts w:ascii="Cambria" w:hAnsi="Cambria"/>
+          <w:sz w:val="20"/>
+          <w:szCs w:val="20"/>
+        </w:rPr>
+        <w:t xml:space="preserve">DEFINED USING </w:t>
       </w:r>
       <w:r>
         <w:rPr>
           <w:rStyle w:val="Strong"/>
           <w:rFonts w:ascii="Cambria" w:hAnsi="Cambria"/>
-        </w:rPr>
-        <w:t>()` parentheses</w:t>
-      </w:r>
-      <w:r>
-        <w:rPr>
-          <w:rFonts w:ascii="Cambria" w:hAnsi="Cambria"/>
+          <w:sz w:val="20"/>
+          <w:szCs w:val="20"/>
+        </w:rPr>
+        <w:t>()` PARENTHESES</w:t>
+      </w:r>
+      <w:r>
+        <w:rPr>
+          <w:rFonts w:ascii="Cambria" w:hAnsi="Cambria"/>
+          <w:sz w:val="20"/>
+          <w:szCs w:val="20"/>
         </w:rPr>
         <w:t>.</w:t>
       </w:r>
@@ -1400,192 +1511,210 @@
       <w:r>
         <w:rPr>
           <w:rFonts w:ascii="Cambria" w:hAnsi="Cambria"/>
-        </w:rPr>
-        <w:t>Example:</w:t>
-      </w:r>
-    </w:p>
-    <w:p>
-      <w:pPr>
-        <w:pStyle w:val="HTMLPreformatted"/>
-        <w:ind w:left="720"/>
-        <w:rPr>
-          <w:rStyle w:val="HTMLCode"/>
-          <w:rFonts w:ascii="Cambria" w:hAnsi="Cambria"/>
-        </w:rPr>
-      </w:pPr>
-      <w:r>
-        <w:rPr>
-          <w:rStyle w:val="HTMLCode"/>
-          <w:rFonts w:ascii="Cambria" w:hAnsi="Cambria"/>
-        </w:rPr>
-        <w:t>test_tuple = (1, 2, 3, 4, 5, 6)</w:t>
-      </w:r>
-    </w:p>
-    <w:p>
-      <w:pPr>
-        <w:pStyle w:val="HTMLPreformatted"/>
-        <w:ind w:left="720"/>
-        <w:rPr>
-          <w:rStyle w:val="HTMLCode"/>
-          <w:rFonts w:ascii="Cambria" w:hAnsi="Cambria"/>
-        </w:rPr>
-      </w:pPr>
-    </w:p>
-    <w:p>
-      <w:pPr>
-        <w:pStyle w:val="HTMLPreformatted"/>
-        <w:ind w:left="720"/>
-        <w:rPr>
-          <w:rStyle w:val="HTMLCode"/>
-          <w:rFonts w:ascii="Cambria" w:hAnsi="Cambria"/>
-        </w:rPr>
-      </w:pPr>
-      <w:r>
-        <w:rPr>
-          <w:rStyle w:val="HTMLCode"/>
-          <w:rFonts w:ascii="Cambria" w:hAnsi="Cambria"/>
-        </w:rPr>
-        <w:t># Tuple unpacking</w:t>
-      </w:r>
-    </w:p>
-    <w:p>
-      <w:pPr>
-        <w:pStyle w:val="HTMLPreformatted"/>
-        <w:ind w:left="720"/>
-        <w:rPr>
-          <w:rStyle w:val="HTMLCode"/>
-          <w:rFonts w:ascii="Cambria" w:hAnsi="Cambria"/>
-        </w:rPr>
-      </w:pPr>
-      <w:r>
-        <w:rPr>
-          <w:rStyle w:val="HTMLCode"/>
-          <w:rFonts w:ascii="Cambria" w:hAnsi="Cambria"/>
-        </w:rPr>
-        <w:t>a, b, c, *rest = test_tuple</w:t>
-      </w:r>
-    </w:p>
-    <w:p>
-      <w:pPr>
-        <w:pStyle w:val="HTMLPreformatted"/>
-        <w:ind w:left="720"/>
-        <w:rPr>
-          <w:rStyle w:val="HTMLCode"/>
-          <w:rFonts w:ascii="Cambria" w:hAnsi="Cambria"/>
-        </w:rPr>
-      </w:pPr>
-      <w:r>
-        <w:rPr>
-          <w:rStyle w:val="HTMLCode"/>
-          <w:rFonts w:ascii="Cambria" w:hAnsi="Cambria"/>
-        </w:rPr>
-        <w:t>print(a)   # 1</w:t>
-      </w:r>
-    </w:p>
-    <w:p>
-      <w:pPr>
-        <w:pStyle w:val="HTMLPreformatted"/>
-        <w:ind w:left="720"/>
-        <w:rPr>
-          <w:rStyle w:val="HTMLCode"/>
-          <w:rFonts w:ascii="Cambria" w:hAnsi="Cambria"/>
-        </w:rPr>
-      </w:pPr>
-      <w:r>
-        <w:rPr>
-          <w:rStyle w:val="HTMLCode"/>
-          <w:rFonts w:ascii="Cambria" w:hAnsi="Cambria"/>
-        </w:rPr>
-        <w:t>print(b)   # 2</w:t>
-      </w:r>
-    </w:p>
-    <w:p>
-      <w:pPr>
-        <w:pStyle w:val="HTMLPreformatted"/>
-        <w:ind w:left="720"/>
-        <w:rPr>
-          <w:rStyle w:val="HTMLCode"/>
-          <w:rFonts w:ascii="Cambria" w:hAnsi="Cambria"/>
-        </w:rPr>
-      </w:pPr>
-      <w:r>
-        <w:rPr>
-          <w:rStyle w:val="HTMLCode"/>
-          <w:rFonts w:ascii="Cambria" w:hAnsi="Cambria"/>
-        </w:rPr>
-        <w:t>print(c)   # 3</w:t>
-      </w:r>
-    </w:p>
-    <w:p>
-      <w:pPr>
-        <w:pStyle w:val="HTMLPreformatted"/>
-        <w:ind w:left="720"/>
-        <w:rPr>
-          <w:rStyle w:val="HTMLCode"/>
-          <w:rFonts w:ascii="Cambria" w:hAnsi="Cambria"/>
-        </w:rPr>
-      </w:pPr>
-    </w:p>
-    <w:p>
-      <w:pPr>
-        <w:pStyle w:val="HTMLPreformatted"/>
-        <w:ind w:left="720"/>
-        <w:rPr>
-          <w:rStyle w:val="HTMLCode"/>
-          <w:rFonts w:ascii="Cambria" w:hAnsi="Cambria"/>
-        </w:rPr>
-      </w:pPr>
-      <w:r>
-        <w:rPr>
-          <w:rStyle w:val="HTMLCode"/>
-          <w:rFonts w:ascii="Cambria" w:hAnsi="Cambria"/>
-        </w:rPr>
-        <w:t># Access elements</w:t>
-      </w:r>
-    </w:p>
-    <w:p>
-      <w:pPr>
-        <w:pStyle w:val="HTMLPreformatted"/>
-        <w:ind w:left="720"/>
-        <w:rPr>
-          <w:rStyle w:val="HTMLCode"/>
-          <w:rFonts w:ascii="Cambria" w:hAnsi="Cambria"/>
-        </w:rPr>
-      </w:pPr>
-      <w:r>
-        <w:rPr>
-          <w:rStyle w:val="HTMLCode"/>
-          <w:rFonts w:ascii="Cambria" w:hAnsi="Cambria"/>
-        </w:rPr>
-        <w:t>print(test_tuple[0])     # 1</w:t>
-      </w:r>
-    </w:p>
-    <w:p>
-      <w:pPr>
-        <w:pStyle w:val="HTMLPreformatted"/>
-        <w:ind w:left="720"/>
-        <w:rPr>
-          <w:rStyle w:val="HTMLCode"/>
-          <w:rFonts w:ascii="Cambria" w:hAnsi="Cambria"/>
-        </w:rPr>
-      </w:pPr>
-      <w:r>
-        <w:rPr>
-          <w:rStyle w:val="HTMLCode"/>
-          <w:rFonts w:ascii="Cambria" w:hAnsi="Cambria"/>
-        </w:rPr>
-        <w:t>print(test_tuple)        # (1, 2, 3, 4, 5, 6)</w:t>
-      </w:r>
-    </w:p>
-    <w:p>
-      <w:pPr>
-        <w:pStyle w:val="HTMLPreformatted"/>
-        <w:ind w:left="720"/>
-        <w:rPr>
-          <w:rStyle w:val="HTMLCode"/>
-          <w:rFonts w:ascii="Cambria" w:hAnsi="Cambria"/>
-        </w:rPr>
-      </w:pPr>
+          <w:caps w:val="0"/>
+        </w:rPr>
+        <w:t>EXAMPLE:</w:t>
+      </w:r>
+    </w:p>
+    <w:p>
+      <w:pPr>
+        <w:pStyle w:val="HTMLPreformatted"/>
+        <w:ind w:left="720"/>
+        <w:rPr>
+          <w:rStyle w:val="HTMLCode"/>
+          <w:rFonts w:ascii="Cambria" w:hAnsi="Cambria"/>
+        </w:rPr>
+      </w:pPr>
+      <w:r>
+        <w:rPr>
+          <w:rStyle w:val="HTMLCode"/>
+          <w:rFonts w:ascii="Cambria" w:hAnsi="Cambria"/>
+        </w:rPr>
+        <w:t>TEST_TUPLE = (1, 2, 3, 4, 5, 6)</w:t>
+      </w:r>
+    </w:p>
+    <w:p>
+      <w:pPr>
+        <w:pStyle w:val="HTMLPreformatted"/>
+        <w:ind w:left="720"/>
+        <w:rPr>
+          <w:rStyle w:val="HTMLCode"/>
+          <w:rFonts w:ascii="Cambria" w:hAnsi="Cambria"/>
+        </w:rPr>
+      </w:pPr>
+    </w:p>
+    <w:p>
+      <w:pPr>
+        <w:pStyle w:val="HTMLPreformatted"/>
+        <w:ind w:left="720"/>
+        <w:rPr>
+          <w:rStyle w:val="HTMLCode"/>
+          <w:rFonts w:ascii="Cambria" w:hAnsi="Cambria"/>
+        </w:rPr>
+      </w:pPr>
+      <w:r>
+        <w:rPr>
+          <w:rStyle w:val="HTMLCode"/>
+          <w:rFonts w:ascii="Cambria" w:hAnsi="Cambria"/>
+        </w:rPr>
+        <w:t># TUPLE UNPACKING</w:t>
+      </w:r>
+    </w:p>
+    <w:p>
+      <w:pPr>
+        <w:pStyle w:val="HTMLPreformatted"/>
+        <w:ind w:left="720"/>
+        <w:rPr>
+          <w:rStyle w:val="HTMLCode"/>
+          <w:rFonts w:ascii="Cambria" w:hAnsi="Cambria"/>
+        </w:rPr>
+      </w:pPr>
+      <w:r>
+        <w:rPr>
+          <w:rStyle w:val="HTMLCode"/>
+          <w:rFonts w:ascii="Cambria" w:hAnsi="Cambria"/>
+        </w:rPr>
+        <w:t>A, B, C, *REST = TEST_TUPLE</w:t>
+      </w:r>
+    </w:p>
+    <w:p>
+      <w:pPr>
+        <w:pStyle w:val="HTMLPreformatted"/>
+        <w:ind w:left="720"/>
+        <w:rPr>
+          <w:rStyle w:val="HTMLCode"/>
+          <w:rFonts w:ascii="Cambria" w:hAnsi="Cambria"/>
+        </w:rPr>
+      </w:pPr>
+      <w:r>
+        <w:rPr>
+          <w:rStyle w:val="HTMLCode"/>
+          <w:rFonts w:ascii="Cambria" w:hAnsi="Cambria"/>
+        </w:rPr>
+        <w:t>PRINT(A)   # 1</w:t>
+      </w:r>
+    </w:p>
+    <w:p>
+      <w:pPr>
+        <w:pStyle w:val="HTMLPreformatted"/>
+        <w:ind w:left="720"/>
+        <w:rPr>
+          <w:rStyle w:val="HTMLCode"/>
+          <w:rFonts w:ascii="Cambria" w:hAnsi="Cambria"/>
+        </w:rPr>
+      </w:pPr>
+      <w:r>
+        <w:rPr>
+          <w:rStyle w:val="HTMLCode"/>
+          <w:rFonts w:ascii="Cambria" w:hAnsi="Cambria"/>
+        </w:rPr>
+        <w:t>PRINT(B)   # 2</w:t>
+      </w:r>
+    </w:p>
+    <w:p>
+      <w:pPr>
+        <w:pStyle w:val="HTMLPreformatted"/>
+        <w:ind w:left="720"/>
+        <w:rPr>
+          <w:rStyle w:val="HTMLCode"/>
+          <w:rFonts w:ascii="Cambria" w:hAnsi="Cambria"/>
+        </w:rPr>
+      </w:pPr>
+      <w:r>
+        <w:rPr>
+          <w:rStyle w:val="HTMLCode"/>
+          <w:rFonts w:ascii="Cambria" w:hAnsi="Cambria"/>
+        </w:rPr>
+        <w:t>PRINT(C)   # 3</w:t>
+      </w:r>
+    </w:p>
+    <w:p>
+      <w:pPr>
+        <w:pStyle w:val="HTMLPreformatted"/>
+        <w:ind w:left="720"/>
+        <w:rPr>
+          <w:rStyle w:val="HTMLCode"/>
+          <w:rFonts w:ascii="Cambria" w:hAnsi="Cambria"/>
+        </w:rPr>
+      </w:pPr>
+    </w:p>
+    <w:p>
+      <w:pPr>
+        <w:pStyle w:val="HTMLPreformatted"/>
+        <w:ind w:left="720"/>
+        <w:rPr>
+          <w:rStyle w:val="HTMLCode"/>
+          <w:rFonts w:ascii="Cambria" w:hAnsi="Cambria"/>
+        </w:rPr>
+      </w:pPr>
+      <w:r>
+        <w:rPr>
+          <w:rStyle w:val="HTMLCode"/>
+          <w:rFonts w:ascii="Cambria" w:hAnsi="Cambria"/>
+        </w:rPr>
+        <w:t># ACCESS ELEMENTS</w:t>
+      </w:r>
+    </w:p>
+    <w:p>
+      <w:pPr>
+        <w:pStyle w:val="HTMLPreformatted"/>
+        <w:ind w:left="720"/>
+        <w:rPr>
+          <w:rStyle w:val="HTMLCode"/>
+          <w:rFonts w:ascii="Cambria" w:hAnsi="Cambria"/>
+        </w:rPr>
+      </w:pPr>
+      <w:r>
+        <w:rPr>
+          <w:rStyle w:val="HTMLCode"/>
+          <w:rFonts w:ascii="Cambria" w:hAnsi="Cambria"/>
+        </w:rPr>
+        <w:t>PRINT(TEST_TUPLE[0])     # 1</w:t>
+      </w:r>
+    </w:p>
+    <w:p>
+      <w:pPr>
+        <w:pStyle w:val="HTMLPreformatted"/>
+        <w:ind w:left="720"/>
+        <w:rPr>
+          <w:rStyle w:val="HTMLCode"/>
+          <w:rFonts w:ascii="Cambria" w:hAnsi="Cambria"/>
+        </w:rPr>
+      </w:pPr>
+      <w:r>
+        <w:rPr>
+          <w:rStyle w:val="HTMLCode"/>
+          <w:rFonts w:ascii="Cambria" w:hAnsi="Cambria"/>
+        </w:rPr>
+        <w:t>PRINT(TEST_TUPLE)        # (1, 2, 3, 4, 5, 6)</w:t>
+      </w:r>
+    </w:p>
+    <w:p>
+      <w:pPr>
+        <w:pStyle w:val="HTMLPreformatted"/>
+        <w:ind w:left="720"/>
+        <w:rPr>
+          <w:rStyle w:val="HTMLCode"/>
+          <w:rFonts w:ascii="Cambria" w:hAnsi="Cambria"/>
+        </w:rPr>
+      </w:pPr>
+    </w:p>
+    <w:p>
+      <w:pPr>
+        <w:pStyle w:val="HTMLPreformatted"/>
+        <w:ind w:left="720"/>
+        <w:rPr>
+          <w:rStyle w:val="HTMLCode"/>
+          <w:rFonts w:ascii="Cambria" w:hAnsi="Cambria"/>
+        </w:rPr>
+      </w:pPr>
+      <w:r>
+        <w:rPr>
+          <w:rStyle w:val="HTMLCode"/>
+          <w:rFonts w:ascii="Cambria" w:hAnsi="Cambria"/>
+        </w:rPr>
+        <w:t># MEMBERSHIP</w:t>
+      </w:r>
     </w:p>
     <w:p>
       <w:pPr>
@@ -1602,128 +1731,111 @@
           <w:rFonts w:ascii="Cambria" w:hAnsi="Cambria"/>
         </w:rPr>
         <w:lastRenderedPageBreak/>
-        <w:t># Membership</w:t>
-      </w:r>
-    </w:p>
-    <w:p>
-      <w:pPr>
-        <w:pStyle w:val="HTMLPreformatted"/>
-        <w:ind w:left="720"/>
-        <w:rPr>
-          <w:rStyle w:val="HTMLCode"/>
-          <w:rFonts w:ascii="Cambria" w:hAnsi="Cambria"/>
-        </w:rPr>
-      </w:pPr>
-      <w:r>
-        <w:rPr>
-          <w:rStyle w:val="HTMLCode"/>
-          <w:rFonts w:ascii="Cambria" w:hAnsi="Cambria"/>
-        </w:rPr>
-        <w:t>print(200 in test_tuple)  # False</w:t>
-      </w:r>
-    </w:p>
-    <w:p>
-      <w:pPr>
-        <w:pStyle w:val="HTMLPreformatted"/>
-        <w:ind w:left="720"/>
-        <w:rPr>
-          <w:rStyle w:val="HTMLCode"/>
-          <w:rFonts w:ascii="Cambria" w:hAnsi="Cambria"/>
-        </w:rPr>
-      </w:pPr>
-    </w:p>
-    <w:p>
-      <w:pPr>
-        <w:pStyle w:val="HTMLPreformatted"/>
-        <w:ind w:left="720"/>
-        <w:rPr>
-          <w:rStyle w:val="HTMLCode"/>
-          <w:rFonts w:ascii="Cambria" w:hAnsi="Cambria"/>
-        </w:rPr>
-      </w:pPr>
-      <w:r>
-        <w:rPr>
-          <w:rStyle w:val="HTMLCode"/>
-          <w:rFonts w:ascii="Cambria" w:hAnsi="Cambria"/>
-        </w:rPr>
-        <w:t># Length of tuple</w:t>
-      </w:r>
-    </w:p>
-    <w:p>
-      <w:pPr>
-        <w:pStyle w:val="HTMLPreformatted"/>
-        <w:ind w:left="720"/>
-        <w:rPr>
-          <w:rStyle w:val="HTMLCode"/>
-          <w:rFonts w:ascii="Cambria" w:hAnsi="Cambria"/>
-        </w:rPr>
-      </w:pPr>
-      <w:r>
-        <w:rPr>
-          <w:rStyle w:val="HTMLCode"/>
-          <w:rFonts w:ascii="Cambria" w:hAnsi="Cambria"/>
-        </w:rPr>
-        <w:t>print(len(test_tuple))    # 6</w:t>
-      </w:r>
-    </w:p>
-    <w:p>
-      <w:pPr>
-        <w:pStyle w:val="HTMLPreformatted"/>
-        <w:ind w:left="720"/>
-        <w:rPr>
-          <w:rStyle w:val="HTMLCode"/>
-          <w:rFonts w:ascii="Cambria" w:hAnsi="Cambria"/>
-        </w:rPr>
-      </w:pPr>
-    </w:p>
-    <w:p>
-      <w:pPr>
-        <w:pStyle w:val="HTMLPreformatted"/>
-        <w:ind w:left="720"/>
-        <w:rPr>
-          <w:rStyle w:val="HTMLCode"/>
-          <w:rFonts w:ascii="Cambria" w:hAnsi="Cambria"/>
-        </w:rPr>
-      </w:pPr>
-      <w:r>
-        <w:rPr>
-          <w:rStyle w:val="HTMLCode"/>
-          <w:rFonts w:ascii="Cambria" w:hAnsi="Cambria"/>
-        </w:rPr>
-        <w:t># Tuple methods</w:t>
-      </w:r>
-    </w:p>
-    <w:p>
-      <w:pPr>
-        <w:pStyle w:val="HTMLPreformatted"/>
-        <w:ind w:left="720"/>
-        <w:rPr>
-          <w:rStyle w:val="HTMLCode"/>
-          <w:rFonts w:ascii="Cambria" w:hAnsi="Cambria"/>
-        </w:rPr>
-      </w:pPr>
-      <w:r>
-        <w:rPr>
-          <w:rStyle w:val="HTMLCode"/>
-          <w:rFonts w:ascii="Cambria" w:hAnsi="Cambria"/>
-        </w:rPr>
-        <w:t>print(test_tuple.count(3))   # Count occurrences of 3</w:t>
-      </w:r>
-    </w:p>
-    <w:p>
-      <w:pPr>
-        <w:pStyle w:val="HTMLPreformatted"/>
-        <w:ind w:left="720"/>
-        <w:rPr>
-          <w:rFonts w:ascii="Cambria" w:hAnsi="Cambria"/>
-        </w:rPr>
-      </w:pPr>
-      <w:r>
-        <w:rPr>
-          <w:rStyle w:val="HTMLCode"/>
-          <w:rFonts w:ascii="Cambria" w:hAnsi="Cambria"/>
-        </w:rPr>
-        <w:t>print(test_tuple.index(2))   # Find index of 2</w:t>
+        <w:t>PRINT(200 IN TEST_TUPLE)  # FALSE</w:t>
+      </w:r>
+    </w:p>
+    <w:p>
+      <w:pPr>
+        <w:pStyle w:val="HTMLPreformatted"/>
+        <w:ind w:left="720"/>
+        <w:rPr>
+          <w:rStyle w:val="HTMLCode"/>
+          <w:rFonts w:ascii="Cambria" w:hAnsi="Cambria"/>
+        </w:rPr>
+      </w:pPr>
+    </w:p>
+    <w:p>
+      <w:pPr>
+        <w:pStyle w:val="HTMLPreformatted"/>
+        <w:ind w:left="720"/>
+        <w:rPr>
+          <w:rStyle w:val="HTMLCode"/>
+          <w:rFonts w:ascii="Cambria" w:hAnsi="Cambria"/>
+        </w:rPr>
+      </w:pPr>
+      <w:r>
+        <w:rPr>
+          <w:rStyle w:val="HTMLCode"/>
+          <w:rFonts w:ascii="Cambria" w:hAnsi="Cambria"/>
+        </w:rPr>
+        <w:t># LENGTH OF TUPLE</w:t>
+      </w:r>
+    </w:p>
+    <w:p>
+      <w:pPr>
+        <w:pStyle w:val="HTMLPreformatted"/>
+        <w:ind w:left="720"/>
+        <w:rPr>
+          <w:rStyle w:val="HTMLCode"/>
+          <w:rFonts w:ascii="Cambria" w:hAnsi="Cambria"/>
+        </w:rPr>
+      </w:pPr>
+      <w:r>
+        <w:rPr>
+          <w:rStyle w:val="HTMLCode"/>
+          <w:rFonts w:ascii="Cambria" w:hAnsi="Cambria"/>
+        </w:rPr>
+        <w:t>PRINT(LEN(TEST_TUPLE))    # 6</w:t>
+      </w:r>
+    </w:p>
+    <w:p>
+      <w:pPr>
+        <w:pStyle w:val="HTMLPreformatted"/>
+        <w:ind w:left="720"/>
+        <w:rPr>
+          <w:rStyle w:val="HTMLCode"/>
+          <w:rFonts w:ascii="Cambria" w:hAnsi="Cambria"/>
+        </w:rPr>
+      </w:pPr>
+    </w:p>
+    <w:p>
+      <w:pPr>
+        <w:pStyle w:val="HTMLPreformatted"/>
+        <w:ind w:left="720"/>
+        <w:rPr>
+          <w:rStyle w:val="HTMLCode"/>
+          <w:rFonts w:ascii="Cambria" w:hAnsi="Cambria"/>
+        </w:rPr>
+      </w:pPr>
+      <w:r>
+        <w:rPr>
+          <w:rStyle w:val="HTMLCode"/>
+          <w:rFonts w:ascii="Cambria" w:hAnsi="Cambria"/>
+        </w:rPr>
+        <w:t># TUPLE METHODS</w:t>
+      </w:r>
+    </w:p>
+    <w:p>
+      <w:pPr>
+        <w:pStyle w:val="HTMLPreformatted"/>
+        <w:ind w:left="720"/>
+        <w:rPr>
+          <w:rStyle w:val="HTMLCode"/>
+          <w:rFonts w:ascii="Cambria" w:hAnsi="Cambria"/>
+        </w:rPr>
+      </w:pPr>
+      <w:r>
+        <w:rPr>
+          <w:rStyle w:val="HTMLCode"/>
+          <w:rFonts w:ascii="Cambria" w:hAnsi="Cambria"/>
+        </w:rPr>
+        <w:t>PRINT(TEST_TUPLE.COUNT(3))   # COUNT OCCURRENCES OF 3</w:t>
+      </w:r>
+    </w:p>
+    <w:p>
+      <w:pPr>
+        <w:pStyle w:val="HTMLPreformatted"/>
+        <w:ind w:left="720"/>
+        <w:rPr>
+          <w:rFonts w:ascii="Cambria" w:hAnsi="Cambria"/>
+        </w:rPr>
+      </w:pPr>
+      <w:r>
+        <w:rPr>
+          <w:rStyle w:val="HTMLCode"/>
+          <w:rFonts w:ascii="Cambria" w:hAnsi="Cambria"/>
+        </w:rPr>
+        <w:t>PRINT(TEST_TUPLE.INDEX(2))   # FIND INDEX OF 2</w:t>
       </w:r>
     </w:p>
     <w:p>
@@ -1735,6 +1847,8 @@
         </w:numPr>
         <w:rPr>
           <w:rFonts w:ascii="Cambria" w:hAnsi="Cambria"/>
+          <w:sz w:val="20"/>
+          <w:szCs w:val="20"/>
         </w:rPr>
       </w:pPr>
       <w:r>
@@ -1743,8 +1857,11 @@
           <w:rFonts w:ascii="Cambria" w:hAnsi="Cambria"/>
           <w:b w:val="0"/>
           <w:bCs w:val="0"/>
-        </w:rPr>
-        <w:t>Set Data Type</w:t>
+          <w:caps w:val="0"/>
+          <w:sz w:val="20"/>
+          <w:szCs w:val="20"/>
+        </w:rPr>
+        <w:t>SET DATA TYPE</w:t>
       </w:r>
     </w:p>
     <w:p>
@@ -1756,11 +1873,15 @@
         </w:numPr>
         <w:rPr>
           <w:rFonts w:ascii="Cambria" w:hAnsi="Cambria"/>
-        </w:rPr>
-      </w:pPr>
-      <w:r>
-        <w:rPr>
-          <w:rFonts w:ascii="Cambria" w:hAnsi="Cambria"/>
+          <w:sz w:val="20"/>
+          <w:szCs w:val="20"/>
+        </w:rPr>
+      </w:pPr>
+      <w:r>
+        <w:rPr>
+          <w:rFonts w:ascii="Cambria" w:hAnsi="Cambria"/>
+          <w:sz w:val="20"/>
+          <w:szCs w:val="20"/>
         </w:rPr>
         <w:t xml:space="preserve">A </w:t>
       </w:r>
@@ -1768,14 +1889,18 @@
         <w:rPr>
           <w:rStyle w:val="Strong"/>
           <w:rFonts w:ascii="Cambria" w:hAnsi="Cambria"/>
-        </w:rPr>
-        <w:t>set</w:t>
-      </w:r>
-      <w:r>
-        <w:rPr>
-          <w:rFonts w:ascii="Cambria" w:hAnsi="Cambria"/>
-        </w:rPr>
-        <w:t xml:space="preserve"> is an unordered collection of unique elements.</w:t>
+          <w:sz w:val="20"/>
+          <w:szCs w:val="20"/>
+        </w:rPr>
+        <w:t>SET</w:t>
+      </w:r>
+      <w:r>
+        <w:rPr>
+          <w:rFonts w:ascii="Cambria" w:hAnsi="Cambria"/>
+          <w:sz w:val="20"/>
+          <w:szCs w:val="20"/>
+        </w:rPr>
+        <w:t xml:space="preserve"> IS AN UNORDERED COLLECTION OF UNIQUE ELEMENTS.</w:t>
       </w:r>
     </w:p>
     <w:p>
@@ -1787,24 +1912,32 @@
         </w:numPr>
         <w:rPr>
           <w:rFonts w:ascii="Cambria" w:hAnsi="Cambria"/>
-        </w:rPr>
-      </w:pPr>
-      <w:r>
-        <w:rPr>
-          <w:rFonts w:ascii="Cambria" w:hAnsi="Cambria"/>
-        </w:rPr>
-        <w:t xml:space="preserve">Defined using </w:t>
+          <w:sz w:val="20"/>
+          <w:szCs w:val="20"/>
+        </w:rPr>
+      </w:pPr>
+      <w:r>
+        <w:rPr>
+          <w:rFonts w:ascii="Cambria" w:hAnsi="Cambria"/>
+          <w:sz w:val="20"/>
+          <w:szCs w:val="20"/>
+        </w:rPr>
+        <w:t xml:space="preserve">DEFINED USING </w:t>
       </w:r>
       <w:r>
         <w:rPr>
           <w:rStyle w:val="Strong"/>
           <w:rFonts w:ascii="Cambria" w:hAnsi="Cambria"/>
-        </w:rPr>
-        <w:t>{} curly braces</w:t>
-      </w:r>
-      <w:r>
-        <w:rPr>
-          <w:rFonts w:ascii="Cambria" w:hAnsi="Cambria"/>
+          <w:sz w:val="20"/>
+          <w:szCs w:val="20"/>
+        </w:rPr>
+        <w:t>{} CURLY BRACES</w:t>
+      </w:r>
+      <w:r>
+        <w:rPr>
+          <w:rFonts w:ascii="Cambria" w:hAnsi="Cambria"/>
+          <w:sz w:val="20"/>
+          <w:szCs w:val="20"/>
         </w:rPr>
         <w:t>.</w:t>
       </w:r>
@@ -1823,241 +1956,242 @@
       <w:r>
         <w:rPr>
           <w:rFonts w:ascii="Cambria" w:hAnsi="Cambria"/>
-        </w:rPr>
-        <w:t>Example:</w:t>
-      </w:r>
-    </w:p>
-    <w:p>
-      <w:pPr>
-        <w:pStyle w:val="HTMLPreformatted"/>
-        <w:ind w:left="720"/>
-        <w:rPr>
-          <w:rStyle w:val="HTMLCode"/>
-          <w:rFonts w:ascii="Cambria" w:hAnsi="Cambria"/>
-        </w:rPr>
-      </w:pPr>
-      <w:r>
-        <w:rPr>
-          <w:rStyle w:val="HTMLCode"/>
-          <w:rFonts w:ascii="Cambria" w:hAnsi="Cambria"/>
-        </w:rPr>
-        <w:t>test_set1 = {1, 2, 3, 4, 5, 6, 7, 6, 7}  # duplicates removed</w:t>
-      </w:r>
-    </w:p>
-    <w:p>
-      <w:pPr>
-        <w:pStyle w:val="HTMLPreformatted"/>
-        <w:ind w:left="720"/>
-        <w:rPr>
-          <w:rStyle w:val="HTMLCode"/>
-          <w:rFonts w:ascii="Cambria" w:hAnsi="Cambria"/>
-        </w:rPr>
-      </w:pPr>
-      <w:r>
-        <w:rPr>
-          <w:rStyle w:val="HTMLCode"/>
-          <w:rFonts w:ascii="Cambria" w:hAnsi="Cambria"/>
-        </w:rPr>
-        <w:t>test_set2 = {9, 8, 7, 1}</w:t>
-      </w:r>
-    </w:p>
-    <w:p>
-      <w:pPr>
-        <w:pStyle w:val="HTMLPreformatted"/>
-        <w:ind w:left="720"/>
-        <w:rPr>
-          <w:rStyle w:val="HTMLCode"/>
-          <w:rFonts w:ascii="Cambria" w:hAnsi="Cambria"/>
-        </w:rPr>
-      </w:pPr>
-    </w:p>
-    <w:p>
-      <w:pPr>
-        <w:pStyle w:val="HTMLPreformatted"/>
-        <w:ind w:left="720"/>
-        <w:rPr>
-          <w:rStyle w:val="HTMLCode"/>
-          <w:rFonts w:ascii="Cambria" w:hAnsi="Cambria"/>
-        </w:rPr>
-      </w:pPr>
-      <w:r>
-        <w:rPr>
-          <w:rStyle w:val="HTMLCode"/>
-          <w:rFonts w:ascii="Cambria" w:hAnsi="Cambria"/>
-        </w:rPr>
-        <w:t>print(test_set1)                        # {1, 2, 3, 4, 5, 6, 7}</w:t>
-      </w:r>
-    </w:p>
-    <w:p>
-      <w:pPr>
-        <w:pStyle w:val="HTMLPreformatted"/>
-        <w:ind w:left="720"/>
-        <w:rPr>
-          <w:rStyle w:val="HTMLCode"/>
-          <w:rFonts w:ascii="Cambria" w:hAnsi="Cambria"/>
-        </w:rPr>
-      </w:pPr>
-      <w:r>
-        <w:rPr>
-          <w:rStyle w:val="HTMLCode"/>
-          <w:rFonts w:ascii="Cambria" w:hAnsi="Cambria"/>
-        </w:rPr>
-        <w:t>print(test_set1.union(test_set2))       # Combine sets</w:t>
-      </w:r>
-    </w:p>
-    <w:p>
-      <w:pPr>
-        <w:pStyle w:val="HTMLPreformatted"/>
-        <w:ind w:left="720"/>
-        <w:rPr>
-          <w:rStyle w:val="HTMLCode"/>
-          <w:rFonts w:ascii="Cambria" w:hAnsi="Cambria"/>
-        </w:rPr>
-      </w:pPr>
-      <w:r>
-        <w:rPr>
-          <w:rStyle w:val="HTMLCode"/>
-          <w:rFonts w:ascii="Cambria" w:hAnsi="Cambria"/>
-        </w:rPr>
-        <w:t>print(test_set1.intersection(test_set2))# Common elements</w:t>
-      </w:r>
-    </w:p>
-    <w:p>
-      <w:pPr>
-        <w:pStyle w:val="HTMLPreformatted"/>
-        <w:ind w:left="720"/>
-        <w:rPr>
-          <w:rStyle w:val="HTMLCode"/>
-          <w:rFonts w:ascii="Cambria" w:hAnsi="Cambria"/>
-        </w:rPr>
-      </w:pPr>
-    </w:p>
-    <w:p>
-      <w:pPr>
-        <w:pStyle w:val="HTMLPreformatted"/>
-        <w:ind w:left="720"/>
-        <w:rPr>
-          <w:rStyle w:val="HTMLCode"/>
-          <w:rFonts w:ascii="Cambria" w:hAnsi="Cambria"/>
-        </w:rPr>
-      </w:pPr>
-      <w:r>
-        <w:rPr>
-          <w:rStyle w:val="HTMLCode"/>
-          <w:rFonts w:ascii="Cambria" w:hAnsi="Cambria"/>
-        </w:rPr>
-        <w:t># Copying and modifying</w:t>
-      </w:r>
-    </w:p>
-    <w:p>
-      <w:pPr>
-        <w:pStyle w:val="HTMLPreformatted"/>
-        <w:ind w:left="720"/>
-        <w:rPr>
-          <w:rStyle w:val="HTMLCode"/>
-          <w:rFonts w:ascii="Cambria" w:hAnsi="Cambria"/>
-        </w:rPr>
-      </w:pPr>
-      <w:r>
-        <w:rPr>
-          <w:rStyle w:val="HTMLCode"/>
-          <w:rFonts w:ascii="Cambria" w:hAnsi="Cambria"/>
-        </w:rPr>
-        <w:t>new_set = test_set1.copy()</w:t>
-      </w:r>
-    </w:p>
-    <w:p>
-      <w:pPr>
-        <w:pStyle w:val="HTMLPreformatted"/>
-        <w:ind w:left="720"/>
-        <w:rPr>
-          <w:rStyle w:val="HTMLCode"/>
-          <w:rFonts w:ascii="Cambria" w:hAnsi="Cambria"/>
-        </w:rPr>
-      </w:pPr>
-      <w:r>
-        <w:rPr>
-          <w:rStyle w:val="HTMLCode"/>
-          <w:rFonts w:ascii="Cambria" w:hAnsi="Cambria"/>
-        </w:rPr>
-        <w:t xml:space="preserve">test_set1.add(100)  </w:t>
-      </w:r>
-    </w:p>
-    <w:p>
-      <w:pPr>
-        <w:pStyle w:val="HTMLPreformatted"/>
-        <w:ind w:left="720"/>
-        <w:rPr>
-          <w:rStyle w:val="HTMLCode"/>
-          <w:rFonts w:ascii="Cambria" w:hAnsi="Cambria"/>
-        </w:rPr>
-      </w:pPr>
-      <w:r>
-        <w:rPr>
-          <w:rStyle w:val="HTMLCode"/>
-          <w:rFonts w:ascii="Cambria" w:hAnsi="Cambria"/>
-        </w:rPr>
-        <w:t>print(test_set1)</w:t>
-      </w:r>
-    </w:p>
-    <w:p>
-      <w:pPr>
-        <w:pStyle w:val="HTMLPreformatted"/>
-        <w:ind w:left="720"/>
-        <w:rPr>
-          <w:rStyle w:val="HTMLCode"/>
-          <w:rFonts w:ascii="Cambria" w:hAnsi="Cambria"/>
-        </w:rPr>
-      </w:pPr>
-    </w:p>
-    <w:p>
-      <w:pPr>
-        <w:pStyle w:val="HTMLPreformatted"/>
-        <w:ind w:left="720"/>
-        <w:rPr>
-          <w:rStyle w:val="HTMLCode"/>
-          <w:rFonts w:ascii="Cambria" w:hAnsi="Cambria"/>
-        </w:rPr>
-      </w:pPr>
-      <w:r>
-        <w:rPr>
-          <w:rStyle w:val="HTMLCode"/>
-          <w:rFonts w:ascii="Cambria" w:hAnsi="Cambria"/>
-        </w:rPr>
-        <w:t># Difference</w:t>
-      </w:r>
-    </w:p>
-    <w:p>
-      <w:pPr>
-        <w:pStyle w:val="HTMLPreformatted"/>
-        <w:ind w:left="720"/>
-        <w:rPr>
-          <w:rStyle w:val="HTMLCode"/>
-          <w:rFonts w:ascii="Cambria" w:hAnsi="Cambria"/>
-        </w:rPr>
-      </w:pPr>
-      <w:r>
-        <w:rPr>
-          <w:rStyle w:val="HTMLCode"/>
-          <w:rFonts w:ascii="Cambria" w:hAnsi="Cambria"/>
-        </w:rPr>
-        <w:t>print(test_set1.difference(test_set2))  # Elements only in set1</w:t>
-      </w:r>
-    </w:p>
-    <w:p>
-      <w:pPr>
-        <w:pStyle w:val="HTMLPreformatted"/>
-        <w:ind w:left="720"/>
-        <w:rPr>
-          <w:rFonts w:ascii="Cambria" w:hAnsi="Cambria"/>
-        </w:rPr>
-      </w:pPr>
-      <w:r>
-        <w:rPr>
-          <w:rStyle w:val="HTMLCode"/>
-          <w:rFonts w:ascii="Cambria" w:hAnsi="Cambria"/>
-        </w:rPr>
-        <w:t>print(test_set2.difference(test_set1))  # Elements only in set2</w:t>
+          <w:caps w:val="0"/>
+        </w:rPr>
+        <w:t>EXAMPLE:</w:t>
+      </w:r>
+    </w:p>
+    <w:p>
+      <w:pPr>
+        <w:pStyle w:val="HTMLPreformatted"/>
+        <w:ind w:left="720"/>
+        <w:rPr>
+          <w:rStyle w:val="HTMLCode"/>
+          <w:rFonts w:ascii="Cambria" w:hAnsi="Cambria"/>
+        </w:rPr>
+      </w:pPr>
+      <w:r>
+        <w:rPr>
+          <w:rStyle w:val="HTMLCode"/>
+          <w:rFonts w:ascii="Cambria" w:hAnsi="Cambria"/>
+        </w:rPr>
+        <w:t>TEST_SET1 = {1, 2, 3, 4, 5, 6, 7, 6, 7}  # DUPLICATES REMOVED</w:t>
+      </w:r>
+    </w:p>
+    <w:p>
+      <w:pPr>
+        <w:pStyle w:val="HTMLPreformatted"/>
+        <w:ind w:left="720"/>
+        <w:rPr>
+          <w:rStyle w:val="HTMLCode"/>
+          <w:rFonts w:ascii="Cambria" w:hAnsi="Cambria"/>
+        </w:rPr>
+      </w:pPr>
+      <w:r>
+        <w:rPr>
+          <w:rStyle w:val="HTMLCode"/>
+          <w:rFonts w:ascii="Cambria" w:hAnsi="Cambria"/>
+        </w:rPr>
+        <w:t>TEST_SET2 = {9, 8, 7, 1}</w:t>
+      </w:r>
+    </w:p>
+    <w:p>
+      <w:pPr>
+        <w:pStyle w:val="HTMLPreformatted"/>
+        <w:ind w:left="720"/>
+        <w:rPr>
+          <w:rStyle w:val="HTMLCode"/>
+          <w:rFonts w:ascii="Cambria" w:hAnsi="Cambria"/>
+        </w:rPr>
+      </w:pPr>
+    </w:p>
+    <w:p>
+      <w:pPr>
+        <w:pStyle w:val="HTMLPreformatted"/>
+        <w:ind w:left="720"/>
+        <w:rPr>
+          <w:rStyle w:val="HTMLCode"/>
+          <w:rFonts w:ascii="Cambria" w:hAnsi="Cambria"/>
+        </w:rPr>
+      </w:pPr>
+      <w:r>
+        <w:rPr>
+          <w:rStyle w:val="HTMLCode"/>
+          <w:rFonts w:ascii="Cambria" w:hAnsi="Cambria"/>
+        </w:rPr>
+        <w:t>PRINT(TEST_SET1)                        # {1, 2, 3, 4, 5, 6, 7}</w:t>
+      </w:r>
+    </w:p>
+    <w:p>
+      <w:pPr>
+        <w:pStyle w:val="HTMLPreformatted"/>
+        <w:ind w:left="720"/>
+        <w:rPr>
+          <w:rStyle w:val="HTMLCode"/>
+          <w:rFonts w:ascii="Cambria" w:hAnsi="Cambria"/>
+        </w:rPr>
+      </w:pPr>
+      <w:r>
+        <w:rPr>
+          <w:rStyle w:val="HTMLCode"/>
+          <w:rFonts w:ascii="Cambria" w:hAnsi="Cambria"/>
+        </w:rPr>
+        <w:t>PRINT(TEST_SET1.UNION(TEST_SET2))       # COMBINE SETS</w:t>
+      </w:r>
+    </w:p>
+    <w:p>
+      <w:pPr>
+        <w:pStyle w:val="HTMLPreformatted"/>
+        <w:ind w:left="720"/>
+        <w:rPr>
+          <w:rStyle w:val="HTMLCode"/>
+          <w:rFonts w:ascii="Cambria" w:hAnsi="Cambria"/>
+        </w:rPr>
+      </w:pPr>
+      <w:r>
+        <w:rPr>
+          <w:rStyle w:val="HTMLCode"/>
+          <w:rFonts w:ascii="Cambria" w:hAnsi="Cambria"/>
+        </w:rPr>
+        <w:t>PRINT(TEST_SET1.INTERSECTION(TEST_SET2))# COMMON ELEMENTS</w:t>
+      </w:r>
+    </w:p>
+    <w:p>
+      <w:pPr>
+        <w:pStyle w:val="HTMLPreformatted"/>
+        <w:ind w:left="720"/>
+        <w:rPr>
+          <w:rStyle w:val="HTMLCode"/>
+          <w:rFonts w:ascii="Cambria" w:hAnsi="Cambria"/>
+        </w:rPr>
+      </w:pPr>
+    </w:p>
+    <w:p>
+      <w:pPr>
+        <w:pStyle w:val="HTMLPreformatted"/>
+        <w:ind w:left="720"/>
+        <w:rPr>
+          <w:rStyle w:val="HTMLCode"/>
+          <w:rFonts w:ascii="Cambria" w:hAnsi="Cambria"/>
+        </w:rPr>
+      </w:pPr>
+      <w:r>
+        <w:rPr>
+          <w:rStyle w:val="HTMLCode"/>
+          <w:rFonts w:ascii="Cambria" w:hAnsi="Cambria"/>
+        </w:rPr>
+        <w:t># COPYING AND MODIFYING</w:t>
+      </w:r>
+    </w:p>
+    <w:p>
+      <w:pPr>
+        <w:pStyle w:val="HTMLPreformatted"/>
+        <w:ind w:left="720"/>
+        <w:rPr>
+          <w:rStyle w:val="HTMLCode"/>
+          <w:rFonts w:ascii="Cambria" w:hAnsi="Cambria"/>
+        </w:rPr>
+      </w:pPr>
+      <w:r>
+        <w:rPr>
+          <w:rStyle w:val="HTMLCode"/>
+          <w:rFonts w:ascii="Cambria" w:hAnsi="Cambria"/>
+        </w:rPr>
+        <w:t>NEW_SET = TEST_SET1.COPY()</w:t>
+      </w:r>
+    </w:p>
+    <w:p>
+      <w:pPr>
+        <w:pStyle w:val="HTMLPreformatted"/>
+        <w:ind w:left="720"/>
+        <w:rPr>
+          <w:rStyle w:val="HTMLCode"/>
+          <w:rFonts w:ascii="Cambria" w:hAnsi="Cambria"/>
+        </w:rPr>
+      </w:pPr>
+      <w:r>
+        <w:rPr>
+          <w:rStyle w:val="HTMLCode"/>
+          <w:rFonts w:ascii="Cambria" w:hAnsi="Cambria"/>
+        </w:rPr>
+        <w:t xml:space="preserve">TEST_SET1.ADD(100)  </w:t>
+      </w:r>
+    </w:p>
+    <w:p>
+      <w:pPr>
+        <w:pStyle w:val="HTMLPreformatted"/>
+        <w:ind w:left="720"/>
+        <w:rPr>
+          <w:rStyle w:val="HTMLCode"/>
+          <w:rFonts w:ascii="Cambria" w:hAnsi="Cambria"/>
+        </w:rPr>
+      </w:pPr>
+      <w:r>
+        <w:rPr>
+          <w:rStyle w:val="HTMLCode"/>
+          <w:rFonts w:ascii="Cambria" w:hAnsi="Cambria"/>
+        </w:rPr>
+        <w:t>PRINT(TEST_SET1)</w:t>
+      </w:r>
+    </w:p>
+    <w:p>
+      <w:pPr>
+        <w:pStyle w:val="HTMLPreformatted"/>
+        <w:ind w:left="720"/>
+        <w:rPr>
+          <w:rStyle w:val="HTMLCode"/>
+          <w:rFonts w:ascii="Cambria" w:hAnsi="Cambria"/>
+        </w:rPr>
+      </w:pPr>
+    </w:p>
+    <w:p>
+      <w:pPr>
+        <w:pStyle w:val="HTMLPreformatted"/>
+        <w:ind w:left="720"/>
+        <w:rPr>
+          <w:rStyle w:val="HTMLCode"/>
+          <w:rFonts w:ascii="Cambria" w:hAnsi="Cambria"/>
+        </w:rPr>
+      </w:pPr>
+      <w:r>
+        <w:rPr>
+          <w:rStyle w:val="HTMLCode"/>
+          <w:rFonts w:ascii="Cambria" w:hAnsi="Cambria"/>
+        </w:rPr>
+        <w:t># DIFFERENCE</w:t>
+      </w:r>
+    </w:p>
+    <w:p>
+      <w:pPr>
+        <w:pStyle w:val="HTMLPreformatted"/>
+        <w:ind w:left="720"/>
+        <w:rPr>
+          <w:rStyle w:val="HTMLCode"/>
+          <w:rFonts w:ascii="Cambria" w:hAnsi="Cambria"/>
+        </w:rPr>
+      </w:pPr>
+      <w:r>
+        <w:rPr>
+          <w:rStyle w:val="HTMLCode"/>
+          <w:rFonts w:ascii="Cambria" w:hAnsi="Cambria"/>
+        </w:rPr>
+        <w:t>PRINT(TEST_SET1.DIFFERENCE(TEST_SET2))  # ELEMENTS ONLY IN SET1</w:t>
+      </w:r>
+    </w:p>
+    <w:p>
+      <w:pPr>
+        <w:pStyle w:val="HTMLPreformatted"/>
+        <w:ind w:left="720"/>
+        <w:rPr>
+          <w:rFonts w:ascii="Cambria" w:hAnsi="Cambria"/>
+        </w:rPr>
+      </w:pPr>
+      <w:r>
+        <w:rPr>
+          <w:rStyle w:val="HTMLCode"/>
+          <w:rFonts w:ascii="Cambria" w:hAnsi="Cambria"/>
+        </w:rPr>
+        <w:t>PRINT(TEST_SET2.DIFFERENCE(TEST_SET1))  # ELEMENTS ONLY IN SET2</w:t>
       </w:r>
     </w:p>
     <w:p>
@@ -2069,6 +2203,8 @@
         </w:numPr>
         <w:rPr>
           <w:rFonts w:ascii="Cambria" w:hAnsi="Cambria"/>
+          <w:sz w:val="20"/>
+          <w:szCs w:val="20"/>
         </w:rPr>
       </w:pPr>
       <w:r>
@@ -2077,8 +2213,11 @@
           <w:rFonts w:ascii="Cambria" w:hAnsi="Cambria"/>
           <w:b w:val="0"/>
           <w:bCs w:val="0"/>
-        </w:rPr>
-        <w:t>Introduction to Conditionals</w:t>
+          <w:caps w:val="0"/>
+          <w:sz w:val="20"/>
+          <w:szCs w:val="20"/>
+        </w:rPr>
+        <w:t>INTRODUCTION TO CONDITIONALS</w:t>
       </w:r>
     </w:p>
     <w:p>
@@ -2090,24 +2229,32 @@
         </w:numPr>
         <w:rPr>
           <w:rFonts w:ascii="Cambria" w:hAnsi="Cambria"/>
-        </w:rPr>
-      </w:pPr>
-      <w:r>
-        <w:rPr>
-          <w:rFonts w:ascii="Cambria" w:hAnsi="Cambria"/>
-        </w:rPr>
-        <w:t xml:space="preserve">Conditional statements let programs make </w:t>
+          <w:sz w:val="20"/>
+          <w:szCs w:val="20"/>
+        </w:rPr>
+      </w:pPr>
+      <w:r>
+        <w:rPr>
+          <w:rFonts w:ascii="Cambria" w:hAnsi="Cambria"/>
+          <w:sz w:val="20"/>
+          <w:szCs w:val="20"/>
+        </w:rPr>
+        <w:t xml:space="preserve">CONDITIONAL STATEMENTS LET PROGRAMS MAKE </w:t>
       </w:r>
       <w:r>
         <w:rPr>
           <w:rStyle w:val="Strong"/>
           <w:rFonts w:ascii="Cambria" w:hAnsi="Cambria"/>
-        </w:rPr>
-        <w:t>decisions</w:t>
-      </w:r>
-      <w:r>
-        <w:rPr>
-          <w:rFonts w:ascii="Cambria" w:hAnsi="Cambria"/>
+          <w:sz w:val="20"/>
+          <w:szCs w:val="20"/>
+        </w:rPr>
+        <w:t>DECISIONS</w:t>
+      </w:r>
+      <w:r>
+        <w:rPr>
+          <w:rFonts w:ascii="Cambria" w:hAnsi="Cambria"/>
+          <w:sz w:val="20"/>
+          <w:szCs w:val="20"/>
         </w:rPr>
         <w:t>.</w:t>
       </w:r>
@@ -2121,24 +2268,30 @@
         </w:numPr>
         <w:rPr>
           <w:rFonts w:ascii="Cambria" w:hAnsi="Cambria"/>
-        </w:rPr>
-      </w:pPr>
-      <w:r>
-        <w:rPr>
-          <w:rFonts w:ascii="Cambria" w:hAnsi="Cambria"/>
-        </w:rPr>
-        <w:t xml:space="preserve">Uses </w:t>
-      </w:r>
-      <w:r>
-        <w:rPr>
-          <w:rStyle w:val="HTMLCode"/>
-          <w:rFonts w:ascii="Cambria" w:hAnsi="Cambria"/>
-        </w:rPr>
-        <w:t>if</w:t>
-      </w:r>
-      <w:r>
-        <w:rPr>
-          <w:rFonts w:ascii="Cambria" w:hAnsi="Cambria"/>
+          <w:sz w:val="20"/>
+          <w:szCs w:val="20"/>
+        </w:rPr>
+      </w:pPr>
+      <w:r>
+        <w:rPr>
+          <w:rFonts w:ascii="Cambria" w:hAnsi="Cambria"/>
+          <w:sz w:val="20"/>
+          <w:szCs w:val="20"/>
+        </w:rPr>
+        <w:t xml:space="preserve">USES </w:t>
+      </w:r>
+      <w:r>
+        <w:rPr>
+          <w:rStyle w:val="HTMLCode"/>
+          <w:rFonts w:ascii="Cambria" w:hAnsi="Cambria"/>
+        </w:rPr>
+        <w:t>IF</w:t>
+      </w:r>
+      <w:r>
+        <w:rPr>
+          <w:rFonts w:ascii="Cambria" w:hAnsi="Cambria"/>
+          <w:sz w:val="20"/>
+          <w:szCs w:val="20"/>
         </w:rPr>
         <w:t xml:space="preserve">, </w:t>
       </w:r>
@@ -2147,24 +2300,28 @@
           <w:rStyle w:val="HTMLCode"/>
           <w:rFonts w:ascii="Cambria" w:hAnsi="Cambria"/>
         </w:rPr>
-        <w:t>elif</w:t>
-      </w:r>
-      <w:r>
-        <w:rPr>
-          <w:rFonts w:ascii="Cambria" w:hAnsi="Cambria"/>
-        </w:rPr>
-        <w:t xml:space="preserve">, and </w:t>
-      </w:r>
-      <w:r>
-        <w:rPr>
-          <w:rStyle w:val="HTMLCode"/>
-          <w:rFonts w:ascii="Cambria" w:hAnsi="Cambria"/>
-        </w:rPr>
-        <w:t>else</w:t>
-      </w:r>
-      <w:r>
-        <w:rPr>
-          <w:rFonts w:ascii="Cambria" w:hAnsi="Cambria"/>
+        <w:t>ELIF</w:t>
+      </w:r>
+      <w:r>
+        <w:rPr>
+          <w:rFonts w:ascii="Cambria" w:hAnsi="Cambria"/>
+          <w:sz w:val="20"/>
+          <w:szCs w:val="20"/>
+        </w:rPr>
+        <w:t xml:space="preserve">, AND </w:t>
+      </w:r>
+      <w:r>
+        <w:rPr>
+          <w:rStyle w:val="HTMLCode"/>
+          <w:rFonts w:ascii="Cambria" w:hAnsi="Cambria"/>
+        </w:rPr>
+        <w:t>ELSE</w:t>
+      </w:r>
+      <w:r>
+        <w:rPr>
+          <w:rFonts w:ascii="Cambria" w:hAnsi="Cambria"/>
+          <w:sz w:val="20"/>
+          <w:szCs w:val="20"/>
         </w:rPr>
         <w:t>.</w:t>
       </w:r>
@@ -2183,93 +2340,94 @@
       <w:r>
         <w:rPr>
           <w:rFonts w:ascii="Cambria" w:hAnsi="Cambria"/>
-        </w:rPr>
-        <w:t>Example 1: Simple If-Else</w:t>
-      </w:r>
-    </w:p>
-    <w:p>
-      <w:pPr>
-        <w:pStyle w:val="HTMLPreformatted"/>
-        <w:ind w:left="720"/>
-        <w:rPr>
-          <w:rStyle w:val="HTMLCode"/>
-          <w:rFonts w:ascii="Cambria" w:hAnsi="Cambria"/>
-        </w:rPr>
-      </w:pPr>
-      <w:r>
-        <w:rPr>
-          <w:rStyle w:val="HTMLCode"/>
-          <w:rFonts w:ascii="Cambria" w:hAnsi="Cambria"/>
-        </w:rPr>
-        <w:t>left = True</w:t>
-      </w:r>
-    </w:p>
-    <w:p>
-      <w:pPr>
-        <w:pStyle w:val="HTMLPreformatted"/>
-        <w:ind w:left="720"/>
-        <w:rPr>
-          <w:rStyle w:val="HTMLCode"/>
-          <w:rFonts w:ascii="Cambria" w:hAnsi="Cambria"/>
-        </w:rPr>
-      </w:pPr>
-      <w:r>
-        <w:rPr>
-          <w:rStyle w:val="HTMLCode"/>
-          <w:rFonts w:ascii="Cambria" w:hAnsi="Cambria"/>
-        </w:rPr>
-        <w:t>if left:</w:t>
-      </w:r>
-    </w:p>
-    <w:p>
-      <w:pPr>
-        <w:pStyle w:val="HTMLPreformatted"/>
-        <w:ind w:left="720"/>
-        <w:rPr>
-          <w:rStyle w:val="HTMLCode"/>
-          <w:rFonts w:ascii="Cambria" w:hAnsi="Cambria"/>
-        </w:rPr>
-      </w:pPr>
-      <w:r>
-        <w:rPr>
-          <w:rStyle w:val="HTMLCode"/>
-          <w:rFonts w:ascii="Cambria" w:hAnsi="Cambria"/>
-        </w:rPr>
-        <w:t xml:space="preserve">    print("Move Left")</w:t>
-      </w:r>
-    </w:p>
-    <w:p>
-      <w:pPr>
-        <w:pStyle w:val="HTMLPreformatted"/>
-        <w:ind w:left="720"/>
-        <w:rPr>
-          <w:rStyle w:val="HTMLCode"/>
-          <w:rFonts w:ascii="Cambria" w:hAnsi="Cambria"/>
-        </w:rPr>
-      </w:pPr>
-      <w:r>
-        <w:rPr>
-          <w:rStyle w:val="HTMLCode"/>
-          <w:rFonts w:ascii="Cambria" w:hAnsi="Cambria"/>
-        </w:rPr>
-        <w:t>else:</w:t>
-      </w:r>
-    </w:p>
-    <w:p>
-      <w:pPr>
-        <w:pStyle w:val="HTMLPreformatted"/>
-        <w:ind w:left="720"/>
-        <w:rPr>
-          <w:rStyle w:val="HTMLCode"/>
-          <w:rFonts w:ascii="Cambria" w:hAnsi="Cambria"/>
-        </w:rPr>
-      </w:pPr>
-      <w:r>
-        <w:rPr>
-          <w:rStyle w:val="HTMLCode"/>
-          <w:rFonts w:ascii="Cambria" w:hAnsi="Cambria"/>
-        </w:rPr>
-        <w:t xml:space="preserve">    print("Move Right")</w:t>
+          <w:caps w:val="0"/>
+        </w:rPr>
+        <w:t>EXAMPLE 1: SIMPLE IF-ELSE</w:t>
+      </w:r>
+    </w:p>
+    <w:p>
+      <w:pPr>
+        <w:pStyle w:val="HTMLPreformatted"/>
+        <w:ind w:left="720"/>
+        <w:rPr>
+          <w:rStyle w:val="HTMLCode"/>
+          <w:rFonts w:ascii="Cambria" w:hAnsi="Cambria"/>
+        </w:rPr>
+      </w:pPr>
+      <w:r>
+        <w:rPr>
+          <w:rStyle w:val="HTMLCode"/>
+          <w:rFonts w:ascii="Cambria" w:hAnsi="Cambria"/>
+        </w:rPr>
+        <w:t>LEFT = TRUE</w:t>
+      </w:r>
+    </w:p>
+    <w:p>
+      <w:pPr>
+        <w:pStyle w:val="HTMLPreformatted"/>
+        <w:ind w:left="720"/>
+        <w:rPr>
+          <w:rStyle w:val="HTMLCode"/>
+          <w:rFonts w:ascii="Cambria" w:hAnsi="Cambria"/>
+        </w:rPr>
+      </w:pPr>
+      <w:r>
+        <w:rPr>
+          <w:rStyle w:val="HTMLCode"/>
+          <w:rFonts w:ascii="Cambria" w:hAnsi="Cambria"/>
+        </w:rPr>
+        <w:t>IF LEFT:</w:t>
+      </w:r>
+    </w:p>
+    <w:p>
+      <w:pPr>
+        <w:pStyle w:val="HTMLPreformatted"/>
+        <w:ind w:left="720"/>
+        <w:rPr>
+          <w:rStyle w:val="HTMLCode"/>
+          <w:rFonts w:ascii="Cambria" w:hAnsi="Cambria"/>
+        </w:rPr>
+      </w:pPr>
+      <w:r>
+        <w:rPr>
+          <w:rStyle w:val="HTMLCode"/>
+          <w:rFonts w:ascii="Cambria" w:hAnsi="Cambria"/>
+        </w:rPr>
+        <w:t xml:space="preserve">    PRINT("MOVE LEFT")</w:t>
+      </w:r>
+    </w:p>
+    <w:p>
+      <w:pPr>
+        <w:pStyle w:val="HTMLPreformatted"/>
+        <w:ind w:left="720"/>
+        <w:rPr>
+          <w:rStyle w:val="HTMLCode"/>
+          <w:rFonts w:ascii="Cambria" w:hAnsi="Cambria"/>
+        </w:rPr>
+      </w:pPr>
+      <w:r>
+        <w:rPr>
+          <w:rStyle w:val="HTMLCode"/>
+          <w:rFonts w:ascii="Cambria" w:hAnsi="Cambria"/>
+        </w:rPr>
+        <w:t>ELSE:</w:t>
+      </w:r>
+    </w:p>
+    <w:p>
+      <w:pPr>
+        <w:pStyle w:val="HTMLPreformatted"/>
+        <w:ind w:left="720"/>
+        <w:rPr>
+          <w:rStyle w:val="HTMLCode"/>
+          <w:rFonts w:ascii="Cambria" w:hAnsi="Cambria"/>
+        </w:rPr>
+      </w:pPr>
+      <w:r>
+        <w:rPr>
+          <w:rStyle w:val="HTMLCode"/>
+          <w:rFonts w:ascii="Cambria" w:hAnsi="Cambria"/>
+        </w:rPr>
+        <w:t xml:space="preserve">    PRINT("MOVE RIGHT")</w:t>
       </w:r>
     </w:p>
     <w:p>
@@ -2286,119 +2444,120 @@
       <w:r>
         <w:rPr>
           <w:rFonts w:ascii="Cambria" w:hAnsi="Cambria"/>
-        </w:rPr>
-        <w:t>Example 2: Multiple Conditions</w:t>
-      </w:r>
-    </w:p>
-    <w:p>
-      <w:pPr>
-        <w:pStyle w:val="HTMLPreformatted"/>
-        <w:ind w:left="720"/>
-        <w:rPr>
-          <w:rStyle w:val="HTMLCode"/>
-          <w:rFonts w:ascii="Cambria" w:hAnsi="Cambria"/>
-        </w:rPr>
-      </w:pPr>
-      <w:r>
-        <w:rPr>
-          <w:rStyle w:val="HTMLCode"/>
-          <w:rFonts w:ascii="Cambria" w:hAnsi="Cambria"/>
-        </w:rPr>
-        <w:t>cat = True</w:t>
-      </w:r>
-    </w:p>
-    <w:p>
-      <w:pPr>
-        <w:pStyle w:val="HTMLPreformatted"/>
-        <w:ind w:left="720"/>
-        <w:rPr>
-          <w:rStyle w:val="HTMLCode"/>
-          <w:rFonts w:ascii="Cambria" w:hAnsi="Cambria"/>
-        </w:rPr>
-      </w:pPr>
-      <w:r>
-        <w:rPr>
-          <w:rStyle w:val="HTMLCode"/>
-          <w:rFonts w:ascii="Cambria" w:hAnsi="Cambria"/>
-        </w:rPr>
-        <w:t>mouse = True</w:t>
-      </w:r>
-    </w:p>
-    <w:p>
-      <w:pPr>
-        <w:pStyle w:val="HTMLPreformatted"/>
-        <w:ind w:left="720"/>
-        <w:rPr>
-          <w:rStyle w:val="HTMLCode"/>
-          <w:rFonts w:ascii="Cambria" w:hAnsi="Cambria"/>
-        </w:rPr>
-      </w:pPr>
-    </w:p>
-    <w:p>
-      <w:pPr>
-        <w:pStyle w:val="HTMLPreformatted"/>
-        <w:ind w:left="720"/>
-        <w:rPr>
-          <w:rStyle w:val="HTMLCode"/>
-          <w:rFonts w:ascii="Cambria" w:hAnsi="Cambria"/>
-        </w:rPr>
-      </w:pPr>
-      <w:r>
-        <w:rPr>
-          <w:rStyle w:val="HTMLCode"/>
-          <w:rFonts w:ascii="Cambria" w:hAnsi="Cambria"/>
-        </w:rPr>
-        <w:t>if cat:</w:t>
-      </w:r>
-    </w:p>
-    <w:p>
-      <w:pPr>
-        <w:pStyle w:val="HTMLPreformatted"/>
-        <w:ind w:left="720"/>
-        <w:rPr>
-          <w:rStyle w:val="HTMLCode"/>
-          <w:rFonts w:ascii="Cambria" w:hAnsi="Cambria"/>
-        </w:rPr>
-      </w:pPr>
-      <w:r>
-        <w:rPr>
-          <w:rStyle w:val="HTMLCode"/>
-          <w:rFonts w:ascii="Cambria" w:hAnsi="Cambria"/>
-        </w:rPr>
-        <w:t xml:space="preserve">    print("Mouse ran away")</w:t>
-      </w:r>
-    </w:p>
-    <w:p>
-      <w:pPr>
-        <w:pStyle w:val="HTMLPreformatted"/>
-        <w:ind w:left="720"/>
-        <w:rPr>
-          <w:rStyle w:val="HTMLCode"/>
-          <w:rFonts w:ascii="Cambria" w:hAnsi="Cambria"/>
-        </w:rPr>
-      </w:pPr>
-      <w:r>
-        <w:rPr>
-          <w:rStyle w:val="HTMLCode"/>
-          <w:rFonts w:ascii="Cambria" w:hAnsi="Cambria"/>
-        </w:rPr>
-        <w:t>else:</w:t>
-      </w:r>
-    </w:p>
-    <w:p>
-      <w:pPr>
-        <w:pStyle w:val="HTMLPreformatted"/>
-        <w:ind w:left="720"/>
-        <w:rPr>
-          <w:rFonts w:ascii="Cambria" w:hAnsi="Cambria"/>
-        </w:rPr>
-      </w:pPr>
-      <w:r>
-        <w:rPr>
-          <w:rStyle w:val="HTMLCode"/>
-          <w:rFonts w:ascii="Cambria" w:hAnsi="Cambria"/>
-        </w:rPr>
-        <w:t xml:space="preserve">    print("Mouse eats cheese")</w:t>
+          <w:caps w:val="0"/>
+        </w:rPr>
+        <w:t>EXAMPLE 2: MULTIPLE CONDITIONS</w:t>
+      </w:r>
+    </w:p>
+    <w:p>
+      <w:pPr>
+        <w:pStyle w:val="HTMLPreformatted"/>
+        <w:ind w:left="720"/>
+        <w:rPr>
+          <w:rStyle w:val="HTMLCode"/>
+          <w:rFonts w:ascii="Cambria" w:hAnsi="Cambria"/>
+        </w:rPr>
+      </w:pPr>
+      <w:r>
+        <w:rPr>
+          <w:rStyle w:val="HTMLCode"/>
+          <w:rFonts w:ascii="Cambria" w:hAnsi="Cambria"/>
+        </w:rPr>
+        <w:t>CAT = TRUE</w:t>
+      </w:r>
+    </w:p>
+    <w:p>
+      <w:pPr>
+        <w:pStyle w:val="HTMLPreformatted"/>
+        <w:ind w:left="720"/>
+        <w:rPr>
+          <w:rStyle w:val="HTMLCode"/>
+          <w:rFonts w:ascii="Cambria" w:hAnsi="Cambria"/>
+        </w:rPr>
+      </w:pPr>
+      <w:r>
+        <w:rPr>
+          <w:rStyle w:val="HTMLCode"/>
+          <w:rFonts w:ascii="Cambria" w:hAnsi="Cambria"/>
+        </w:rPr>
+        <w:t>MOUSE = TRUE</w:t>
+      </w:r>
+    </w:p>
+    <w:p>
+      <w:pPr>
+        <w:pStyle w:val="HTMLPreformatted"/>
+        <w:ind w:left="720"/>
+        <w:rPr>
+          <w:rStyle w:val="HTMLCode"/>
+          <w:rFonts w:ascii="Cambria" w:hAnsi="Cambria"/>
+        </w:rPr>
+      </w:pPr>
+    </w:p>
+    <w:p>
+      <w:pPr>
+        <w:pStyle w:val="HTMLPreformatted"/>
+        <w:ind w:left="720"/>
+        <w:rPr>
+          <w:rStyle w:val="HTMLCode"/>
+          <w:rFonts w:ascii="Cambria" w:hAnsi="Cambria"/>
+        </w:rPr>
+      </w:pPr>
+      <w:r>
+        <w:rPr>
+          <w:rStyle w:val="HTMLCode"/>
+          <w:rFonts w:ascii="Cambria" w:hAnsi="Cambria"/>
+        </w:rPr>
+        <w:t>IF CAT:</w:t>
+      </w:r>
+    </w:p>
+    <w:p>
+      <w:pPr>
+        <w:pStyle w:val="HTMLPreformatted"/>
+        <w:ind w:left="720"/>
+        <w:rPr>
+          <w:rStyle w:val="HTMLCode"/>
+          <w:rFonts w:ascii="Cambria" w:hAnsi="Cambria"/>
+        </w:rPr>
+      </w:pPr>
+      <w:r>
+        <w:rPr>
+          <w:rStyle w:val="HTMLCode"/>
+          <w:rFonts w:ascii="Cambria" w:hAnsi="Cambria"/>
+        </w:rPr>
+        <w:t xml:space="preserve">    PRINT("MOUSE RAN AWAY")</w:t>
+      </w:r>
+    </w:p>
+    <w:p>
+      <w:pPr>
+        <w:pStyle w:val="HTMLPreformatted"/>
+        <w:ind w:left="720"/>
+        <w:rPr>
+          <w:rStyle w:val="HTMLCode"/>
+          <w:rFonts w:ascii="Cambria" w:hAnsi="Cambria"/>
+        </w:rPr>
+      </w:pPr>
+      <w:r>
+        <w:rPr>
+          <w:rStyle w:val="HTMLCode"/>
+          <w:rFonts w:ascii="Cambria" w:hAnsi="Cambria"/>
+        </w:rPr>
+        <w:t>ELSE:</w:t>
+      </w:r>
+    </w:p>
+    <w:p>
+      <w:pPr>
+        <w:pStyle w:val="HTMLPreformatted"/>
+        <w:ind w:left="720"/>
+        <w:rPr>
+          <w:rFonts w:ascii="Cambria" w:hAnsi="Cambria"/>
+        </w:rPr>
+      </w:pPr>
+      <w:r>
+        <w:rPr>
+          <w:rStyle w:val="HTMLCode"/>
+          <w:rFonts w:ascii="Cambria" w:hAnsi="Cambria"/>
+        </w:rPr>
+        <w:t xml:space="preserve">    PRINT("MOUSE EATS CHEESE")</w:t>
       </w:r>
     </w:p>
     <w:p>
@@ -2410,6 +2569,8 @@
         </w:numPr>
         <w:rPr>
           <w:rFonts w:ascii="Cambria" w:hAnsi="Cambria"/>
+          <w:sz w:val="20"/>
+          <w:szCs w:val="20"/>
         </w:rPr>
       </w:pPr>
       <w:r>
@@ -2418,15 +2579,19 @@
           <w:rFonts w:ascii="Cambria" w:hAnsi="Cambria"/>
           <w:b w:val="0"/>
           <w:bCs w:val="0"/>
-        </w:rPr>
-        <w:t xml:space="preserve">Using </w:t>
+          <w:caps w:val="0"/>
+          <w:sz w:val="20"/>
+          <w:szCs w:val="20"/>
+        </w:rPr>
+        <w:t xml:space="preserve">USING </w:t>
       </w:r>
       <w:r>
         <w:rPr>
           <w:rStyle w:val="HTMLCode"/>
           <w:rFonts w:ascii="Cambria" w:eastAsiaTheme="minorEastAsia" w:hAnsi="Cambria"/>
-        </w:rPr>
-        <w:t>and</w:t>
+          <w:caps w:val="0"/>
+        </w:rPr>
+        <w:t>AND</w:t>
       </w:r>
       <w:r>
         <w:rPr>
@@ -2434,6 +2599,9 @@
           <w:rFonts w:ascii="Cambria" w:hAnsi="Cambria"/>
           <w:b w:val="0"/>
           <w:bCs w:val="0"/>
+          <w:caps w:val="0"/>
+          <w:sz w:val="20"/>
+          <w:szCs w:val="20"/>
         </w:rPr>
         <w:t xml:space="preserve"> / </w:t>
       </w:r>
@@ -2441,8 +2609,9 @@
         <w:rPr>
           <w:rStyle w:val="HTMLCode"/>
           <w:rFonts w:ascii="Cambria" w:eastAsiaTheme="minorEastAsia" w:hAnsi="Cambria"/>
-        </w:rPr>
-        <w:t>or</w:t>
+          <w:caps w:val="0"/>
+        </w:rPr>
+        <w:t>OR</w:t>
       </w:r>
       <w:r>
         <w:rPr>
@@ -2450,8 +2619,11 @@
           <w:rFonts w:ascii="Cambria" w:hAnsi="Cambria"/>
           <w:b w:val="0"/>
           <w:bCs w:val="0"/>
-        </w:rPr>
-        <w:t xml:space="preserve"> Keywords</w:t>
+          <w:caps w:val="0"/>
+          <w:sz w:val="20"/>
+          <w:szCs w:val="20"/>
+        </w:rPr>
+        <w:t xml:space="preserve"> KEYWORDS</w:t>
       </w:r>
     </w:p>
     <w:p>
@@ -2463,20 +2635,24 @@
         </w:numPr>
         <w:rPr>
           <w:rFonts w:ascii="Cambria" w:hAnsi="Cambria"/>
-        </w:rPr>
-      </w:pPr>
-      <w:r>
-        <w:rPr>
-          <w:rStyle w:val="HTMLCode"/>
-          <w:rFonts w:ascii="Cambria" w:hAnsi="Cambria"/>
-        </w:rPr>
-        <w:t>and</w:t>
-      </w:r>
-      <w:r>
-        <w:rPr>
-          <w:rFonts w:ascii="Cambria" w:hAnsi="Cambria"/>
-        </w:rPr>
-        <w:t xml:space="preserve"> → All conditions must be True.</w:t>
+          <w:sz w:val="20"/>
+          <w:szCs w:val="20"/>
+        </w:rPr>
+      </w:pPr>
+      <w:r>
+        <w:rPr>
+          <w:rStyle w:val="HTMLCode"/>
+          <w:rFonts w:ascii="Cambria" w:hAnsi="Cambria"/>
+        </w:rPr>
+        <w:t>AND</w:t>
+      </w:r>
+      <w:r>
+        <w:rPr>
+          <w:rFonts w:ascii="Cambria" w:hAnsi="Cambria"/>
+          <w:sz w:val="20"/>
+          <w:szCs w:val="20"/>
+        </w:rPr>
+        <w:t xml:space="preserve"> → ALL CONDITIONS MUST BE TRUE.</w:t>
       </w:r>
     </w:p>
     <w:p>
@@ -2488,21 +2664,24 @@
         </w:numPr>
         <w:rPr>
           <w:rFonts w:ascii="Cambria" w:hAnsi="Cambria"/>
-        </w:rPr>
-      </w:pPr>
-      <w:r>
-        <w:rPr>
-          <w:rStyle w:val="HTMLCode"/>
-          <w:rFonts w:ascii="Cambria" w:hAnsi="Cambria"/>
-        </w:rPr>
-        <w:lastRenderedPageBreak/>
-        <w:t>or</w:t>
-      </w:r>
-      <w:r>
-        <w:rPr>
-          <w:rFonts w:ascii="Cambria" w:hAnsi="Cambria"/>
-        </w:rPr>
-        <w:t xml:space="preserve"> → At least one condition must be True.</w:t>
+          <w:sz w:val="20"/>
+          <w:szCs w:val="20"/>
+        </w:rPr>
+      </w:pPr>
+      <w:r>
+        <w:rPr>
+          <w:rStyle w:val="HTMLCode"/>
+          <w:rFonts w:ascii="Cambria" w:hAnsi="Cambria"/>
+        </w:rPr>
+        <w:t>OR</w:t>
+      </w:r>
+      <w:r>
+        <w:rPr>
+          <w:rFonts w:ascii="Cambria" w:hAnsi="Cambria"/>
+          <w:sz w:val="20"/>
+          <w:szCs w:val="20"/>
+        </w:rPr>
+        <w:t xml:space="preserve"> → AT LEAST ONE CONDITION MUST BE TRUE.</w:t>
       </w:r>
     </w:p>
     <w:p>
@@ -2519,170 +2698,172 @@
       <w:r>
         <w:rPr>
           <w:rFonts w:ascii="Cambria" w:hAnsi="Cambria"/>
-        </w:rPr>
-        <w:t>Example:</w:t>
-      </w:r>
-    </w:p>
-    <w:p>
-      <w:pPr>
-        <w:pStyle w:val="HTMLPreformatted"/>
-        <w:ind w:left="720"/>
-        <w:rPr>
-          <w:rStyle w:val="HTMLCode"/>
-          <w:rFonts w:ascii="Cambria" w:hAnsi="Cambria"/>
-        </w:rPr>
-      </w:pPr>
-      <w:r>
-        <w:rPr>
-          <w:rStyle w:val="HTMLCode"/>
-          <w:rFonts w:ascii="Cambria" w:hAnsi="Cambria"/>
-        </w:rPr>
-        <w:t>cat = True</w:t>
-      </w:r>
-    </w:p>
-    <w:p>
-      <w:pPr>
-        <w:pStyle w:val="HTMLPreformatted"/>
-        <w:ind w:left="720"/>
-        <w:rPr>
-          <w:rStyle w:val="HTMLCode"/>
-          <w:rFonts w:ascii="Cambria" w:hAnsi="Cambria"/>
-        </w:rPr>
-      </w:pPr>
-      <w:r>
-        <w:rPr>
-          <w:rStyle w:val="HTMLCode"/>
-          <w:rFonts w:ascii="Cambria" w:hAnsi="Cambria"/>
-        </w:rPr>
-        <w:t>dog = True</w:t>
-      </w:r>
-    </w:p>
-    <w:p>
-      <w:pPr>
-        <w:pStyle w:val="HTMLPreformatted"/>
-        <w:ind w:left="720"/>
-        <w:rPr>
-          <w:rStyle w:val="HTMLCode"/>
-          <w:rFonts w:ascii="Cambria" w:hAnsi="Cambria"/>
-        </w:rPr>
-      </w:pPr>
-      <w:r>
-        <w:rPr>
-          <w:rStyle w:val="HTMLCode"/>
-          <w:rFonts w:ascii="Cambria" w:hAnsi="Cambria"/>
-        </w:rPr>
-        <w:t>owner = False</w:t>
-      </w:r>
-    </w:p>
-    <w:p>
-      <w:pPr>
-        <w:pStyle w:val="HTMLPreformatted"/>
-        <w:ind w:left="720"/>
-        <w:rPr>
-          <w:rStyle w:val="HTMLCode"/>
-          <w:rFonts w:ascii="Cambria" w:hAnsi="Cambria"/>
-        </w:rPr>
-      </w:pPr>
-    </w:p>
-    <w:p>
-      <w:pPr>
-        <w:pStyle w:val="HTMLPreformatted"/>
-        <w:ind w:left="720"/>
-        <w:rPr>
-          <w:rStyle w:val="HTMLCode"/>
-          <w:rFonts w:ascii="Cambria" w:hAnsi="Cambria"/>
-        </w:rPr>
-      </w:pPr>
-      <w:r>
-        <w:rPr>
-          <w:rStyle w:val="HTMLCode"/>
-          <w:rFonts w:ascii="Cambria" w:hAnsi="Cambria"/>
-        </w:rPr>
-        <w:t>if cat or dog:</w:t>
-      </w:r>
-    </w:p>
-    <w:p>
-      <w:pPr>
-        <w:pStyle w:val="HTMLPreformatted"/>
-        <w:ind w:left="720"/>
-        <w:rPr>
-          <w:rStyle w:val="HTMLCode"/>
-          <w:rFonts w:ascii="Cambria" w:hAnsi="Cambria"/>
-        </w:rPr>
-      </w:pPr>
-      <w:r>
-        <w:rPr>
-          <w:rStyle w:val="HTMLCode"/>
-          <w:rFonts w:ascii="Cambria" w:hAnsi="Cambria"/>
-        </w:rPr>
-        <w:t xml:space="preserve">    print("Mouse ran away")</w:t>
-      </w:r>
-    </w:p>
-    <w:p>
-      <w:pPr>
-        <w:pStyle w:val="HTMLPreformatted"/>
-        <w:ind w:left="720"/>
-        <w:rPr>
-          <w:rStyle w:val="HTMLCode"/>
-          <w:rFonts w:ascii="Cambria" w:hAnsi="Cambria"/>
-        </w:rPr>
-      </w:pPr>
-      <w:r>
-        <w:rPr>
-          <w:rStyle w:val="HTMLCode"/>
-          <w:rFonts w:ascii="Cambria" w:hAnsi="Cambria"/>
-        </w:rPr>
-        <w:t>elif owner:</w:t>
-      </w:r>
-    </w:p>
-    <w:p>
-      <w:pPr>
-        <w:pStyle w:val="HTMLPreformatted"/>
-        <w:ind w:left="720"/>
-        <w:rPr>
-          <w:rStyle w:val="HTMLCode"/>
-          <w:rFonts w:ascii="Cambria" w:hAnsi="Cambria"/>
-        </w:rPr>
-      </w:pPr>
-      <w:r>
-        <w:rPr>
-          <w:rStyle w:val="HTMLCode"/>
-          <w:rFonts w:ascii="Cambria" w:hAnsi="Cambria"/>
-        </w:rPr>
-        <w:t xml:space="preserve">    print("Mouse is scared")</w:t>
-      </w:r>
-    </w:p>
-    <w:p>
-      <w:pPr>
-        <w:pStyle w:val="HTMLPreformatted"/>
-        <w:ind w:left="720"/>
-        <w:rPr>
-          <w:rStyle w:val="HTMLCode"/>
-          <w:rFonts w:ascii="Cambria" w:hAnsi="Cambria"/>
-        </w:rPr>
-      </w:pPr>
-      <w:r>
-        <w:rPr>
-          <w:rStyle w:val="HTMLCode"/>
-          <w:rFonts w:ascii="Cambria" w:hAnsi="Cambria"/>
-        </w:rPr>
-        <w:t>else:</w:t>
-      </w:r>
-    </w:p>
-    <w:p>
-      <w:pPr>
-        <w:pStyle w:val="HTMLPreformatted"/>
-        <w:ind w:left="720"/>
-        <w:rPr>
-          <w:rFonts w:ascii="Cambria" w:hAnsi="Cambria"/>
-        </w:rPr>
-      </w:pPr>
-      <w:r>
-        <w:rPr>
-          <w:rStyle w:val="HTMLCode"/>
-          <w:rFonts w:ascii="Cambria" w:hAnsi="Cambria"/>
-        </w:rPr>
-        <w:t xml:space="preserve">    print("Mouse eats cheese")</w:t>
+          <w:caps w:val="0"/>
+        </w:rPr>
+        <w:t>EXAMPLE:</w:t>
+      </w:r>
+    </w:p>
+    <w:p>
+      <w:pPr>
+        <w:pStyle w:val="HTMLPreformatted"/>
+        <w:ind w:left="720"/>
+        <w:rPr>
+          <w:rStyle w:val="HTMLCode"/>
+          <w:rFonts w:ascii="Cambria" w:hAnsi="Cambria"/>
+        </w:rPr>
+      </w:pPr>
+      <w:r>
+        <w:rPr>
+          <w:rStyle w:val="HTMLCode"/>
+          <w:rFonts w:ascii="Cambria" w:hAnsi="Cambria"/>
+        </w:rPr>
+        <w:lastRenderedPageBreak/>
+        <w:t>CAT = TRUE</w:t>
+      </w:r>
+    </w:p>
+    <w:p>
+      <w:pPr>
+        <w:pStyle w:val="HTMLPreformatted"/>
+        <w:ind w:left="720"/>
+        <w:rPr>
+          <w:rStyle w:val="HTMLCode"/>
+          <w:rFonts w:ascii="Cambria" w:hAnsi="Cambria"/>
+        </w:rPr>
+      </w:pPr>
+      <w:r>
+        <w:rPr>
+          <w:rStyle w:val="HTMLCode"/>
+          <w:rFonts w:ascii="Cambria" w:hAnsi="Cambria"/>
+        </w:rPr>
+        <w:t>DOG = TRUE</w:t>
+      </w:r>
+    </w:p>
+    <w:p>
+      <w:pPr>
+        <w:pStyle w:val="HTMLPreformatted"/>
+        <w:ind w:left="720"/>
+        <w:rPr>
+          <w:rStyle w:val="HTMLCode"/>
+          <w:rFonts w:ascii="Cambria" w:hAnsi="Cambria"/>
+        </w:rPr>
+      </w:pPr>
+      <w:r>
+        <w:rPr>
+          <w:rStyle w:val="HTMLCode"/>
+          <w:rFonts w:ascii="Cambria" w:hAnsi="Cambria"/>
+        </w:rPr>
+        <w:t>OWNER = FALSE</w:t>
+      </w:r>
+    </w:p>
+    <w:p>
+      <w:pPr>
+        <w:pStyle w:val="HTMLPreformatted"/>
+        <w:ind w:left="720"/>
+        <w:rPr>
+          <w:rStyle w:val="HTMLCode"/>
+          <w:rFonts w:ascii="Cambria" w:hAnsi="Cambria"/>
+        </w:rPr>
+      </w:pPr>
+    </w:p>
+    <w:p>
+      <w:pPr>
+        <w:pStyle w:val="HTMLPreformatted"/>
+        <w:ind w:left="720"/>
+        <w:rPr>
+          <w:rStyle w:val="HTMLCode"/>
+          <w:rFonts w:ascii="Cambria" w:hAnsi="Cambria"/>
+        </w:rPr>
+      </w:pPr>
+      <w:r>
+        <w:rPr>
+          <w:rStyle w:val="HTMLCode"/>
+          <w:rFonts w:ascii="Cambria" w:hAnsi="Cambria"/>
+        </w:rPr>
+        <w:t>IF CAT OR DOG:</w:t>
+      </w:r>
+    </w:p>
+    <w:p>
+      <w:pPr>
+        <w:pStyle w:val="HTMLPreformatted"/>
+        <w:ind w:left="720"/>
+        <w:rPr>
+          <w:rStyle w:val="HTMLCode"/>
+          <w:rFonts w:ascii="Cambria" w:hAnsi="Cambria"/>
+        </w:rPr>
+      </w:pPr>
+      <w:r>
+        <w:rPr>
+          <w:rStyle w:val="HTMLCode"/>
+          <w:rFonts w:ascii="Cambria" w:hAnsi="Cambria"/>
+        </w:rPr>
+        <w:t xml:space="preserve">    PRINT("MOUSE RAN AWAY")</w:t>
+      </w:r>
+    </w:p>
+    <w:p>
+      <w:pPr>
+        <w:pStyle w:val="HTMLPreformatted"/>
+        <w:ind w:left="720"/>
+        <w:rPr>
+          <w:rStyle w:val="HTMLCode"/>
+          <w:rFonts w:ascii="Cambria" w:hAnsi="Cambria"/>
+        </w:rPr>
+      </w:pPr>
+      <w:r>
+        <w:rPr>
+          <w:rStyle w:val="HTMLCode"/>
+          <w:rFonts w:ascii="Cambria" w:hAnsi="Cambria"/>
+        </w:rPr>
+        <w:t>ELIF OWNER:</w:t>
+      </w:r>
+    </w:p>
+    <w:p>
+      <w:pPr>
+        <w:pStyle w:val="HTMLPreformatted"/>
+        <w:ind w:left="720"/>
+        <w:rPr>
+          <w:rStyle w:val="HTMLCode"/>
+          <w:rFonts w:ascii="Cambria" w:hAnsi="Cambria"/>
+        </w:rPr>
+      </w:pPr>
+      <w:r>
+        <w:rPr>
+          <w:rStyle w:val="HTMLCode"/>
+          <w:rFonts w:ascii="Cambria" w:hAnsi="Cambria"/>
+        </w:rPr>
+        <w:t xml:space="preserve">    PRINT("MOUSE IS SCARED")</w:t>
+      </w:r>
+    </w:p>
+    <w:p>
+      <w:pPr>
+        <w:pStyle w:val="HTMLPreformatted"/>
+        <w:ind w:left="720"/>
+        <w:rPr>
+          <w:rStyle w:val="HTMLCode"/>
+          <w:rFonts w:ascii="Cambria" w:hAnsi="Cambria"/>
+        </w:rPr>
+      </w:pPr>
+      <w:r>
+        <w:rPr>
+          <w:rStyle w:val="HTMLCode"/>
+          <w:rFonts w:ascii="Cambria" w:hAnsi="Cambria"/>
+        </w:rPr>
+        <w:t>ELSE:</w:t>
+      </w:r>
+    </w:p>
+    <w:p>
+      <w:pPr>
+        <w:pStyle w:val="HTMLPreformatted"/>
+        <w:ind w:left="720"/>
+        <w:rPr>
+          <w:rFonts w:ascii="Cambria" w:hAnsi="Cambria"/>
+        </w:rPr>
+      </w:pPr>
+      <w:r>
+        <w:rPr>
+          <w:rStyle w:val="HTMLCode"/>
+          <w:rFonts w:ascii="Cambria" w:hAnsi="Cambria"/>
+        </w:rPr>
+        <w:t xml:space="preserve">    PRINT("MOUSE EATS CHEESE")</w:t>
       </w:r>
     </w:p>
     <w:p>
@@ -2694,6 +2875,8 @@
         </w:numPr>
         <w:rPr>
           <w:rFonts w:ascii="Cambria" w:hAnsi="Cambria"/>
+          <w:sz w:val="20"/>
+          <w:szCs w:val="20"/>
         </w:rPr>
       </w:pPr>
       <w:r>
@@ -2702,8 +2885,11 @@
           <w:rFonts w:ascii="Cambria" w:hAnsi="Cambria"/>
           <w:b w:val="0"/>
           <w:bCs w:val="0"/>
-        </w:rPr>
-        <w:t>Boolean Results of Different Values</w:t>
+          <w:caps w:val="0"/>
+          <w:sz w:val="20"/>
+          <w:szCs w:val="20"/>
+        </w:rPr>
+        <w:t>BOOLEAN RESULTS OF DIFFERENT VALUES</w:t>
       </w:r>
     </w:p>
     <w:p>
@@ -2715,24 +2901,32 @@
         </w:numPr>
         <w:rPr>
           <w:rFonts w:ascii="Cambria" w:hAnsi="Cambria"/>
-        </w:rPr>
-      </w:pPr>
-      <w:r>
-        <w:rPr>
-          <w:rFonts w:ascii="Cambria" w:hAnsi="Cambria"/>
-        </w:rPr>
-        <w:t xml:space="preserve">In Python, </w:t>
+          <w:sz w:val="20"/>
+          <w:szCs w:val="20"/>
+        </w:rPr>
+      </w:pPr>
+      <w:r>
+        <w:rPr>
+          <w:rFonts w:ascii="Cambria" w:hAnsi="Cambria"/>
+          <w:sz w:val="20"/>
+          <w:szCs w:val="20"/>
+        </w:rPr>
+        <w:t xml:space="preserve">IN PYTHON, </w:t>
       </w:r>
       <w:r>
         <w:rPr>
           <w:rStyle w:val="Strong"/>
           <w:rFonts w:ascii="Cambria" w:hAnsi="Cambria"/>
-        </w:rPr>
-        <w:t>non-empty strings are True</w:t>
-      </w:r>
-      <w:r>
-        <w:rPr>
-          <w:rFonts w:ascii="Cambria" w:hAnsi="Cambria"/>
+          <w:sz w:val="20"/>
+          <w:szCs w:val="20"/>
+        </w:rPr>
+        <w:t>NON-EMPTY STRINGS ARE TRUE</w:t>
+      </w:r>
+      <w:r>
+        <w:rPr>
+          <w:rFonts w:ascii="Cambria" w:hAnsi="Cambria"/>
+          <w:sz w:val="20"/>
+          <w:szCs w:val="20"/>
         </w:rPr>
         <w:t>.</w:t>
       </w:r>
@@ -2744,120 +2938,127 @@
           <w:ilvl w:val="0"/>
           <w:numId w:val="11"/>
         </w:numPr>
-      </w:pPr>
-      <w:r>
-        <w:t>Example:</w:t>
-      </w:r>
-    </w:p>
-    <w:p>
-      <w:pPr>
-        <w:pStyle w:val="HTMLPreformatted"/>
-        <w:ind w:left="720"/>
-        <w:rPr>
-          <w:rStyle w:val="HTMLCode"/>
-          <w:rFonts w:ascii="Cambria" w:hAnsi="Cambria"/>
-        </w:rPr>
-      </w:pPr>
-      <w:r>
-        <w:rPr>
-          <w:rStyle w:val="HTMLCode"/>
-          <w:rFonts w:ascii="Cambria" w:hAnsi="Cambria"/>
-        </w:rPr>
-        <w:t>cat = "meow"</w:t>
-      </w:r>
-    </w:p>
-    <w:p>
-      <w:pPr>
-        <w:pStyle w:val="HTMLPreformatted"/>
-        <w:ind w:left="720"/>
-        <w:rPr>
-          <w:rStyle w:val="HTMLCode"/>
-          <w:rFonts w:ascii="Cambria" w:hAnsi="Cambria"/>
-        </w:rPr>
-      </w:pPr>
-      <w:r>
-        <w:rPr>
-          <w:rStyle w:val="HTMLCode"/>
-          <w:rFonts w:ascii="Cambria" w:hAnsi="Cambria"/>
-        </w:rPr>
-        <w:t>dog = "woof"</w:t>
-      </w:r>
-    </w:p>
-    <w:p>
-      <w:pPr>
-        <w:pStyle w:val="HTMLPreformatted"/>
-        <w:ind w:left="720"/>
-        <w:rPr>
-          <w:rStyle w:val="HTMLCode"/>
-          <w:rFonts w:ascii="Cambria" w:hAnsi="Cambria"/>
-        </w:rPr>
-      </w:pPr>
-    </w:p>
-    <w:p>
-      <w:pPr>
-        <w:pStyle w:val="HTMLPreformatted"/>
-        <w:ind w:left="720"/>
-        <w:rPr>
-          <w:rStyle w:val="HTMLCode"/>
-          <w:rFonts w:ascii="Cambria" w:hAnsi="Cambria"/>
-        </w:rPr>
-      </w:pPr>
-      <w:r>
-        <w:rPr>
-          <w:rStyle w:val="HTMLCode"/>
-          <w:rFonts w:ascii="Cambria" w:hAnsi="Cambria"/>
-        </w:rPr>
-        <w:t>if cat and dog:    # Both non-empty, so condition is True</w:t>
-      </w:r>
-    </w:p>
-    <w:p>
-      <w:pPr>
-        <w:pStyle w:val="HTMLPreformatted"/>
-        <w:ind w:left="720"/>
-        <w:rPr>
-          <w:rStyle w:val="HTMLCode"/>
-          <w:rFonts w:ascii="Cambria" w:hAnsi="Cambria"/>
-        </w:rPr>
-      </w:pPr>
-      <w:r>
-        <w:rPr>
-          <w:rStyle w:val="HTMLCode"/>
-          <w:rFonts w:ascii="Cambria" w:hAnsi="Cambria"/>
-        </w:rPr>
-        <w:t xml:space="preserve">    print("Mouse ran away")</w:t>
-      </w:r>
-    </w:p>
-    <w:p>
-      <w:pPr>
-        <w:pStyle w:val="HTMLPreformatted"/>
-        <w:ind w:left="720"/>
-        <w:rPr>
-          <w:rStyle w:val="HTMLCode"/>
-          <w:rFonts w:ascii="Cambria" w:hAnsi="Cambria"/>
-        </w:rPr>
-      </w:pPr>
-      <w:r>
-        <w:rPr>
-          <w:rStyle w:val="HTMLCode"/>
-          <w:rFonts w:ascii="Cambria" w:hAnsi="Cambria"/>
-        </w:rPr>
-        <w:t>else:</w:t>
-      </w:r>
-    </w:p>
-    <w:p>
-      <w:pPr>
-        <w:pStyle w:val="HTMLPreformatted"/>
-        <w:ind w:left="720"/>
-        <w:rPr>
-          <w:rFonts w:ascii="Cambria" w:hAnsi="Cambria"/>
-        </w:rPr>
-      </w:pPr>
-      <w:r>
-        <w:rPr>
-          <w:rStyle w:val="HTMLCode"/>
-          <w:rFonts w:ascii="Cambria" w:hAnsi="Cambria"/>
-        </w:rPr>
-        <w:t xml:space="preserve">    print("Mouse eats cheese")</w:t>
+        <w:rPr>
+          <w:rFonts w:ascii="Cambria" w:hAnsi="Cambria"/>
+        </w:rPr>
+      </w:pPr>
+      <w:r>
+        <w:rPr>
+          <w:rFonts w:ascii="Cambria" w:hAnsi="Cambria"/>
+          <w:caps w:val="0"/>
+        </w:rPr>
+        <w:t>EXAMPLE:</w:t>
+      </w:r>
+    </w:p>
+    <w:p>
+      <w:pPr>
+        <w:pStyle w:val="HTMLPreformatted"/>
+        <w:ind w:left="720"/>
+        <w:rPr>
+          <w:rStyle w:val="HTMLCode"/>
+          <w:rFonts w:ascii="Cambria" w:hAnsi="Cambria"/>
+        </w:rPr>
+      </w:pPr>
+      <w:r>
+        <w:rPr>
+          <w:rStyle w:val="HTMLCode"/>
+          <w:rFonts w:ascii="Cambria" w:hAnsi="Cambria"/>
+        </w:rPr>
+        <w:t>CAT = "MEOW"</w:t>
+      </w:r>
+    </w:p>
+    <w:p>
+      <w:pPr>
+        <w:pStyle w:val="HTMLPreformatted"/>
+        <w:ind w:left="720"/>
+        <w:rPr>
+          <w:rStyle w:val="HTMLCode"/>
+          <w:rFonts w:ascii="Cambria" w:hAnsi="Cambria"/>
+        </w:rPr>
+      </w:pPr>
+      <w:r>
+        <w:rPr>
+          <w:rStyle w:val="HTMLCode"/>
+          <w:rFonts w:ascii="Cambria" w:hAnsi="Cambria"/>
+        </w:rPr>
+        <w:t>DOG = "WOOF"</w:t>
+      </w:r>
+    </w:p>
+    <w:p>
+      <w:pPr>
+        <w:pStyle w:val="HTMLPreformatted"/>
+        <w:ind w:left="720"/>
+        <w:rPr>
+          <w:rStyle w:val="HTMLCode"/>
+          <w:rFonts w:ascii="Cambria" w:hAnsi="Cambria"/>
+        </w:rPr>
+      </w:pPr>
+    </w:p>
+    <w:p>
+      <w:pPr>
+        <w:pStyle w:val="HTMLPreformatted"/>
+        <w:ind w:left="720"/>
+        <w:rPr>
+          <w:rStyle w:val="HTMLCode"/>
+          <w:rFonts w:ascii="Cambria" w:hAnsi="Cambria"/>
+        </w:rPr>
+      </w:pPr>
+      <w:r>
+        <w:rPr>
+          <w:rStyle w:val="HTMLCode"/>
+          <w:rFonts w:ascii="Cambria" w:hAnsi="Cambria"/>
+        </w:rPr>
+        <w:t>IF CAT AND DOG:    # BOTH NON-EMPTY, SO CONDITION IS TRUE</w:t>
+      </w:r>
+    </w:p>
+    <w:p>
+      <w:pPr>
+        <w:pStyle w:val="HTMLPreformatted"/>
+        <w:ind w:left="720"/>
+        <w:rPr>
+          <w:rStyle w:val="HTMLCode"/>
+          <w:rFonts w:ascii="Cambria" w:hAnsi="Cambria"/>
+        </w:rPr>
+      </w:pPr>
+      <w:r>
+        <w:rPr>
+          <w:rStyle w:val="HTMLCode"/>
+          <w:rFonts w:ascii="Cambria" w:hAnsi="Cambria"/>
+        </w:rPr>
+        <w:t xml:space="preserve">    PRINT("MOUSE RAN AWAY")</w:t>
+      </w:r>
+    </w:p>
+    <w:p>
+      <w:pPr>
+        <w:pStyle w:val="HTMLPreformatted"/>
+        <w:ind w:left="720"/>
+        <w:rPr>
+          <w:rStyle w:val="HTMLCode"/>
+          <w:rFonts w:ascii="Cambria" w:hAnsi="Cambria"/>
+        </w:rPr>
+      </w:pPr>
+      <w:r>
+        <w:rPr>
+          <w:rStyle w:val="HTMLCode"/>
+          <w:rFonts w:ascii="Cambria" w:hAnsi="Cambria"/>
+        </w:rPr>
+        <w:t>ELSE:</w:t>
+      </w:r>
+    </w:p>
+    <w:p>
+      <w:pPr>
+        <w:pStyle w:val="HTMLPreformatted"/>
+        <w:ind w:left="720"/>
+        <w:rPr>
+          <w:rFonts w:ascii="Cambria" w:hAnsi="Cambria"/>
+        </w:rPr>
+      </w:pPr>
+      <w:r>
+        <w:rPr>
+          <w:rStyle w:val="HTMLCode"/>
+          <w:rFonts w:ascii="Cambria" w:hAnsi="Cambria"/>
+        </w:rPr>
+        <w:t xml:space="preserve">    PRINT("MOUSE EATS CHEESE")</w:t>
       </w:r>
     </w:p>
     <w:p>
@@ -2869,14 +3070,19 @@
         </w:numPr>
         <w:rPr>
           <w:rFonts w:ascii="Cambria" w:hAnsi="Cambria"/>
+          <w:sz w:val="20"/>
+          <w:szCs w:val="20"/>
         </w:rPr>
       </w:pPr>
       <w:r>
         <w:rPr>
           <w:rStyle w:val="Strong"/>
           <w:rFonts w:ascii="Cambria" w:hAnsi="Cambria"/>
-        </w:rPr>
-        <w:t>Key Takeaways:</w:t>
+          <w:caps w:val="0"/>
+          <w:sz w:val="20"/>
+          <w:szCs w:val="20"/>
+        </w:rPr>
+        <w:t>KEY TAKEAWAYS:</w:t>
       </w:r>
     </w:p>
     <w:p>
@@ -2888,20 +3094,26 @@
         </w:numPr>
         <w:rPr>
           <w:rFonts w:ascii="Cambria" w:hAnsi="Cambria"/>
+          <w:sz w:val="20"/>
+          <w:szCs w:val="20"/>
         </w:rPr>
       </w:pPr>
       <w:r>
         <w:rPr>
           <w:rStyle w:val="Strong"/>
           <w:rFonts w:ascii="Cambria" w:hAnsi="Cambria"/>
-        </w:rPr>
-        <w:t>Tuples</w:t>
-      </w:r>
-      <w:r>
-        <w:rPr>
-          <w:rFonts w:ascii="Cambria" w:hAnsi="Cambria"/>
-        </w:rPr>
-        <w:t xml:space="preserve"> → Immutable, ordered.</w:t>
+          <w:sz w:val="20"/>
+          <w:szCs w:val="20"/>
+        </w:rPr>
+        <w:t>TUPLES</w:t>
+      </w:r>
+      <w:r>
+        <w:rPr>
+          <w:rFonts w:ascii="Cambria" w:hAnsi="Cambria"/>
+          <w:sz w:val="20"/>
+          <w:szCs w:val="20"/>
+        </w:rPr>
+        <w:t xml:space="preserve"> → IMMUTABLE, ORDERED.</w:t>
       </w:r>
     </w:p>
     <w:p>
@@ -2913,20 +3125,26 @@
         </w:numPr>
         <w:rPr>
           <w:rFonts w:ascii="Cambria" w:hAnsi="Cambria"/>
+          <w:sz w:val="20"/>
+          <w:szCs w:val="20"/>
         </w:rPr>
       </w:pPr>
       <w:r>
         <w:rPr>
           <w:rStyle w:val="Strong"/>
           <w:rFonts w:ascii="Cambria" w:hAnsi="Cambria"/>
-        </w:rPr>
-        <w:t>Sets</w:t>
-      </w:r>
-      <w:r>
-        <w:rPr>
-          <w:rFonts w:ascii="Cambria" w:hAnsi="Cambria"/>
-        </w:rPr>
-        <w:t xml:space="preserve"> → Unique, unordered.</w:t>
+          <w:sz w:val="20"/>
+          <w:szCs w:val="20"/>
+        </w:rPr>
+        <w:t>SETS</w:t>
+      </w:r>
+      <w:r>
+        <w:rPr>
+          <w:rFonts w:ascii="Cambria" w:hAnsi="Cambria"/>
+          <w:sz w:val="20"/>
+          <w:szCs w:val="20"/>
+        </w:rPr>
+        <w:t xml:space="preserve"> → UNIQUE, UNORDERED.</w:t>
       </w:r>
     </w:p>
     <w:p>
@@ -2938,20 +3156,26 @@
         </w:numPr>
         <w:rPr>
           <w:rFonts w:ascii="Cambria" w:hAnsi="Cambria"/>
+          <w:sz w:val="20"/>
+          <w:szCs w:val="20"/>
         </w:rPr>
       </w:pPr>
       <w:r>
         <w:rPr>
           <w:rStyle w:val="Strong"/>
           <w:rFonts w:ascii="Cambria" w:hAnsi="Cambria"/>
-        </w:rPr>
-        <w:t>Conditionals</w:t>
-      </w:r>
-      <w:r>
-        <w:rPr>
-          <w:rFonts w:ascii="Cambria" w:hAnsi="Cambria"/>
-        </w:rPr>
-        <w:t xml:space="preserve"> → Control program flow.</w:t>
+          <w:sz w:val="20"/>
+          <w:szCs w:val="20"/>
+        </w:rPr>
+        <w:t>CONDITIONALS</w:t>
+      </w:r>
+      <w:r>
+        <w:rPr>
+          <w:rFonts w:ascii="Cambria" w:hAnsi="Cambria"/>
+          <w:sz w:val="20"/>
+          <w:szCs w:val="20"/>
+        </w:rPr>
+        <w:t xml:space="preserve"> → CONTROL PROGRAM FLOW.</w:t>
       </w:r>
     </w:p>
     <w:p>
@@ -2963,20 +3187,26 @@
         </w:numPr>
         <w:rPr>
           <w:rFonts w:ascii="Cambria" w:hAnsi="Cambria"/>
+          <w:sz w:val="20"/>
+          <w:szCs w:val="20"/>
         </w:rPr>
       </w:pPr>
       <w:r>
         <w:rPr>
           <w:rStyle w:val="Strong"/>
           <w:rFonts w:ascii="Cambria" w:hAnsi="Cambria"/>
-        </w:rPr>
-        <w:t>Boolean logic</w:t>
-      </w:r>
-      <w:r>
-        <w:rPr>
-          <w:rFonts w:ascii="Cambria" w:hAnsi="Cambria"/>
-        </w:rPr>
-        <w:t xml:space="preserve"> helps combine multiple conditions.</w:t>
+          <w:sz w:val="20"/>
+          <w:szCs w:val="20"/>
+        </w:rPr>
+        <w:t>BOOLEAN LOGIC</w:t>
+      </w:r>
+      <w:r>
+        <w:rPr>
+          <w:rFonts w:ascii="Cambria" w:hAnsi="Cambria"/>
+          <w:sz w:val="20"/>
+          <w:szCs w:val="20"/>
+        </w:rPr>
+        <w:t xml:space="preserve"> HELPS COMBINE MULTIPLE CONDITIONS.</w:t>
       </w:r>
     </w:p>
     <w:p>
@@ -2998,7 +3228,7 @@
 </file>
 
 <file path=word/numbering.xml><?xml version="1.0" encoding="utf-8"?>
-<w:numbering xmlns:wpc="http://schemas.microsoft.com/office/word/2010/wordprocessingCanvas" xmlns:cx="http://schemas.microsoft.com/office/drawing/2014/chartex" xmlns:cx1="http://schemas.microsoft.com/office/drawing/2015/9/8/chartex" xmlns:cx2="http://schemas.microsoft.com/office/drawing/2015/10/21/chartex" xmlns:cx3="http://schemas.microsoft.com/office/drawing/2016/5/9/chartex" xmlns:cx4="http://schemas.microsoft.com/office/drawing/2016/5/10/chartex" xmlns:cx5="http://schemas.microsoft.com/office/drawing/2016/5/11/chartex" xmlns:cx6="http://schemas.microsoft.com/office/drawing/2016/5/12/chartex" xmlns:cx7="http://schemas.microsoft.com/office/drawing/2016/5/13/chartex" xmlns:cx8="http://schemas.microsoft.com/office/drawing/2016/5/14/chartex" xmlns:mc="http://schemas.openxmlformats.org/markup-compatibility/2006" xmlns:aink="http://schemas.microsoft.com/office/drawing/2016/ink" xmlns:am3d="http://schemas.microsoft.com/office/drawing/2017/model3d" xmlns:o="urn:schemas-microsoft-com:office:office" xmlns:r="http://schemas.openxmlformats.org/officeDocument/2006/relationships" xmlns:m="http://schemas.openxmlformats.org/officeDocument/2006/math" xmlns:v="urn:schemas-microsoft-com:vml" xmlns:wp14="http://schemas.microsoft.com/office/word/2010/wordprocessingDrawing" xmlns:wp="http://schemas.openxmlformats.org/drawingml/2006/wordprocessingDrawing" xmlns:w10="urn:schemas-microsoft-com:office:word" xmlns:w="http://schemas.openxmlformats.org/wordprocessingml/2006/main" xmlns:w14="http://schemas.microsoft.com/office/word/2010/wordml" xmlns:w15="http://schemas.microsoft.com/office/word/2012/wordml" xmlns:w16cex="http://schemas.microsoft.com/office/word/2018/wordml/cex" xmlns:w16cid="http://schemas.microsoft.com/office/word/2016/wordml/cid" xmlns:w16="http://schemas.microsoft.com/office/word/2018/wordml" xmlns:w16sdtdh="http://schemas.microsoft.com/office/word/2020/wordml/sdtdatahash" xmlns:w16se="http://schemas.microsoft.com/office/word/2015/wordml/symex" xmlns:wpg="http://schemas.microsoft.com/office/word/2010/wordprocessingGroup" xmlns:wpi="http://schemas.microsoft.com/office/word/2010/wordprocessingInk" xmlns:wne="http://schemas.microsoft.com/office/word/2006/wordml" xmlns:wps="http://schemas.microsoft.com/office/word/2010/wordprocessingShape" mc:Ignorable="w14 w15 w16se w16cid w16 w16cex w16sdtdh wp14">
+<w:numbering xmlns:wpc="http://schemas.microsoft.com/office/word/2010/wordprocessingCanvas" xmlns:cx="http://schemas.microsoft.com/office/drawing/2014/chartex" xmlns:cx1="http://schemas.microsoft.com/office/drawing/2015/9/8/chartex" xmlns:cx2="http://schemas.microsoft.com/office/drawing/2015/10/21/chartex" xmlns:cx3="http://schemas.microsoft.com/office/drawing/2016/5/9/chartex" xmlns:cx4="http://schemas.microsoft.com/office/drawing/2016/5/10/chartex" xmlns:cx5="http://schemas.microsoft.com/office/drawing/2016/5/11/chartex" xmlns:cx6="http://schemas.microsoft.com/office/drawing/2016/5/12/chartex" xmlns:cx7="http://schemas.microsoft.com/office/drawing/2016/5/13/chartex" xmlns:cx8="http://schemas.microsoft.com/office/drawing/2016/5/14/chartex" xmlns:mc="http://schemas.openxmlformats.org/markup-compatibility/2006" xmlns:aink="http://schemas.microsoft.com/office/drawing/2016/ink" xmlns:am3d="http://schemas.microsoft.com/office/drawing/2017/model3d" xmlns:o="urn:schemas-microsoft-com:office:office" xmlns:oel="http://schemas.microsoft.com/office/2019/extlst" xmlns:r="http://schemas.openxmlformats.org/officeDocument/2006/relationships" xmlns:m="http://schemas.openxmlformats.org/officeDocument/2006/math" xmlns:v="urn:schemas-microsoft-com:vml" xmlns:wp14="http://schemas.microsoft.com/office/word/2010/wordprocessingDrawing" xmlns:wp="http://schemas.openxmlformats.org/drawingml/2006/wordprocessingDrawing" xmlns:w10="urn:schemas-microsoft-com:office:word" xmlns:w="http://schemas.openxmlformats.org/wordprocessingml/2006/main" xmlns:w14="http://schemas.microsoft.com/office/word/2010/wordml" xmlns:w15="http://schemas.microsoft.com/office/word/2012/wordml" xmlns:w16cex="http://schemas.microsoft.com/office/word/2018/wordml/cex" xmlns:w16cid="http://schemas.microsoft.com/office/word/2016/wordml/cid" xmlns:w16="http://schemas.microsoft.com/office/word/2018/wordml" xmlns:w16du="http://schemas.microsoft.com/office/word/2023/wordml/word16du" xmlns:w16sdtdh="http://schemas.microsoft.com/office/word/2020/wordml/sdtdatahash" xmlns:w16sdtfl="http://schemas.microsoft.com/office/word/2024/wordml/sdtformatlock" xmlns:w16se="http://schemas.microsoft.com/office/word/2015/wordml/symex" xmlns:wpg="http://schemas.microsoft.com/office/word/2010/wordprocessingGroup" xmlns:wpi="http://schemas.microsoft.com/office/word/2010/wordprocessingInk" xmlns:wne="http://schemas.microsoft.com/office/word/2006/wordml" xmlns:wps="http://schemas.microsoft.com/office/word/2010/wordprocessingShape" mc:Ignorable="w14 w15 w16se w16cid w16 w16cex w16sdtdh w16sdtfl w16du wp14">
   <w:abstractNum w:abstractNumId="0" w15:restartNumberingAfterBreak="0">
     <w:nsid w:val="06FA58D8"/>
     <w:multiLevelType w:val="multilevel"/>
@@ -5260,59 +5490,59 @@
       </w:rPr>
     </w:lvl>
   </w:abstractNum>
-  <w:num w:numId="1">
+  <w:num w:numId="1" w16cid:durableId="1416053259">
     <w:abstractNumId w:val="12"/>
   </w:num>
-  <w:num w:numId="2">
+  <w:num w:numId="2" w16cid:durableId="54009887">
     <w:abstractNumId w:val="10"/>
   </w:num>
-  <w:num w:numId="3">
+  <w:num w:numId="3" w16cid:durableId="1900363360">
     <w:abstractNumId w:val="3"/>
   </w:num>
-  <w:num w:numId="4">
+  <w:num w:numId="4" w16cid:durableId="1123308810">
     <w:abstractNumId w:val="11"/>
   </w:num>
-  <w:num w:numId="5">
+  <w:num w:numId="5" w16cid:durableId="891966126">
     <w:abstractNumId w:val="13"/>
   </w:num>
-  <w:num w:numId="6">
+  <w:num w:numId="6" w16cid:durableId="1993561481">
     <w:abstractNumId w:val="6"/>
   </w:num>
-  <w:num w:numId="7">
+  <w:num w:numId="7" w16cid:durableId="1357804984">
     <w:abstractNumId w:val="2"/>
   </w:num>
-  <w:num w:numId="8">
+  <w:num w:numId="8" w16cid:durableId="22555588">
     <w:abstractNumId w:val="5"/>
   </w:num>
-  <w:num w:numId="9">
+  <w:num w:numId="9" w16cid:durableId="324625386">
     <w:abstractNumId w:val="4"/>
   </w:num>
-  <w:num w:numId="10">
+  <w:num w:numId="10" w16cid:durableId="467211273">
     <w:abstractNumId w:val="7"/>
   </w:num>
-  <w:num w:numId="11">
+  <w:num w:numId="11" w16cid:durableId="460265120">
     <w:abstractNumId w:val="14"/>
   </w:num>
-  <w:num w:numId="12">
+  <w:num w:numId="12" w16cid:durableId="76682716">
     <w:abstractNumId w:val="15"/>
   </w:num>
-  <w:num w:numId="13">
+  <w:num w:numId="13" w16cid:durableId="2101682508">
     <w:abstractNumId w:val="1"/>
   </w:num>
-  <w:num w:numId="14">
+  <w:num w:numId="14" w16cid:durableId="676616380">
     <w:abstractNumId w:val="9"/>
   </w:num>
-  <w:num w:numId="15">
+  <w:num w:numId="15" w16cid:durableId="992636967">
     <w:abstractNumId w:val="0"/>
   </w:num>
-  <w:num w:numId="16">
+  <w:num w:numId="16" w16cid:durableId="1653220262">
     <w:abstractNumId w:val="8"/>
   </w:num>
 </w:numbering>
 </file>
 
 <file path=word/styles.xml><?xml version="1.0" encoding="utf-8"?>
-<w:styles xmlns:mc="http://schemas.openxmlformats.org/markup-compatibility/2006" xmlns:r="http://schemas.openxmlformats.org/officeDocument/2006/relationships" xmlns:w="http://schemas.openxmlformats.org/wordprocessingml/2006/main" xmlns:w14="http://schemas.microsoft.com/office/word/2010/wordml" xmlns:w15="http://schemas.microsoft.com/office/word/2012/wordml" xmlns:w16cex="http://schemas.microsoft.com/office/word/2018/wordml/cex" xmlns:w16cid="http://schemas.microsoft.com/office/word/2016/wordml/cid" xmlns:w16="http://schemas.microsoft.com/office/word/2018/wordml" xmlns:w16sdtdh="http://schemas.microsoft.com/office/word/2020/wordml/sdtdatahash" xmlns:w16se="http://schemas.microsoft.com/office/word/2015/wordml/symex" mc:Ignorable="w14 w15 w16se w16cid w16 w16cex w16sdtdh">
+<w:styles xmlns:mc="http://schemas.openxmlformats.org/markup-compatibility/2006" xmlns:r="http://schemas.openxmlformats.org/officeDocument/2006/relationships" xmlns:w="http://schemas.openxmlformats.org/wordprocessingml/2006/main" xmlns:w14="http://schemas.microsoft.com/office/word/2010/wordml" xmlns:w15="http://schemas.microsoft.com/office/word/2012/wordml" xmlns:w16cex="http://schemas.microsoft.com/office/word/2018/wordml/cex" xmlns:w16cid="http://schemas.microsoft.com/office/word/2016/wordml/cid" xmlns:w16="http://schemas.microsoft.com/office/word/2018/wordml" xmlns:w16du="http://schemas.microsoft.com/office/word/2023/wordml/word16du" xmlns:w16sdtdh="http://schemas.microsoft.com/office/word/2020/wordml/sdtdatahash" xmlns:w16sdtfl="http://schemas.microsoft.com/office/word/2024/wordml/sdtformatlock" xmlns:w16se="http://schemas.microsoft.com/office/word/2015/wordml/symex" mc:Ignorable="w14 w15 w16se w16cid w16 w16cex w16sdtdh w16sdtfl w16du">
   <w:docDefaults>
     <w:rPrDefault>
       <w:rPr>
